--- a/ReportTemplate-SP1.docx
+++ b/ReportTemplate-SP1.docx
@@ -1344,6 +1344,457 @@
           <w:sz w:val="36"/>
           <w:szCs w:val="36"/>
         </w:rPr>
+        <w:t>Books and articles:</w:t>
+      </w:r>
+    </w:p>
+    <w:p>
+      <w:pPr>
+        <w:rPr>
+          <w:rFonts w:ascii="Helvetica Neue Thin" w:hAnsi="Helvetica Neue Thin"/>
+          <w:sz w:val="36"/>
+          <w:szCs w:val="36"/>
+        </w:rPr>
+      </w:pPr>
+      <w:r>
+        <w:rPr>
+          <w:rFonts w:ascii="Helvetica Neue Thin" w:hAnsi="Helvetica Neue Thin"/>
+          <w:sz w:val="36"/>
+          <w:szCs w:val="36"/>
+        </w:rPr>
+        <w:t>Robbins, J.N. (</w:t>
+      </w:r>
+      <w:r>
+        <w:rPr>
+          <w:rFonts w:ascii="Helvetica Neue Thin" w:hAnsi="Helvetica Neue Thin"/>
+          <w:sz w:val="36"/>
+          <w:szCs w:val="36"/>
+        </w:rPr>
+        <w:t xml:space="preserve">2018): </w:t>
+      </w:r>
+      <w:r>
+        <w:rPr>
+          <w:rFonts w:ascii="Helvetica Neue Thin" w:hAnsi="Helvetica Neue Thin"/>
+          <w:i/>
+          <w:iCs/>
+          <w:sz w:val="36"/>
+          <w:szCs w:val="36"/>
+        </w:rPr>
+        <w:t>Learning Web Design: A Beginner’s Guide to HTML, CSS, JavaScript, and Web Graphics</w:t>
+      </w:r>
+      <w:r>
+        <w:rPr>
+          <w:rFonts w:ascii="Helvetica Neue Thin" w:hAnsi="Helvetica Neue Thin"/>
+          <w:i/>
+          <w:iCs/>
+          <w:sz w:val="36"/>
+          <w:szCs w:val="36"/>
+        </w:rPr>
+        <w:t>, 5</w:t>
+      </w:r>
+      <w:r>
+        <w:rPr>
+          <w:rFonts w:ascii="Helvetica Neue Thin" w:hAnsi="Helvetica Neue Thin"/>
+          <w:i/>
+          <w:iCs/>
+          <w:sz w:val="36"/>
+          <w:szCs w:val="36"/>
+          <w:vertAlign w:val="superscript"/>
+        </w:rPr>
+        <w:t>th</w:t>
+      </w:r>
+      <w:r>
+        <w:rPr>
+          <w:rFonts w:ascii="Helvetica Neue Thin" w:hAnsi="Helvetica Neue Thin"/>
+          <w:i/>
+          <w:iCs/>
+          <w:sz w:val="36"/>
+          <w:szCs w:val="36"/>
+        </w:rPr>
+        <w:t xml:space="preserve"> Edition</w:t>
+      </w:r>
+      <w:r>
+        <w:rPr>
+          <w:rFonts w:ascii="Helvetica Neue Thin" w:hAnsi="Helvetica Neue Thin"/>
+          <w:sz w:val="36"/>
+          <w:szCs w:val="36"/>
+        </w:rPr>
+        <w:t xml:space="preserve">. </w:t>
+      </w:r>
+      <w:r>
+        <w:rPr>
+          <w:rFonts w:ascii="Helvetica Neue Thin" w:hAnsi="Helvetica Neue Thin"/>
+          <w:sz w:val="36"/>
+          <w:szCs w:val="36"/>
+        </w:rPr>
+        <w:t>O’Reilly Media Incl.</w:t>
+      </w:r>
+    </w:p>
+    <w:p>
+      <w:pPr>
+        <w:rPr>
+          <w:rFonts w:ascii="Helvetica Neue Thin" w:hAnsi="Helvetica Neue Thin"/>
+          <w:sz w:val="36"/>
+          <w:szCs w:val="36"/>
+        </w:rPr>
+      </w:pPr>
+    </w:p>
+    <w:p>
+      <w:pPr>
+        <w:rPr>
+          <w:rFonts w:ascii="Helvetica Neue Thin" w:hAnsi="Helvetica Neue Thin"/>
+          <w:sz w:val="36"/>
+          <w:szCs w:val="36"/>
+        </w:rPr>
+      </w:pPr>
+      <w:proofErr w:type="spellStart"/>
+      <w:r>
+        <w:rPr>
+          <w:rFonts w:ascii="Helvetica Neue Thin" w:hAnsi="Helvetica Neue Thin"/>
+          <w:sz w:val="36"/>
+          <w:szCs w:val="36"/>
+        </w:rPr>
+        <w:t>Youtube</w:t>
+      </w:r>
+      <w:proofErr w:type="spellEnd"/>
+      <w:r>
+        <w:rPr>
+          <w:rFonts w:ascii="Helvetica Neue Thin" w:hAnsi="Helvetica Neue Thin"/>
+          <w:sz w:val="36"/>
+          <w:szCs w:val="36"/>
+        </w:rPr>
+        <w:t>:</w:t>
+      </w:r>
+    </w:p>
+    <w:p>
+      <w:pPr>
+        <w:rPr>
+          <w:rFonts w:ascii="Helvetica Neue Thin" w:hAnsi="Helvetica Neue Thin"/>
+          <w:sz w:val="36"/>
+          <w:szCs w:val="36"/>
+        </w:rPr>
+      </w:pPr>
+      <w:r>
+        <w:rPr>
+          <w:rFonts w:ascii="Helvetica Neue Thin" w:hAnsi="Helvetica Neue Thin"/>
+          <w:sz w:val="36"/>
+          <w:szCs w:val="36"/>
+        </w:rPr>
+        <w:t xml:space="preserve">Mavi Design (2022): </w:t>
+      </w:r>
+      <w:r>
+        <w:rPr>
+          <w:rFonts w:ascii="Helvetica Neue Thin" w:hAnsi="Helvetica Neue Thin"/>
+          <w:i/>
+          <w:iCs/>
+          <w:sz w:val="36"/>
+          <w:szCs w:val="36"/>
+        </w:rPr>
+        <w:t>Create a Button a HOVER Functionally in 128 seconds (Figma Tu</w:t>
+      </w:r>
+      <w:r>
+        <w:rPr>
+          <w:rFonts w:ascii="Helvetica Neue Thin" w:hAnsi="Helvetica Neue Thin"/>
+          <w:i/>
+          <w:iCs/>
+          <w:sz w:val="36"/>
+          <w:szCs w:val="36"/>
+        </w:rPr>
+        <w:t>torial).</w:t>
+      </w:r>
+      <w:r>
+        <w:rPr>
+          <w:rFonts w:ascii="Helvetica Neue Thin" w:hAnsi="Helvetica Neue Thin"/>
+          <w:sz w:val="36"/>
+          <w:szCs w:val="36"/>
+        </w:rPr>
+        <w:t xml:space="preserve"> </w:t>
+      </w:r>
+      <w:hyperlink r:id="rId9" w:history="1">
+        <w:r>
+          <w:rPr>
+            <w:rStyle w:val="Hyperkobling"/>
+            <w:rFonts w:ascii="Helvetica Neue Thin" w:hAnsi="Helvetica Neue Thin"/>
+            <w:sz w:val="36"/>
+            <w:szCs w:val="36"/>
+          </w:rPr>
+          <w:t>https://www.youtube.com/watch?v=AHBEpMD2dZ0</w:t>
+        </w:r>
+      </w:hyperlink>
+      <w:r>
+        <w:rPr>
+          <w:rFonts w:ascii="Helvetica Neue Thin" w:hAnsi="Helvetica Neue Thin"/>
+          <w:sz w:val="36"/>
+          <w:szCs w:val="36"/>
+        </w:rPr>
+        <w:t xml:space="preserve"> </w:t>
+      </w:r>
+    </w:p>
+    <w:p>
+      <w:pPr>
+        <w:rPr>
+          <w:rFonts w:ascii="Helvetica Neue Thin" w:hAnsi="Helvetica Neue Thin"/>
+          <w:sz w:val="36"/>
+          <w:szCs w:val="36"/>
+        </w:rPr>
+      </w:pPr>
+      <w:r>
+        <w:rPr>
+          <w:rFonts w:ascii="Helvetica Neue Thin" w:hAnsi="Helvetica Neue Thin"/>
+          <w:sz w:val="36"/>
+          <w:szCs w:val="36"/>
+        </w:rPr>
+        <w:t xml:space="preserve"> </w:t>
+      </w:r>
+    </w:p>
+    <w:p>
+      <w:pPr>
+        <w:rPr>
+          <w:rFonts w:ascii="Helvetica Neue Thin" w:hAnsi="Helvetica Neue Thin"/>
+          <w:sz w:val="36"/>
+          <w:szCs w:val="36"/>
+        </w:rPr>
+      </w:pPr>
+    </w:p>
+    <w:p>
+      <w:pPr>
+        <w:rPr>
+          <w:rFonts w:ascii="Helvetica Neue Thin" w:hAnsi="Helvetica Neue Thin"/>
+          <w:sz w:val="36"/>
+          <w:szCs w:val="36"/>
+        </w:rPr>
+      </w:pPr>
+    </w:p>
+    <w:p>
+      <w:pPr>
+        <w:rPr>
+          <w:rFonts w:ascii="Helvetica Neue Thin" w:hAnsi="Helvetica Neue Thin"/>
+          <w:sz w:val="36"/>
+          <w:szCs w:val="36"/>
+        </w:rPr>
+      </w:pPr>
+    </w:p>
+    <w:p>
+      <w:pPr>
+        <w:rPr>
+          <w:rFonts w:ascii="Helvetica Neue Thin" w:hAnsi="Helvetica Neue Thin"/>
+          <w:sz w:val="36"/>
+          <w:szCs w:val="36"/>
+        </w:rPr>
+      </w:pPr>
+    </w:p>
+    <w:p>
+      <w:pPr>
+        <w:rPr>
+          <w:rFonts w:ascii="Helvetica Neue Thin" w:hAnsi="Helvetica Neue Thin"/>
+          <w:sz w:val="36"/>
+          <w:szCs w:val="36"/>
+        </w:rPr>
+      </w:pPr>
+    </w:p>
+    <w:p>
+      <w:pPr>
+        <w:rPr>
+          <w:rFonts w:ascii="Helvetica Neue Thin" w:hAnsi="Helvetica Neue Thin"/>
+          <w:sz w:val="36"/>
+          <w:szCs w:val="36"/>
+        </w:rPr>
+      </w:pPr>
+    </w:p>
+    <w:p>
+      <w:pPr>
+        <w:rPr>
+          <w:rFonts w:ascii="Helvetica Neue" w:hAnsi="Helvetica Neue"/>
+          <w:sz w:val="44"/>
+          <w:szCs w:val="44"/>
+        </w:rPr>
+      </w:pPr>
+    </w:p>
+    <w:p>
+      <w:pPr>
+        <w:rPr>
+          <w:rFonts w:ascii="Helvetica Neue" w:hAnsi="Helvetica Neue"/>
+          <w:sz w:val="44"/>
+          <w:szCs w:val="44"/>
+        </w:rPr>
+      </w:pPr>
+    </w:p>
+    <w:p>
+      <w:pPr>
+        <w:rPr>
+          <w:rFonts w:ascii="Helvetica Neue" w:hAnsi="Helvetica Neue"/>
+          <w:sz w:val="44"/>
+          <w:szCs w:val="44"/>
+        </w:rPr>
+      </w:pPr>
+    </w:p>
+    <w:p>
+      <w:pPr>
+        <w:rPr>
+          <w:rFonts w:ascii="Helvetica Neue" w:hAnsi="Helvetica Neue"/>
+          <w:sz w:val="44"/>
+          <w:szCs w:val="44"/>
+        </w:rPr>
+      </w:pPr>
+    </w:p>
+    <w:p>
+      <w:pPr>
+        <w:rPr>
+          <w:rFonts w:ascii="Helvetica Neue" w:hAnsi="Helvetica Neue"/>
+          <w:sz w:val="44"/>
+          <w:szCs w:val="44"/>
+        </w:rPr>
+      </w:pPr>
+    </w:p>
+    <w:p>
+      <w:pPr>
+        <w:rPr>
+          <w:rFonts w:ascii="Helvetica Neue" w:hAnsi="Helvetica Neue"/>
+          <w:sz w:val="44"/>
+          <w:szCs w:val="44"/>
+        </w:rPr>
+      </w:pPr>
+    </w:p>
+    <w:p>
+      <w:pPr>
+        <w:rPr>
+          <w:rFonts w:ascii="Helvetica Neue" w:hAnsi="Helvetica Neue"/>
+          <w:sz w:val="44"/>
+          <w:szCs w:val="44"/>
+        </w:rPr>
+      </w:pPr>
+    </w:p>
+    <w:p>
+      <w:pPr>
+        <w:rPr>
+          <w:rFonts w:ascii="Helvetica Neue" w:hAnsi="Helvetica Neue"/>
+          <w:sz w:val="44"/>
+          <w:szCs w:val="44"/>
+        </w:rPr>
+      </w:pPr>
+    </w:p>
+    <w:p>
+      <w:pPr>
+        <w:rPr>
+          <w:rFonts w:ascii="Helvetica Neue" w:hAnsi="Helvetica Neue"/>
+          <w:sz w:val="44"/>
+          <w:szCs w:val="44"/>
+        </w:rPr>
+      </w:pPr>
+    </w:p>
+    <w:p>
+      <w:pPr>
+        <w:rPr>
+          <w:rFonts w:ascii="Helvetica Neue" w:hAnsi="Helvetica Neue"/>
+          <w:sz w:val="44"/>
+          <w:szCs w:val="44"/>
+        </w:rPr>
+      </w:pPr>
+    </w:p>
+    <w:p>
+      <w:pPr>
+        <w:rPr>
+          <w:rFonts w:ascii="Helvetica Neue" w:hAnsi="Helvetica Neue"/>
+          <w:sz w:val="44"/>
+          <w:szCs w:val="44"/>
+        </w:rPr>
+      </w:pPr>
+    </w:p>
+    <w:p>
+      <w:pPr>
+        <w:rPr>
+          <w:rFonts w:ascii="Helvetica Neue" w:hAnsi="Helvetica Neue"/>
+          <w:sz w:val="44"/>
+          <w:szCs w:val="44"/>
+        </w:rPr>
+      </w:pPr>
+    </w:p>
+    <w:p>
+      <w:pPr>
+        <w:rPr>
+          <w:rFonts w:ascii="Helvetica Neue" w:hAnsi="Helvetica Neue"/>
+          <w:sz w:val="44"/>
+          <w:szCs w:val="44"/>
+        </w:rPr>
+      </w:pPr>
+    </w:p>
+    <w:p>
+      <w:pPr>
+        <w:rPr>
+          <w:rFonts w:ascii="Helvetica Neue" w:hAnsi="Helvetica Neue"/>
+          <w:sz w:val="44"/>
+          <w:szCs w:val="44"/>
+        </w:rPr>
+      </w:pPr>
+    </w:p>
+    <w:p>
+      <w:pPr>
+        <w:rPr>
+          <w:rFonts w:ascii="Helvetica Neue" w:hAnsi="Helvetica Neue"/>
+          <w:sz w:val="44"/>
+          <w:szCs w:val="44"/>
+        </w:rPr>
+      </w:pPr>
+    </w:p>
+    <w:p>
+      <w:pPr>
+        <w:rPr>
+          <w:rFonts w:ascii="Helvetica Neue" w:hAnsi="Helvetica Neue"/>
+          <w:sz w:val="44"/>
+          <w:szCs w:val="44"/>
+        </w:rPr>
+      </w:pPr>
+    </w:p>
+    <w:p>
+      <w:pPr>
+        <w:rPr>
+          <w:rFonts w:ascii="Helvetica Neue" w:hAnsi="Helvetica Neue"/>
+          <w:sz w:val="44"/>
+          <w:szCs w:val="44"/>
+        </w:rPr>
+      </w:pPr>
+    </w:p>
+    <w:p>
+      <w:pPr>
+        <w:rPr>
+          <w:rFonts w:ascii="Helvetica Neue" w:hAnsi="Helvetica Neue"/>
+          <w:sz w:val="44"/>
+          <w:szCs w:val="44"/>
+        </w:rPr>
+      </w:pPr>
+    </w:p>
+    <w:p>
+      <w:pPr>
+        <w:pStyle w:val="Overskrift1"/>
+      </w:pPr>
+      <w:bookmarkStart w:id="6" w:name="_Toc25064488"/>
+      <w:r>
+        <w:t>4. Acknowledgements</w:t>
+      </w:r>
+      <w:bookmarkEnd w:id="6"/>
+    </w:p>
+    <w:p>
+      <w:pPr>
+        <w:rPr>
+          <w:rFonts w:ascii="Helvetica Neue Thin" w:hAnsi="Helvetica Neue Thin"/>
+          <w:sz w:val="36"/>
+          <w:szCs w:val="36"/>
+        </w:rPr>
+      </w:pPr>
+    </w:p>
+    <w:p>
+      <w:pPr>
+        <w:rPr>
+          <w:rFonts w:ascii="Helvetica Neue Thin" w:hAnsi="Helvetica Neue Thin"/>
+          <w:sz w:val="36"/>
+          <w:szCs w:val="36"/>
+        </w:rPr>
+      </w:pPr>
+      <w:r>
+        <w:rPr>
+          <w:rFonts w:ascii="Helvetica Neue Thin" w:hAnsi="Helvetica Neue Thin"/>
+          <w:sz w:val="36"/>
+          <w:szCs w:val="36"/>
+        </w:rPr>
         <w:t>Start writing here</w:t>
       </w:r>
     </w:p>
@@ -1413,6 +1864,177 @@
     <w:p>
       <w:pPr>
         <w:rPr>
+          <w:rFonts w:ascii="Helvetica Neue Thin" w:hAnsi="Helvetica Neue Thin"/>
+          <w:sz w:val="36"/>
+          <w:szCs w:val="36"/>
+        </w:rPr>
+      </w:pPr>
+    </w:p>
+    <w:p>
+      <w:pPr>
+        <w:rPr>
+          <w:rFonts w:ascii="Helvetica Neue Thin" w:hAnsi="Helvetica Neue Thin"/>
+          <w:sz w:val="36"/>
+          <w:szCs w:val="36"/>
+        </w:rPr>
+      </w:pPr>
+    </w:p>
+    <w:p>
+      <w:pPr>
+        <w:rPr>
+          <w:rFonts w:ascii="Helvetica Neue Thin" w:hAnsi="Helvetica Neue Thin"/>
+          <w:sz w:val="36"/>
+          <w:szCs w:val="36"/>
+        </w:rPr>
+      </w:pPr>
+    </w:p>
+    <w:p>
+      <w:pPr>
+        <w:rPr>
+          <w:rFonts w:ascii="Helvetica Neue Thin" w:hAnsi="Helvetica Neue Thin"/>
+          <w:sz w:val="36"/>
+          <w:szCs w:val="36"/>
+        </w:rPr>
+      </w:pPr>
+    </w:p>
+    <w:p>
+      <w:pPr>
+        <w:rPr>
+          <w:rFonts w:ascii="Helvetica Neue Thin" w:hAnsi="Helvetica Neue Thin"/>
+          <w:sz w:val="36"/>
+          <w:szCs w:val="36"/>
+        </w:rPr>
+      </w:pPr>
+    </w:p>
+    <w:p>
+      <w:pPr>
+        <w:rPr>
+          <w:rFonts w:ascii="Helvetica Neue Thin" w:hAnsi="Helvetica Neue Thin"/>
+          <w:sz w:val="36"/>
+          <w:szCs w:val="36"/>
+        </w:rPr>
+      </w:pPr>
+    </w:p>
+    <w:p>
+      <w:pPr>
+        <w:rPr>
+          <w:rFonts w:ascii="Helvetica Neue Thin" w:hAnsi="Helvetica Neue Thin"/>
+          <w:sz w:val="36"/>
+          <w:szCs w:val="36"/>
+        </w:rPr>
+      </w:pPr>
+    </w:p>
+    <w:p>
+      <w:pPr>
+        <w:rPr>
+          <w:rFonts w:ascii="Helvetica Neue Thin" w:hAnsi="Helvetica Neue Thin"/>
+          <w:sz w:val="36"/>
+          <w:szCs w:val="36"/>
+        </w:rPr>
+      </w:pPr>
+    </w:p>
+    <w:p>
+      <w:pPr>
+        <w:rPr>
+          <w:rFonts w:ascii="Helvetica Neue Thin" w:hAnsi="Helvetica Neue Thin"/>
+          <w:sz w:val="36"/>
+          <w:szCs w:val="36"/>
+        </w:rPr>
+      </w:pPr>
+    </w:p>
+    <w:p>
+      <w:pPr>
+        <w:rPr>
+          <w:rFonts w:ascii="Helvetica Neue Thin" w:hAnsi="Helvetica Neue Thin"/>
+          <w:sz w:val="36"/>
+          <w:szCs w:val="36"/>
+        </w:rPr>
+      </w:pPr>
+    </w:p>
+    <w:p>
+      <w:pPr>
+        <w:rPr>
+          <w:rFonts w:ascii="Helvetica Neue Thin" w:hAnsi="Helvetica Neue Thin"/>
+          <w:sz w:val="36"/>
+          <w:szCs w:val="36"/>
+        </w:rPr>
+      </w:pPr>
+    </w:p>
+    <w:p>
+      <w:pPr>
+        <w:rPr>
+          <w:rFonts w:ascii="Helvetica Neue Thin" w:hAnsi="Helvetica Neue Thin"/>
+          <w:sz w:val="36"/>
+          <w:szCs w:val="36"/>
+        </w:rPr>
+      </w:pPr>
+    </w:p>
+    <w:p>
+      <w:pPr>
+        <w:rPr>
+          <w:rFonts w:ascii="Helvetica Neue Thin" w:hAnsi="Helvetica Neue Thin"/>
+          <w:sz w:val="36"/>
+          <w:szCs w:val="36"/>
+        </w:rPr>
+      </w:pPr>
+    </w:p>
+    <w:p>
+      <w:pPr>
+        <w:rPr>
+          <w:rFonts w:ascii="Helvetica Neue Thin" w:hAnsi="Helvetica Neue Thin"/>
+          <w:sz w:val="36"/>
+          <w:szCs w:val="36"/>
+        </w:rPr>
+      </w:pPr>
+    </w:p>
+    <w:p>
+      <w:pPr>
+        <w:rPr>
+          <w:rFonts w:ascii="Helvetica Neue Thin" w:hAnsi="Helvetica Neue Thin"/>
+          <w:sz w:val="36"/>
+          <w:szCs w:val="36"/>
+        </w:rPr>
+      </w:pPr>
+    </w:p>
+    <w:p>
+      <w:pPr>
+        <w:rPr>
+          <w:rFonts w:ascii="Helvetica Neue Thin" w:hAnsi="Helvetica Neue Thin"/>
+          <w:sz w:val="36"/>
+          <w:szCs w:val="36"/>
+        </w:rPr>
+      </w:pPr>
+    </w:p>
+    <w:p>
+      <w:pPr>
+        <w:rPr>
+          <w:rFonts w:ascii="Helvetica Neue Thin" w:hAnsi="Helvetica Neue Thin"/>
+          <w:sz w:val="36"/>
+          <w:szCs w:val="36"/>
+        </w:rPr>
+      </w:pPr>
+    </w:p>
+    <w:p>
+      <w:pPr>
+        <w:rPr>
+          <w:rFonts w:ascii="Helvetica Neue Thin" w:hAnsi="Helvetica Neue Thin"/>
+          <w:sz w:val="36"/>
+          <w:szCs w:val="36"/>
+        </w:rPr>
+      </w:pPr>
+    </w:p>
+    <w:p>
+      <w:pPr>
+        <w:rPr>
+          <w:rFonts w:ascii="Helvetica Neue Thin" w:hAnsi="Helvetica Neue Thin"/>
+          <w:sz w:val="36"/>
+          <w:szCs w:val="36"/>
+        </w:rPr>
+      </w:pPr>
+    </w:p>
+    <w:p>
+      <w:pPr>
+        <w:rPr>
           <w:rFonts w:ascii="Helvetica Neue" w:hAnsi="Helvetica Neue"/>
           <w:sz w:val="44"/>
           <w:szCs w:val="44"/>
@@ -1430,444 +2052,10 @@
     </w:p>
     <w:p>
       <w:pPr>
-        <w:rPr>
-          <w:rFonts w:ascii="Helvetica Neue" w:hAnsi="Helvetica Neue"/>
-          <w:sz w:val="44"/>
-          <w:szCs w:val="44"/>
-        </w:rPr>
-      </w:pPr>
-    </w:p>
-    <w:p>
-      <w:pPr>
-        <w:rPr>
-          <w:rFonts w:ascii="Helvetica Neue" w:hAnsi="Helvetica Neue"/>
-          <w:sz w:val="44"/>
-          <w:szCs w:val="44"/>
-        </w:rPr>
-      </w:pPr>
-    </w:p>
-    <w:p>
-      <w:pPr>
-        <w:rPr>
-          <w:rFonts w:ascii="Helvetica Neue" w:hAnsi="Helvetica Neue"/>
-          <w:sz w:val="44"/>
-          <w:szCs w:val="44"/>
-        </w:rPr>
-      </w:pPr>
-    </w:p>
-    <w:p>
-      <w:pPr>
-        <w:rPr>
-          <w:rFonts w:ascii="Helvetica Neue" w:hAnsi="Helvetica Neue"/>
-          <w:sz w:val="44"/>
-          <w:szCs w:val="44"/>
-        </w:rPr>
-      </w:pPr>
-    </w:p>
-    <w:p>
-      <w:pPr>
-        <w:rPr>
-          <w:rFonts w:ascii="Helvetica Neue" w:hAnsi="Helvetica Neue"/>
-          <w:sz w:val="44"/>
-          <w:szCs w:val="44"/>
-        </w:rPr>
-      </w:pPr>
-    </w:p>
-    <w:p>
-      <w:pPr>
-        <w:rPr>
-          <w:rFonts w:ascii="Helvetica Neue" w:hAnsi="Helvetica Neue"/>
-          <w:sz w:val="44"/>
-          <w:szCs w:val="44"/>
-        </w:rPr>
-      </w:pPr>
-    </w:p>
-    <w:p>
-      <w:pPr>
-        <w:rPr>
-          <w:rFonts w:ascii="Helvetica Neue" w:hAnsi="Helvetica Neue"/>
-          <w:sz w:val="44"/>
-          <w:szCs w:val="44"/>
-        </w:rPr>
-      </w:pPr>
-    </w:p>
-    <w:p>
-      <w:pPr>
-        <w:rPr>
-          <w:rFonts w:ascii="Helvetica Neue" w:hAnsi="Helvetica Neue"/>
-          <w:sz w:val="44"/>
-          <w:szCs w:val="44"/>
-        </w:rPr>
-      </w:pPr>
-    </w:p>
-    <w:p>
-      <w:pPr>
-        <w:rPr>
-          <w:rFonts w:ascii="Helvetica Neue" w:hAnsi="Helvetica Neue"/>
-          <w:sz w:val="44"/>
-          <w:szCs w:val="44"/>
-        </w:rPr>
-      </w:pPr>
-    </w:p>
-    <w:p>
-      <w:pPr>
-        <w:rPr>
-          <w:rFonts w:ascii="Helvetica Neue" w:hAnsi="Helvetica Neue"/>
-          <w:sz w:val="44"/>
-          <w:szCs w:val="44"/>
-        </w:rPr>
-      </w:pPr>
-    </w:p>
-    <w:p>
-      <w:pPr>
-        <w:rPr>
-          <w:rFonts w:ascii="Helvetica Neue" w:hAnsi="Helvetica Neue"/>
-          <w:sz w:val="44"/>
-          <w:szCs w:val="44"/>
-        </w:rPr>
-      </w:pPr>
-    </w:p>
-    <w:p>
-      <w:pPr>
-        <w:rPr>
-          <w:rFonts w:ascii="Helvetica Neue" w:hAnsi="Helvetica Neue"/>
-          <w:sz w:val="44"/>
-          <w:szCs w:val="44"/>
-        </w:rPr>
-      </w:pPr>
-    </w:p>
-    <w:p>
-      <w:pPr>
-        <w:rPr>
-          <w:rFonts w:ascii="Helvetica Neue" w:hAnsi="Helvetica Neue"/>
-          <w:sz w:val="44"/>
-          <w:szCs w:val="44"/>
-        </w:rPr>
-      </w:pPr>
-    </w:p>
-    <w:p>
-      <w:pPr>
-        <w:rPr>
-          <w:rFonts w:ascii="Helvetica Neue" w:hAnsi="Helvetica Neue"/>
-          <w:sz w:val="44"/>
-          <w:szCs w:val="44"/>
-        </w:rPr>
-      </w:pPr>
-    </w:p>
-    <w:p>
-      <w:pPr>
-        <w:rPr>
-          <w:rFonts w:ascii="Helvetica Neue" w:hAnsi="Helvetica Neue"/>
-          <w:sz w:val="44"/>
-          <w:szCs w:val="44"/>
-        </w:rPr>
-      </w:pPr>
-    </w:p>
-    <w:p>
-      <w:pPr>
-        <w:rPr>
-          <w:rFonts w:ascii="Helvetica Neue" w:hAnsi="Helvetica Neue"/>
-          <w:sz w:val="44"/>
-          <w:szCs w:val="44"/>
-        </w:rPr>
-      </w:pPr>
-    </w:p>
-    <w:p>
-      <w:pPr>
         <w:pStyle w:val="Overskrift1"/>
       </w:pPr>
-      <w:bookmarkStart w:id="6" w:name="_Toc25064488"/>
-      <w:r>
-        <w:lastRenderedPageBreak/>
-        <w:t>4. Acknowledgements</w:t>
-      </w:r>
-      <w:bookmarkEnd w:id="6"/>
-    </w:p>
-    <w:p>
-      <w:pPr>
-        <w:rPr>
-          <w:rFonts w:ascii="Helvetica Neue Thin" w:hAnsi="Helvetica Neue Thin"/>
-          <w:sz w:val="36"/>
-          <w:szCs w:val="36"/>
-        </w:rPr>
-      </w:pPr>
-    </w:p>
-    <w:p>
-      <w:pPr>
-        <w:rPr>
-          <w:rFonts w:ascii="Helvetica Neue Thin" w:hAnsi="Helvetica Neue Thin"/>
-          <w:sz w:val="36"/>
-          <w:szCs w:val="36"/>
-        </w:rPr>
-      </w:pPr>
-      <w:r>
-        <w:rPr>
-          <w:rFonts w:ascii="Helvetica Neue Thin" w:hAnsi="Helvetica Neue Thin"/>
-          <w:sz w:val="36"/>
-          <w:szCs w:val="36"/>
-        </w:rPr>
-        <w:t>Start writing here</w:t>
-      </w:r>
-    </w:p>
-    <w:p>
-      <w:pPr>
-        <w:rPr>
-          <w:rFonts w:ascii="Helvetica Neue Thin" w:hAnsi="Helvetica Neue Thin"/>
-          <w:sz w:val="36"/>
-          <w:szCs w:val="36"/>
-        </w:rPr>
-      </w:pPr>
-    </w:p>
-    <w:p>
-      <w:pPr>
-        <w:rPr>
-          <w:rFonts w:ascii="Helvetica Neue Thin" w:hAnsi="Helvetica Neue Thin"/>
-          <w:sz w:val="36"/>
-          <w:szCs w:val="36"/>
-        </w:rPr>
-      </w:pPr>
-    </w:p>
-    <w:p>
-      <w:pPr>
-        <w:rPr>
-          <w:rFonts w:ascii="Helvetica Neue Thin" w:hAnsi="Helvetica Neue Thin"/>
-          <w:sz w:val="36"/>
-          <w:szCs w:val="36"/>
-        </w:rPr>
-      </w:pPr>
-    </w:p>
-    <w:p>
-      <w:pPr>
-        <w:rPr>
-          <w:rFonts w:ascii="Helvetica Neue Thin" w:hAnsi="Helvetica Neue Thin"/>
-          <w:sz w:val="36"/>
-          <w:szCs w:val="36"/>
-        </w:rPr>
-      </w:pPr>
-    </w:p>
-    <w:p>
-      <w:pPr>
-        <w:rPr>
-          <w:rFonts w:ascii="Helvetica Neue Thin" w:hAnsi="Helvetica Neue Thin"/>
-          <w:sz w:val="36"/>
-          <w:szCs w:val="36"/>
-        </w:rPr>
-      </w:pPr>
-    </w:p>
-    <w:p>
-      <w:pPr>
-        <w:rPr>
-          <w:rFonts w:ascii="Helvetica Neue Thin" w:hAnsi="Helvetica Neue Thin"/>
-          <w:sz w:val="36"/>
-          <w:szCs w:val="36"/>
-        </w:rPr>
-      </w:pPr>
-    </w:p>
-    <w:p>
-      <w:pPr>
-        <w:rPr>
-          <w:rFonts w:ascii="Helvetica Neue Thin" w:hAnsi="Helvetica Neue Thin"/>
-          <w:sz w:val="36"/>
-          <w:szCs w:val="36"/>
-        </w:rPr>
-      </w:pPr>
-    </w:p>
-    <w:p>
-      <w:pPr>
-        <w:rPr>
-          <w:rFonts w:ascii="Helvetica Neue Thin" w:hAnsi="Helvetica Neue Thin"/>
-          <w:sz w:val="36"/>
-          <w:szCs w:val="36"/>
-        </w:rPr>
-      </w:pPr>
-    </w:p>
-    <w:p>
-      <w:pPr>
-        <w:rPr>
-          <w:rFonts w:ascii="Helvetica Neue Thin" w:hAnsi="Helvetica Neue Thin"/>
-          <w:sz w:val="36"/>
-          <w:szCs w:val="36"/>
-        </w:rPr>
-      </w:pPr>
-    </w:p>
-    <w:p>
-      <w:pPr>
-        <w:rPr>
-          <w:rFonts w:ascii="Helvetica Neue Thin" w:hAnsi="Helvetica Neue Thin"/>
-          <w:sz w:val="36"/>
-          <w:szCs w:val="36"/>
-        </w:rPr>
-      </w:pPr>
-    </w:p>
-    <w:p>
-      <w:pPr>
-        <w:rPr>
-          <w:rFonts w:ascii="Helvetica Neue Thin" w:hAnsi="Helvetica Neue Thin"/>
-          <w:sz w:val="36"/>
-          <w:szCs w:val="36"/>
-        </w:rPr>
-      </w:pPr>
-    </w:p>
-    <w:p>
-      <w:pPr>
-        <w:rPr>
-          <w:rFonts w:ascii="Helvetica Neue Thin" w:hAnsi="Helvetica Neue Thin"/>
-          <w:sz w:val="36"/>
-          <w:szCs w:val="36"/>
-        </w:rPr>
-      </w:pPr>
-    </w:p>
-    <w:p>
-      <w:pPr>
-        <w:rPr>
-          <w:rFonts w:ascii="Helvetica Neue Thin" w:hAnsi="Helvetica Neue Thin"/>
-          <w:sz w:val="36"/>
-          <w:szCs w:val="36"/>
-        </w:rPr>
-      </w:pPr>
-    </w:p>
-    <w:p>
-      <w:pPr>
-        <w:rPr>
-          <w:rFonts w:ascii="Helvetica Neue Thin" w:hAnsi="Helvetica Neue Thin"/>
-          <w:sz w:val="36"/>
-          <w:szCs w:val="36"/>
-        </w:rPr>
-      </w:pPr>
-    </w:p>
-    <w:p>
-      <w:pPr>
-        <w:rPr>
-          <w:rFonts w:ascii="Helvetica Neue Thin" w:hAnsi="Helvetica Neue Thin"/>
-          <w:sz w:val="36"/>
-          <w:szCs w:val="36"/>
-        </w:rPr>
-      </w:pPr>
-    </w:p>
-    <w:p>
-      <w:pPr>
-        <w:rPr>
-          <w:rFonts w:ascii="Helvetica Neue Thin" w:hAnsi="Helvetica Neue Thin"/>
-          <w:sz w:val="36"/>
-          <w:szCs w:val="36"/>
-        </w:rPr>
-      </w:pPr>
-    </w:p>
-    <w:p>
-      <w:pPr>
-        <w:rPr>
-          <w:rFonts w:ascii="Helvetica Neue Thin" w:hAnsi="Helvetica Neue Thin"/>
-          <w:sz w:val="36"/>
-          <w:szCs w:val="36"/>
-        </w:rPr>
-      </w:pPr>
-    </w:p>
-    <w:p>
-      <w:pPr>
-        <w:rPr>
-          <w:rFonts w:ascii="Helvetica Neue Thin" w:hAnsi="Helvetica Neue Thin"/>
-          <w:sz w:val="36"/>
-          <w:szCs w:val="36"/>
-        </w:rPr>
-      </w:pPr>
-    </w:p>
-    <w:p>
-      <w:pPr>
-        <w:rPr>
-          <w:rFonts w:ascii="Helvetica Neue Thin" w:hAnsi="Helvetica Neue Thin"/>
-          <w:sz w:val="36"/>
-          <w:szCs w:val="36"/>
-        </w:rPr>
-      </w:pPr>
-    </w:p>
-    <w:p>
-      <w:pPr>
-        <w:rPr>
-          <w:rFonts w:ascii="Helvetica Neue Thin" w:hAnsi="Helvetica Neue Thin"/>
-          <w:sz w:val="36"/>
-          <w:szCs w:val="36"/>
-        </w:rPr>
-      </w:pPr>
-    </w:p>
-    <w:p>
-      <w:pPr>
-        <w:rPr>
-          <w:rFonts w:ascii="Helvetica Neue Thin" w:hAnsi="Helvetica Neue Thin"/>
-          <w:sz w:val="36"/>
-          <w:szCs w:val="36"/>
-        </w:rPr>
-      </w:pPr>
-    </w:p>
-    <w:p>
-      <w:pPr>
-        <w:rPr>
-          <w:rFonts w:ascii="Helvetica Neue Thin" w:hAnsi="Helvetica Neue Thin"/>
-          <w:sz w:val="36"/>
-          <w:szCs w:val="36"/>
-        </w:rPr>
-      </w:pPr>
-    </w:p>
-    <w:p>
-      <w:pPr>
-        <w:rPr>
-          <w:rFonts w:ascii="Helvetica Neue Thin" w:hAnsi="Helvetica Neue Thin"/>
-          <w:sz w:val="36"/>
-          <w:szCs w:val="36"/>
-        </w:rPr>
-      </w:pPr>
-    </w:p>
-    <w:p>
-      <w:pPr>
-        <w:rPr>
-          <w:rFonts w:ascii="Helvetica Neue Thin" w:hAnsi="Helvetica Neue Thin"/>
-          <w:sz w:val="36"/>
-          <w:szCs w:val="36"/>
-        </w:rPr>
-      </w:pPr>
-    </w:p>
-    <w:p>
-      <w:pPr>
-        <w:rPr>
-          <w:rFonts w:ascii="Helvetica Neue Thin" w:hAnsi="Helvetica Neue Thin"/>
-          <w:sz w:val="36"/>
-          <w:szCs w:val="36"/>
-        </w:rPr>
-      </w:pPr>
-    </w:p>
-    <w:p>
-      <w:pPr>
-        <w:rPr>
-          <w:rFonts w:ascii="Helvetica Neue Thin" w:hAnsi="Helvetica Neue Thin"/>
-          <w:sz w:val="36"/>
-          <w:szCs w:val="36"/>
-        </w:rPr>
-      </w:pPr>
-    </w:p>
-    <w:p>
-      <w:pPr>
-        <w:rPr>
-          <w:rFonts w:ascii="Helvetica Neue" w:hAnsi="Helvetica Neue"/>
-          <w:sz w:val="44"/>
-          <w:szCs w:val="44"/>
-        </w:rPr>
-      </w:pPr>
-    </w:p>
-    <w:p>
-      <w:pPr>
-        <w:rPr>
-          <w:rFonts w:ascii="Helvetica Neue" w:hAnsi="Helvetica Neue"/>
-          <w:sz w:val="44"/>
-          <w:szCs w:val="44"/>
-        </w:rPr>
-      </w:pPr>
-    </w:p>
-    <w:p>
-      <w:pPr>
-        <w:pStyle w:val="Overskrift1"/>
-      </w:pPr>
       <w:bookmarkStart w:id="7" w:name="_Toc25064489"/>
       <w:r>
-        <w:lastRenderedPageBreak/>
         <w:t>5. Appendices</w:t>
       </w:r>
       <w:bookmarkEnd w:id="7"/>
@@ -1938,7 +2126,7 @@
       </w:pPr>
     </w:p>
     <w:sectPr>
-      <w:footerReference w:type="default" r:id="rId9"/>
+      <w:footerReference w:type="default" r:id="rId10"/>
       <w:pgSz w:w="11900" w:h="16840"/>
       <w:pgMar w:top="1160" w:right="1440" w:bottom="1440" w:left="1440" w:header="708" w:footer="708" w:gutter="0"/>
       <w:cols w:space="708"/>
@@ -2695,6 +2883,18 @@
       <w:lang w:val="en-US"/>
     </w:rPr>
   </w:style>
+  <w:style w:type="character" w:styleId="Ulstomtale">
+    <w:name w:val="Unresolved Mention"/>
+    <w:basedOn w:val="Standardskriftforavsnitt"/>
+    <w:uiPriority w:val="99"/>
+    <w:semiHidden/>
+    <w:unhideWhenUsed/>
+    <w:rsid w:val="003C17A5"/>
+    <w:rPr>
+      <w:color w:val="605E5C"/>
+      <w:shd w:val="clear" w:color="auto" w:fill="E1DFDD"/>
+    </w:rPr>
+  </w:style>
 </w:styles>
 </file>
 

--- a/ReportTemplate-SP1.docx
+++ b/ReportTemplate-SP1.docx
@@ -747,19 +747,170 @@
     </w:p>
     <w:p>
       <w:pPr>
-        <w:rPr>
-          <w:rFonts w:ascii="Helvetica Neue Thin" w:hAnsi="Helvetica Neue Thin"/>
-          <w:sz w:val="36"/>
-          <w:szCs w:val="36"/>
-        </w:rPr>
-      </w:pPr>
-      <w:r>
-        <w:rPr>
-          <w:rFonts w:ascii="Helvetica Neue Thin" w:hAnsi="Helvetica Neue Thin"/>
-          <w:sz w:val="36"/>
-          <w:szCs w:val="36"/>
-        </w:rPr>
-        <w:t>Start writing here</w:t>
+        <w:spacing w:line="360" w:lineRule="auto"/>
+        <w:rPr>
+          <w:rFonts w:ascii="Helvetica Neue Thin" w:hAnsi="Helvetica Neue Thin"/>
+        </w:rPr>
+      </w:pPr>
+      <w:r>
+        <w:rPr>
+          <w:rFonts w:ascii="Helvetica Neue Thin" w:hAnsi="Helvetica Neue Thin"/>
+        </w:rPr>
+        <w:t xml:space="preserve">This </w:t>
+      </w:r>
+      <w:r>
+        <w:rPr>
+          <w:rFonts w:ascii="Helvetica Neue Thin" w:hAnsi="Helvetica Neue Thin"/>
+        </w:rPr>
+        <w:t xml:space="preserve">report </w:t>
+      </w:r>
+      <w:r>
+        <w:rPr>
+          <w:rFonts w:ascii="Helvetica Neue Thin" w:hAnsi="Helvetica Neue Thin"/>
+        </w:rPr>
+        <w:t xml:space="preserve">presents the development of a </w:t>
+      </w:r>
+      <w:r>
+        <w:rPr>
+          <w:rFonts w:ascii="Helvetica Neue Thin" w:hAnsi="Helvetica Neue Thin"/>
+        </w:rPr>
+        <w:t xml:space="preserve">responsive website for the new opening museum in </w:t>
+      </w:r>
+      <w:r>
+        <w:rPr>
+          <w:rFonts w:ascii="Helvetica Neue Thin" w:hAnsi="Helvetica Neue Thin"/>
+        </w:rPr>
+        <w:t>town;</w:t>
+      </w:r>
+      <w:r>
+        <w:rPr>
+          <w:rFonts w:ascii="Helvetica Neue Thin" w:hAnsi="Helvetica Neue Thin"/>
+        </w:rPr>
+        <w:t xml:space="preserve"> </w:t>
+      </w:r>
+      <w:r>
+        <w:rPr>
+          <w:rFonts w:ascii="Helvetica Neue Thin" w:hAnsi="Helvetica Neue Thin"/>
+          <w:i/>
+          <w:iCs/>
+        </w:rPr>
+        <w:t>the Community Science Museum</w:t>
+      </w:r>
+      <w:r>
+        <w:rPr>
+          <w:rFonts w:ascii="Helvetica Neue Thin" w:hAnsi="Helvetica Neue Thin"/>
+        </w:rPr>
+        <w:t>,</w:t>
+      </w:r>
+      <w:r>
+        <w:rPr>
+          <w:rFonts w:ascii="Helvetica Neue Thin" w:hAnsi="Helvetica Neue Thin"/>
+        </w:rPr>
+        <w:t xml:space="preserve"> created as part of the Frontend Development course. </w:t>
+      </w:r>
+      <w:r>
+        <w:rPr>
+          <w:rFonts w:ascii="Helvetica Neue Thin" w:hAnsi="Helvetica Neue Thin"/>
+        </w:rPr>
+        <w:t>The purpose of the project was to create a</w:t>
+      </w:r>
+      <w:r>
+        <w:rPr>
+          <w:rFonts w:ascii="Helvetica Neue Thin" w:hAnsi="Helvetica Neue Thin"/>
+        </w:rPr>
+        <w:t>n educational and visually appealing platform that encourages children and families to explore science through digital media. The development process followed a structured workflow that included research</w:t>
+      </w:r>
+      <w:r>
+        <w:rPr>
+          <w:rFonts w:ascii="Helvetica Neue Thin" w:hAnsi="Helvetica Neue Thin"/>
+        </w:rPr>
+        <w:t xml:space="preserve">, wireframing, visual design, and implementation. </w:t>
+      </w:r>
+    </w:p>
+    <w:p>
+      <w:pPr>
+        <w:spacing w:line="360" w:lineRule="auto"/>
+        <w:rPr>
+          <w:rFonts w:ascii="Helvetica Neue Thin" w:hAnsi="Helvetica Neue Thin"/>
+        </w:rPr>
+      </w:pPr>
+      <w:r>
+        <w:rPr>
+          <w:rFonts w:ascii="Helvetica Neue Thin" w:hAnsi="Helvetica Neue Thin"/>
+        </w:rPr>
+        <w:t xml:space="preserve">The website </w:t>
+      </w:r>
+      <w:r>
+        <w:rPr>
+          <w:rFonts w:ascii="Helvetica Neue Thin" w:hAnsi="Helvetica Neue Thin"/>
+        </w:rPr>
+        <w:t>was built using mainly HTML and CSS, and JavaScript on some of the function</w:t>
+      </w:r>
+      <w:r>
+        <w:rPr>
+          <w:rFonts w:ascii="Helvetica Neue Thin" w:hAnsi="Helvetica Neue Thin"/>
+        </w:rPr>
+        <w:t xml:space="preserve">, with focus on accessibility, responsive layout, and user experience. </w:t>
+      </w:r>
+      <w:r>
+        <w:rPr>
+          <w:rFonts w:ascii="Helvetica Neue Thin" w:hAnsi="Helvetica Neue Thin"/>
+        </w:rPr>
+        <w:t xml:space="preserve">It includes sections such as </w:t>
+      </w:r>
+      <w:r>
+        <w:rPr>
+          <w:rFonts w:ascii="Helvetica Neue Thin" w:hAnsi="Helvetica Neue Thin"/>
+          <w:i/>
+          <w:iCs/>
+        </w:rPr>
+        <w:t>“Exhibitions”</w:t>
+      </w:r>
+      <w:r>
+        <w:rPr>
+          <w:rFonts w:ascii="Helvetica Neue Thin" w:hAnsi="Helvetica Neue Thin"/>
+        </w:rPr>
+        <w:t>, “</w:t>
+      </w:r>
+      <w:r>
+        <w:rPr>
+          <w:rFonts w:ascii="Helvetica Neue Thin" w:hAnsi="Helvetica Neue Thin"/>
+          <w:i/>
+          <w:iCs/>
+        </w:rPr>
+        <w:t>Visit Us</w:t>
+      </w:r>
+      <w:r>
+        <w:rPr>
+          <w:rFonts w:ascii="Helvetica Neue Thin" w:hAnsi="Helvetica Neue Thin"/>
+        </w:rPr>
+        <w:t>”, and “</w:t>
+      </w:r>
+      <w:r>
+        <w:rPr>
+          <w:rFonts w:ascii="Helvetica Neue Thin" w:hAnsi="Helvetica Neue Thin"/>
+          <w:i/>
+          <w:iCs/>
+        </w:rPr>
+        <w:t>Get Involved</w:t>
+      </w:r>
+      <w:r>
+        <w:rPr>
+          <w:rFonts w:ascii="Helvetica Neue Thin" w:hAnsi="Helvetica Neue Thin"/>
+        </w:rPr>
+        <w:t xml:space="preserve">,” designed to guide visitors intuitively through the site. </w:t>
+      </w:r>
+      <w:r>
+        <w:rPr>
+          <w:rFonts w:ascii="Helvetica Neue Thin" w:hAnsi="Helvetica Neue Thin"/>
+        </w:rPr>
+        <w:t xml:space="preserve">The design emphasizes simplicity, consistent navigation, and engaging content presentation. </w:t>
+      </w:r>
+      <w:r>
+        <w:rPr>
+          <w:rFonts w:ascii="Helvetica Neue Thin" w:hAnsi="Helvetica Neue Thin"/>
+        </w:rPr>
+        <w:t xml:space="preserve"> </w:t>
       </w:r>
     </w:p>
     <w:p>
@@ -782,96 +933,6 @@
         </w:rPr>
         <w:t xml:space="preserve"> </w:t>
       </w:r>
-    </w:p>
-    <w:p>
-      <w:pPr>
-        <w:rPr>
-          <w:rFonts w:ascii="Helvetica Neue Thin" w:hAnsi="Helvetica Neue Thin"/>
-          <w:sz w:val="36"/>
-          <w:szCs w:val="36"/>
-        </w:rPr>
-      </w:pPr>
-    </w:p>
-    <w:p>
-      <w:pPr>
-        <w:rPr>
-          <w:rFonts w:ascii="Helvetica Neue Thin" w:hAnsi="Helvetica Neue Thin"/>
-          <w:sz w:val="36"/>
-          <w:szCs w:val="36"/>
-        </w:rPr>
-      </w:pPr>
-    </w:p>
-    <w:p>
-      <w:pPr>
-        <w:rPr>
-          <w:rFonts w:ascii="Helvetica Neue Thin" w:hAnsi="Helvetica Neue Thin"/>
-          <w:sz w:val="36"/>
-          <w:szCs w:val="36"/>
-        </w:rPr>
-      </w:pPr>
-    </w:p>
-    <w:p>
-      <w:pPr>
-        <w:rPr>
-          <w:rFonts w:ascii="Helvetica Neue Thin" w:hAnsi="Helvetica Neue Thin"/>
-          <w:sz w:val="36"/>
-          <w:szCs w:val="36"/>
-        </w:rPr>
-      </w:pPr>
-    </w:p>
-    <w:p>
-      <w:pPr>
-        <w:rPr>
-          <w:rFonts w:ascii="Helvetica Neue Thin" w:hAnsi="Helvetica Neue Thin"/>
-          <w:sz w:val="36"/>
-          <w:szCs w:val="36"/>
-        </w:rPr>
-      </w:pPr>
-    </w:p>
-    <w:p>
-      <w:pPr>
-        <w:rPr>
-          <w:rFonts w:ascii="Helvetica Neue Thin" w:hAnsi="Helvetica Neue Thin"/>
-          <w:sz w:val="36"/>
-          <w:szCs w:val="36"/>
-        </w:rPr>
-      </w:pPr>
-    </w:p>
-    <w:p>
-      <w:pPr>
-        <w:rPr>
-          <w:rFonts w:ascii="Helvetica Neue Thin" w:hAnsi="Helvetica Neue Thin"/>
-          <w:sz w:val="36"/>
-          <w:szCs w:val="36"/>
-        </w:rPr>
-      </w:pPr>
-    </w:p>
-    <w:p>
-      <w:pPr>
-        <w:rPr>
-          <w:rFonts w:ascii="Helvetica Neue Thin" w:hAnsi="Helvetica Neue Thin"/>
-          <w:sz w:val="36"/>
-          <w:szCs w:val="36"/>
-        </w:rPr>
-      </w:pPr>
-    </w:p>
-    <w:p>
-      <w:pPr>
-        <w:rPr>
-          <w:rFonts w:ascii="Helvetica Neue Thin" w:hAnsi="Helvetica Neue Thin"/>
-          <w:sz w:val="36"/>
-          <w:szCs w:val="36"/>
-        </w:rPr>
-      </w:pPr>
-    </w:p>
-    <w:p>
-      <w:pPr>
-        <w:rPr>
-          <w:rFonts w:ascii="Helvetica Neue Thin" w:hAnsi="Helvetica Neue Thin"/>
-          <w:sz w:val="36"/>
-          <w:szCs w:val="36"/>
-        </w:rPr>
-      </w:pPr>
     </w:p>
     <w:p>
       <w:pPr>

--- a/ReportTemplate-SP1.docx
+++ b/ReportTemplate-SP1.docx
@@ -42,7 +42,7 @@
                     </pic:cNvPicPr>
                   </pic:nvPicPr>
                   <pic:blipFill>
-                    <a:blip r:embed="rId7" cstate="print">
+                    <a:blip r:embed="rId8" cstate="print">
                       <a:extLst>
                         <a:ext uri="{28A0092B-C50C-407E-A947-70E740481C1C}">
                           <a14:useLocalDpi xmlns:a14="http://schemas.microsoft.com/office/drawing/2010/main" val="0"/>
@@ -226,7 +226,7 @@
                     </pic:cNvPicPr>
                   </pic:nvPicPr>
                   <pic:blipFill>
-                    <a:blip r:embed="rId8" cstate="print">
+                    <a:blip r:embed="rId9" cstate="print">
                       <a:extLst>
                         <a:ext uri="{28A0092B-C50C-407E-A947-70E740481C1C}">
                           <a14:useLocalDpi xmlns:a14="http://schemas.microsoft.com/office/drawing/2010/main" val="0"/>
@@ -402,7 +402,12 @@
               <w:tab w:val="right" w:leader="dot" w:pos="9010"/>
             </w:tabs>
             <w:rPr>
-              <w:rStyle w:val="Hyperkobling"/>
+              <w:rFonts w:eastAsiaTheme="minorEastAsia"/>
+              <w:noProof/>
+              <w:kern w:val="2"/>
+              <w:szCs w:val="30"/>
+              <w:lang w:val="nb-NO" w:eastAsia="nb-NO" w:bidi="th-TH"/>
+              <w14:ligatures w14:val="standardContextual"/>
             </w:rPr>
           </w:pPr>
           <w:r>
@@ -414,132 +419,133 @@
           <w:r>
             <w:fldChar w:fldCharType="separate"/>
           </w:r>
-          <w:hyperlink w:anchor="_Toc25064482" w:history="1">
+          <w:hyperlink w:anchor="_Toc215081186" w:history="1">
             <w:r>
               <w:rPr>
                 <w:rStyle w:val="Hyperkobling"/>
+                <w:noProof/>
               </w:rPr>
               <w:t>1. Summary</w:t>
             </w:r>
             <w:r>
+              <w:rPr>
+                <w:noProof/>
+                <w:webHidden/>
+              </w:rPr>
               <w:tab/>
             </w:r>
             <w:r>
+              <w:rPr>
+                <w:noProof/>
+                <w:webHidden/>
+              </w:rPr>
               <w:fldChar w:fldCharType="begin"/>
             </w:r>
             <w:r>
-              <w:instrText xml:space="preserve"> PAGEREF _Toc25064482 \h </w:instrText>
-            </w:r>
-            <w:r>
+              <w:rPr>
+                <w:noProof/>
+                <w:webHidden/>
+              </w:rPr>
+              <w:instrText xml:space="preserve"> PAGEREF _Toc215081186 \h </w:instrText>
+            </w:r>
+            <w:r>
+              <w:rPr>
+                <w:noProof/>
+                <w:webHidden/>
+              </w:rPr>
+            </w:r>
+            <w:r>
+              <w:rPr>
+                <w:noProof/>
+                <w:webHidden/>
+              </w:rPr>
               <w:fldChar w:fldCharType="separate"/>
             </w:r>
             <w:r>
+              <w:rPr>
+                <w:noProof/>
+                <w:webHidden/>
+              </w:rPr>
               <w:t>3</w:t>
             </w:r>
             <w:r>
+              <w:rPr>
+                <w:noProof/>
+                <w:webHidden/>
+              </w:rPr>
               <w:fldChar w:fldCharType="end"/>
             </w:r>
           </w:hyperlink>
         </w:p>
-        <w:p/>
         <w:p>
           <w:pPr>
             <w:pStyle w:val="INNH1"/>
             <w:tabs>
               <w:tab w:val="right" w:leader="dot" w:pos="9010"/>
             </w:tabs>
+            <w:rPr>
+              <w:rFonts w:eastAsiaTheme="minorEastAsia"/>
+              <w:noProof/>
+              <w:kern w:val="2"/>
+              <w:szCs w:val="30"/>
+              <w:lang w:val="nb-NO" w:eastAsia="nb-NO" w:bidi="th-TH"/>
+              <w14:ligatures w14:val="standardContextual"/>
+            </w:rPr>
           </w:pPr>
-          <w:hyperlink w:anchor="_Toc25064483" w:history="1">
+          <w:hyperlink w:anchor="_Toc215081187" w:history="1">
             <w:r>
               <w:rPr>
                 <w:rStyle w:val="Hyperkobling"/>
+                <w:noProof/>
               </w:rPr>
               <w:t>2. Body</w:t>
             </w:r>
             <w:r>
+              <w:rPr>
+                <w:noProof/>
+                <w:webHidden/>
+              </w:rPr>
               <w:tab/>
             </w:r>
             <w:r>
+              <w:rPr>
+                <w:noProof/>
+                <w:webHidden/>
+              </w:rPr>
               <w:fldChar w:fldCharType="begin"/>
             </w:r>
             <w:r>
-              <w:instrText xml:space="preserve"> PAGEREF _Toc25064483 \h </w:instrText>
-            </w:r>
-            <w:r>
+              <w:rPr>
+                <w:noProof/>
+                <w:webHidden/>
+              </w:rPr>
+              <w:instrText xml:space="preserve"> PAGEREF _Toc215081187 \h </w:instrText>
+            </w:r>
+            <w:r>
+              <w:rPr>
+                <w:noProof/>
+                <w:webHidden/>
+              </w:rPr>
+            </w:r>
+            <w:r>
+              <w:rPr>
+                <w:noProof/>
+                <w:webHidden/>
+              </w:rPr>
               <w:fldChar w:fldCharType="separate"/>
             </w:r>
             <w:r>
+              <w:rPr>
+                <w:noProof/>
+                <w:webHidden/>
+              </w:rPr>
               <w:t>4</w:t>
             </w:r>
             <w:r>
-              <w:fldChar w:fldCharType="end"/>
-            </w:r>
-          </w:hyperlink>
-        </w:p>
-        <w:p>
-          <w:pPr>
-            <w:pStyle w:val="INNH2"/>
-            <w:tabs>
-              <w:tab w:val="right" w:leader="dot" w:pos="9010"/>
-            </w:tabs>
-          </w:pPr>
-          <w:hyperlink w:anchor="_Toc25064484" w:history="1">
-            <w:r>
-              <w:rPr>
-                <w:rStyle w:val="Hyperkobling"/>
-              </w:rPr>
-              <w:t>2.1. Introduction</w:t>
-            </w:r>
-            <w:r>
-              <w:tab/>
-            </w:r>
-            <w:r>
-              <w:fldChar w:fldCharType="begin"/>
-            </w:r>
-            <w:r>
-              <w:instrText xml:space="preserve"> PAGEREF _Toc25064484 \h </w:instrText>
-            </w:r>
-            <w:r>
-              <w:fldChar w:fldCharType="separate"/>
-            </w:r>
-            <w:r>
-              <w:t>4</w:t>
-            </w:r>
-            <w:r>
-              <w:fldChar w:fldCharType="end"/>
-            </w:r>
-          </w:hyperlink>
-        </w:p>
-        <w:p>
-          <w:pPr>
-            <w:pStyle w:val="INNH2"/>
-            <w:tabs>
-              <w:tab w:val="right" w:leader="dot" w:pos="9010"/>
-            </w:tabs>
-          </w:pPr>
-          <w:hyperlink w:anchor="_Toc25064485" w:history="1">
-            <w:r>
-              <w:rPr>
-                <w:rStyle w:val="Hyperkobling"/>
-              </w:rPr>
-              <w:t>2.2. Main section of report</w:t>
-            </w:r>
-            <w:r>
-              <w:tab/>
-            </w:r>
-            <w:r>
-              <w:fldChar w:fldCharType="begin"/>
-            </w:r>
-            <w:r>
-              <w:instrText xml:space="preserve"> PAGEREF _Toc25064485 \h </w:instrText>
-            </w:r>
-            <w:r>
-              <w:fldChar w:fldCharType="separate"/>
-            </w:r>
-            <w:r>
-              <w:t>4</w:t>
-            </w:r>
-            <w:r>
+              <w:rPr>
+                <w:noProof/>
+                <w:webHidden/>
+              </w:rPr>
               <w:fldChar w:fldCharType="end"/>
             </w:r>
           </w:hyperlink>
@@ -551,37 +557,583 @@
               <w:tab w:val="right" w:leader="dot" w:pos="9010"/>
             </w:tabs>
             <w:rPr>
-              <w:rStyle w:val="Hyperkobling"/>
+              <w:rFonts w:eastAsiaTheme="minorEastAsia"/>
+              <w:noProof/>
+              <w:kern w:val="2"/>
+              <w:szCs w:val="30"/>
+              <w:lang w:val="nb-NO" w:eastAsia="nb-NO" w:bidi="th-TH"/>
+              <w14:ligatures w14:val="standardContextual"/>
             </w:rPr>
           </w:pPr>
-          <w:hyperlink w:anchor="_Toc25064486" w:history="1">
+          <w:hyperlink w:anchor="_Toc215081188" w:history="1">
             <w:r>
               <w:rPr>
                 <w:rStyle w:val="Hyperkobling"/>
-              </w:rPr>
-              <w:t>2.3. Conclusion</w:t>
-            </w:r>
-            <w:r>
+                <w:noProof/>
+              </w:rPr>
+              <w:t>2.1. Introduction</w:t>
+            </w:r>
+            <w:r>
+              <w:rPr>
+                <w:noProof/>
+                <w:webHidden/>
+              </w:rPr>
               <w:tab/>
             </w:r>
             <w:r>
+              <w:rPr>
+                <w:noProof/>
+                <w:webHidden/>
+              </w:rPr>
               <w:fldChar w:fldCharType="begin"/>
             </w:r>
             <w:r>
-              <w:instrText xml:space="preserve"> PAGEREF _Toc25064486 \h </w:instrText>
-            </w:r>
-            <w:r>
+              <w:rPr>
+                <w:noProof/>
+                <w:webHidden/>
+              </w:rPr>
+              <w:instrText xml:space="preserve"> PAGEREF _Toc215081188 \h </w:instrText>
+            </w:r>
+            <w:r>
+              <w:rPr>
+                <w:noProof/>
+                <w:webHidden/>
+              </w:rPr>
+            </w:r>
+            <w:r>
+              <w:rPr>
+                <w:noProof/>
+                <w:webHidden/>
+              </w:rPr>
               <w:fldChar w:fldCharType="separate"/>
             </w:r>
             <w:r>
+              <w:rPr>
+                <w:noProof/>
+                <w:webHidden/>
+              </w:rPr>
               <w:t>4</w:t>
             </w:r>
             <w:r>
+              <w:rPr>
+                <w:noProof/>
+                <w:webHidden/>
+              </w:rPr>
               <w:fldChar w:fldCharType="end"/>
             </w:r>
           </w:hyperlink>
         </w:p>
-        <w:p/>
+        <w:p>
+          <w:pPr>
+            <w:pStyle w:val="INNH2"/>
+            <w:tabs>
+              <w:tab w:val="right" w:leader="dot" w:pos="9010"/>
+            </w:tabs>
+            <w:rPr>
+              <w:rFonts w:eastAsiaTheme="minorEastAsia"/>
+              <w:noProof/>
+              <w:kern w:val="2"/>
+              <w:szCs w:val="30"/>
+              <w:lang w:val="nb-NO" w:eastAsia="nb-NO" w:bidi="th-TH"/>
+              <w14:ligatures w14:val="standardContextual"/>
+            </w:rPr>
+          </w:pPr>
+          <w:hyperlink w:anchor="_Toc215081189" w:history="1">
+            <w:r>
+              <w:rPr>
+                <w:rStyle w:val="Hyperkobling"/>
+                <w:noProof/>
+              </w:rPr>
+              <w:t>2.2. Main section of report</w:t>
+            </w:r>
+            <w:r>
+              <w:rPr>
+                <w:noProof/>
+                <w:webHidden/>
+              </w:rPr>
+              <w:tab/>
+            </w:r>
+            <w:r>
+              <w:rPr>
+                <w:noProof/>
+                <w:webHidden/>
+              </w:rPr>
+              <w:fldChar w:fldCharType="begin"/>
+            </w:r>
+            <w:r>
+              <w:rPr>
+                <w:noProof/>
+                <w:webHidden/>
+              </w:rPr>
+              <w:instrText xml:space="preserve"> PAGEREF _Toc215081189 \h </w:instrText>
+            </w:r>
+            <w:r>
+              <w:rPr>
+                <w:noProof/>
+                <w:webHidden/>
+              </w:rPr>
+            </w:r>
+            <w:r>
+              <w:rPr>
+                <w:noProof/>
+                <w:webHidden/>
+              </w:rPr>
+              <w:fldChar w:fldCharType="separate"/>
+            </w:r>
+            <w:r>
+              <w:rPr>
+                <w:noProof/>
+                <w:webHidden/>
+              </w:rPr>
+              <w:t>5</w:t>
+            </w:r>
+            <w:r>
+              <w:rPr>
+                <w:noProof/>
+                <w:webHidden/>
+              </w:rPr>
+              <w:fldChar w:fldCharType="end"/>
+            </w:r>
+          </w:hyperlink>
+        </w:p>
+        <w:p>
+          <w:pPr>
+            <w:pStyle w:val="INNH3"/>
+            <w:tabs>
+              <w:tab w:val="right" w:leader="dot" w:pos="9010"/>
+            </w:tabs>
+            <w:rPr>
+              <w:rFonts w:eastAsiaTheme="minorEastAsia"/>
+              <w:noProof/>
+              <w:kern w:val="2"/>
+              <w:szCs w:val="30"/>
+              <w:lang w:val="nb-NO" w:eastAsia="nb-NO" w:bidi="th-TH"/>
+              <w14:ligatures w14:val="standardContextual"/>
+            </w:rPr>
+          </w:pPr>
+          <w:hyperlink w:anchor="_Toc215081190" w:history="1">
+            <w:r>
+              <w:rPr>
+                <w:rStyle w:val="Hyperkobling"/>
+                <w:noProof/>
+              </w:rPr>
+              <w:t>2.2.1 Planning Process</w:t>
+            </w:r>
+            <w:r>
+              <w:rPr>
+                <w:noProof/>
+                <w:webHidden/>
+              </w:rPr>
+              <w:tab/>
+            </w:r>
+            <w:r>
+              <w:rPr>
+                <w:noProof/>
+                <w:webHidden/>
+              </w:rPr>
+              <w:fldChar w:fldCharType="begin"/>
+            </w:r>
+            <w:r>
+              <w:rPr>
+                <w:noProof/>
+                <w:webHidden/>
+              </w:rPr>
+              <w:instrText xml:space="preserve"> PAGEREF _Toc215081190 \h </w:instrText>
+            </w:r>
+            <w:r>
+              <w:rPr>
+                <w:noProof/>
+                <w:webHidden/>
+              </w:rPr>
+            </w:r>
+            <w:r>
+              <w:rPr>
+                <w:noProof/>
+                <w:webHidden/>
+              </w:rPr>
+              <w:fldChar w:fldCharType="separate"/>
+            </w:r>
+            <w:r>
+              <w:rPr>
+                <w:noProof/>
+                <w:webHidden/>
+              </w:rPr>
+              <w:t>5</w:t>
+            </w:r>
+            <w:r>
+              <w:rPr>
+                <w:noProof/>
+                <w:webHidden/>
+              </w:rPr>
+              <w:fldChar w:fldCharType="end"/>
+            </w:r>
+          </w:hyperlink>
+        </w:p>
+        <w:p>
+          <w:pPr>
+            <w:pStyle w:val="INNH3"/>
+            <w:tabs>
+              <w:tab w:val="right" w:leader="dot" w:pos="9010"/>
+            </w:tabs>
+            <w:rPr>
+              <w:rFonts w:eastAsiaTheme="minorEastAsia"/>
+              <w:noProof/>
+              <w:kern w:val="2"/>
+              <w:szCs w:val="30"/>
+              <w:lang w:val="nb-NO" w:eastAsia="nb-NO" w:bidi="th-TH"/>
+              <w14:ligatures w14:val="standardContextual"/>
+            </w:rPr>
+          </w:pPr>
+          <w:hyperlink w:anchor="_Toc215081191" w:history="1">
+            <w:r>
+              <w:rPr>
+                <w:rStyle w:val="Hyperkobling"/>
+                <w:noProof/>
+              </w:rPr>
+              <w:t>2.2.2 Research and Design</w:t>
+            </w:r>
+            <w:r>
+              <w:rPr>
+                <w:noProof/>
+                <w:webHidden/>
+              </w:rPr>
+              <w:tab/>
+            </w:r>
+            <w:r>
+              <w:rPr>
+                <w:noProof/>
+                <w:webHidden/>
+              </w:rPr>
+              <w:fldChar w:fldCharType="begin"/>
+            </w:r>
+            <w:r>
+              <w:rPr>
+                <w:noProof/>
+                <w:webHidden/>
+              </w:rPr>
+              <w:instrText xml:space="preserve"> PAGEREF _Toc215081191 \h </w:instrText>
+            </w:r>
+            <w:r>
+              <w:rPr>
+                <w:noProof/>
+                <w:webHidden/>
+              </w:rPr>
+            </w:r>
+            <w:r>
+              <w:rPr>
+                <w:noProof/>
+                <w:webHidden/>
+              </w:rPr>
+              <w:fldChar w:fldCharType="separate"/>
+            </w:r>
+            <w:r>
+              <w:rPr>
+                <w:noProof/>
+                <w:webHidden/>
+              </w:rPr>
+              <w:t>5</w:t>
+            </w:r>
+            <w:r>
+              <w:rPr>
+                <w:noProof/>
+                <w:webHidden/>
+              </w:rPr>
+              <w:fldChar w:fldCharType="end"/>
+            </w:r>
+          </w:hyperlink>
+        </w:p>
+        <w:p>
+          <w:pPr>
+            <w:pStyle w:val="INNH3"/>
+            <w:tabs>
+              <w:tab w:val="right" w:leader="dot" w:pos="9010"/>
+            </w:tabs>
+            <w:rPr>
+              <w:rFonts w:eastAsiaTheme="minorEastAsia"/>
+              <w:noProof/>
+              <w:kern w:val="2"/>
+              <w:szCs w:val="30"/>
+              <w:lang w:val="nb-NO" w:eastAsia="nb-NO" w:bidi="th-TH"/>
+              <w14:ligatures w14:val="standardContextual"/>
+            </w:rPr>
+          </w:pPr>
+          <w:hyperlink w:anchor="_Toc215081192" w:history="1">
+            <w:r>
+              <w:rPr>
+                <w:rStyle w:val="Hyperkobling"/>
+                <w:noProof/>
+              </w:rPr>
+              <w:t>2.2.3 Code Development</w:t>
+            </w:r>
+            <w:r>
+              <w:rPr>
+                <w:noProof/>
+                <w:webHidden/>
+              </w:rPr>
+              <w:tab/>
+            </w:r>
+            <w:r>
+              <w:rPr>
+                <w:noProof/>
+                <w:webHidden/>
+              </w:rPr>
+              <w:fldChar w:fldCharType="begin"/>
+            </w:r>
+            <w:r>
+              <w:rPr>
+                <w:noProof/>
+                <w:webHidden/>
+              </w:rPr>
+              <w:instrText xml:space="preserve"> PAGEREF _Toc215081192 \h </w:instrText>
+            </w:r>
+            <w:r>
+              <w:rPr>
+                <w:noProof/>
+                <w:webHidden/>
+              </w:rPr>
+            </w:r>
+            <w:r>
+              <w:rPr>
+                <w:noProof/>
+                <w:webHidden/>
+              </w:rPr>
+              <w:fldChar w:fldCharType="separate"/>
+            </w:r>
+            <w:r>
+              <w:rPr>
+                <w:noProof/>
+                <w:webHidden/>
+              </w:rPr>
+              <w:t>5</w:t>
+            </w:r>
+            <w:r>
+              <w:rPr>
+                <w:noProof/>
+                <w:webHidden/>
+              </w:rPr>
+              <w:fldChar w:fldCharType="end"/>
+            </w:r>
+          </w:hyperlink>
+        </w:p>
+        <w:p>
+          <w:pPr>
+            <w:pStyle w:val="INNH3"/>
+            <w:tabs>
+              <w:tab w:val="right" w:leader="dot" w:pos="9010"/>
+            </w:tabs>
+            <w:rPr>
+              <w:rFonts w:eastAsiaTheme="minorEastAsia"/>
+              <w:noProof/>
+              <w:kern w:val="2"/>
+              <w:szCs w:val="30"/>
+              <w:lang w:val="nb-NO" w:eastAsia="nb-NO" w:bidi="th-TH"/>
+              <w14:ligatures w14:val="standardContextual"/>
+            </w:rPr>
+          </w:pPr>
+          <w:hyperlink w:anchor="_Toc215081193" w:history="1">
+            <w:r>
+              <w:rPr>
+                <w:rStyle w:val="Hyperkobling"/>
+                <w:noProof/>
+              </w:rPr>
+              <w:t>2.2.4 Testing and Evaluation</w:t>
+            </w:r>
+            <w:r>
+              <w:rPr>
+                <w:noProof/>
+                <w:webHidden/>
+              </w:rPr>
+              <w:tab/>
+            </w:r>
+            <w:r>
+              <w:rPr>
+                <w:noProof/>
+                <w:webHidden/>
+              </w:rPr>
+              <w:fldChar w:fldCharType="begin"/>
+            </w:r>
+            <w:r>
+              <w:rPr>
+                <w:noProof/>
+                <w:webHidden/>
+              </w:rPr>
+              <w:instrText xml:space="preserve"> PAGEREF _Toc215081193 \h </w:instrText>
+            </w:r>
+            <w:r>
+              <w:rPr>
+                <w:noProof/>
+                <w:webHidden/>
+              </w:rPr>
+            </w:r>
+            <w:r>
+              <w:rPr>
+                <w:noProof/>
+                <w:webHidden/>
+              </w:rPr>
+              <w:fldChar w:fldCharType="separate"/>
+            </w:r>
+            <w:r>
+              <w:rPr>
+                <w:noProof/>
+                <w:webHidden/>
+              </w:rPr>
+              <w:t>5</w:t>
+            </w:r>
+            <w:r>
+              <w:rPr>
+                <w:noProof/>
+                <w:webHidden/>
+              </w:rPr>
+              <w:fldChar w:fldCharType="end"/>
+            </w:r>
+          </w:hyperlink>
+        </w:p>
+        <w:p>
+          <w:pPr>
+            <w:pStyle w:val="INNH3"/>
+            <w:tabs>
+              <w:tab w:val="right" w:leader="dot" w:pos="9010"/>
+            </w:tabs>
+            <w:rPr>
+              <w:rFonts w:eastAsiaTheme="minorEastAsia"/>
+              <w:noProof/>
+              <w:kern w:val="2"/>
+              <w:szCs w:val="30"/>
+              <w:lang w:val="nb-NO" w:eastAsia="nb-NO" w:bidi="th-TH"/>
+              <w14:ligatures w14:val="standardContextual"/>
+            </w:rPr>
+          </w:pPr>
+          <w:hyperlink w:anchor="_Toc215081194" w:history="1">
+            <w:r>
+              <w:rPr>
+                <w:rStyle w:val="Hyperkobling"/>
+                <w:noProof/>
+              </w:rPr>
+              <w:t>2.2.5 Evaluation</w:t>
+            </w:r>
+            <w:r>
+              <w:rPr>
+                <w:noProof/>
+                <w:webHidden/>
+              </w:rPr>
+              <w:tab/>
+            </w:r>
+            <w:r>
+              <w:rPr>
+                <w:noProof/>
+                <w:webHidden/>
+              </w:rPr>
+              <w:fldChar w:fldCharType="begin"/>
+            </w:r>
+            <w:r>
+              <w:rPr>
+                <w:noProof/>
+                <w:webHidden/>
+              </w:rPr>
+              <w:instrText xml:space="preserve"> PAGEREF _Toc215081194 \h </w:instrText>
+            </w:r>
+            <w:r>
+              <w:rPr>
+                <w:noProof/>
+                <w:webHidden/>
+              </w:rPr>
+            </w:r>
+            <w:r>
+              <w:rPr>
+                <w:noProof/>
+                <w:webHidden/>
+              </w:rPr>
+              <w:fldChar w:fldCharType="separate"/>
+            </w:r>
+            <w:r>
+              <w:rPr>
+                <w:noProof/>
+                <w:webHidden/>
+              </w:rPr>
+              <w:t>5</w:t>
+            </w:r>
+            <w:r>
+              <w:rPr>
+                <w:noProof/>
+                <w:webHidden/>
+              </w:rPr>
+              <w:fldChar w:fldCharType="end"/>
+            </w:r>
+          </w:hyperlink>
+        </w:p>
+        <w:p>
+          <w:pPr>
+            <w:pStyle w:val="INNH2"/>
+            <w:tabs>
+              <w:tab w:val="right" w:leader="dot" w:pos="9010"/>
+            </w:tabs>
+            <w:rPr>
+              <w:rFonts w:eastAsiaTheme="minorEastAsia"/>
+              <w:noProof/>
+              <w:kern w:val="2"/>
+              <w:szCs w:val="30"/>
+              <w:lang w:val="nb-NO" w:eastAsia="nb-NO" w:bidi="th-TH"/>
+              <w14:ligatures w14:val="standardContextual"/>
+            </w:rPr>
+          </w:pPr>
+          <w:hyperlink w:anchor="_Toc215081195" w:history="1">
+            <w:r>
+              <w:rPr>
+                <w:rStyle w:val="Hyperkobling"/>
+                <w:noProof/>
+              </w:rPr>
+              <w:t>2.3. Conclusion</w:t>
+            </w:r>
+            <w:r>
+              <w:rPr>
+                <w:noProof/>
+                <w:webHidden/>
+              </w:rPr>
+              <w:tab/>
+            </w:r>
+            <w:r>
+              <w:rPr>
+                <w:noProof/>
+                <w:webHidden/>
+              </w:rPr>
+              <w:fldChar w:fldCharType="begin"/>
+            </w:r>
+            <w:r>
+              <w:rPr>
+                <w:noProof/>
+                <w:webHidden/>
+              </w:rPr>
+              <w:instrText xml:space="preserve"> PAGEREF _Toc215081195 \h </w:instrText>
+            </w:r>
+            <w:r>
+              <w:rPr>
+                <w:noProof/>
+                <w:webHidden/>
+              </w:rPr>
+            </w:r>
+            <w:r>
+              <w:rPr>
+                <w:noProof/>
+                <w:webHidden/>
+              </w:rPr>
+              <w:fldChar w:fldCharType="separate"/>
+            </w:r>
+            <w:r>
+              <w:rPr>
+                <w:noProof/>
+                <w:webHidden/>
+              </w:rPr>
+              <w:t>5</w:t>
+            </w:r>
+            <w:r>
+              <w:rPr>
+                <w:noProof/>
+                <w:webHidden/>
+              </w:rPr>
+              <w:fldChar w:fldCharType="end"/>
+            </w:r>
+          </w:hyperlink>
+        </w:p>
         <w:p>
           <w:pPr>
             <w:pStyle w:val="INNH1"/>
@@ -589,37 +1141,72 @@
               <w:tab w:val="right" w:leader="dot" w:pos="9010"/>
             </w:tabs>
             <w:rPr>
-              <w:rStyle w:val="Hyperkobling"/>
+              <w:rFonts w:eastAsiaTheme="minorEastAsia"/>
+              <w:noProof/>
+              <w:kern w:val="2"/>
+              <w:szCs w:val="30"/>
+              <w:lang w:val="nb-NO" w:eastAsia="nb-NO" w:bidi="th-TH"/>
+              <w14:ligatures w14:val="standardContextual"/>
             </w:rPr>
           </w:pPr>
-          <w:hyperlink w:anchor="_Toc25064487" w:history="1">
+          <w:hyperlink w:anchor="_Toc215081196" w:history="1">
             <w:r>
               <w:rPr>
                 <w:rStyle w:val="Hyperkobling"/>
+                <w:noProof/>
               </w:rPr>
               <w:t>3. References</w:t>
             </w:r>
             <w:r>
+              <w:rPr>
+                <w:noProof/>
+                <w:webHidden/>
+              </w:rPr>
               <w:tab/>
             </w:r>
             <w:r>
+              <w:rPr>
+                <w:noProof/>
+                <w:webHidden/>
+              </w:rPr>
               <w:fldChar w:fldCharType="begin"/>
             </w:r>
             <w:r>
-              <w:instrText xml:space="preserve"> PAGEREF _Toc25064487 \h </w:instrText>
-            </w:r>
-            <w:r>
+              <w:rPr>
+                <w:noProof/>
+                <w:webHidden/>
+              </w:rPr>
+              <w:instrText xml:space="preserve"> PAGEREF _Toc215081196 \h </w:instrText>
+            </w:r>
+            <w:r>
+              <w:rPr>
+                <w:noProof/>
+                <w:webHidden/>
+              </w:rPr>
+            </w:r>
+            <w:r>
+              <w:rPr>
+                <w:noProof/>
+                <w:webHidden/>
+              </w:rPr>
               <w:fldChar w:fldCharType="separate"/>
             </w:r>
             <w:r>
-              <w:t>5</w:t>
-            </w:r>
-            <w:r>
+              <w:rPr>
+                <w:noProof/>
+                <w:webHidden/>
+              </w:rPr>
+              <w:t>6</w:t>
+            </w:r>
+            <w:r>
+              <w:rPr>
+                <w:noProof/>
+                <w:webHidden/>
+              </w:rPr>
               <w:fldChar w:fldCharType="end"/>
             </w:r>
           </w:hyperlink>
         </w:p>
-        <w:p/>
         <w:p>
           <w:pPr>
             <w:pStyle w:val="INNH1"/>
@@ -627,67 +1214,141 @@
               <w:tab w:val="right" w:leader="dot" w:pos="9010"/>
             </w:tabs>
             <w:rPr>
-              <w:rStyle w:val="Hyperkobling"/>
+              <w:rFonts w:eastAsiaTheme="minorEastAsia"/>
+              <w:noProof/>
+              <w:kern w:val="2"/>
+              <w:szCs w:val="30"/>
+              <w:lang w:val="nb-NO" w:eastAsia="nb-NO" w:bidi="th-TH"/>
+              <w14:ligatures w14:val="standardContextual"/>
             </w:rPr>
           </w:pPr>
-          <w:hyperlink w:anchor="_Toc25064488" w:history="1">
+          <w:hyperlink w:anchor="_Toc215081197" w:history="1">
             <w:r>
               <w:rPr>
                 <w:rStyle w:val="Hyperkobling"/>
+                <w:noProof/>
               </w:rPr>
               <w:t>4. Acknowledgements</w:t>
             </w:r>
             <w:r>
+              <w:rPr>
+                <w:noProof/>
+                <w:webHidden/>
+              </w:rPr>
               <w:tab/>
             </w:r>
             <w:r>
+              <w:rPr>
+                <w:noProof/>
+                <w:webHidden/>
+              </w:rPr>
               <w:fldChar w:fldCharType="begin"/>
             </w:r>
             <w:r>
-              <w:instrText xml:space="preserve"> PAGEREF _Toc25064488 \h </w:instrText>
-            </w:r>
-            <w:r>
+              <w:rPr>
+                <w:noProof/>
+                <w:webHidden/>
+              </w:rPr>
+              <w:instrText xml:space="preserve"> PAGEREF _Toc215081197 \h </w:instrText>
+            </w:r>
+            <w:r>
+              <w:rPr>
+                <w:noProof/>
+                <w:webHidden/>
+              </w:rPr>
+            </w:r>
+            <w:r>
+              <w:rPr>
+                <w:noProof/>
+                <w:webHidden/>
+              </w:rPr>
               <w:fldChar w:fldCharType="separate"/>
             </w:r>
             <w:r>
-              <w:t>6</w:t>
-            </w:r>
-            <w:r>
+              <w:rPr>
+                <w:noProof/>
+                <w:webHidden/>
+              </w:rPr>
+              <w:t>7</w:t>
+            </w:r>
+            <w:r>
+              <w:rPr>
+                <w:noProof/>
+                <w:webHidden/>
+              </w:rPr>
               <w:fldChar w:fldCharType="end"/>
             </w:r>
           </w:hyperlink>
         </w:p>
-        <w:p/>
         <w:p>
           <w:pPr>
             <w:pStyle w:val="INNH1"/>
             <w:tabs>
               <w:tab w:val="right" w:leader="dot" w:pos="9010"/>
             </w:tabs>
+            <w:rPr>
+              <w:rFonts w:eastAsiaTheme="minorEastAsia"/>
+              <w:noProof/>
+              <w:kern w:val="2"/>
+              <w:szCs w:val="30"/>
+              <w:lang w:val="nb-NO" w:eastAsia="nb-NO" w:bidi="th-TH"/>
+              <w14:ligatures w14:val="standardContextual"/>
+            </w:rPr>
           </w:pPr>
-          <w:hyperlink w:anchor="_Toc25064489" w:history="1">
+          <w:hyperlink w:anchor="_Toc215081198" w:history="1">
             <w:r>
               <w:rPr>
                 <w:rStyle w:val="Hyperkobling"/>
+                <w:noProof/>
               </w:rPr>
               <w:t>5. Appendices</w:t>
             </w:r>
             <w:r>
+              <w:rPr>
+                <w:noProof/>
+                <w:webHidden/>
+              </w:rPr>
               <w:tab/>
             </w:r>
             <w:r>
+              <w:rPr>
+                <w:noProof/>
+                <w:webHidden/>
+              </w:rPr>
               <w:fldChar w:fldCharType="begin"/>
             </w:r>
             <w:r>
-              <w:instrText xml:space="preserve"> PAGEREF _Toc25064489 \h </w:instrText>
-            </w:r>
-            <w:r>
+              <w:rPr>
+                <w:noProof/>
+                <w:webHidden/>
+              </w:rPr>
+              <w:instrText xml:space="preserve"> PAGEREF _Toc215081198 \h </w:instrText>
+            </w:r>
+            <w:r>
+              <w:rPr>
+                <w:noProof/>
+                <w:webHidden/>
+              </w:rPr>
+            </w:r>
+            <w:r>
+              <w:rPr>
+                <w:noProof/>
+                <w:webHidden/>
+              </w:rPr>
               <w:fldChar w:fldCharType="separate"/>
             </w:r>
             <w:r>
-              <w:t>7</w:t>
-            </w:r>
-            <w:r>
+              <w:rPr>
+                <w:noProof/>
+                <w:webHidden/>
+              </w:rPr>
+              <w:t>8</w:t>
+            </w:r>
+            <w:r>
+              <w:rPr>
+                <w:noProof/>
+                <w:webHidden/>
+              </w:rPr>
               <w:fldChar w:fldCharType="end"/>
             </w:r>
           </w:hyperlink>
@@ -723,7 +1384,7 @@
           <w:szCs w:val="44"/>
         </w:rPr>
       </w:pPr>
-      <w:bookmarkStart w:id="0" w:name="_Toc25064482"/>
+      <w:bookmarkStart w:id="0" w:name="_Toc215081186"/>
       <w:r>
         <w:rPr>
           <w:szCs w:val="44"/>
@@ -756,37 +1417,13 @@
         <w:rPr>
           <w:rFonts w:ascii="Helvetica Neue Thin" w:hAnsi="Helvetica Neue Thin"/>
         </w:rPr>
-        <w:t xml:space="preserve">This </w:t>
-      </w:r>
-      <w:r>
-        <w:rPr>
-          <w:rFonts w:ascii="Helvetica Neue Thin" w:hAnsi="Helvetica Neue Thin"/>
-        </w:rPr>
-        <w:t xml:space="preserve">report </w:t>
-      </w:r>
-      <w:r>
-        <w:rPr>
-          <w:rFonts w:ascii="Helvetica Neue Thin" w:hAnsi="Helvetica Neue Thin"/>
-        </w:rPr>
-        <w:t xml:space="preserve">presents the development of a </w:t>
-      </w:r>
-      <w:r>
-        <w:rPr>
-          <w:rFonts w:ascii="Helvetica Neue Thin" w:hAnsi="Helvetica Neue Thin"/>
-        </w:rPr>
-        <w:t xml:space="preserve">responsive website for the new opening museum in </w:t>
-      </w:r>
-      <w:r>
-        <w:rPr>
-          <w:rFonts w:ascii="Helvetica Neue Thin" w:hAnsi="Helvetica Neue Thin"/>
-        </w:rPr>
-        <w:t>town;</w:t>
-      </w:r>
-      <w:r>
-        <w:rPr>
-          <w:rFonts w:ascii="Helvetica Neue Thin" w:hAnsi="Helvetica Neue Thin"/>
-        </w:rPr>
-        <w:t xml:space="preserve"> </w:t>
+        <w:t xml:space="preserve">This report presents the development of a responsive and interactive website for the new opening </w:t>
+      </w:r>
+      <w:r>
+        <w:rPr>
+          <w:rFonts w:ascii="Helvetica Neue Thin" w:hAnsi="Helvetica Neue Thin"/>
+        </w:rPr>
+        <w:t xml:space="preserve">museum, </w:t>
       </w:r>
       <w:r>
         <w:rPr>
@@ -800,31 +1437,31 @@
         <w:rPr>
           <w:rFonts w:ascii="Helvetica Neue Thin" w:hAnsi="Helvetica Neue Thin"/>
         </w:rPr>
-        <w:t>,</w:t>
-      </w:r>
-      <w:r>
-        <w:rPr>
-          <w:rFonts w:ascii="Helvetica Neue Thin" w:hAnsi="Helvetica Neue Thin"/>
-        </w:rPr>
-        <w:t xml:space="preserve"> created as part of the Frontend Development course. </w:t>
-      </w:r>
-      <w:r>
-        <w:rPr>
-          <w:rFonts w:ascii="Helvetica Neue Thin" w:hAnsi="Helvetica Neue Thin"/>
-        </w:rPr>
-        <w:t>The purpose of the project was to create a</w:t>
-      </w:r>
-      <w:r>
-        <w:rPr>
-          <w:rFonts w:ascii="Helvetica Neue Thin" w:hAnsi="Helvetica Neue Thin"/>
-        </w:rPr>
-        <w:t>n educational and visually appealing platform that encourages children and families to explore science through digital media. The development process followed a structured workflow that included research</w:t>
-      </w:r>
-      <w:r>
-        <w:rPr>
-          <w:rFonts w:ascii="Helvetica Neue Thin" w:hAnsi="Helvetica Neue Thin"/>
-        </w:rPr>
-        <w:t xml:space="preserve">, wireframing, visual design, and implementation. </w:t>
+        <w:t xml:space="preserve">. This is created as part of the Frontend Development course. The main purpose of this project was to design and implement a visually appealing, accessible, and user-friendly website that communicates </w:t>
+      </w:r>
+      <w:r>
+        <w:rPr>
+          <w:rFonts w:ascii="Helvetica Neue Thin" w:hAnsi="Helvetica Neue Thin"/>
+        </w:rPr>
+        <w:t>the museum’s mission to inspire curiosity and learning in science</w:t>
+      </w:r>
+      <w:r>
+        <w:rPr>
+          <w:rFonts w:ascii="Helvetica Neue Thin" w:hAnsi="Helvetica Neue Thin"/>
+        </w:rPr>
+        <w:t>.</w:t>
+      </w:r>
+      <w:r>
+        <w:rPr>
+          <w:rFonts w:ascii="Helvetica Neue Thin" w:hAnsi="Helvetica Neue Thin"/>
+        </w:rPr>
+        <w:t xml:space="preserve"> The website aims to attract children, families, teachers, and researchers</w:t>
+      </w:r>
+      <w:r>
+        <w:rPr>
+          <w:rFonts w:ascii="Helvetica Neue Thin" w:hAnsi="Helvetica Neue Thin"/>
+        </w:rPr>
+        <w:t xml:space="preserve"> by providing information about exhibitions, events, and educational programs in an engaging and organized way. </w:t>
       </w:r>
     </w:p>
     <w:p>
@@ -838,25 +1475,49 @@
         <w:rPr>
           <w:rFonts w:ascii="Helvetica Neue Thin" w:hAnsi="Helvetica Neue Thin"/>
         </w:rPr>
-        <w:t xml:space="preserve">The website </w:t>
-      </w:r>
-      <w:r>
-        <w:rPr>
-          <w:rFonts w:ascii="Helvetica Neue Thin" w:hAnsi="Helvetica Neue Thin"/>
-        </w:rPr>
-        <w:t>was built using mainly HTML and CSS, and JavaScript on some of the function</w:t>
-      </w:r>
-      <w:r>
-        <w:rPr>
-          <w:rFonts w:ascii="Helvetica Neue Thin" w:hAnsi="Helvetica Neue Thin"/>
-        </w:rPr>
-        <w:t xml:space="preserve">, with focus on accessibility, responsive layout, and user experience. </w:t>
-      </w:r>
-      <w:r>
-        <w:rPr>
-          <w:rFonts w:ascii="Helvetica Neue Thin" w:hAnsi="Helvetica Neue Thin"/>
-        </w:rPr>
-        <w:t xml:space="preserve">It includes sections such as </w:t>
+        <w:t xml:space="preserve">The development process was divided into several phases, including research, design, </w:t>
+      </w:r>
+      <w:r>
+        <w:rPr>
+          <w:rFonts w:ascii="Helvetica Neue Thin" w:hAnsi="Helvetica Neue Thin"/>
+        </w:rPr>
+        <w:t xml:space="preserve">coding and testing. </w:t>
+      </w:r>
+      <w:r>
+        <w:rPr>
+          <w:rFonts w:ascii="Helvetica Neue Thin" w:hAnsi="Helvetica Neue Thin"/>
+        </w:rPr>
+        <w:t>During planning</w:t>
+      </w:r>
+      <w:r>
+        <w:rPr>
+          <w:rFonts w:ascii="Helvetica Neue Thin" w:hAnsi="Helvetica Neue Thin"/>
+        </w:rPr>
+        <w:t xml:space="preserve"> phase, a Kanban board was used to structure and manage tasks throughout the project.</w:t>
+      </w:r>
+      <w:r>
+        <w:rPr>
+          <w:rFonts w:ascii="Helvetica Neue Thin" w:hAnsi="Helvetica Neue Thin"/>
+        </w:rPr>
+        <w:t xml:space="preserve"> </w:t>
+      </w:r>
+      <w:r>
+        <w:rPr>
+          <w:rFonts w:ascii="Helvetica Neue Thin" w:hAnsi="Helvetica Neue Thin"/>
+        </w:rPr>
+        <w:t xml:space="preserve">This </w:t>
+      </w:r>
+      <w:r>
+        <w:rPr>
+          <w:rFonts w:ascii="Helvetica Neue Thin" w:hAnsi="Helvetica Neue Thin"/>
+        </w:rPr>
+        <w:t>approach made it easier to visualize progress, prioritize tasks, and maintain an efficient workflow</w:t>
+      </w:r>
+      <w:r>
+        <w:rPr>
+          <w:rFonts w:ascii="Helvetica Neue Thin" w:hAnsi="Helvetica Neue Thin"/>
+        </w:rPr>
+        <w:t xml:space="preserve"> by dividing activities into columns, such as </w:t>
       </w:r>
       <w:r>
         <w:rPr>
@@ -864,13 +1525,13 @@
           <w:i/>
           <w:iCs/>
         </w:rPr>
-        <w:t>“Exhibitions”</w:t>
-      </w:r>
-      <w:r>
-        <w:rPr>
-          <w:rFonts w:ascii="Helvetica Neue Thin" w:hAnsi="Helvetica Neue Thin"/>
-        </w:rPr>
-        <w:t>, “</w:t>
+        <w:t>Backlog, To Do, In Progress, In Review</w:t>
+      </w:r>
+      <w:r>
+        <w:rPr>
+          <w:rFonts w:ascii="Helvetica Neue Thin" w:hAnsi="Helvetica Neue Thin"/>
+        </w:rPr>
+        <w:t xml:space="preserve">, and </w:t>
       </w:r>
       <w:r>
         <w:rPr>
@@ -878,39 +1539,127 @@
           <w:i/>
           <w:iCs/>
         </w:rPr>
-        <w:t>Visit Us</w:t>
-      </w:r>
-      <w:r>
-        <w:rPr>
-          <w:rFonts w:ascii="Helvetica Neue Thin" w:hAnsi="Helvetica Neue Thin"/>
-        </w:rPr>
-        <w:t>”, and “</w:t>
-      </w:r>
-      <w:r>
-        <w:rPr>
-          <w:rFonts w:ascii="Helvetica Neue Thin" w:hAnsi="Helvetica Neue Thin"/>
-          <w:i/>
-          <w:iCs/>
-        </w:rPr>
-        <w:t>Get Involved</w:t>
-      </w:r>
-      <w:r>
-        <w:rPr>
-          <w:rFonts w:ascii="Helvetica Neue Thin" w:hAnsi="Helvetica Neue Thin"/>
-        </w:rPr>
-        <w:t xml:space="preserve">,” designed to guide visitors intuitively through the site. </w:t>
-      </w:r>
-      <w:r>
-        <w:rPr>
-          <w:rFonts w:ascii="Helvetica Neue Thin" w:hAnsi="Helvetica Neue Thin"/>
-        </w:rPr>
-        <w:t xml:space="preserve">The design emphasizes simplicity, consistent navigation, and engaging content presentation. </w:t>
-      </w:r>
-      <w:r>
-        <w:rPr>
-          <w:rFonts w:ascii="Helvetica Neue Thin" w:hAnsi="Helvetica Neue Thin"/>
-        </w:rPr>
-        <w:t xml:space="preserve"> </w:t>
+        <w:t>Done</w:t>
+      </w:r>
+      <w:r>
+        <w:rPr>
+          <w:rFonts w:ascii="Helvetica Neue Thin" w:hAnsi="Helvetica Neue Thin"/>
+        </w:rPr>
+        <w:t xml:space="preserve">. </w:t>
+      </w:r>
+      <w:r>
+        <w:rPr>
+          <w:rFonts w:ascii="Helvetica Neue Thin" w:hAnsi="Helvetica Neue Thin"/>
+        </w:rPr>
+        <w:t xml:space="preserve">The design process began with wireframing and low-fidelity prototypes to </w:t>
+      </w:r>
+      <w:r>
+        <w:rPr>
+          <w:rFonts w:ascii="Helvetica Neue Thin" w:hAnsi="Helvetica Neue Thin"/>
+        </w:rPr>
+        <w:t xml:space="preserve">establish layout and content hierarchy. </w:t>
+      </w:r>
+      <w:r>
+        <w:rPr>
+          <w:rFonts w:ascii="Helvetica Neue Thin" w:hAnsi="Helvetica Neue Thin"/>
+        </w:rPr>
+        <w:t xml:space="preserve">A </w:t>
+      </w:r>
+      <w:proofErr w:type="spellStart"/>
+      <w:r>
+        <w:rPr>
+          <w:rFonts w:ascii="Helvetica Neue Thin" w:hAnsi="Helvetica Neue Thin"/>
+        </w:rPr>
+        <w:t>color</w:t>
+      </w:r>
+      <w:proofErr w:type="spellEnd"/>
+      <w:r>
+        <w:rPr>
+          <w:rFonts w:ascii="Helvetica Neue Thin" w:hAnsi="Helvetica Neue Thin"/>
+        </w:rPr>
+        <w:t xml:space="preserve"> palette</w:t>
+      </w:r>
+      <w:r>
+        <w:rPr>
+          <w:rFonts w:ascii="Helvetica Neue Thin" w:hAnsi="Helvetica Neue Thin"/>
+        </w:rPr>
+        <w:t xml:space="preserve"> and typography were selected to reflect </w:t>
+      </w:r>
+      <w:r>
+        <w:rPr>
+          <w:rFonts w:ascii="Helvetica Neue Thin" w:hAnsi="Helvetica Neue Thin"/>
+        </w:rPr>
+        <w:t xml:space="preserve">the museum’s purpose and identity and maintain consistency across pages. </w:t>
+      </w:r>
+    </w:p>
+    <w:p>
+      <w:pPr>
+        <w:spacing w:line="360" w:lineRule="auto"/>
+        <w:rPr>
+          <w:rFonts w:ascii="Helvetica Neue Thin" w:hAnsi="Helvetica Neue Thin"/>
+        </w:rPr>
+      </w:pPr>
+      <w:r>
+        <w:rPr>
+          <w:rFonts w:ascii="Helvetica Neue Thin" w:hAnsi="Helvetica Neue Thin"/>
+        </w:rPr>
+        <w:t xml:space="preserve">The website was built using semantic HTML for structure, CSS </w:t>
+      </w:r>
+      <w:r>
+        <w:rPr>
+          <w:rFonts w:ascii="Helvetica Neue Thin" w:hAnsi="Helvetica Neue Thin"/>
+        </w:rPr>
+        <w:t xml:space="preserve">(mostly Flexbox) for layout and styling, JavaScript for dynamic elements such as </w:t>
+      </w:r>
+      <w:r>
+        <w:rPr>
+          <w:rFonts w:ascii="Helvetica Neue Thin" w:hAnsi="Helvetica Neue Thin"/>
+        </w:rPr>
+        <w:t xml:space="preserve">responsive menu. </w:t>
+      </w:r>
+      <w:r>
+        <w:rPr>
+          <w:rFonts w:ascii="Helvetica Neue Thin" w:hAnsi="Helvetica Neue Thin"/>
+        </w:rPr>
+        <w:t xml:space="preserve">Meida Query was used to create a responsive design. </w:t>
+      </w:r>
+      <w:r>
+        <w:rPr>
+          <w:rFonts w:ascii="Helvetica Neue Thin" w:hAnsi="Helvetica Neue Thin"/>
+        </w:rPr>
+        <w:t>Accessibility principles were followed to improve readability and us</w:t>
+      </w:r>
+      <w:r>
+        <w:rPr>
+          <w:rFonts w:ascii="Helvetica Neue Thin" w:hAnsi="Helvetica Neue Thin"/>
+        </w:rPr>
+        <w:t xml:space="preserve">ability for all users. Tools such as Visual Studio Code, GitHub, and Figma supported the development and design process. </w:t>
+      </w:r>
+    </w:p>
+    <w:p>
+      <w:pPr>
+        <w:spacing w:line="360" w:lineRule="auto"/>
+        <w:rPr>
+          <w:rFonts w:ascii="Helvetica Neue Thin" w:hAnsi="Helvetica Neue Thin"/>
+        </w:rPr>
+      </w:pPr>
+      <w:r>
+        <w:rPr>
+          <w:rFonts w:ascii="Helvetica Neue Thin" w:hAnsi="Helvetica Neue Thin"/>
+        </w:rPr>
+        <w:t xml:space="preserve">Through this project, I gained a deeper understanding of </w:t>
+      </w:r>
+      <w:r>
+        <w:rPr>
+          <w:rFonts w:ascii="Helvetica Neue Thin" w:hAnsi="Helvetica Neue Thin"/>
+        </w:rPr>
+        <w:t xml:space="preserve">frontend development principles, responsive design and project organization using Kanban. </w:t>
+      </w:r>
+      <w:r>
+        <w:rPr>
+          <w:rFonts w:ascii="Helvetica Neue Thin" w:hAnsi="Helvetica Neue Thin"/>
+        </w:rPr>
+        <w:t>And the final project is a responsive and informative website that fulfils the intended goals.</w:t>
       </w:r>
     </w:p>
     <w:p>
@@ -933,96 +1682,6 @@
         </w:rPr>
         <w:t xml:space="preserve"> </w:t>
       </w:r>
-    </w:p>
-    <w:p>
-      <w:pPr>
-        <w:rPr>
-          <w:rFonts w:ascii="Helvetica Neue Thin" w:hAnsi="Helvetica Neue Thin"/>
-          <w:sz w:val="36"/>
-          <w:szCs w:val="36"/>
-        </w:rPr>
-      </w:pPr>
-    </w:p>
-    <w:p>
-      <w:pPr>
-        <w:rPr>
-          <w:rFonts w:ascii="Helvetica Neue Thin" w:hAnsi="Helvetica Neue Thin"/>
-          <w:sz w:val="36"/>
-          <w:szCs w:val="36"/>
-        </w:rPr>
-      </w:pPr>
-    </w:p>
-    <w:p>
-      <w:pPr>
-        <w:rPr>
-          <w:rFonts w:ascii="Helvetica Neue Thin" w:hAnsi="Helvetica Neue Thin"/>
-          <w:sz w:val="36"/>
-          <w:szCs w:val="36"/>
-        </w:rPr>
-      </w:pPr>
-    </w:p>
-    <w:p>
-      <w:pPr>
-        <w:rPr>
-          <w:rFonts w:ascii="Helvetica Neue Thin" w:hAnsi="Helvetica Neue Thin"/>
-          <w:sz w:val="36"/>
-          <w:szCs w:val="36"/>
-        </w:rPr>
-      </w:pPr>
-    </w:p>
-    <w:p>
-      <w:pPr>
-        <w:rPr>
-          <w:rFonts w:ascii="Helvetica Neue Thin" w:hAnsi="Helvetica Neue Thin"/>
-          <w:sz w:val="36"/>
-          <w:szCs w:val="36"/>
-        </w:rPr>
-      </w:pPr>
-    </w:p>
-    <w:p>
-      <w:pPr>
-        <w:rPr>
-          <w:rFonts w:ascii="Helvetica Neue Thin" w:hAnsi="Helvetica Neue Thin"/>
-          <w:sz w:val="36"/>
-          <w:szCs w:val="36"/>
-        </w:rPr>
-      </w:pPr>
-    </w:p>
-    <w:p>
-      <w:pPr>
-        <w:rPr>
-          <w:rFonts w:ascii="Helvetica Neue Thin" w:hAnsi="Helvetica Neue Thin"/>
-          <w:sz w:val="36"/>
-          <w:szCs w:val="36"/>
-        </w:rPr>
-      </w:pPr>
-    </w:p>
-    <w:p>
-      <w:pPr>
-        <w:rPr>
-          <w:rFonts w:ascii="Helvetica Neue Thin" w:hAnsi="Helvetica Neue Thin"/>
-          <w:sz w:val="36"/>
-          <w:szCs w:val="36"/>
-        </w:rPr>
-      </w:pPr>
-    </w:p>
-    <w:p>
-      <w:pPr>
-        <w:rPr>
-          <w:rFonts w:ascii="Helvetica Neue Thin" w:hAnsi="Helvetica Neue Thin"/>
-          <w:sz w:val="36"/>
-          <w:szCs w:val="36"/>
-        </w:rPr>
-      </w:pPr>
-    </w:p>
-    <w:p>
-      <w:pPr>
-        <w:rPr>
-          <w:rFonts w:ascii="Helvetica Neue Thin" w:hAnsi="Helvetica Neue Thin"/>
-          <w:sz w:val="36"/>
-          <w:szCs w:val="36"/>
-        </w:rPr>
-      </w:pPr>
     </w:p>
     <w:p>
       <w:pPr>
@@ -1080,6 +1739,1303 @@
     </w:p>
     <w:p>
       <w:pPr>
+        <w:pStyle w:val="Overskrift1"/>
+      </w:pPr>
+      <w:bookmarkStart w:id="1" w:name="_Toc215081187"/>
+      <w:r>
+        <w:lastRenderedPageBreak/>
+        <w:t>2. Body</w:t>
+      </w:r>
+      <w:bookmarkEnd w:id="1"/>
+    </w:p>
+    <w:p>
+      <w:pPr>
+        <w:rPr>
+          <w:rFonts w:ascii="Helvetica Neue Thin" w:hAnsi="Helvetica Neue Thin"/>
+          <w:sz w:val="36"/>
+          <w:szCs w:val="36"/>
+        </w:rPr>
+      </w:pPr>
+    </w:p>
+    <w:p>
+      <w:pPr>
+        <w:pStyle w:val="Overskrift2"/>
+      </w:pPr>
+      <w:bookmarkStart w:id="2" w:name="_Toc215081188"/>
+      <w:r>
+        <w:t>2.1. Introduction</w:t>
+      </w:r>
+      <w:bookmarkEnd w:id="2"/>
+    </w:p>
+    <w:p>
+      <w:pPr>
+        <w:spacing w:line="360" w:lineRule="auto"/>
+      </w:pPr>
+      <w:r>
+        <w:tab/>
+        <w:t xml:space="preserve">This project was developed as part of the Frontend Development course and focused on designing and implementing a responsive </w:t>
+      </w:r>
+      <w:r>
+        <w:t xml:space="preserve">and user-friendly website for the upcoming new opening museum, </w:t>
+      </w:r>
+      <w:r>
+        <w:t>the Community Science Museum. The aim of the project was to combine creative design with technical execution to produce a fully functional</w:t>
+      </w:r>
+      <w:r>
+        <w:t xml:space="preserve"> website that communicated the museum’s mission to inspire curiosity and learning science. </w:t>
+      </w:r>
+    </w:p>
+    <w:p>
+      <w:pPr>
+        <w:spacing w:line="360" w:lineRule="auto"/>
+      </w:pPr>
+      <w:r>
+        <w:t>The website targets three main groups</w:t>
+      </w:r>
+      <w:r>
+        <w:t xml:space="preserve"> of users who want to learn science through interactive educational content: </w:t>
+      </w:r>
+      <w:r>
+        <w:t>primary and middle school children aged 7-15</w:t>
+      </w:r>
+      <w:r>
+        <w:t xml:space="preserve">, families with young children, and teachers for educational purposes. </w:t>
+      </w:r>
+      <w:r>
+        <w:t>The website offers simple access to exhibition details and event information and learning activities while providin</w:t>
+      </w:r>
+      <w:r>
+        <w:t xml:space="preserve">g an accessible and visually appealing design. </w:t>
+      </w:r>
+      <w:r>
+        <w:t>The project serves as an opportunity</w:t>
+      </w:r>
+      <w:r>
+        <w:t xml:space="preserve"> to develop practical skills in designing user interface</w:t>
+      </w:r>
+      <w:r>
+        <w:t xml:space="preserve"> and creating responsive layouts and accessible web pages. </w:t>
+      </w:r>
+    </w:p>
+    <w:p>
+      <w:pPr>
+        <w:spacing w:line="360" w:lineRule="auto"/>
+        <w:ind w:firstLine="720"/>
+      </w:pPr>
+      <w:r>
+        <w:t>The development process</w:t>
+      </w:r>
+      <w:r>
+        <w:t xml:space="preserve"> started with research and planning followed by implementation of Kanban board to handle tasks effectively. The Kanban system enabled users to monitor their work</w:t>
+      </w:r>
+      <w:r>
+        <w:t xml:space="preserve"> progress while managing tasks priorities between Backlog, To Do, </w:t>
+      </w:r>
+      <w:r>
+        <w:t xml:space="preserve">In Progress, In Review and done stages. </w:t>
+      </w:r>
+    </w:p>
+    <w:p>
+      <w:pPr>
+        <w:spacing w:line="360" w:lineRule="auto"/>
+      </w:pPr>
+      <w:r>
+        <w:t>The design phase involved creating wireframe</w:t>
+      </w:r>
+      <w:r>
+        <w:t xml:space="preserve"> and visual </w:t>
+      </w:r>
+      <w:proofErr w:type="spellStart"/>
+      <w:r>
+        <w:t>mockups</w:t>
+      </w:r>
+      <w:proofErr w:type="spellEnd"/>
+      <w:r>
+        <w:t xml:space="preserve">, </w:t>
+      </w:r>
+      <w:r>
+        <w:t>using Canva for low-fidelity and Figma for high-fidelity</w:t>
+      </w:r>
+      <w:r>
+        <w:t xml:space="preserve">, focusing on using a consistent </w:t>
+      </w:r>
+      <w:proofErr w:type="spellStart"/>
+      <w:r>
+        <w:t>color</w:t>
+      </w:r>
+      <w:proofErr w:type="spellEnd"/>
+      <w:r>
+        <w:t xml:space="preserve"> palette, clear typography and </w:t>
+      </w:r>
+      <w:r>
+        <w:t>flexible layout for different screen dimensions.</w:t>
+      </w:r>
+      <w:r>
+        <w:t xml:space="preserve"> </w:t>
+      </w:r>
+      <w:r>
+        <w:t>HTML and CSS with Flexbox were used during the implementation phase</w:t>
+      </w:r>
+      <w:r>
+        <w:t xml:space="preserve">, </w:t>
+      </w:r>
+      <w:r>
+        <w:t>JavaScript was used for responsive menu,</w:t>
+      </w:r>
+      <w:r>
+        <w:t xml:space="preserve"> and Media Query was used to crea</w:t>
+      </w:r>
+      <w:r>
+        <w:t xml:space="preserve">te to achieve website’s responsiveness. </w:t>
+      </w:r>
+      <w:r>
+        <w:t>The development process used VSC</w:t>
+      </w:r>
+      <w:r>
+        <w:t xml:space="preserve"> and GitHub and browser developer tools for coding and collaboration and testing process. </w:t>
+      </w:r>
+    </w:p>
+    <w:p>
+      <w:pPr>
+        <w:spacing w:line="360" w:lineRule="auto"/>
+      </w:pPr>
+      <w:r>
+        <w:t>This report outlines the entire development process, including planning, design decision</w:t>
+      </w:r>
+      <w:r>
+        <w:t>, coding works, testing process and evaluation. The re</w:t>
+      </w:r>
+      <w:r>
+        <w:t xml:space="preserve">port also reflects on the difficulties together with </w:t>
+      </w:r>
+      <w:r>
+        <w:t>important knowledge gained during the development process.</w:t>
+      </w:r>
+    </w:p>
+    <w:p>
+      <w:pPr>
+        <w:spacing w:line="360" w:lineRule="auto"/>
+      </w:pPr>
+    </w:p>
+    <w:p>
+      <w:pPr>
+        <w:rPr>
+          <w:rFonts w:ascii="Helvetica Neue Thin" w:hAnsi="Helvetica Neue Thin"/>
+          <w:sz w:val="36"/>
+          <w:szCs w:val="36"/>
+        </w:rPr>
+      </w:pPr>
+    </w:p>
+    <w:p>
+      <w:pPr>
+        <w:rPr>
+          <w:rFonts w:ascii="Helvetica Neue Thin" w:hAnsi="Helvetica Neue Thin"/>
+          <w:sz w:val="36"/>
+          <w:szCs w:val="36"/>
+        </w:rPr>
+      </w:pPr>
+    </w:p>
+    <w:p>
+      <w:pPr>
+        <w:pStyle w:val="Overskrift2"/>
+      </w:pPr>
+      <w:bookmarkStart w:id="3" w:name="_Toc215081189"/>
+      <w:r>
+        <w:lastRenderedPageBreak/>
+        <w:t>2.2. Main section of report</w:t>
+      </w:r>
+      <w:bookmarkEnd w:id="3"/>
+    </w:p>
+    <w:p/>
+    <w:p>
+      <w:pPr>
+        <w:pStyle w:val="Overskrift3"/>
+      </w:pPr>
+      <w:bookmarkStart w:id="4" w:name="_Toc215081190"/>
+      <w:r>
+        <w:t>2.2.1 Planning Process</w:t>
+      </w:r>
+      <w:bookmarkEnd w:id="4"/>
+    </w:p>
+    <w:p>
+      <w:pPr>
+        <w:spacing w:line="360" w:lineRule="auto"/>
+      </w:pPr>
+      <w:r>
+        <w:tab/>
+      </w:r>
+      <w:r>
+        <w:t xml:space="preserve">The planning stage was a critical foundation for the entire project. It provided structure and </w:t>
+      </w:r>
+      <w:r>
+        <w:t>clarified</w:t>
+      </w:r>
+      <w:r>
+        <w:t>, ensuring that every subse</w:t>
+      </w:r>
+      <w:r>
+        <w:t xml:space="preserve">quent phase was guided by week-defined objectives. As mentioned earlier, the main goal of the project </w:t>
+      </w:r>
+      <w:r>
+        <w:t>was to develop a responsive and educational website for the Community Science Museum</w:t>
+      </w:r>
+      <w:r>
+        <w:t xml:space="preserve"> – a digital space where children, families and teachers could explore scientific topics</w:t>
+      </w:r>
+      <w:r>
+        <w:t xml:space="preserve">, as well as information about the museum itself. </w:t>
+      </w:r>
+    </w:p>
+    <w:p>
+      <w:pPr>
+        <w:spacing w:line="360" w:lineRule="auto"/>
+      </w:pPr>
+      <w:r>
+        <w:t>This phase began with</w:t>
+      </w:r>
+      <w:r>
+        <w:t xml:space="preserve"> identifying the target audience, purpose of the website, and outline the site’s information architecture. </w:t>
+      </w:r>
+      <w:r>
+        <w:t xml:space="preserve">A sitemap was created to organize the main sections: Home (logo), Exhibitions, </w:t>
+      </w:r>
+      <w:r>
+        <w:t xml:space="preserve">For Kids, For Teachers, Visit Us, Get Involved, and Contact. </w:t>
+      </w:r>
+      <w:r>
+        <w:t xml:space="preserve">This ensured logical navigation and a user-friendly experience. Design principles </w:t>
+      </w:r>
+      <w:r>
+        <w:t xml:space="preserve">such as simplicity, consistency, and accessibility were established early to guide visual and functional decisions. </w:t>
+      </w:r>
+    </w:p>
+    <w:p>
+      <w:pPr>
+        <w:spacing w:line="360" w:lineRule="auto"/>
+      </w:pPr>
+      <w:r>
+        <w:t xml:space="preserve">To manage tasks effectively, an Agile-inspired approach was adopted using Kanban board. This visual tool supported </w:t>
+      </w:r>
+      <w:r>
+        <w:t xml:space="preserve">flexibility and continuous improvement while maintaining transparency. </w:t>
+      </w:r>
+      <w:r>
+        <w:t xml:space="preserve">The Kanban board was divided into five columns: </w:t>
+      </w:r>
+    </w:p>
+    <w:p>
+      <w:pPr>
+        <w:pStyle w:val="Listeavsnitt"/>
+        <w:numPr>
+          <w:ilvl w:val="0"/>
+          <w:numId w:val="1"/>
+        </w:numPr>
+        <w:spacing w:line="360" w:lineRule="auto"/>
+        <w:rPr>
+          <w:lang w:val="en-US"/>
+        </w:rPr>
+      </w:pPr>
+      <w:r>
+        <w:rPr>
+          <w:lang w:val="en-US"/>
+        </w:rPr>
+        <w:t xml:space="preserve">Backlog: </w:t>
+      </w:r>
+      <w:r>
+        <w:rPr>
+          <w:lang w:val="en-US"/>
+        </w:rPr>
+        <w:t>contained all ideas and planned features that were yet to be started</w:t>
+      </w:r>
+    </w:p>
+    <w:p>
+      <w:pPr>
+        <w:pStyle w:val="Listeavsnitt"/>
+        <w:numPr>
+          <w:ilvl w:val="0"/>
+          <w:numId w:val="1"/>
+        </w:numPr>
+        <w:spacing w:line="360" w:lineRule="auto"/>
+        <w:rPr>
+          <w:lang w:val="en-US"/>
+        </w:rPr>
+      </w:pPr>
+      <w:r>
+        <w:rPr>
+          <w:lang w:val="en-US"/>
+        </w:rPr>
+        <w:t>To Do: Listed tasks that were ready to be worked on</w:t>
+      </w:r>
+    </w:p>
+    <w:p>
+      <w:pPr>
+        <w:pStyle w:val="Listeavsnitt"/>
+        <w:numPr>
+          <w:ilvl w:val="0"/>
+          <w:numId w:val="1"/>
+        </w:numPr>
+        <w:spacing w:line="360" w:lineRule="auto"/>
+        <w:rPr>
+          <w:lang w:val="en-US"/>
+        </w:rPr>
+      </w:pPr>
+      <w:r>
+        <w:rPr>
+          <w:lang w:val="en-US"/>
+        </w:rPr>
+        <w:t xml:space="preserve">In Progress: </w:t>
+      </w:r>
+      <w:r>
+        <w:rPr>
+          <w:lang w:val="en-US"/>
+        </w:rPr>
+        <w:t>Ongoing tasks</w:t>
+      </w:r>
+    </w:p>
+    <w:p>
+      <w:pPr>
+        <w:pStyle w:val="Listeavsnitt"/>
+        <w:numPr>
+          <w:ilvl w:val="0"/>
+          <w:numId w:val="1"/>
+        </w:numPr>
+        <w:spacing w:line="360" w:lineRule="auto"/>
+        <w:rPr>
+          <w:lang w:val="en-US"/>
+        </w:rPr>
+      </w:pPr>
+      <w:r>
+        <w:rPr>
+          <w:lang w:val="en-US"/>
+        </w:rPr>
+        <w:t>In Review: completed tasks awaiting to be testing, validation</w:t>
+      </w:r>
+      <w:r>
+        <w:rPr>
+          <w:lang w:val="en-US"/>
+        </w:rPr>
+        <w:t xml:space="preserve">, or feedback </w:t>
+      </w:r>
+    </w:p>
+    <w:p>
+      <w:pPr>
+        <w:pStyle w:val="Listeavsnitt"/>
+        <w:numPr>
+          <w:ilvl w:val="0"/>
+          <w:numId w:val="1"/>
+        </w:numPr>
+        <w:spacing w:line="360" w:lineRule="auto"/>
+        <w:rPr>
+          <w:lang w:val="en-US"/>
+        </w:rPr>
+      </w:pPr>
+      <w:r>
+        <w:rPr>
+          <w:lang w:val="en-US"/>
+        </w:rPr>
+        <w:t>Done: fully finished and got approved</w:t>
+      </w:r>
+    </w:p>
+    <w:p>
+      <w:pPr>
+        <w:pStyle w:val="Overskrift3"/>
+      </w:pPr>
+      <w:bookmarkStart w:id="5" w:name="_Toc215081191"/>
+      <w:r>
+        <w:t>2.2.2 Research and Design</w:t>
+      </w:r>
+      <w:bookmarkEnd w:id="5"/>
+    </w:p>
+    <w:p>
+      <w:pPr>
+        <w:spacing w:line="360" w:lineRule="auto"/>
+      </w:pPr>
+      <w:r>
+        <w:tab/>
+      </w:r>
+      <w:r>
+        <w:t>Before the design process began, research was ess</w:t>
+      </w:r>
+      <w:r>
+        <w:t>ential to understand what content and features needed to be included on the website. Since the site was intended</w:t>
+      </w:r>
+      <w:r>
+        <w:t xml:space="preserve"> to be informative and primarily aimed at children, careful consideration was given to how information would be presented in an engaging and accessible way. </w:t>
+      </w:r>
+      <w:r>
+        <w:t xml:space="preserve">Several existing science museum websites served as inspiration, including </w:t>
+      </w:r>
+      <w:proofErr w:type="spellStart"/>
+      <w:r>
+        <w:t>VilVite</w:t>
+      </w:r>
+      <w:proofErr w:type="spellEnd"/>
+      <w:r>
+        <w:t xml:space="preserve">, </w:t>
+      </w:r>
+      <w:proofErr w:type="spellStart"/>
+      <w:r>
+        <w:t>Teknisk</w:t>
+      </w:r>
+      <w:proofErr w:type="spellEnd"/>
+      <w:r>
+        <w:t xml:space="preserve"> Museum, and the Museum of Science in Norway. This research provided valuable insights into best practices for layout, </w:t>
+      </w:r>
+      <w:proofErr w:type="spellStart"/>
+      <w:r>
+        <w:t>color</w:t>
+      </w:r>
+      <w:proofErr w:type="spellEnd"/>
+      <w:r>
+        <w:t xml:space="preserve"> usage, and content structure, which guided the design decisions throughout the project. </w:t>
+      </w:r>
+    </w:p>
+    <w:p>
+      <w:pPr>
+        <w:spacing w:line="360" w:lineRule="auto"/>
+      </w:pPr>
+      <w:r>
+        <w:lastRenderedPageBreak/>
+        <w:t xml:space="preserve">To </w:t>
+      </w:r>
+      <w:r>
+        <w:t>establish</w:t>
+      </w:r>
+      <w:r>
+        <w:t xml:space="preserve"> the visual identity, a </w:t>
+      </w:r>
+      <w:proofErr w:type="spellStart"/>
+      <w:r>
+        <w:t>moodboard</w:t>
+      </w:r>
+      <w:proofErr w:type="spellEnd"/>
+      <w:r>
+        <w:t xml:space="preserve"> </w:t>
+      </w:r>
+      <w:r>
+        <w:t xml:space="preserve">was developed, incorporating </w:t>
+      </w:r>
+      <w:proofErr w:type="spellStart"/>
+      <w:r>
+        <w:t>color</w:t>
+      </w:r>
+      <w:proofErr w:type="spellEnd"/>
+      <w:r>
+        <w:t xml:space="preserve"> inspirations, typography ideas, and imager</w:t>
+      </w:r>
+      <w:r>
+        <w:t xml:space="preserve">y that reflected the museum’s core value of curiosity, discovery, and learning. </w:t>
+      </w:r>
+      <w:r>
+        <w:t xml:space="preserve">The </w:t>
+      </w:r>
+      <w:proofErr w:type="spellStart"/>
+      <w:r>
+        <w:t>color</w:t>
+      </w:r>
+      <w:proofErr w:type="spellEnd"/>
+      <w:r>
+        <w:t xml:space="preserve"> palette</w:t>
+      </w:r>
+      <w:r>
+        <w:t xml:space="preserve"> was carefully selected to reflect the museum’s mission and create an engaging experience for visitors. </w:t>
+      </w:r>
+      <w:r>
+        <w:rPr>
+          <w:i/>
+          <w:iCs/>
+        </w:rPr>
+        <w:t>Coral Red</w:t>
+      </w:r>
+      <w:r>
+        <w:t xml:space="preserve"> </w:t>
+      </w:r>
+      <w:r>
+        <w:t xml:space="preserve">was chosen as the primary </w:t>
+      </w:r>
+      <w:proofErr w:type="spellStart"/>
+      <w:r>
+        <w:t>color</w:t>
+      </w:r>
+      <w:proofErr w:type="spellEnd"/>
+      <w:r>
+        <w:t xml:space="preserve"> because </w:t>
+      </w:r>
+      <w:r>
+        <w:t xml:space="preserve">of its strong visual impact and association with energy, excitement and curiosity: qualities that align with scientific exploration. </w:t>
+      </w:r>
+    </w:p>
+    <w:p>
+      <w:pPr>
+        <w:keepNext/>
+        <w:spacing w:line="360" w:lineRule="auto"/>
+      </w:pPr>
+      <w:r>
+        <w:rPr>
+          <w:noProof/>
+        </w:rPr>
+        <w:drawing>
+          <wp:inline distT="0" distB="0" distL="0" distR="0" wp14:anchorId="573F369D" wp14:editId="2554CD8D">
+            <wp:extent cx="5727700" cy="1673225"/>
+            <wp:effectExtent l="0" t="0" r="6350" b="3175"/>
+            <wp:docPr id="1027815896" name="Bilde 2" descr="Et bilde som inneholder tekst, skjermbilde, Font, sirkel&#10;&#10;KI-generert innhold kan være feil."/>
+            <wp:cNvGraphicFramePr>
+              <a:graphicFrameLocks xmlns:a="http://schemas.openxmlformats.org/drawingml/2006/main" noChangeAspect="1"/>
+            </wp:cNvGraphicFramePr>
+            <a:graphic xmlns:a="http://schemas.openxmlformats.org/drawingml/2006/main">
+              <a:graphicData uri="http://schemas.openxmlformats.org/drawingml/2006/picture">
+                <pic:pic xmlns:pic="http://schemas.openxmlformats.org/drawingml/2006/picture">
+                  <pic:nvPicPr>
+                    <pic:cNvPr id="1027815896" name="Bilde 2" descr="Et bilde som inneholder tekst, skjermbilde, Font, sirkel&#10;&#10;KI-generert innhold kan være feil."/>
+                    <pic:cNvPicPr/>
+                  </pic:nvPicPr>
+                  <pic:blipFill>
+                    <a:blip r:embed="rId10" cstate="print">
+                      <a:extLst>
+                        <a:ext uri="{28A0092B-C50C-407E-A947-70E740481C1C}">
+                          <a14:useLocalDpi xmlns:a14="http://schemas.microsoft.com/office/drawing/2010/main" val="0"/>
+                        </a:ext>
+                      </a:extLst>
+                    </a:blip>
+                    <a:stretch>
+                      <a:fillRect/>
+                    </a:stretch>
+                  </pic:blipFill>
+                  <pic:spPr>
+                    <a:xfrm>
+                      <a:off x="0" y="0"/>
+                      <a:ext cx="5727700" cy="1673225"/>
+                    </a:xfrm>
+                    <a:prstGeom prst="rect">
+                      <a:avLst/>
+                    </a:prstGeom>
+                  </pic:spPr>
+                </pic:pic>
+              </a:graphicData>
+            </a:graphic>
+          </wp:inline>
+        </w:drawing>
+      </w:r>
+    </w:p>
+    <w:p>
+      <w:pPr>
+        <w:pStyle w:val="Bildetekst"/>
+      </w:pPr>
+      <w:r>
+        <w:t xml:space="preserve">Figure </w:t>
+      </w:r>
+      <w:r>
+        <w:fldChar w:fldCharType="begin"/>
+      </w:r>
+      <w:r>
+        <w:instrText xml:space="preserve"> SEQ Figure \* ARABIC </w:instrText>
+      </w:r>
+      <w:r>
+        <w:fldChar w:fldCharType="separate"/>
+      </w:r>
+      <w:r>
+        <w:rPr>
+          <w:noProof/>
+        </w:rPr>
+        <w:t>1</w:t>
+      </w:r>
+      <w:r>
+        <w:fldChar w:fldCharType="end"/>
+      </w:r>
+      <w:r>
+        <w:rPr>
+          <w:lang w:val="en-US"/>
+        </w:rPr>
+        <w:t xml:space="preserve">: Color </w:t>
+      </w:r>
+      <w:proofErr w:type="spellStart"/>
+      <w:r>
+        <w:rPr>
+          <w:lang w:val="en-US"/>
+        </w:rPr>
+        <w:t>palatte</w:t>
+      </w:r>
+      <w:proofErr w:type="spellEnd"/>
+    </w:p>
+    <w:p>
+      <w:pPr>
+        <w:spacing w:line="360" w:lineRule="auto"/>
+      </w:pPr>
+      <w:r>
+        <w:t xml:space="preserve">To ensure </w:t>
+      </w:r>
+      <w:r>
+        <w:t xml:space="preserve">readability and a clean aesthetic, white was used as the background </w:t>
+      </w:r>
+      <w:proofErr w:type="spellStart"/>
+      <w:r>
+        <w:t>color</w:t>
+      </w:r>
+      <w:proofErr w:type="spellEnd"/>
+      <w:r>
+        <w:t>, creating a sense of openness and simplicity. Black was selected for body text</w:t>
+      </w:r>
+      <w:r>
+        <w:t xml:space="preserve">, to provide a maximum contrast and legibility against the white background. </w:t>
+      </w:r>
+    </w:p>
+    <w:p>
+      <w:pPr>
+        <w:spacing w:line="360" w:lineRule="auto"/>
+      </w:pPr>
+      <w:r>
+        <w:tab/>
+      </w:r>
+      <w:r>
+        <w:t xml:space="preserve">Typography was selected to balance readability with a sense of personality and creativity. </w:t>
+      </w:r>
+      <w:r>
+        <w:rPr>
+          <w:i/>
+          <w:iCs/>
+        </w:rPr>
+        <w:t>Poppins</w:t>
+      </w:r>
+      <w:r>
+        <w:t xml:space="preserve"> was chosen for headings</w:t>
+      </w:r>
+      <w:r>
+        <w:t xml:space="preserve"> because of its modern style, which adds visual impact and complements the playful </w:t>
+      </w:r>
+      <w:r>
+        <w:t xml:space="preserve">tone of the design. </w:t>
+      </w:r>
+      <w:r>
+        <w:t xml:space="preserve">For body text, </w:t>
+      </w:r>
+      <w:r>
+        <w:rPr>
+          <w:i/>
+          <w:iCs/>
+        </w:rPr>
+        <w:t>Inter</w:t>
+      </w:r>
+      <w:r>
+        <w:t xml:space="preserve"> was selected due to its clean, highly </w:t>
+      </w:r>
+      <w:r>
+        <w:t xml:space="preserve">legible structure, making it ideal for longer passages and ensuring accessibility across devices. </w:t>
+      </w:r>
+    </w:p>
+    <w:p>
+      <w:pPr>
+        <w:keepNext/>
+        <w:spacing w:line="360" w:lineRule="auto"/>
+      </w:pPr>
+      <w:r>
+        <w:rPr>
+          <w:noProof/>
+        </w:rPr>
+        <w:drawing>
+          <wp:inline distT="0" distB="0" distL="0" distR="0" wp14:anchorId="42BAF2F4" wp14:editId="65C1D50F">
+            <wp:extent cx="5727700" cy="2616835"/>
+            <wp:effectExtent l="0" t="0" r="6350" b="0"/>
+            <wp:docPr id="1878418829" name="Bilde 3" descr="Et bilde som inneholder tekst, Font, skjermbilde, logo&#10;&#10;KI-generert innhold kan være feil."/>
+            <wp:cNvGraphicFramePr>
+              <a:graphicFrameLocks xmlns:a="http://schemas.openxmlformats.org/drawingml/2006/main" noChangeAspect="1"/>
+            </wp:cNvGraphicFramePr>
+            <a:graphic xmlns:a="http://schemas.openxmlformats.org/drawingml/2006/main">
+              <a:graphicData uri="http://schemas.openxmlformats.org/drawingml/2006/picture">
+                <pic:pic xmlns:pic="http://schemas.openxmlformats.org/drawingml/2006/picture">
+                  <pic:nvPicPr>
+                    <pic:cNvPr id="1878418829" name="Bilde 3" descr="Et bilde som inneholder tekst, Font, skjermbilde, logo&#10;&#10;KI-generert innhold kan være feil."/>
+                    <pic:cNvPicPr/>
+                  </pic:nvPicPr>
+                  <pic:blipFill>
+                    <a:blip r:embed="rId11">
+                      <a:extLst>
+                        <a:ext uri="{28A0092B-C50C-407E-A947-70E740481C1C}">
+                          <a14:useLocalDpi xmlns:a14="http://schemas.microsoft.com/office/drawing/2010/main" val="0"/>
+                        </a:ext>
+                      </a:extLst>
+                    </a:blip>
+                    <a:stretch>
+                      <a:fillRect/>
+                    </a:stretch>
+                  </pic:blipFill>
+                  <pic:spPr>
+                    <a:xfrm>
+                      <a:off x="0" y="0"/>
+                      <a:ext cx="5727700" cy="2616835"/>
+                    </a:xfrm>
+                    <a:prstGeom prst="rect">
+                      <a:avLst/>
+                    </a:prstGeom>
+                  </pic:spPr>
+                </pic:pic>
+              </a:graphicData>
+            </a:graphic>
+          </wp:inline>
+        </w:drawing>
+      </w:r>
+    </w:p>
+    <w:p>
+      <w:pPr>
+        <w:pStyle w:val="Bildetekst"/>
+      </w:pPr>
+      <w:r>
+        <w:t xml:space="preserve">Figure </w:t>
+      </w:r>
+      <w:r>
+        <w:fldChar w:fldCharType="begin"/>
+      </w:r>
+      <w:r>
+        <w:instrText xml:space="preserve"> SEQ Figure \* ARABIC </w:instrText>
+      </w:r>
+      <w:r>
+        <w:fldChar w:fldCharType="separate"/>
+      </w:r>
+      <w:r>
+        <w:rPr>
+          <w:noProof/>
+        </w:rPr>
+        <w:t>2</w:t>
+      </w:r>
+      <w:r>
+        <w:fldChar w:fldCharType="end"/>
+      </w:r>
+      <w:r>
+        <w:rPr>
+          <w:lang w:val="en-US"/>
+        </w:rPr>
+        <w:t>: Typography example for website</w:t>
+      </w:r>
+    </w:p>
+    <w:p>
+      <w:pPr>
+        <w:spacing w:line="360" w:lineRule="auto"/>
+      </w:pPr>
+      <w:bookmarkStart w:id="6" w:name="_Toc215081192"/>
+      <w:r>
+        <w:lastRenderedPageBreak/>
+        <w:t xml:space="preserve">The design process included two key prototyping stages </w:t>
+      </w:r>
+      <w:r>
+        <w:t xml:space="preserve">to transition from concept to a realistic representation of the final website. A low-fidelity prototype was first created in Canva, focusing on layout and structure without </w:t>
+      </w:r>
+      <w:proofErr w:type="spellStart"/>
+      <w:r>
+        <w:t>color</w:t>
+      </w:r>
+      <w:proofErr w:type="spellEnd"/>
+      <w:r>
+        <w:t xml:space="preserve"> or typography</w:t>
+      </w:r>
+      <w:r>
+        <w:t>. Using plain white and grey elements allowed to concentrate on content hierarchy and navigation flow without visual distractions.</w:t>
+      </w:r>
+    </w:p>
+    <w:p>
+      <w:pPr>
+        <w:spacing w:line="360" w:lineRule="auto"/>
+      </w:pPr>
+      <w:r>
+        <w:t xml:space="preserve">Building on this foundation, a high-fidelity wireframe was developed in Figma. At this stage, the selected </w:t>
+      </w:r>
+      <w:proofErr w:type="spellStart"/>
+      <w:r>
+        <w:t>color</w:t>
+      </w:r>
+      <w:proofErr w:type="spellEnd"/>
+      <w:r>
+        <w:t xml:space="preserve"> palette, typography choices, and interactive elements were incorporated</w:t>
+      </w:r>
+      <w:r>
+        <w:t xml:space="preserve">. The goal was to create a design that closely resembled the final website, as well as website’s navigation </w:t>
+      </w:r>
+      <w:r>
+        <w:t xml:space="preserve">was applied during this step, ensuring consistency and usability before moving into code development. </w:t>
+      </w:r>
+    </w:p>
+    <w:p>
+      <w:pPr>
+        <w:spacing w:line="360" w:lineRule="auto"/>
+        <w:ind w:firstLine="720"/>
+      </w:pPr>
+      <w:r>
+        <w:t xml:space="preserve">The homepage was designed as an introduction to the museum, featuring </w:t>
+      </w:r>
+      <w:r>
+        <w:t xml:space="preserve">a hero image, a short welcome message, </w:t>
+      </w:r>
+      <w:r>
+        <w:t>and buttons to separated pages. The Exhibitions page was structured to allow users to brows</w:t>
+      </w:r>
+      <w:r>
+        <w:t xml:space="preserve">e through topics, while Visit Us page provided practical information such as opening house, </w:t>
+      </w:r>
+      <w:r>
+        <w:t xml:space="preserve">address, and ticket prices. For Kids and For Teachers pages were tailored to their specific audiences, featuring information </w:t>
+      </w:r>
+      <w:r>
+        <w:t xml:space="preserve">content. Special Events page </w:t>
+      </w:r>
+      <w:r>
+        <w:t>provides</w:t>
+      </w:r>
+      <w:r>
+        <w:t xml:space="preserve"> upcoming events that will take place in the museum</w:t>
+      </w:r>
+      <w:r>
+        <w:t xml:space="preserve">, including information, date and time, </w:t>
+      </w:r>
+      <w:r>
+        <w:t xml:space="preserve">for those who are interested. </w:t>
+      </w:r>
+      <w:r>
+        <w:t xml:space="preserve"> </w:t>
+      </w:r>
+    </w:p>
+    <w:p>
+      <w:pPr>
+        <w:pStyle w:val="Overskrift3"/>
+      </w:pPr>
+      <w:r>
+        <w:t>2.</w:t>
+      </w:r>
+      <w:r>
+        <w:t>2.3</w:t>
+      </w:r>
+      <w:r>
+        <w:t xml:space="preserve"> Code Development</w:t>
+      </w:r>
+      <w:bookmarkEnd w:id="6"/>
+    </w:p>
+    <w:p>
+      <w:pPr>
+        <w:spacing w:line="360" w:lineRule="auto"/>
+      </w:pPr>
+      <w:r>
+        <w:tab/>
+      </w:r>
+      <w:r>
+        <w:t xml:space="preserve">The development phase focuses on </w:t>
+      </w:r>
+      <w:r>
+        <w:t>building a responsive, accessible, and interactive website using modern web technologies. This step is to bring High-fidelity wireframe</w:t>
+      </w:r>
+      <w:r>
+        <w:t>, which was an early step, into real functional website.</w:t>
+      </w:r>
+      <w:r>
+        <w:t xml:space="preserve"> </w:t>
+      </w:r>
+      <w:r>
+        <w:t xml:space="preserve">The foundation was established with a well-structure HTML layout, employing semantic elements such as </w:t>
+      </w:r>
+      <w:r>
+        <w:rPr>
+          <w:highlight w:val="lightGray"/>
+        </w:rPr>
+        <w:t>&lt;header&gt;</w:t>
+      </w:r>
+      <w:r>
+        <w:t xml:space="preserve">, </w:t>
+      </w:r>
+      <w:r>
+        <w:rPr>
+          <w:highlight w:val="lightGray"/>
+        </w:rPr>
+        <w:t>&lt;main&gt;</w:t>
+      </w:r>
+      <w:r>
+        <w:t xml:space="preserve">, </w:t>
+      </w:r>
+      <w:r>
+        <w:rPr>
+          <w:highlight w:val="lightGray"/>
+        </w:rPr>
+        <w:t>&lt;section&gt;</w:t>
+      </w:r>
+      <w:r>
+        <w:t xml:space="preserve">, and </w:t>
+      </w:r>
+      <w:r>
+        <w:rPr>
+          <w:highlight w:val="lightGray"/>
+        </w:rPr>
+        <w:t>&lt;</w:t>
+      </w:r>
+      <w:r>
+        <w:rPr>
+          <w:highlight w:val="lightGray"/>
+        </w:rPr>
+        <w:t>footer&gt;</w:t>
+      </w:r>
+      <w:r>
+        <w:t>.</w:t>
+      </w:r>
+      <w:r>
+        <w:t xml:space="preserve"> </w:t>
+      </w:r>
+      <w:r>
+        <w:t>The header contained the website logo and navigation menu</w:t>
+      </w:r>
+      <w:r>
+        <w:t>, using a simple unorder</w:t>
+      </w:r>
+      <w:r>
+        <w:t xml:space="preserve">ed list </w:t>
+      </w:r>
+      <w:r>
+        <w:rPr>
+          <w:highlight w:val="lightGray"/>
+        </w:rPr>
+        <w:t>&lt;ul&gt;</w:t>
+      </w:r>
+      <w:r>
+        <w:t xml:space="preserve"> and </w:t>
+      </w:r>
+      <w:r>
+        <w:rPr>
+          <w:highlight w:val="lightGray"/>
+        </w:rPr>
+        <w:t>&lt;li&gt;</w:t>
+      </w:r>
+      <w:r>
+        <w:t xml:space="preserve">. The main section included content blocks that varied from page to page. </w:t>
+      </w:r>
+      <w:r>
+        <w:t>The footer contained contact information, address,</w:t>
+      </w:r>
+      <w:r>
+        <w:t xml:space="preserve"> and social media. </w:t>
+      </w:r>
+    </w:p>
+    <w:p>
+      <w:pPr>
+        <w:spacing w:line="360" w:lineRule="auto"/>
+      </w:pPr>
+      <w:r>
+        <w:t>Each page followed a consistent layout pattern to maintain familiarity across the site. Internal links were used for smooth navigation</w:t>
+      </w:r>
+      <w:r>
+        <w:t xml:space="preserve">. </w:t>
+      </w:r>
+    </w:p>
+    <w:p>
+      <w:pPr>
+        <w:spacing w:line="360" w:lineRule="auto"/>
+      </w:pPr>
+      <w:r>
+        <w:t>Flexbox was mainly used in this project</w:t>
+      </w:r>
+      <w:r>
+        <w:t xml:space="preserve">, and media queries to adjust style for tablets, desktops and mobile screen. </w:t>
+      </w:r>
+      <w:r>
+        <w:t>This</w:t>
+      </w:r>
+      <w:r>
+        <w:t xml:space="preserve"> ensure that the layout and visual hierarchy remained </w:t>
+      </w:r>
+      <w:r>
+        <w:t xml:space="preserve">consistent across all devices. </w:t>
+      </w:r>
+      <w:r>
+        <w:t>CSS variables (--</w:t>
+      </w:r>
+      <w:proofErr w:type="spellStart"/>
+      <w:r>
+        <w:t>color</w:t>
+      </w:r>
+      <w:proofErr w:type="spellEnd"/>
+      <w:r>
+        <w:t>-primary, --</w:t>
+      </w:r>
+      <w:proofErr w:type="spellStart"/>
+      <w:r>
+        <w:t>color</w:t>
+      </w:r>
+      <w:proofErr w:type="spellEnd"/>
+      <w:r>
+        <w:t xml:space="preserve">-secondary, --h3-font-size, and more) </w:t>
+      </w:r>
+      <w:r>
+        <w:t xml:space="preserve">were used for easier theme management and to maintain consistency </w:t>
+      </w:r>
+      <w:r>
+        <w:lastRenderedPageBreak/>
+        <w:t xml:space="preserve">throughout the website. </w:t>
+      </w:r>
+      <w:r>
+        <w:t>The use of sufficient contrast also ensure</w:t>
+      </w:r>
+      <w:r>
+        <w:t>d compliance with accessibility guidelines (WCAG).</w:t>
+      </w:r>
+    </w:p>
+    <w:p>
+      <w:pPr>
+        <w:spacing w:line="360" w:lineRule="auto"/>
+      </w:pPr>
+      <w:r>
+        <w:t>JavaScript</w:t>
+      </w:r>
+      <w:r>
+        <w:t xml:space="preserve"> was used to improve user interaction and engagement. One of the main scripts controlled the responsive navigation menu, allowing it to toggle visibility on smaller screens via a hamburger icon</w:t>
+      </w:r>
+      <w:r>
+        <w:t xml:space="preserve">. </w:t>
+      </w:r>
+    </w:p>
+    <w:p>
+      <w:pPr>
+        <w:pStyle w:val="Overskrift3"/>
+      </w:pPr>
+      <w:bookmarkStart w:id="7" w:name="_Toc215081193"/>
+      <w:r>
+        <w:t>2.</w:t>
+      </w:r>
+      <w:r>
+        <w:t>2.4</w:t>
+      </w:r>
+      <w:r>
+        <w:t xml:space="preserve"> Testing and Evaluation</w:t>
+      </w:r>
+      <w:bookmarkEnd w:id="7"/>
+    </w:p>
+    <w:p>
+      <w:pPr>
+        <w:pStyle w:val="Overskrift3"/>
+      </w:pPr>
+      <w:bookmarkStart w:id="8" w:name="_Toc215081194"/>
+      <w:r>
+        <w:t>2.</w:t>
+      </w:r>
+      <w:r>
+        <w:t>2.5</w:t>
+      </w:r>
+      <w:r>
+        <w:t xml:space="preserve"> Evaluation</w:t>
+      </w:r>
+      <w:bookmarkEnd w:id="8"/>
+    </w:p>
+    <w:p/>
+    <w:p>
+      <w:pPr>
+        <w:rPr>
+          <w:rFonts w:ascii="Helvetica Neue Thin" w:hAnsi="Helvetica Neue Thin"/>
+          <w:sz w:val="36"/>
+          <w:szCs w:val="36"/>
+        </w:rPr>
+      </w:pPr>
+    </w:p>
+    <w:p>
+      <w:pPr>
+        <w:pStyle w:val="Overskrift2"/>
+      </w:pPr>
+      <w:bookmarkStart w:id="9" w:name="_Toc215081195"/>
+      <w:r>
+        <w:t>2.3. Conclusion</w:t>
+      </w:r>
+      <w:bookmarkEnd w:id="9"/>
+    </w:p>
+    <w:p>
+      <w:pPr>
+        <w:rPr>
+          <w:rFonts w:ascii="Helvetica Neue Thin" w:hAnsi="Helvetica Neue Thin"/>
+          <w:sz w:val="36"/>
+          <w:szCs w:val="36"/>
+        </w:rPr>
+      </w:pPr>
+    </w:p>
+    <w:p>
+      <w:pPr>
+        <w:rPr>
+          <w:rFonts w:ascii="Helvetica Neue Thin" w:hAnsi="Helvetica Neue Thin"/>
+          <w:sz w:val="36"/>
+          <w:szCs w:val="36"/>
+        </w:rPr>
+      </w:pPr>
+    </w:p>
+    <w:p>
+      <w:pPr>
+        <w:rPr>
+          <w:rFonts w:ascii="Helvetica Neue Thin" w:hAnsi="Helvetica Neue Thin"/>
+          <w:sz w:val="36"/>
+          <w:szCs w:val="36"/>
+        </w:rPr>
+      </w:pPr>
+    </w:p>
+    <w:p>
+      <w:pPr>
+        <w:rPr>
+          <w:rFonts w:ascii="Helvetica Neue Thin" w:hAnsi="Helvetica Neue Thin"/>
+          <w:sz w:val="36"/>
+          <w:szCs w:val="36"/>
+        </w:rPr>
+      </w:pPr>
+    </w:p>
+    <w:p>
+      <w:pPr>
+        <w:rPr>
+          <w:rFonts w:ascii="Helvetica Neue Thin" w:hAnsi="Helvetica Neue Thin"/>
+          <w:sz w:val="36"/>
+          <w:szCs w:val="36"/>
+        </w:rPr>
+      </w:pPr>
+    </w:p>
+    <w:p>
+      <w:pPr>
+        <w:rPr>
+          <w:rFonts w:ascii="Helvetica Neue Thin" w:hAnsi="Helvetica Neue Thin"/>
+          <w:sz w:val="36"/>
+          <w:szCs w:val="36"/>
+        </w:rPr>
+      </w:pPr>
+    </w:p>
+    <w:p>
+      <w:pPr>
+        <w:rPr>
+          <w:rFonts w:ascii="Helvetica Neue Thin" w:hAnsi="Helvetica Neue Thin"/>
+          <w:sz w:val="36"/>
+          <w:szCs w:val="36"/>
+        </w:rPr>
+      </w:pPr>
+    </w:p>
+    <w:p>
+      <w:pPr>
+        <w:rPr>
+          <w:rFonts w:ascii="Helvetica Neue Thin" w:hAnsi="Helvetica Neue Thin"/>
+          <w:sz w:val="36"/>
+          <w:szCs w:val="36"/>
+        </w:rPr>
+      </w:pPr>
+    </w:p>
+    <w:p>
+      <w:pPr>
+        <w:rPr>
+          <w:rFonts w:ascii="Helvetica Neue Thin" w:hAnsi="Helvetica Neue Thin"/>
+          <w:sz w:val="36"/>
+          <w:szCs w:val="36"/>
+        </w:rPr>
+      </w:pPr>
+    </w:p>
+    <w:p>
+      <w:pPr>
+        <w:rPr>
+          <w:rFonts w:ascii="Helvetica Neue Thin" w:hAnsi="Helvetica Neue Thin"/>
+          <w:sz w:val="36"/>
+          <w:szCs w:val="36"/>
+        </w:rPr>
+      </w:pPr>
+    </w:p>
+    <w:p>
+      <w:pPr>
+        <w:rPr>
+          <w:rFonts w:ascii="Helvetica Neue Thin" w:hAnsi="Helvetica Neue Thin"/>
+          <w:sz w:val="36"/>
+          <w:szCs w:val="36"/>
+        </w:rPr>
+      </w:pPr>
+    </w:p>
+    <w:p>
+      <w:pPr>
+        <w:rPr>
+          <w:rFonts w:ascii="Helvetica Neue Thin" w:hAnsi="Helvetica Neue Thin"/>
+          <w:sz w:val="36"/>
+          <w:szCs w:val="36"/>
+        </w:rPr>
+      </w:pPr>
+    </w:p>
+    <w:p>
+      <w:pPr>
+        <w:rPr>
+          <w:rFonts w:ascii="Helvetica Neue Thin" w:hAnsi="Helvetica Neue Thin"/>
+          <w:sz w:val="36"/>
+          <w:szCs w:val="36"/>
+        </w:rPr>
+      </w:pPr>
+    </w:p>
+    <w:p>
+      <w:pPr>
+        <w:rPr>
+          <w:rFonts w:ascii="Helvetica Neue Thin" w:hAnsi="Helvetica Neue Thin"/>
+          <w:sz w:val="36"/>
+          <w:szCs w:val="36"/>
+        </w:rPr>
+      </w:pPr>
+    </w:p>
+    <w:p>
+      <w:pPr>
+        <w:rPr>
+          <w:rFonts w:ascii="Helvetica Neue Thin" w:hAnsi="Helvetica Neue Thin"/>
+          <w:sz w:val="36"/>
+          <w:szCs w:val="36"/>
+        </w:rPr>
+      </w:pPr>
+    </w:p>
+    <w:p>
+      <w:pPr>
+        <w:rPr>
+          <w:rFonts w:ascii="Helvetica Neue Thin" w:hAnsi="Helvetica Neue Thin"/>
+          <w:sz w:val="36"/>
+          <w:szCs w:val="36"/>
+        </w:rPr>
+      </w:pPr>
+    </w:p>
+    <w:p>
+      <w:pPr>
+        <w:rPr>
+          <w:rFonts w:ascii="Helvetica Neue Thin" w:hAnsi="Helvetica Neue Thin"/>
+          <w:sz w:val="36"/>
+          <w:szCs w:val="36"/>
+        </w:rPr>
+      </w:pPr>
+    </w:p>
+    <w:p>
+      <w:pPr>
+        <w:rPr>
+          <w:rFonts w:ascii="Helvetica Neue Thin" w:hAnsi="Helvetica Neue Thin"/>
+          <w:sz w:val="36"/>
+          <w:szCs w:val="36"/>
+        </w:rPr>
+      </w:pPr>
+    </w:p>
+    <w:p>
+      <w:pPr>
+        <w:rPr>
+          <w:rFonts w:ascii="Helvetica Neue Thin" w:hAnsi="Helvetica Neue Thin"/>
+          <w:sz w:val="36"/>
+          <w:szCs w:val="36"/>
+        </w:rPr>
+      </w:pPr>
+    </w:p>
+    <w:p>
+      <w:pPr>
+        <w:rPr>
+          <w:rFonts w:ascii="Helvetica Neue Thin" w:hAnsi="Helvetica Neue Thin"/>
+          <w:sz w:val="36"/>
+          <w:szCs w:val="36"/>
+        </w:rPr>
+      </w:pPr>
+    </w:p>
+    <w:p>
+      <w:pPr>
+        <w:rPr>
+          <w:rFonts w:ascii="Helvetica Neue Thin" w:hAnsi="Helvetica Neue Thin"/>
+          <w:sz w:val="36"/>
+          <w:szCs w:val="36"/>
+        </w:rPr>
+      </w:pPr>
+    </w:p>
+    <w:p>
+      <w:pPr>
+        <w:rPr>
+          <w:rFonts w:ascii="Helvetica Neue Thin" w:hAnsi="Helvetica Neue Thin"/>
+          <w:sz w:val="36"/>
+          <w:szCs w:val="36"/>
+        </w:rPr>
+      </w:pPr>
+    </w:p>
+    <w:p>
+      <w:pPr>
         <w:rPr>
           <w:rFonts w:ascii="Helvetica Neue" w:hAnsi="Helvetica Neue"/>
           <w:sz w:val="44"/>
@@ -1089,272 +3045,6 @@
     </w:p>
     <w:p>
       <w:pPr>
-        <w:pStyle w:val="Overskrift1"/>
-      </w:pPr>
-      <w:bookmarkStart w:id="1" w:name="_Toc25064483"/>
-      <w:r>
-        <w:lastRenderedPageBreak/>
-        <w:t>2. Body</w:t>
-      </w:r>
-      <w:bookmarkEnd w:id="1"/>
-    </w:p>
-    <w:p>
-      <w:pPr>
-        <w:rPr>
-          <w:rFonts w:ascii="Helvetica Neue Thin" w:hAnsi="Helvetica Neue Thin"/>
-          <w:sz w:val="36"/>
-          <w:szCs w:val="36"/>
-        </w:rPr>
-      </w:pPr>
-    </w:p>
-    <w:p>
-      <w:pPr>
-        <w:pStyle w:val="Overskrift2"/>
-      </w:pPr>
-      <w:bookmarkStart w:id="2" w:name="_Toc25064484"/>
-      <w:r>
-        <w:t>2.1. Introduction</w:t>
-      </w:r>
-      <w:bookmarkEnd w:id="2"/>
-    </w:p>
-    <w:p>
-      <w:pPr>
-        <w:rPr>
-          <w:rFonts w:ascii="Helvetica Neue Thin" w:hAnsi="Helvetica Neue Thin"/>
-          <w:sz w:val="36"/>
-          <w:szCs w:val="36"/>
-        </w:rPr>
-      </w:pPr>
-    </w:p>
-    <w:p>
-      <w:pPr>
-        <w:pStyle w:val="Overskrift2"/>
-      </w:pPr>
-      <w:bookmarkStart w:id="3" w:name="_Toc25064485"/>
-      <w:r>
-        <w:t>2.2. Main section of report</w:t>
-      </w:r>
-      <w:bookmarkEnd w:id="3"/>
-    </w:p>
-    <w:p>
-      <w:pPr>
-        <w:rPr>
-          <w:rFonts w:ascii="Helvetica Neue Thin" w:hAnsi="Helvetica Neue Thin"/>
-          <w:sz w:val="36"/>
-          <w:szCs w:val="36"/>
-        </w:rPr>
-      </w:pPr>
-    </w:p>
-    <w:p>
-      <w:pPr>
-        <w:pStyle w:val="Overskrift2"/>
-      </w:pPr>
-      <w:bookmarkStart w:id="4" w:name="_Toc25064486"/>
-      <w:r>
-        <w:t>2.3. Conclusion</w:t>
-      </w:r>
-      <w:bookmarkEnd w:id="4"/>
-    </w:p>
-    <w:p>
-      <w:pPr>
-        <w:rPr>
-          <w:rFonts w:ascii="Helvetica Neue Thin" w:hAnsi="Helvetica Neue Thin"/>
-          <w:sz w:val="36"/>
-          <w:szCs w:val="36"/>
-        </w:rPr>
-      </w:pPr>
-    </w:p>
-    <w:p>
-      <w:pPr>
-        <w:rPr>
-          <w:rFonts w:ascii="Helvetica Neue Thin" w:hAnsi="Helvetica Neue Thin"/>
-          <w:sz w:val="36"/>
-          <w:szCs w:val="36"/>
-        </w:rPr>
-      </w:pPr>
-    </w:p>
-    <w:p>
-      <w:pPr>
-        <w:rPr>
-          <w:rFonts w:ascii="Helvetica Neue Thin" w:hAnsi="Helvetica Neue Thin"/>
-          <w:sz w:val="36"/>
-          <w:szCs w:val="36"/>
-        </w:rPr>
-      </w:pPr>
-    </w:p>
-    <w:p>
-      <w:pPr>
-        <w:rPr>
-          <w:rFonts w:ascii="Helvetica Neue Thin" w:hAnsi="Helvetica Neue Thin"/>
-          <w:sz w:val="36"/>
-          <w:szCs w:val="36"/>
-        </w:rPr>
-      </w:pPr>
-    </w:p>
-    <w:p>
-      <w:pPr>
-        <w:rPr>
-          <w:rFonts w:ascii="Helvetica Neue Thin" w:hAnsi="Helvetica Neue Thin"/>
-          <w:sz w:val="36"/>
-          <w:szCs w:val="36"/>
-        </w:rPr>
-      </w:pPr>
-    </w:p>
-    <w:p>
-      <w:pPr>
-        <w:rPr>
-          <w:rFonts w:ascii="Helvetica Neue Thin" w:hAnsi="Helvetica Neue Thin"/>
-          <w:sz w:val="36"/>
-          <w:szCs w:val="36"/>
-        </w:rPr>
-      </w:pPr>
-    </w:p>
-    <w:p>
-      <w:pPr>
-        <w:rPr>
-          <w:rFonts w:ascii="Helvetica Neue Thin" w:hAnsi="Helvetica Neue Thin"/>
-          <w:sz w:val="36"/>
-          <w:szCs w:val="36"/>
-        </w:rPr>
-      </w:pPr>
-    </w:p>
-    <w:p>
-      <w:pPr>
-        <w:rPr>
-          <w:rFonts w:ascii="Helvetica Neue Thin" w:hAnsi="Helvetica Neue Thin"/>
-          <w:sz w:val="36"/>
-          <w:szCs w:val="36"/>
-        </w:rPr>
-      </w:pPr>
-    </w:p>
-    <w:p>
-      <w:pPr>
-        <w:rPr>
-          <w:rFonts w:ascii="Helvetica Neue Thin" w:hAnsi="Helvetica Neue Thin"/>
-          <w:sz w:val="36"/>
-          <w:szCs w:val="36"/>
-        </w:rPr>
-      </w:pPr>
-    </w:p>
-    <w:p>
-      <w:pPr>
-        <w:rPr>
-          <w:rFonts w:ascii="Helvetica Neue Thin" w:hAnsi="Helvetica Neue Thin"/>
-          <w:sz w:val="36"/>
-          <w:szCs w:val="36"/>
-        </w:rPr>
-      </w:pPr>
-    </w:p>
-    <w:p>
-      <w:pPr>
-        <w:rPr>
-          <w:rFonts w:ascii="Helvetica Neue Thin" w:hAnsi="Helvetica Neue Thin"/>
-          <w:sz w:val="36"/>
-          <w:szCs w:val="36"/>
-        </w:rPr>
-      </w:pPr>
-    </w:p>
-    <w:p>
-      <w:pPr>
-        <w:rPr>
-          <w:rFonts w:ascii="Helvetica Neue Thin" w:hAnsi="Helvetica Neue Thin"/>
-          <w:sz w:val="36"/>
-          <w:szCs w:val="36"/>
-        </w:rPr>
-      </w:pPr>
-    </w:p>
-    <w:p>
-      <w:pPr>
-        <w:rPr>
-          <w:rFonts w:ascii="Helvetica Neue Thin" w:hAnsi="Helvetica Neue Thin"/>
-          <w:sz w:val="36"/>
-          <w:szCs w:val="36"/>
-        </w:rPr>
-      </w:pPr>
-    </w:p>
-    <w:p>
-      <w:pPr>
-        <w:rPr>
-          <w:rFonts w:ascii="Helvetica Neue Thin" w:hAnsi="Helvetica Neue Thin"/>
-          <w:sz w:val="36"/>
-          <w:szCs w:val="36"/>
-        </w:rPr>
-      </w:pPr>
-    </w:p>
-    <w:p>
-      <w:pPr>
-        <w:rPr>
-          <w:rFonts w:ascii="Helvetica Neue Thin" w:hAnsi="Helvetica Neue Thin"/>
-          <w:sz w:val="36"/>
-          <w:szCs w:val="36"/>
-        </w:rPr>
-      </w:pPr>
-    </w:p>
-    <w:p>
-      <w:pPr>
-        <w:rPr>
-          <w:rFonts w:ascii="Helvetica Neue Thin" w:hAnsi="Helvetica Neue Thin"/>
-          <w:sz w:val="36"/>
-          <w:szCs w:val="36"/>
-        </w:rPr>
-      </w:pPr>
-    </w:p>
-    <w:p>
-      <w:pPr>
-        <w:rPr>
-          <w:rFonts w:ascii="Helvetica Neue Thin" w:hAnsi="Helvetica Neue Thin"/>
-          <w:sz w:val="36"/>
-          <w:szCs w:val="36"/>
-        </w:rPr>
-      </w:pPr>
-    </w:p>
-    <w:p>
-      <w:pPr>
-        <w:rPr>
-          <w:rFonts w:ascii="Helvetica Neue Thin" w:hAnsi="Helvetica Neue Thin"/>
-          <w:sz w:val="36"/>
-          <w:szCs w:val="36"/>
-        </w:rPr>
-      </w:pPr>
-    </w:p>
-    <w:p>
-      <w:pPr>
-        <w:rPr>
-          <w:rFonts w:ascii="Helvetica Neue Thin" w:hAnsi="Helvetica Neue Thin"/>
-          <w:sz w:val="36"/>
-          <w:szCs w:val="36"/>
-        </w:rPr>
-      </w:pPr>
-    </w:p>
-    <w:p>
-      <w:pPr>
-        <w:rPr>
-          <w:rFonts w:ascii="Helvetica Neue Thin" w:hAnsi="Helvetica Neue Thin"/>
-          <w:sz w:val="36"/>
-          <w:szCs w:val="36"/>
-        </w:rPr>
-      </w:pPr>
-    </w:p>
-    <w:p>
-      <w:pPr>
-        <w:rPr>
-          <w:rFonts w:ascii="Helvetica Neue Thin" w:hAnsi="Helvetica Neue Thin"/>
-          <w:sz w:val="36"/>
-          <w:szCs w:val="36"/>
-        </w:rPr>
-      </w:pPr>
-    </w:p>
-    <w:p>
-      <w:pPr>
-        <w:rPr>
-          <w:rFonts w:ascii="Helvetica Neue Thin" w:hAnsi="Helvetica Neue Thin"/>
-          <w:sz w:val="36"/>
-          <w:szCs w:val="36"/>
-        </w:rPr>
-      </w:pPr>
-    </w:p>
-    <w:p>
-      <w:pPr>
         <w:rPr>
           <w:rFonts w:ascii="Helvetica Neue" w:hAnsi="Helvetica Neue"/>
           <w:sz w:val="44"/>
@@ -1364,23 +3054,13 @@
     </w:p>
     <w:p>
       <w:pPr>
-        <w:rPr>
-          <w:rFonts w:ascii="Helvetica Neue" w:hAnsi="Helvetica Neue"/>
-          <w:sz w:val="44"/>
-          <w:szCs w:val="44"/>
-        </w:rPr>
-      </w:pPr>
-    </w:p>
-    <w:p>
-      <w:pPr>
         <w:pStyle w:val="Overskrift1"/>
       </w:pPr>
-      <w:bookmarkStart w:id="5" w:name="_Toc25064487"/>
-      <w:r>
-        <w:lastRenderedPageBreak/>
+      <w:bookmarkStart w:id="10" w:name="_Toc215081196"/>
+      <w:r>
         <w:t>3. References</w:t>
       </w:r>
-      <w:bookmarkEnd w:id="5"/>
+      <w:bookmarkEnd w:id="10"/>
     </w:p>
     <w:p>
       <w:pPr>
@@ -1570,7 +3250,7 @@
         </w:rPr>
         <w:t xml:space="preserve"> </w:t>
       </w:r>
-      <w:hyperlink r:id="rId9" w:history="1">
+      <w:hyperlink r:id="rId12" w:history="1">
         <w:r>
           <w:rPr>
             <w:rStyle w:val="Hyperkobling"/>
@@ -1827,11 +3507,11 @@
       <w:pPr>
         <w:pStyle w:val="Overskrift1"/>
       </w:pPr>
-      <w:bookmarkStart w:id="6" w:name="_Toc25064488"/>
+      <w:bookmarkStart w:id="11" w:name="_Toc215081197"/>
       <w:r>
         <w:t>4. Acknowledgements</w:t>
       </w:r>
-      <w:bookmarkEnd w:id="6"/>
+      <w:bookmarkEnd w:id="11"/>
     </w:p>
     <w:p>
       <w:pPr>
@@ -2115,11 +3795,11 @@
       <w:pPr>
         <w:pStyle w:val="Overskrift1"/>
       </w:pPr>
-      <w:bookmarkStart w:id="7" w:name="_Toc25064489"/>
+      <w:bookmarkStart w:id="12" w:name="_Toc215081198"/>
       <w:r>
         <w:t>5. Appendices</w:t>
       </w:r>
-      <w:bookmarkEnd w:id="7"/>
+      <w:bookmarkEnd w:id="12"/>
     </w:p>
     <w:p>
       <w:pPr>
@@ -2187,7 +3867,7 @@
       </w:pPr>
     </w:p>
     <w:sectPr>
-      <w:footerReference w:type="default" r:id="rId10"/>
+      <w:footerReference w:type="default" r:id="rId13"/>
       <w:pgSz w:w="11900" w:h="16840"/>
       <w:pgMar w:top="1160" w:right="1440" w:bottom="1440" w:left="1440" w:header="708" w:footer="708" w:gutter="0"/>
       <w:cols w:space="708"/>
@@ -2305,6 +3985,103 @@
     </w:p>
   </w:footnote>
 </w:footnotes>
+</file>
+
+<file path=word/numbering.xml><?xml version="1.0" encoding="utf-8"?>
+<w:numbering xmlns:wpc="http://schemas.microsoft.com/office/word/2010/wordprocessingCanvas" xmlns:cx="http://schemas.microsoft.com/office/drawing/2014/chartex" xmlns:cx1="http://schemas.microsoft.com/office/drawing/2015/9/8/chartex" xmlns:cx2="http://schemas.microsoft.com/office/drawing/2015/10/21/chartex" xmlns:cx3="http://schemas.microsoft.com/office/drawing/2016/5/9/chartex" xmlns:cx4="http://schemas.microsoft.com/office/drawing/2016/5/10/chartex" xmlns:cx5="http://schemas.microsoft.com/office/drawing/2016/5/11/chartex" xmlns:cx6="http://schemas.microsoft.com/office/drawing/2016/5/12/chartex" xmlns:cx7="http://schemas.microsoft.com/office/drawing/2016/5/13/chartex" xmlns:cx8="http://schemas.microsoft.com/office/drawing/2016/5/14/chartex" xmlns:mc="http://schemas.openxmlformats.org/markup-compatibility/2006" xmlns:aink="http://schemas.microsoft.com/office/drawing/2016/ink" xmlns:am3d="http://schemas.microsoft.com/office/drawing/2017/model3d" xmlns:o="urn:schemas-microsoft-com:office:office" xmlns:oel="http://schemas.microsoft.com/office/2019/extlst" xmlns:r="http://schemas.openxmlformats.org/officeDocument/2006/relationships" xmlns:m="http://schemas.openxmlformats.org/officeDocument/2006/math" xmlns:v="urn:schemas-microsoft-com:vml" xmlns:wp14="http://schemas.microsoft.com/office/word/2010/wordprocessingDrawing" xmlns:wp="http://schemas.openxmlformats.org/drawingml/2006/wordprocessingDrawing" xmlns:w10="urn:schemas-microsoft-com:office:word" xmlns:w="http://schemas.openxmlformats.org/wordprocessingml/2006/main" xmlns:w14="http://schemas.microsoft.com/office/word/2010/wordml" xmlns:w15="http://schemas.microsoft.com/office/word/2012/wordml" xmlns:w16cex="http://schemas.microsoft.com/office/word/2018/wordml/cex" xmlns:w16cid="http://schemas.microsoft.com/office/word/2016/wordml/cid" xmlns:w16="http://schemas.microsoft.com/office/word/2018/wordml" xmlns:w16du="http://schemas.microsoft.com/office/word/2023/wordml/word16du" xmlns:w16sdtdh="http://schemas.microsoft.com/office/word/2020/wordml/sdtdatahash" xmlns:w16sdtfl="http://schemas.microsoft.com/office/word/2024/wordml/sdtformatlock" xmlns:w16se="http://schemas.microsoft.com/office/word/2015/wordml/symex" xmlns:wpg="http://schemas.microsoft.com/office/word/2010/wordprocessingGroup" xmlns:wpi="http://schemas.microsoft.com/office/word/2010/wordprocessingInk" xmlns:wne="http://schemas.microsoft.com/office/word/2006/wordml" xmlns:wps="http://schemas.microsoft.com/office/word/2010/wordprocessingShape" mc:Ignorable="w14 w15 w16se w16cid w16 w16cex w16sdtdh w16sdtfl w16du wp14">
+  <w:abstractNum w:abstractNumId="0" w15:restartNumberingAfterBreak="0">
+    <w:nsid w:val="7EE61D79"/>
+    <w:multiLevelType w:val="hybridMultilevel"/>
+    <w:tmpl w:val="4A1097E4"/>
+    <w:lvl w:ilvl="0" w:tplc="0414000F">
+      <w:start w:val="1"/>
+      <w:numFmt w:val="decimal"/>
+      <w:lvlText w:val="%1."/>
+      <w:lvlJc w:val="left"/>
+      <w:pPr>
+        <w:ind w:left="720" w:hanging="360"/>
+      </w:pPr>
+      <w:rPr>
+        <w:rFonts w:hint="default"/>
+      </w:rPr>
+    </w:lvl>
+    <w:lvl w:ilvl="1" w:tplc="04140019" w:tentative="1">
+      <w:start w:val="1"/>
+      <w:numFmt w:val="lowerLetter"/>
+      <w:lvlText w:val="%2."/>
+      <w:lvlJc w:val="left"/>
+      <w:pPr>
+        <w:ind w:left="1440" w:hanging="360"/>
+      </w:pPr>
+    </w:lvl>
+    <w:lvl w:ilvl="2" w:tplc="0414001B" w:tentative="1">
+      <w:start w:val="1"/>
+      <w:numFmt w:val="lowerRoman"/>
+      <w:lvlText w:val="%3."/>
+      <w:lvlJc w:val="right"/>
+      <w:pPr>
+        <w:ind w:left="2160" w:hanging="180"/>
+      </w:pPr>
+    </w:lvl>
+    <w:lvl w:ilvl="3" w:tplc="0414000F" w:tentative="1">
+      <w:start w:val="1"/>
+      <w:numFmt w:val="decimal"/>
+      <w:lvlText w:val="%4."/>
+      <w:lvlJc w:val="left"/>
+      <w:pPr>
+        <w:ind w:left="2880" w:hanging="360"/>
+      </w:pPr>
+    </w:lvl>
+    <w:lvl w:ilvl="4" w:tplc="04140019" w:tentative="1">
+      <w:start w:val="1"/>
+      <w:numFmt w:val="lowerLetter"/>
+      <w:lvlText w:val="%5."/>
+      <w:lvlJc w:val="left"/>
+      <w:pPr>
+        <w:ind w:left="3600" w:hanging="360"/>
+      </w:pPr>
+    </w:lvl>
+    <w:lvl w:ilvl="5" w:tplc="0414001B" w:tentative="1">
+      <w:start w:val="1"/>
+      <w:numFmt w:val="lowerRoman"/>
+      <w:lvlText w:val="%6."/>
+      <w:lvlJc w:val="right"/>
+      <w:pPr>
+        <w:ind w:left="4320" w:hanging="180"/>
+      </w:pPr>
+    </w:lvl>
+    <w:lvl w:ilvl="6" w:tplc="0414000F" w:tentative="1">
+      <w:start w:val="1"/>
+      <w:numFmt w:val="decimal"/>
+      <w:lvlText w:val="%7."/>
+      <w:lvlJc w:val="left"/>
+      <w:pPr>
+        <w:ind w:left="5040" w:hanging="360"/>
+      </w:pPr>
+    </w:lvl>
+    <w:lvl w:ilvl="7" w:tplc="04140019" w:tentative="1">
+      <w:start w:val="1"/>
+      <w:numFmt w:val="lowerLetter"/>
+      <w:lvlText w:val="%8."/>
+      <w:lvlJc w:val="left"/>
+      <w:pPr>
+        <w:ind w:left="5760" w:hanging="360"/>
+      </w:pPr>
+    </w:lvl>
+    <w:lvl w:ilvl="8" w:tplc="0414001B" w:tentative="1">
+      <w:start w:val="1"/>
+      <w:numFmt w:val="lowerRoman"/>
+      <w:lvlText w:val="%9."/>
+      <w:lvlJc w:val="right"/>
+      <w:pPr>
+        <w:ind w:left="6480" w:hanging="180"/>
+      </w:pPr>
+    </w:lvl>
+  </w:abstractNum>
+  <w:num w:numId="1" w16cid:durableId="1339505661">
+    <w:abstractNumId w:val="0"/>
+  </w:num>
+</w:numbering>
 </file>
 
 <file path=word/styles.xml><?xml version="1.0" encoding="utf-8"?>
@@ -2748,6 +4525,26 @@
       <w:szCs w:val="28"/>
     </w:rPr>
   </w:style>
+  <w:style w:type="paragraph" w:styleId="Overskrift3">
+    <w:name w:val="heading 3"/>
+    <w:basedOn w:val="Normal"/>
+    <w:next w:val="Normal"/>
+    <w:link w:val="Overskrift3Tegn"/>
+    <w:uiPriority w:val="9"/>
+    <w:unhideWhenUsed/>
+    <w:qFormat/>
+    <w:rsid w:val="00F77BD5"/>
+    <w:pPr>
+      <w:keepNext/>
+      <w:keepLines/>
+      <w:spacing w:before="40"/>
+      <w:outlineLvl w:val="2"/>
+    </w:pPr>
+    <w:rPr>
+      <w:rFonts w:asciiTheme="majorHAnsi" w:eastAsiaTheme="majorEastAsia" w:hAnsiTheme="majorHAnsi" w:cstheme="majorBidi"/>
+      <w:color w:val="1F3763" w:themeColor="accent1" w:themeShade="7F"/>
+    </w:rPr>
+  </w:style>
   <w:style w:type="character" w:default="1" w:styleId="Standardskriftforavsnitt">
     <w:name w:val="Default Paragraph Font"/>
     <w:uiPriority w:val="1"/>
@@ -2954,6 +4751,52 @@
     <w:rPr>
       <w:color w:val="605E5C"/>
       <w:shd w:val="clear" w:color="auto" w:fill="E1DFDD"/>
+    </w:rPr>
+  </w:style>
+  <w:style w:type="character" w:customStyle="1" w:styleId="Overskrift3Tegn">
+    <w:name w:val="Overskrift 3 Tegn"/>
+    <w:basedOn w:val="Standardskriftforavsnitt"/>
+    <w:link w:val="Overskrift3"/>
+    <w:uiPriority w:val="9"/>
+    <w:rsid w:val="00F77BD5"/>
+    <w:rPr>
+      <w:rFonts w:asciiTheme="majorHAnsi" w:eastAsiaTheme="majorEastAsia" w:hAnsiTheme="majorHAnsi" w:cstheme="majorBidi"/>
+      <w:color w:val="1F3763" w:themeColor="accent1" w:themeShade="7F"/>
+      <w:sz w:val="24"/>
+      <w:szCs w:val="24"/>
+      <w:lang w:val="en-ZA" w:eastAsia="en-US" w:bidi="ar-SA"/>
+    </w:rPr>
+  </w:style>
+  <w:style w:type="paragraph" w:styleId="INNH3">
+    <w:name w:val="toc 3"/>
+    <w:basedOn w:val="Normal"/>
+    <w:next w:val="Normal"/>
+    <w:autoRedefine/>
+    <w:uiPriority w:val="39"/>
+    <w:unhideWhenUsed/>
+    <w:rsid w:val="00F77BD5"/>
+    <w:pPr>
+      <w:spacing w:after="100"/>
+      <w:ind w:left="480"/>
+    </w:pPr>
+  </w:style>
+  <w:style w:type="paragraph" w:styleId="Bildetekst">
+    <w:name w:val="caption"/>
+    <w:basedOn w:val="Normal"/>
+    <w:next w:val="Normal"/>
+    <w:uiPriority w:val="35"/>
+    <w:unhideWhenUsed/>
+    <w:qFormat/>
+    <w:rsid w:val="00856D31"/>
+    <w:pPr>
+      <w:spacing w:after="200"/>
+    </w:pPr>
+    <w:rPr>
+      <w:i/>
+      <w:iCs/>
+      <w:color w:val="44546A" w:themeColor="text2"/>
+      <w:sz w:val="18"/>
+      <w:szCs w:val="18"/>
     </w:rPr>
   </w:style>
 </w:styles>

--- a/ReportTemplate-SP1.docx
+++ b/ReportTemplate-SP1.docx
@@ -3278,6 +3278,70 @@
           <w:szCs w:val="36"/>
         </w:rPr>
       </w:pPr>
+      <w:proofErr w:type="spellStart"/>
+      <w:r>
+        <w:rPr>
+          <w:rFonts w:ascii="Helvetica Neue Thin" w:hAnsi="Helvetica Neue Thin"/>
+          <w:sz w:val="36"/>
+          <w:szCs w:val="36"/>
+        </w:rPr>
+        <w:t>LiveCode</w:t>
+      </w:r>
+      <w:proofErr w:type="spellEnd"/>
+      <w:r>
+        <w:rPr>
+          <w:rFonts w:ascii="Helvetica Neue Thin" w:hAnsi="Helvetica Neue Thin"/>
+          <w:sz w:val="36"/>
+          <w:szCs w:val="36"/>
+        </w:rPr>
+        <w:t xml:space="preserve"> (2022): </w:t>
+      </w:r>
+      <w:r>
+        <w:rPr>
+          <w:rFonts w:ascii="Helvetica Neue Thin" w:hAnsi="Helvetica Neue Thin"/>
+          <w:i/>
+          <w:iCs/>
+          <w:sz w:val="36"/>
+          <w:szCs w:val="36"/>
+        </w:rPr>
+        <w:t>Making a Responsive Navbar in HTML &amp; CSS – Explained from A to Z with Menu Hamburger</w:t>
+      </w:r>
+      <w:r>
+        <w:rPr>
+          <w:rFonts w:ascii="Helvetica Neue Thin" w:hAnsi="Helvetica Neue Thin"/>
+          <w:sz w:val="36"/>
+          <w:szCs w:val="36"/>
+        </w:rPr>
+        <w:t xml:space="preserve">. </w:t>
+      </w:r>
+      <w:hyperlink r:id="rId13" w:history="1">
+        <w:r>
+          <w:rPr>
+            <w:rStyle w:val="Hyperkobling"/>
+            <w:rFonts w:ascii="Helvetica Neue Thin" w:hAnsi="Helvetica Neue Thin"/>
+            <w:sz w:val="36"/>
+            <w:szCs w:val="36"/>
+          </w:rPr>
+          <w:t>https://www.youtube.com/watch?v=HQopEEurQYE</w:t>
+        </w:r>
+      </w:hyperlink>
+      <w:r>
+        <w:rPr>
+          <w:rFonts w:ascii="Helvetica Neue Thin" w:hAnsi="Helvetica Neue Thin"/>
+          <w:sz w:val="36"/>
+          <w:szCs w:val="36"/>
+        </w:rPr>
+        <w:t xml:space="preserve"> </w:t>
+      </w:r>
+    </w:p>
+    <w:p>
+      <w:pPr>
+        <w:rPr>
+          <w:rFonts w:ascii="Helvetica Neue Thin" w:hAnsi="Helvetica Neue Thin"/>
+          <w:sz w:val="36"/>
+          <w:szCs w:val="36"/>
+        </w:rPr>
+      </w:pPr>
       <w:r>
         <w:rPr>
           <w:rFonts w:ascii="Helvetica Neue Thin" w:hAnsi="Helvetica Neue Thin"/>
@@ -3867,7 +3931,7 @@
       </w:pPr>
     </w:p>
     <w:sectPr>
-      <w:footerReference w:type="default" r:id="rId13"/>
+      <w:footerReference w:type="default" r:id="rId14"/>
       <w:pgSz w:w="11900" w:h="16840"/>
       <w:pgMar w:top="1160" w:right="1440" w:bottom="1440" w:left="1440" w:header="708" w:footer="708" w:gutter="0"/>
       <w:cols w:space="708"/>

--- a/ReportTemplate-SP1.docx
+++ b/ReportTemplate-SP1.docx
@@ -277,7 +277,15 @@
           <w:sz w:val="44"/>
           <w:szCs w:val="44"/>
         </w:rPr>
-        <w:t>Summary: 250</w:t>
+        <w:t>Summary: 2</w:t>
+      </w:r>
+      <w:r>
+        <w:rPr>
+          <w:rFonts w:ascii="Helvetica Neue Thin" w:hAnsi="Helvetica Neue Thin"/>
+          <w:sz w:val="44"/>
+          <w:szCs w:val="44"/>
+        </w:rPr>
+        <w:t>74</w:t>
       </w:r>
       <w:r>
         <w:rPr>
@@ -419,7 +427,7 @@
           <w:r>
             <w:fldChar w:fldCharType="separate"/>
           </w:r>
-          <w:hyperlink w:anchor="_Toc215081186" w:history="1">
+          <w:hyperlink w:anchor="_Toc215857703" w:history="1">
             <w:r>
               <w:rPr>
                 <w:rStyle w:val="Hyperkobling"/>
@@ -446,7 +454,7 @@
                 <w:noProof/>
                 <w:webHidden/>
               </w:rPr>
-              <w:instrText xml:space="preserve"> PAGEREF _Toc215081186 \h </w:instrText>
+              <w:instrText xml:space="preserve"> PAGEREF _Toc215857703 \h </w:instrText>
             </w:r>
             <w:r>
               <w:rPr>
@@ -492,7 +500,7 @@
               <w14:ligatures w14:val="standardContextual"/>
             </w:rPr>
           </w:pPr>
-          <w:hyperlink w:anchor="_Toc215081187" w:history="1">
+          <w:hyperlink w:anchor="_Toc215857704" w:history="1">
             <w:r>
               <w:rPr>
                 <w:rStyle w:val="Hyperkobling"/>
@@ -519,7 +527,7 @@
                 <w:noProof/>
                 <w:webHidden/>
               </w:rPr>
-              <w:instrText xml:space="preserve"> PAGEREF _Toc215081187 \h </w:instrText>
+              <w:instrText xml:space="preserve"> PAGEREF _Toc215857704 \h </w:instrText>
             </w:r>
             <w:r>
               <w:rPr>
@@ -565,7 +573,7 @@
               <w14:ligatures w14:val="standardContextual"/>
             </w:rPr>
           </w:pPr>
-          <w:hyperlink w:anchor="_Toc215081188" w:history="1">
+          <w:hyperlink w:anchor="_Toc215857705" w:history="1">
             <w:r>
               <w:rPr>
                 <w:rStyle w:val="Hyperkobling"/>
@@ -592,7 +600,7 @@
                 <w:noProof/>
                 <w:webHidden/>
               </w:rPr>
-              <w:instrText xml:space="preserve"> PAGEREF _Toc215081188 \h </w:instrText>
+              <w:instrText xml:space="preserve"> PAGEREF _Toc215857705 \h </w:instrText>
             </w:r>
             <w:r>
               <w:rPr>
@@ -638,7 +646,7 @@
               <w14:ligatures w14:val="standardContextual"/>
             </w:rPr>
           </w:pPr>
-          <w:hyperlink w:anchor="_Toc215081189" w:history="1">
+          <w:hyperlink w:anchor="_Toc215857706" w:history="1">
             <w:r>
               <w:rPr>
                 <w:rStyle w:val="Hyperkobling"/>
@@ -665,7 +673,7 @@
                 <w:noProof/>
                 <w:webHidden/>
               </w:rPr>
-              <w:instrText xml:space="preserve"> PAGEREF _Toc215081189 \h </w:instrText>
+              <w:instrText xml:space="preserve"> PAGEREF _Toc215857706 \h </w:instrText>
             </w:r>
             <w:r>
               <w:rPr>
@@ -711,7 +719,7 @@
               <w14:ligatures w14:val="standardContextual"/>
             </w:rPr>
           </w:pPr>
-          <w:hyperlink w:anchor="_Toc215081190" w:history="1">
+          <w:hyperlink w:anchor="_Toc215857707" w:history="1">
             <w:r>
               <w:rPr>
                 <w:rStyle w:val="Hyperkobling"/>
@@ -738,7 +746,7 @@
                 <w:noProof/>
                 <w:webHidden/>
               </w:rPr>
-              <w:instrText xml:space="preserve"> PAGEREF _Toc215081190 \h </w:instrText>
+              <w:instrText xml:space="preserve"> PAGEREF _Toc215857707 \h </w:instrText>
             </w:r>
             <w:r>
               <w:rPr>
@@ -784,7 +792,7 @@
               <w14:ligatures w14:val="standardContextual"/>
             </w:rPr>
           </w:pPr>
-          <w:hyperlink w:anchor="_Toc215081191" w:history="1">
+          <w:hyperlink w:anchor="_Toc215857708" w:history="1">
             <w:r>
               <w:rPr>
                 <w:rStyle w:val="Hyperkobling"/>
@@ -811,7 +819,7 @@
                 <w:noProof/>
                 <w:webHidden/>
               </w:rPr>
-              <w:instrText xml:space="preserve"> PAGEREF _Toc215081191 \h </w:instrText>
+              <w:instrText xml:space="preserve"> PAGEREF _Toc215857708 \h </w:instrText>
             </w:r>
             <w:r>
               <w:rPr>
@@ -857,7 +865,7 @@
               <w14:ligatures w14:val="standardContextual"/>
             </w:rPr>
           </w:pPr>
-          <w:hyperlink w:anchor="_Toc215081192" w:history="1">
+          <w:hyperlink w:anchor="_Toc215857709" w:history="1">
             <w:r>
               <w:rPr>
                 <w:rStyle w:val="Hyperkobling"/>
@@ -884,7 +892,7 @@
                 <w:noProof/>
                 <w:webHidden/>
               </w:rPr>
-              <w:instrText xml:space="preserve"> PAGEREF _Toc215081192 \h </w:instrText>
+              <w:instrText xml:space="preserve"> PAGEREF _Toc215857709 \h </w:instrText>
             </w:r>
             <w:r>
               <w:rPr>
@@ -904,7 +912,7 @@
                 <w:noProof/>
                 <w:webHidden/>
               </w:rPr>
-              <w:t>5</w:t>
+              <w:t>7</w:t>
             </w:r>
             <w:r>
               <w:rPr>
@@ -930,7 +938,7 @@
               <w14:ligatures w14:val="standardContextual"/>
             </w:rPr>
           </w:pPr>
-          <w:hyperlink w:anchor="_Toc215081193" w:history="1">
+          <w:hyperlink w:anchor="_Toc215857710" w:history="1">
             <w:r>
               <w:rPr>
                 <w:rStyle w:val="Hyperkobling"/>
@@ -957,7 +965,7 @@
                 <w:noProof/>
                 <w:webHidden/>
               </w:rPr>
-              <w:instrText xml:space="preserve"> PAGEREF _Toc215081193 \h </w:instrText>
+              <w:instrText xml:space="preserve"> PAGEREF _Toc215857710 \h </w:instrText>
             </w:r>
             <w:r>
               <w:rPr>
@@ -977,80 +985,7 @@
                 <w:noProof/>
                 <w:webHidden/>
               </w:rPr>
-              <w:t>5</w:t>
-            </w:r>
-            <w:r>
-              <w:rPr>
-                <w:noProof/>
-                <w:webHidden/>
-              </w:rPr>
-              <w:fldChar w:fldCharType="end"/>
-            </w:r>
-          </w:hyperlink>
-        </w:p>
-        <w:p>
-          <w:pPr>
-            <w:pStyle w:val="INNH3"/>
-            <w:tabs>
-              <w:tab w:val="right" w:leader="dot" w:pos="9010"/>
-            </w:tabs>
-            <w:rPr>
-              <w:rFonts w:eastAsiaTheme="minorEastAsia"/>
-              <w:noProof/>
-              <w:kern w:val="2"/>
-              <w:szCs w:val="30"/>
-              <w:lang w:val="nb-NO" w:eastAsia="nb-NO" w:bidi="th-TH"/>
-              <w14:ligatures w14:val="standardContextual"/>
-            </w:rPr>
-          </w:pPr>
-          <w:hyperlink w:anchor="_Toc215081194" w:history="1">
-            <w:r>
-              <w:rPr>
-                <w:rStyle w:val="Hyperkobling"/>
-                <w:noProof/>
-              </w:rPr>
-              <w:t>2.2.5 Evaluation</w:t>
-            </w:r>
-            <w:r>
-              <w:rPr>
-                <w:noProof/>
-                <w:webHidden/>
-              </w:rPr>
-              <w:tab/>
-            </w:r>
-            <w:r>
-              <w:rPr>
-                <w:noProof/>
-                <w:webHidden/>
-              </w:rPr>
-              <w:fldChar w:fldCharType="begin"/>
-            </w:r>
-            <w:r>
-              <w:rPr>
-                <w:noProof/>
-                <w:webHidden/>
-              </w:rPr>
-              <w:instrText xml:space="preserve"> PAGEREF _Toc215081194 \h </w:instrText>
-            </w:r>
-            <w:r>
-              <w:rPr>
-                <w:noProof/>
-                <w:webHidden/>
-              </w:rPr>
-            </w:r>
-            <w:r>
-              <w:rPr>
-                <w:noProof/>
-                <w:webHidden/>
-              </w:rPr>
-              <w:fldChar w:fldCharType="separate"/>
-            </w:r>
-            <w:r>
-              <w:rPr>
-                <w:noProof/>
-                <w:webHidden/>
-              </w:rPr>
-              <w:t>5</w:t>
+              <w:t>8</w:t>
             </w:r>
             <w:r>
               <w:rPr>
@@ -1076,7 +1011,7 @@
               <w14:ligatures w14:val="standardContextual"/>
             </w:rPr>
           </w:pPr>
-          <w:hyperlink w:anchor="_Toc215081195" w:history="1">
+          <w:hyperlink w:anchor="_Toc215857711" w:history="1">
             <w:r>
               <w:rPr>
                 <w:rStyle w:val="Hyperkobling"/>
@@ -1103,7 +1038,7 @@
                 <w:noProof/>
                 <w:webHidden/>
               </w:rPr>
-              <w:instrText xml:space="preserve"> PAGEREF _Toc215081195 \h </w:instrText>
+              <w:instrText xml:space="preserve"> PAGEREF _Toc215857711 \h </w:instrText>
             </w:r>
             <w:r>
               <w:rPr>
@@ -1123,7 +1058,7 @@
                 <w:noProof/>
                 <w:webHidden/>
               </w:rPr>
-              <w:t>5</w:t>
+              <w:t>8</w:t>
             </w:r>
             <w:r>
               <w:rPr>
@@ -1149,7 +1084,7 @@
               <w14:ligatures w14:val="standardContextual"/>
             </w:rPr>
           </w:pPr>
-          <w:hyperlink w:anchor="_Toc215081196" w:history="1">
+          <w:hyperlink w:anchor="_Toc215857712" w:history="1">
             <w:r>
               <w:rPr>
                 <w:rStyle w:val="Hyperkobling"/>
@@ -1176,7 +1111,7 @@
                 <w:noProof/>
                 <w:webHidden/>
               </w:rPr>
-              <w:instrText xml:space="preserve"> PAGEREF _Toc215081196 \h </w:instrText>
+              <w:instrText xml:space="preserve"> PAGEREF _Toc215857712 \h </w:instrText>
             </w:r>
             <w:r>
               <w:rPr>
@@ -1196,7 +1131,7 @@
                 <w:noProof/>
                 <w:webHidden/>
               </w:rPr>
-              <w:t>6</w:t>
+              <w:t>9</w:t>
             </w:r>
             <w:r>
               <w:rPr>
@@ -1222,7 +1157,7 @@
               <w14:ligatures w14:val="standardContextual"/>
             </w:rPr>
           </w:pPr>
-          <w:hyperlink w:anchor="_Toc215081197" w:history="1">
+          <w:hyperlink w:anchor="_Toc215857713" w:history="1">
             <w:r>
               <w:rPr>
                 <w:rStyle w:val="Hyperkobling"/>
@@ -1249,7 +1184,7 @@
                 <w:noProof/>
                 <w:webHidden/>
               </w:rPr>
-              <w:instrText xml:space="preserve"> PAGEREF _Toc215081197 \h </w:instrText>
+              <w:instrText xml:space="preserve"> PAGEREF _Toc215857713 \h </w:instrText>
             </w:r>
             <w:r>
               <w:rPr>
@@ -1269,7 +1204,7 @@
                 <w:noProof/>
                 <w:webHidden/>
               </w:rPr>
-              <w:t>7</w:t>
+              <w:t>10</w:t>
             </w:r>
             <w:r>
               <w:rPr>
@@ -1295,7 +1230,7 @@
               <w14:ligatures w14:val="standardContextual"/>
             </w:rPr>
           </w:pPr>
-          <w:hyperlink w:anchor="_Toc215081198" w:history="1">
+          <w:hyperlink w:anchor="_Toc215857714" w:history="1">
             <w:r>
               <w:rPr>
                 <w:rStyle w:val="Hyperkobling"/>
@@ -1322,7 +1257,7 @@
                 <w:noProof/>
                 <w:webHidden/>
               </w:rPr>
-              <w:instrText xml:space="preserve"> PAGEREF _Toc215081198 \h </w:instrText>
+              <w:instrText xml:space="preserve"> PAGEREF _Toc215857714 \h </w:instrText>
             </w:r>
             <w:r>
               <w:rPr>
@@ -1342,7 +1277,7 @@
                 <w:noProof/>
                 <w:webHidden/>
               </w:rPr>
-              <w:t>8</w:t>
+              <w:t>11</w:t>
             </w:r>
             <w:r>
               <w:rPr>
@@ -1384,7 +1319,7 @@
           <w:szCs w:val="44"/>
         </w:rPr>
       </w:pPr>
-      <w:bookmarkStart w:id="0" w:name="_Toc215081186"/>
+      <w:bookmarkStart w:id="0" w:name="_Toc215857703"/>
       <w:r>
         <w:rPr>
           <w:szCs w:val="44"/>
@@ -1741,7 +1676,7 @@
       <w:pPr>
         <w:pStyle w:val="Overskrift1"/>
       </w:pPr>
-      <w:bookmarkStart w:id="1" w:name="_Toc215081187"/>
+      <w:bookmarkStart w:id="1" w:name="_Toc215857704"/>
       <w:r>
         <w:lastRenderedPageBreak/>
         <w:t>2. Body</w:t>
@@ -1761,7 +1696,7 @@
       <w:pPr>
         <w:pStyle w:val="Overskrift2"/>
       </w:pPr>
-      <w:bookmarkStart w:id="2" w:name="_Toc215081188"/>
+      <w:bookmarkStart w:id="2" w:name="_Toc215857705"/>
       <w:r>
         <w:t>2.1. Introduction</w:t>
       </w:r>
@@ -1939,7 +1874,7 @@
       <w:pPr>
         <w:pStyle w:val="Overskrift2"/>
       </w:pPr>
-      <w:bookmarkStart w:id="3" w:name="_Toc215081189"/>
+      <w:bookmarkStart w:id="3" w:name="_Toc215857706"/>
       <w:r>
         <w:lastRenderedPageBreak/>
         <w:t>2.2. Main section of report</w:t>
@@ -1951,7 +1886,7 @@
       <w:pPr>
         <w:pStyle w:val="Overskrift3"/>
       </w:pPr>
-      <w:bookmarkStart w:id="4" w:name="_Toc215081190"/>
+      <w:bookmarkStart w:id="4" w:name="_Toc215857707"/>
       <w:r>
         <w:t>2.2.1 Planning Process</w:t>
       </w:r>
@@ -2140,7 +2075,7 @@
       <w:pPr>
         <w:pStyle w:val="Overskrift3"/>
       </w:pPr>
-      <w:bookmarkStart w:id="5" w:name="_Toc215081191"/>
+      <w:bookmarkStart w:id="5" w:name="_Toc215857708"/>
       <w:r>
         <w:t>2.2.2 Research and Design</w:t>
       </w:r>
@@ -2510,7 +2445,6 @@
       <w:pPr>
         <w:spacing w:line="360" w:lineRule="auto"/>
       </w:pPr>
-      <w:bookmarkStart w:id="6" w:name="_Toc215081192"/>
       <w:r>
         <w:lastRenderedPageBreak/>
         <w:t xml:space="preserve">The design process included two key prototyping stages </w:t>
@@ -2595,6 +2529,7 @@
       <w:pPr>
         <w:pStyle w:val="Overskrift3"/>
       </w:pPr>
+      <w:bookmarkStart w:id="6" w:name="_Toc215857709"/>
       <w:r>
         <w:t>2.</w:t>
       </w:r>
@@ -2788,7 +2723,7 @@
       <w:pPr>
         <w:pStyle w:val="Overskrift3"/>
       </w:pPr>
-      <w:bookmarkStart w:id="7" w:name="_Toc215081193"/>
+      <w:bookmarkStart w:id="7" w:name="_Toc215857710"/>
       <w:r>
         <w:t>2.</w:t>
       </w:r>
@@ -2802,39 +2737,36 @@
     </w:p>
     <w:p>
       <w:pPr>
-        <w:pStyle w:val="Overskrift3"/>
-      </w:pPr>
-      <w:bookmarkStart w:id="8" w:name="_Toc215081194"/>
-      <w:r>
-        <w:t>2.</w:t>
-      </w:r>
-      <w:r>
-        <w:t>2.5</w:t>
-      </w:r>
-      <w:r>
-        <w:t xml:space="preserve"> Evaluation</w:t>
+        <w:ind w:firstLine="720"/>
+      </w:pPr>
+      <w:r>
+        <w:t xml:space="preserve">Testing Process </w:t>
+      </w:r>
+      <w:r>
+        <w:t xml:space="preserve">started right away after code development </w:t>
+      </w:r>
+      <w:r>
+        <w:t xml:space="preserve">finished. </w:t>
+      </w:r>
+    </w:p>
+    <w:p>
+      <w:pPr>
+        <w:rPr>
+          <w:rFonts w:ascii="Helvetica Neue Thin" w:hAnsi="Helvetica Neue Thin"/>
+          <w:sz w:val="36"/>
+          <w:szCs w:val="36"/>
+        </w:rPr>
+      </w:pPr>
+    </w:p>
+    <w:p>
+      <w:pPr>
+        <w:pStyle w:val="Overskrift2"/>
+      </w:pPr>
+      <w:bookmarkStart w:id="8" w:name="_Toc215857711"/>
+      <w:r>
+        <w:t>2.3. Conclusion</w:t>
       </w:r>
       <w:bookmarkEnd w:id="8"/>
-    </w:p>
-    <w:p/>
-    <w:p>
-      <w:pPr>
-        <w:rPr>
-          <w:rFonts w:ascii="Helvetica Neue Thin" w:hAnsi="Helvetica Neue Thin"/>
-          <w:sz w:val="36"/>
-          <w:szCs w:val="36"/>
-        </w:rPr>
-      </w:pPr>
-    </w:p>
-    <w:p>
-      <w:pPr>
-        <w:pStyle w:val="Overskrift2"/>
-      </w:pPr>
-      <w:bookmarkStart w:id="9" w:name="_Toc215081195"/>
-      <w:r>
-        <w:t>2.3. Conclusion</w:t>
-      </w:r>
-      <w:bookmarkEnd w:id="9"/>
     </w:p>
     <w:p>
       <w:pPr>
@@ -3056,11 +2988,11 @@
       <w:pPr>
         <w:pStyle w:val="Overskrift1"/>
       </w:pPr>
-      <w:bookmarkStart w:id="10" w:name="_Toc215081196"/>
+      <w:bookmarkStart w:id="9" w:name="_Toc215857712"/>
       <w:r>
         <w:t>3. References</w:t>
       </w:r>
-      <w:bookmarkEnd w:id="10"/>
+      <w:bookmarkEnd w:id="9"/>
     </w:p>
     <w:p>
       <w:pPr>
@@ -3571,11 +3503,11 @@
       <w:pPr>
         <w:pStyle w:val="Overskrift1"/>
       </w:pPr>
-      <w:bookmarkStart w:id="11" w:name="_Toc215081197"/>
+      <w:bookmarkStart w:id="10" w:name="_Toc215857713"/>
       <w:r>
         <w:t>4. Acknowledgements</w:t>
       </w:r>
-      <w:bookmarkEnd w:id="11"/>
+      <w:bookmarkEnd w:id="10"/>
     </w:p>
     <w:p>
       <w:pPr>
@@ -3859,37 +3791,139 @@
       <w:pPr>
         <w:pStyle w:val="Overskrift1"/>
       </w:pPr>
-      <w:bookmarkStart w:id="12" w:name="_Toc215081198"/>
+      <w:bookmarkStart w:id="11" w:name="_Toc215857714"/>
       <w:r>
         <w:t>5. Appendices</w:t>
       </w:r>
-      <w:bookmarkEnd w:id="12"/>
-    </w:p>
-    <w:p>
-      <w:pPr>
-        <w:rPr>
-          <w:rFonts w:ascii="Helvetica Neue Thin" w:hAnsi="Helvetica Neue Thin"/>
-          <w:sz w:val="36"/>
-          <w:szCs w:val="36"/>
-        </w:rPr>
-      </w:pPr>
-    </w:p>
-    <w:p>
-      <w:pPr>
-        <w:rPr>
-          <w:rFonts w:ascii="Helvetica Neue Thin" w:hAnsi="Helvetica Neue Thin"/>
-          <w:sz w:val="36"/>
-          <w:szCs w:val="36"/>
-        </w:rPr>
-      </w:pPr>
-      <w:r>
-        <w:rPr>
-          <w:rFonts w:ascii="Helvetica Neue Thin" w:hAnsi="Helvetica Neue Thin"/>
-          <w:sz w:val="36"/>
-          <w:szCs w:val="36"/>
-        </w:rPr>
-        <w:t>Start writing here</w:t>
-      </w:r>
+      <w:bookmarkEnd w:id="11"/>
+    </w:p>
+    <w:p>
+      <w:pPr>
+        <w:rPr>
+          <w:rFonts w:ascii="Helvetica Neue Thin" w:hAnsi="Helvetica Neue Thin"/>
+          <w:sz w:val="36"/>
+          <w:szCs w:val="36"/>
+        </w:rPr>
+      </w:pPr>
+    </w:p>
+    <w:p>
+      <w:pPr>
+        <w:rPr>
+          <w:rFonts w:ascii="Helvetica Neue Thin" w:hAnsi="Helvetica Neue Thin"/>
+          <w:sz w:val="36"/>
+          <w:szCs w:val="36"/>
+        </w:rPr>
+      </w:pPr>
+      <w:r>
+        <w:rPr>
+          <w:rFonts w:ascii="Helvetica Neue Thin" w:hAnsi="Helvetica Neue Thin"/>
+          <w:sz w:val="36"/>
+          <w:szCs w:val="36"/>
+        </w:rPr>
+        <w:t>Low fidelity</w:t>
+      </w:r>
+      <w:r>
+        <w:rPr>
+          <w:rFonts w:ascii="Helvetica Neue Thin" w:hAnsi="Helvetica Neue Thin"/>
+          <w:sz w:val="36"/>
+          <w:szCs w:val="36"/>
+        </w:rPr>
+        <w:t xml:space="preserve"> wireframe</w:t>
+      </w:r>
+      <w:r>
+        <w:rPr>
+          <w:rFonts w:ascii="Helvetica Neue Thin" w:hAnsi="Helvetica Neue Thin"/>
+          <w:sz w:val="36"/>
+          <w:szCs w:val="36"/>
+        </w:rPr>
+        <w:t>:</w:t>
+      </w:r>
+    </w:p>
+    <w:p>
+      <w:pPr>
+        <w:rPr>
+          <w:rFonts w:ascii="Helvetica Neue Thin" w:hAnsi="Helvetica Neue Thin"/>
+          <w:sz w:val="36"/>
+          <w:szCs w:val="36"/>
+        </w:rPr>
+      </w:pPr>
+      <w:r>
+        <w:rPr>
+          <w:rFonts w:ascii="Helvetica Neue Thin" w:hAnsi="Helvetica Neue Thin"/>
+          <w:sz w:val="36"/>
+          <w:szCs w:val="36"/>
+        </w:rPr>
+        <w:t>High fidelity prototype:</w:t>
+      </w:r>
+      <w:r>
+        <w:rPr>
+          <w:rFonts w:ascii="Helvetica Neue Thin" w:hAnsi="Helvetica Neue Thin"/>
+          <w:sz w:val="36"/>
+          <w:szCs w:val="36"/>
+        </w:rPr>
+        <w:t xml:space="preserve"> </w:t>
+      </w:r>
+    </w:p>
+    <w:p>
+      <w:pPr>
+        <w:rPr>
+          <w:rFonts w:ascii="Helvetica Neue Thin" w:hAnsi="Helvetica Neue Thin"/>
+          <w:sz w:val="36"/>
+          <w:szCs w:val="36"/>
+        </w:rPr>
+      </w:pPr>
+      <w:r>
+        <w:rPr>
+          <w:rFonts w:ascii="Helvetica Neue Thin" w:hAnsi="Helvetica Neue Thin"/>
+          <w:sz w:val="36"/>
+          <w:szCs w:val="36"/>
+        </w:rPr>
+        <w:t>Kanban</w:t>
+      </w:r>
+      <w:r>
+        <w:rPr>
+          <w:rFonts w:ascii="Helvetica Neue Thin" w:hAnsi="Helvetica Neue Thin"/>
+          <w:sz w:val="36"/>
+          <w:szCs w:val="36"/>
+        </w:rPr>
+        <w:t xml:space="preserve"> board:</w:t>
+      </w:r>
+      <w:r>
+        <w:rPr>
+          <w:rFonts w:ascii="Helvetica Neue Thin" w:hAnsi="Helvetica Neue Thin"/>
+          <w:sz w:val="36"/>
+          <w:szCs w:val="36"/>
+        </w:rPr>
+        <w:t xml:space="preserve"> </w:t>
+      </w:r>
+      <w:hyperlink r:id="rId14" w:history="1">
+        <w:r>
+          <w:rPr>
+            <w:rStyle w:val="Hyperkobling"/>
+            <w:rFonts w:ascii="Helvetica Neue Thin" w:hAnsi="Helvetica Neue Thin"/>
+            <w:sz w:val="36"/>
+            <w:szCs w:val="36"/>
+          </w:rPr>
+          <w:t>https://github.com/users/lee-wong13/projects/4/views/1</w:t>
+        </w:r>
+      </w:hyperlink>
+      <w:r>
+        <w:rPr>
+          <w:rFonts w:ascii="Helvetica Neue Thin" w:hAnsi="Helvetica Neue Thin"/>
+          <w:sz w:val="36"/>
+          <w:szCs w:val="36"/>
+        </w:rPr>
+        <w:t xml:space="preserve"> </w:t>
+      </w:r>
+    </w:p>
+    <w:p>
+      <w:pPr>
+        <w:rPr>
+          <w:rFonts w:ascii="Helvetica Neue Thin" w:hAnsi="Helvetica Neue Thin"/>
+          <w:sz w:val="36"/>
+          <w:szCs w:val="36"/>
+        </w:rPr>
+      </w:pPr>
     </w:p>
     <w:p>
       <w:pPr>
@@ -3931,7 +3965,7 @@
       </w:pPr>
     </w:p>
     <w:sectPr>
-      <w:footerReference w:type="default" r:id="rId14"/>
+      <w:footerReference w:type="default" r:id="rId15"/>
       <w:pgSz w:w="11900" w:h="16840"/>
       <w:pgMar w:top="1160" w:right="1440" w:bottom="1440" w:left="1440" w:header="708" w:footer="708" w:gutter="0"/>
       <w:cols w:space="708"/>

--- a/ReportTemplate-SP1.docx
+++ b/ReportTemplate-SP1.docx
@@ -319,7 +319,16 @@
           <w:szCs w:val="44"/>
           <w:lang w:val="en-US"/>
         </w:rPr>
-        <w:t>1000</w:t>
+        <w:t>1</w:t>
+      </w:r>
+      <w:r>
+        <w:rPr>
+          <w:rFonts w:ascii="Helvetica Neue Thin" w:hAnsi="Helvetica Neue Thin"/>
+          <w:sz w:val="44"/>
+          <w:szCs w:val="44"/>
+          <w:lang w:val="en-US"/>
+        </w:rPr>
+        <w:t>900</w:t>
       </w:r>
     </w:p>
     <w:p>
@@ -2737,6 +2746,7 @@
     </w:p>
     <w:p>
       <w:pPr>
+        <w:spacing w:line="360" w:lineRule="auto"/>
         <w:ind w:firstLine="720"/>
       </w:pPr>
       <w:r>
@@ -2748,332 +2758,832 @@
       <w:r>
         <w:t xml:space="preserve">finished. </w:t>
       </w:r>
-    </w:p>
-    <w:p>
-      <w:pPr>
-        <w:rPr>
-          <w:rFonts w:ascii="Helvetica Neue Thin" w:hAnsi="Helvetica Neue Thin"/>
-          <w:sz w:val="36"/>
-          <w:szCs w:val="36"/>
-        </w:rPr>
-      </w:pPr>
-    </w:p>
-    <w:p>
-      <w:pPr>
-        <w:pStyle w:val="Overskrift2"/>
-      </w:pPr>
-      <w:bookmarkStart w:id="8" w:name="_Toc215857711"/>
-      <w:r>
-        <w:t>2.3. Conclusion</w:t>
-      </w:r>
-      <w:bookmarkEnd w:id="8"/>
-    </w:p>
-    <w:p>
-      <w:pPr>
-        <w:rPr>
-          <w:rFonts w:ascii="Helvetica Neue Thin" w:hAnsi="Helvetica Neue Thin"/>
-          <w:sz w:val="36"/>
-          <w:szCs w:val="36"/>
-        </w:rPr>
-      </w:pPr>
-    </w:p>
-    <w:p>
-      <w:pPr>
-        <w:rPr>
-          <w:rFonts w:ascii="Helvetica Neue Thin" w:hAnsi="Helvetica Neue Thin"/>
-          <w:sz w:val="36"/>
-          <w:szCs w:val="36"/>
-        </w:rPr>
-      </w:pPr>
-    </w:p>
-    <w:p>
-      <w:pPr>
-        <w:rPr>
-          <w:rFonts w:ascii="Helvetica Neue Thin" w:hAnsi="Helvetica Neue Thin"/>
-          <w:sz w:val="36"/>
-          <w:szCs w:val="36"/>
-        </w:rPr>
-      </w:pPr>
-    </w:p>
-    <w:p>
-      <w:pPr>
-        <w:rPr>
-          <w:rFonts w:ascii="Helvetica Neue Thin" w:hAnsi="Helvetica Neue Thin"/>
-          <w:sz w:val="36"/>
-          <w:szCs w:val="36"/>
-        </w:rPr>
-      </w:pPr>
-    </w:p>
-    <w:p>
-      <w:pPr>
-        <w:rPr>
-          <w:rFonts w:ascii="Helvetica Neue Thin" w:hAnsi="Helvetica Neue Thin"/>
-          <w:sz w:val="36"/>
-          <w:szCs w:val="36"/>
-        </w:rPr>
-      </w:pPr>
-    </w:p>
-    <w:p>
-      <w:pPr>
-        <w:rPr>
-          <w:rFonts w:ascii="Helvetica Neue Thin" w:hAnsi="Helvetica Neue Thin"/>
-          <w:sz w:val="36"/>
-          <w:szCs w:val="36"/>
-        </w:rPr>
-      </w:pPr>
-    </w:p>
-    <w:p>
-      <w:pPr>
-        <w:rPr>
-          <w:rFonts w:ascii="Helvetica Neue Thin" w:hAnsi="Helvetica Neue Thin"/>
-          <w:sz w:val="36"/>
-          <w:szCs w:val="36"/>
-        </w:rPr>
-      </w:pPr>
-    </w:p>
-    <w:p>
-      <w:pPr>
-        <w:rPr>
-          <w:rFonts w:ascii="Helvetica Neue Thin" w:hAnsi="Helvetica Neue Thin"/>
-          <w:sz w:val="36"/>
-          <w:szCs w:val="36"/>
-        </w:rPr>
-      </w:pPr>
-    </w:p>
-    <w:p>
-      <w:pPr>
-        <w:rPr>
-          <w:rFonts w:ascii="Helvetica Neue Thin" w:hAnsi="Helvetica Neue Thin"/>
-          <w:sz w:val="36"/>
-          <w:szCs w:val="36"/>
-        </w:rPr>
-      </w:pPr>
-    </w:p>
-    <w:p>
-      <w:pPr>
-        <w:rPr>
-          <w:rFonts w:ascii="Helvetica Neue Thin" w:hAnsi="Helvetica Neue Thin"/>
-          <w:sz w:val="36"/>
-          <w:szCs w:val="36"/>
-        </w:rPr>
-      </w:pPr>
-    </w:p>
-    <w:p>
-      <w:pPr>
-        <w:rPr>
-          <w:rFonts w:ascii="Helvetica Neue Thin" w:hAnsi="Helvetica Neue Thin"/>
-          <w:sz w:val="36"/>
-          <w:szCs w:val="36"/>
-        </w:rPr>
-      </w:pPr>
-    </w:p>
-    <w:p>
-      <w:pPr>
-        <w:rPr>
-          <w:rFonts w:ascii="Helvetica Neue Thin" w:hAnsi="Helvetica Neue Thin"/>
-          <w:sz w:val="36"/>
-          <w:szCs w:val="36"/>
-        </w:rPr>
-      </w:pPr>
-    </w:p>
-    <w:p>
-      <w:pPr>
-        <w:rPr>
-          <w:rFonts w:ascii="Helvetica Neue Thin" w:hAnsi="Helvetica Neue Thin"/>
-          <w:sz w:val="36"/>
-          <w:szCs w:val="36"/>
-        </w:rPr>
-      </w:pPr>
-    </w:p>
-    <w:p>
-      <w:pPr>
-        <w:rPr>
-          <w:rFonts w:ascii="Helvetica Neue Thin" w:hAnsi="Helvetica Neue Thin"/>
-          <w:sz w:val="36"/>
-          <w:szCs w:val="36"/>
-        </w:rPr>
-      </w:pPr>
-    </w:p>
-    <w:p>
-      <w:pPr>
-        <w:rPr>
-          <w:rFonts w:ascii="Helvetica Neue Thin" w:hAnsi="Helvetica Neue Thin"/>
-          <w:sz w:val="36"/>
-          <w:szCs w:val="36"/>
-        </w:rPr>
-      </w:pPr>
-    </w:p>
-    <w:p>
-      <w:pPr>
-        <w:rPr>
-          <w:rFonts w:ascii="Helvetica Neue Thin" w:hAnsi="Helvetica Neue Thin"/>
-          <w:sz w:val="36"/>
-          <w:szCs w:val="36"/>
-        </w:rPr>
-      </w:pPr>
-    </w:p>
-    <w:p>
-      <w:pPr>
-        <w:rPr>
-          <w:rFonts w:ascii="Helvetica Neue Thin" w:hAnsi="Helvetica Neue Thin"/>
-          <w:sz w:val="36"/>
-          <w:szCs w:val="36"/>
-        </w:rPr>
-      </w:pPr>
-    </w:p>
-    <w:p>
-      <w:pPr>
-        <w:rPr>
-          <w:rFonts w:ascii="Helvetica Neue Thin" w:hAnsi="Helvetica Neue Thin"/>
-          <w:sz w:val="36"/>
-          <w:szCs w:val="36"/>
-        </w:rPr>
-      </w:pPr>
-    </w:p>
-    <w:p>
-      <w:pPr>
-        <w:rPr>
-          <w:rFonts w:ascii="Helvetica Neue Thin" w:hAnsi="Helvetica Neue Thin"/>
-          <w:sz w:val="36"/>
-          <w:szCs w:val="36"/>
-        </w:rPr>
-      </w:pPr>
-    </w:p>
-    <w:p>
-      <w:pPr>
-        <w:rPr>
-          <w:rFonts w:ascii="Helvetica Neue Thin" w:hAnsi="Helvetica Neue Thin"/>
-          <w:sz w:val="36"/>
-          <w:szCs w:val="36"/>
-        </w:rPr>
-      </w:pPr>
-    </w:p>
-    <w:p>
-      <w:pPr>
-        <w:rPr>
-          <w:rFonts w:ascii="Helvetica Neue Thin" w:hAnsi="Helvetica Neue Thin"/>
-          <w:sz w:val="36"/>
-          <w:szCs w:val="36"/>
-        </w:rPr>
-      </w:pPr>
-    </w:p>
-    <w:p>
-      <w:pPr>
-        <w:rPr>
-          <w:rFonts w:ascii="Helvetica Neue Thin" w:hAnsi="Helvetica Neue Thin"/>
-          <w:sz w:val="36"/>
-          <w:szCs w:val="36"/>
-        </w:rPr>
-      </w:pPr>
-    </w:p>
-    <w:p>
-      <w:pPr>
-        <w:rPr>
-          <w:rFonts w:ascii="Helvetica Neue" w:hAnsi="Helvetica Neue"/>
-          <w:sz w:val="44"/>
-          <w:szCs w:val="44"/>
-        </w:rPr>
-      </w:pPr>
-    </w:p>
-    <w:p>
-      <w:pPr>
-        <w:rPr>
-          <w:rFonts w:ascii="Helvetica Neue" w:hAnsi="Helvetica Neue"/>
-          <w:sz w:val="44"/>
-          <w:szCs w:val="44"/>
-        </w:rPr>
-      </w:pPr>
-    </w:p>
-    <w:p>
-      <w:pPr>
-        <w:pStyle w:val="Overskrift1"/>
-      </w:pPr>
-      <w:bookmarkStart w:id="9" w:name="_Toc215857712"/>
-      <w:r>
-        <w:t>3. References</w:t>
-      </w:r>
-      <w:bookmarkEnd w:id="9"/>
-    </w:p>
-    <w:p>
-      <w:pPr>
-        <w:rPr>
-          <w:rFonts w:ascii="Helvetica Neue Thin" w:hAnsi="Helvetica Neue Thin"/>
-          <w:sz w:val="36"/>
-          <w:szCs w:val="36"/>
-        </w:rPr>
-      </w:pPr>
-    </w:p>
-    <w:p>
-      <w:pPr>
-        <w:rPr>
-          <w:rFonts w:ascii="Helvetica Neue Thin" w:hAnsi="Helvetica Neue Thin"/>
-          <w:sz w:val="36"/>
-          <w:szCs w:val="36"/>
-        </w:rPr>
-      </w:pPr>
-      <w:r>
-        <w:rPr>
-          <w:rFonts w:ascii="Helvetica Neue Thin" w:hAnsi="Helvetica Neue Thin"/>
-          <w:sz w:val="36"/>
-          <w:szCs w:val="36"/>
-        </w:rPr>
-        <w:t>Books and articles:</w:t>
-      </w:r>
-    </w:p>
-    <w:p>
-      <w:pPr>
-        <w:rPr>
-          <w:rFonts w:ascii="Helvetica Neue Thin" w:hAnsi="Helvetica Neue Thin"/>
-          <w:sz w:val="36"/>
-          <w:szCs w:val="36"/>
-        </w:rPr>
-      </w:pPr>
-      <w:r>
-        <w:rPr>
-          <w:rFonts w:ascii="Helvetica Neue Thin" w:hAnsi="Helvetica Neue Thin"/>
-          <w:sz w:val="36"/>
-          <w:szCs w:val="36"/>
-        </w:rPr>
-        <w:t>Robbins, J.N. (</w:t>
-      </w:r>
-      <w:r>
-        <w:rPr>
-          <w:rFonts w:ascii="Helvetica Neue Thin" w:hAnsi="Helvetica Neue Thin"/>
-          <w:sz w:val="36"/>
-          <w:szCs w:val="36"/>
-        </w:rPr>
-        <w:t xml:space="preserve">2018): </w:t>
-      </w:r>
-      <w:r>
-        <w:rPr>
-          <w:rFonts w:ascii="Helvetica Neue Thin" w:hAnsi="Helvetica Neue Thin"/>
+      <w:r>
+        <w:t xml:space="preserve">To verify the technical </w:t>
+      </w:r>
+      <w:r>
+        <w:t xml:space="preserve">quality of the code, </w:t>
+      </w:r>
+      <w:r>
+        <w:rPr>
           <w:i/>
           <w:iCs/>
-          <w:sz w:val="36"/>
-          <w:szCs w:val="36"/>
-        </w:rPr>
-        <w:t>Learning Web Design: A Beginner’s Guide to HTML, CSS, JavaScript, and Web Graphics</w:t>
-      </w:r>
-      <w:r>
-        <w:rPr>
-          <w:rFonts w:ascii="Helvetica Neue Thin" w:hAnsi="Helvetica Neue Thin"/>
+        </w:rPr>
+        <w:t>W3C Markup Validation Service</w:t>
+      </w:r>
+      <w:r>
+        <w:t xml:space="preserve"> was used to test the code, both HTML and CSS. </w:t>
+      </w:r>
+      <w:r>
+        <w:t>The tool is used to detect syntax error, improper elements</w:t>
+      </w:r>
+      <w:r>
+        <w:t>. Most of the pages passed validation without any major issues. However, the validation flagged q few minor errors related to images filenames</w:t>
+      </w:r>
+      <w:r>
+        <w:t xml:space="preserve">, where spaces had been used between words (for example, </w:t>
+      </w:r>
+      <w:r>
+        <w:rPr>
+          <w:highlight w:val="lightGray"/>
+        </w:rPr>
+        <w:t>science museum</w:t>
+      </w:r>
+      <w:r>
+        <w:t>.png). The images were exported directly from Figma</w:t>
+      </w:r>
+      <w:r>
+        <w:t>, which is the reason why there were spaces. But according to HTML standards, spaces in file names are not allowed</w:t>
+      </w:r>
+      <w:r>
+        <w:t xml:space="preserve">, </w:t>
+      </w:r>
+      <w:r>
+        <w:t xml:space="preserve">therefore I replaced them with </w:t>
+      </w:r>
+      <w:r>
+        <w:rPr>
+          <w:b/>
+          <w:bCs/>
           <w:i/>
           <w:iCs/>
-          <w:sz w:val="36"/>
-          <w:szCs w:val="36"/>
-        </w:rPr>
-        <w:t>, 5</w:t>
-      </w:r>
-      <w:r>
-        <w:rPr>
-          <w:rFonts w:ascii="Helvetica Neue Thin" w:hAnsi="Helvetica Neue Thin"/>
+        </w:rPr>
+        <w:t>hyphens</w:t>
+      </w:r>
+      <w:r>
+        <w:t xml:space="preserve"> (-). </w:t>
+      </w:r>
+      <w:r>
+        <w:t xml:space="preserve">The CSS codes were also validated, and there were no errors to be found. </w:t>
+      </w:r>
+    </w:p>
+    <w:p>
+      <w:pPr>
+        <w:keepNext/>
+        <w:spacing w:line="360" w:lineRule="auto"/>
+      </w:pPr>
+      <w:r>
+        <w:rPr>
+          <w:noProof/>
+        </w:rPr>
+        <w:drawing>
+          <wp:inline distT="0" distB="0" distL="0" distR="0" wp14:anchorId="416B67F2" wp14:editId="07D93D3E">
+            <wp:extent cx="5727700" cy="2120900"/>
+            <wp:effectExtent l="0" t="0" r="6350" b="0"/>
+            <wp:docPr id="352711695" name="Bilde 1" descr="Et bilde som inneholder tekst, skjermbilde, Font, nummer&#10;&#10;KI-generert innhold kan være feil."/>
+            <wp:cNvGraphicFramePr>
+              <a:graphicFrameLocks xmlns:a="http://schemas.openxmlformats.org/drawingml/2006/main" noChangeAspect="1"/>
+            </wp:cNvGraphicFramePr>
+            <a:graphic xmlns:a="http://schemas.openxmlformats.org/drawingml/2006/main">
+              <a:graphicData uri="http://schemas.openxmlformats.org/drawingml/2006/picture">
+                <pic:pic xmlns:pic="http://schemas.openxmlformats.org/drawingml/2006/picture">
+                  <pic:nvPicPr>
+                    <pic:cNvPr id="352711695" name="Bilde 1" descr="Et bilde som inneholder tekst, skjermbilde, Font, nummer&#10;&#10;KI-generert innhold kan være feil."/>
+                    <pic:cNvPicPr/>
+                  </pic:nvPicPr>
+                  <pic:blipFill>
+                    <a:blip r:embed="rId12" cstate="print">
+                      <a:extLst>
+                        <a:ext uri="{28A0092B-C50C-407E-A947-70E740481C1C}">
+                          <a14:useLocalDpi xmlns:a14="http://schemas.microsoft.com/office/drawing/2010/main" val="0"/>
+                        </a:ext>
+                      </a:extLst>
+                    </a:blip>
+                    <a:stretch>
+                      <a:fillRect/>
+                    </a:stretch>
+                  </pic:blipFill>
+                  <pic:spPr>
+                    <a:xfrm>
+                      <a:off x="0" y="0"/>
+                      <a:ext cx="5727700" cy="2120900"/>
+                    </a:xfrm>
+                    <a:prstGeom prst="rect">
+                      <a:avLst/>
+                    </a:prstGeom>
+                  </pic:spPr>
+                </pic:pic>
+              </a:graphicData>
+            </a:graphic>
+          </wp:inline>
+        </w:drawing>
+      </w:r>
+    </w:p>
+    <w:p>
+      <w:pPr>
+        <w:pStyle w:val="Bildetekst"/>
+      </w:pPr>
+      <w:r>
+        <w:t xml:space="preserve">Figure </w:t>
+      </w:r>
+      <w:r>
+        <w:fldChar w:fldCharType="begin"/>
+      </w:r>
+      <w:r>
+        <w:instrText xml:space="preserve"> SEQ Figure \* ARABIC </w:instrText>
+      </w:r>
+      <w:r>
+        <w:fldChar w:fldCharType="separate"/>
+      </w:r>
+      <w:r>
+        <w:rPr>
+          <w:noProof/>
+        </w:rPr>
+        <w:t>3</w:t>
+      </w:r>
+      <w:r>
+        <w:fldChar w:fldCharType="end"/>
+      </w:r>
+      <w:r>
+        <w:rPr>
+          <w:lang w:val="nb-NO"/>
+        </w:rPr>
+        <w:t xml:space="preserve">: Code </w:t>
+      </w:r>
+      <w:proofErr w:type="spellStart"/>
+      <w:r>
+        <w:rPr>
+          <w:lang w:val="nb-NO"/>
+        </w:rPr>
+        <w:t>validation</w:t>
+      </w:r>
+      <w:proofErr w:type="spellEnd"/>
+      <w:r>
+        <w:rPr>
+          <w:lang w:val="nb-NO"/>
+        </w:rPr>
+        <w:t xml:space="preserve"> </w:t>
+      </w:r>
+      <w:proofErr w:type="spellStart"/>
+      <w:r>
+        <w:rPr>
+          <w:lang w:val="nb-NO"/>
+        </w:rPr>
+        <w:t>errors</w:t>
+      </w:r>
+      <w:proofErr w:type="spellEnd"/>
+    </w:p>
+    <w:p>
+      <w:pPr>
+        <w:spacing w:line="360" w:lineRule="auto"/>
+      </w:pPr>
+      <w:r>
+        <w:tab/>
+        <w:t xml:space="preserve">Further evaluation was performed using </w:t>
+      </w:r>
+      <w:r>
+        <w:rPr>
+          <w:b/>
+          <w:bCs/>
           <w:i/>
           <w:iCs/>
-          <w:sz w:val="36"/>
-          <w:szCs w:val="36"/>
-          <w:vertAlign w:val="superscript"/>
-        </w:rPr>
-        <w:t>th</w:t>
+        </w:rPr>
+        <w:t>Lighthouse</w:t>
+      </w:r>
+      <w:r>
+        <w:t>, a built-in auditing tool in Google Chrome’s Developer Tools. Lighthouse measures web quality across four key areas: performance, accessibility, best practices and search-engine</w:t>
+      </w:r>
+      <w:r>
+        <w:t xml:space="preserve"> optimization (SEO). </w:t>
+      </w:r>
+      <w:r>
+        <w:t xml:space="preserve">The final Lighthouse results were as follows: </w:t>
+      </w:r>
+    </w:p>
+    <w:p>
+      <w:pPr>
+        <w:pStyle w:val="Listeavsnitt"/>
+        <w:numPr>
+          <w:ilvl w:val="0"/>
+          <w:numId w:val="2"/>
+        </w:numPr>
+        <w:spacing w:line="360" w:lineRule="auto"/>
+      </w:pPr>
+      <w:proofErr w:type="spellStart"/>
+      <w:r>
+        <w:t>Performances</w:t>
+      </w:r>
+      <w:proofErr w:type="spellEnd"/>
+      <w:r>
+        <w:t xml:space="preserve">: </w:t>
+      </w:r>
+      <w:r>
+        <w:t>40</w:t>
+      </w:r>
+      <w:r>
+        <w:t>-70</w:t>
+      </w:r>
+    </w:p>
+    <w:p>
+      <w:pPr>
+        <w:pStyle w:val="Listeavsnitt"/>
+        <w:numPr>
+          <w:ilvl w:val="0"/>
+          <w:numId w:val="2"/>
+        </w:numPr>
+        <w:spacing w:line="360" w:lineRule="auto"/>
+      </w:pPr>
+      <w:r>
+        <w:t>Accessibility: 91</w:t>
+      </w:r>
+    </w:p>
+    <w:p>
+      <w:pPr>
+        <w:pStyle w:val="Listeavsnitt"/>
+        <w:numPr>
+          <w:ilvl w:val="0"/>
+          <w:numId w:val="2"/>
+        </w:numPr>
+        <w:spacing w:line="360" w:lineRule="auto"/>
+      </w:pPr>
+      <w:r>
+        <w:t xml:space="preserve">Best </w:t>
+      </w:r>
+      <w:proofErr w:type="spellStart"/>
+      <w:r>
+        <w:t>Practices</w:t>
+      </w:r>
+      <w:proofErr w:type="spellEnd"/>
+      <w:r>
+        <w:t>: 96</w:t>
+      </w:r>
+    </w:p>
+    <w:p>
+      <w:pPr>
+        <w:pStyle w:val="Listeavsnitt"/>
+        <w:numPr>
+          <w:ilvl w:val="0"/>
+          <w:numId w:val="2"/>
+        </w:numPr>
+        <w:spacing w:line="360" w:lineRule="auto"/>
+      </w:pPr>
+      <w:r>
+        <w:t>SEO: 100</w:t>
+      </w:r>
+    </w:p>
+    <w:p>
+      <w:pPr>
+        <w:spacing w:line="360" w:lineRule="auto"/>
+      </w:pPr>
+      <w:r>
+        <w:lastRenderedPageBreak/>
+        <w:t xml:space="preserve">The high score in SEO and Best Practices indicates that the website uses semantic structure, descriptive meta tags, and responsive design effectively. </w:t>
+      </w:r>
+      <w:r>
+        <w:t>The acce</w:t>
+      </w:r>
+      <w:r>
+        <w:t xml:space="preserve">ssibility scores of 91 shows that most accessibility principles were followed, including proper </w:t>
+      </w:r>
+      <w:proofErr w:type="spellStart"/>
+      <w:r>
+        <w:t>color</w:t>
+      </w:r>
+      <w:proofErr w:type="spellEnd"/>
+      <w:r>
+        <w:t xml:space="preserve"> contrast</w:t>
+      </w:r>
+      <w:r>
+        <w:t xml:space="preserve">, clear heading hierarchy, and alternative test for images. </w:t>
+      </w:r>
+      <w:r>
+        <w:t xml:space="preserve">The lower scores on performances </w:t>
+      </w:r>
+      <w:r>
+        <w:t>were</w:t>
+      </w:r>
+      <w:r>
+        <w:t xml:space="preserve"> affected my image loading times and file sizes</w:t>
+      </w:r>
+      <w:r>
+        <w:t xml:space="preserve">, although images were optimized, some large hero images </w:t>
+      </w:r>
+      <w:r>
+        <w:t xml:space="preserve">still caused slower initial load times. </w:t>
+      </w:r>
+    </w:p>
+    <w:p>
+      <w:pPr>
+        <w:spacing w:line="360" w:lineRule="auto"/>
+      </w:pPr>
+      <w:r>
+        <w:t xml:space="preserve">Accessibility testing was conducted both manually and using Lighthouse accessibility audit. </w:t>
+      </w:r>
+      <w:r>
+        <w:t xml:space="preserve">The site followed most of the WCAG 2.1 guidelines. All images included descriptive alt text, and headings were ordered logically. Buttons and links provided clear visual feedback on hover and were </w:t>
+      </w:r>
+      <w:r>
+        <w:t>keyboard navigable</w:t>
+      </w:r>
+      <w:r>
+        <w:t>.</w:t>
+      </w:r>
+      <w:r>
+        <w:t xml:space="preserve"> The site’s </w:t>
+      </w:r>
+      <w:proofErr w:type="spellStart"/>
+      <w:r>
+        <w:t>color</w:t>
+      </w:r>
+      <w:proofErr w:type="spellEnd"/>
+      <w:r>
+        <w:t xml:space="preserve"> palette and font size were reviewed to ensure readability. </w:t>
+      </w:r>
+      <w:r>
+        <w:t xml:space="preserve">  </w:t>
+      </w:r>
+    </w:p>
+    <w:p>
+      <w:pPr>
+        <w:spacing w:line="360" w:lineRule="auto"/>
+        <w:ind w:firstLine="720"/>
+      </w:pPr>
+      <w:r>
+        <w:t xml:space="preserve">The website was also tested on different devices </w:t>
+      </w:r>
+      <w:r>
+        <w:t>to ensure that the layout and imaged scaled correctly. Media queries worked as intended, with the n</w:t>
+      </w:r>
+      <w:r>
+        <w:t xml:space="preserve">avigation menu collapsing into a mobile-friendly hamburger icon on smaller screens. </w:t>
+      </w:r>
+      <w:r>
+        <w:t xml:space="preserve">The website was tested on Google Chrome and Microsoft Edge </w:t>
+      </w:r>
+      <w:r>
+        <w:t>to ensure visual consistency and functional stability. The layout and interactive components behaved consistently</w:t>
+      </w:r>
+      <w:r>
+        <w:t xml:space="preserve">. </w:t>
+      </w:r>
+    </w:p>
+    <w:p>
+      <w:pPr>
+        <w:pStyle w:val="Overskrift2"/>
+      </w:pPr>
+      <w:bookmarkStart w:id="8" w:name="_Toc215857711"/>
+      <w:r>
+        <w:t>2.3. Conclusion</w:t>
+      </w:r>
+      <w:bookmarkEnd w:id="8"/>
+    </w:p>
+    <w:p>
+      <w:pPr>
+        <w:rPr>
+          <w:rFonts w:ascii="Helvetica Neue Thin" w:hAnsi="Helvetica Neue Thin"/>
+          <w:sz w:val="36"/>
+          <w:szCs w:val="36"/>
+        </w:rPr>
+      </w:pPr>
+    </w:p>
+    <w:p>
+      <w:pPr>
+        <w:spacing w:line="360" w:lineRule="auto"/>
+        <w:rPr>
+          <w:rFonts w:cstheme="minorHAnsi"/>
+        </w:rPr>
+      </w:pPr>
+      <w:r>
+        <w:rPr>
+          <w:rFonts w:ascii="Helvetica Neue Thin" w:hAnsi="Helvetica Neue Thin"/>
+          <w:sz w:val="36"/>
+          <w:szCs w:val="36"/>
+        </w:rPr>
+        <w:tab/>
+      </w:r>
+      <w:r>
+        <w:rPr>
+          <w:rFonts w:cstheme="minorHAnsi"/>
+        </w:rPr>
+        <w:t xml:space="preserve">This project </w:t>
+      </w:r>
+      <w:r>
+        <w:rPr>
+          <w:rFonts w:cstheme="minorHAnsi"/>
+        </w:rPr>
+        <w:t>successfully met its main goal of designing and developing a responsive, accessible, and visually appealing website for the Community Science Museum. The process combined creativity with technical problem-solving, resulting in a functional website that effectively represents the museum’s purpose</w:t>
+      </w:r>
+      <w:r>
+        <w:rPr>
+          <w:rFonts w:cstheme="minorHAnsi"/>
+        </w:rPr>
+        <w:t xml:space="preserve">. </w:t>
+      </w:r>
+    </w:p>
+    <w:p>
+      <w:pPr>
+        <w:spacing w:line="360" w:lineRule="auto"/>
+        <w:rPr>
+          <w:rFonts w:cstheme="minorHAnsi"/>
+        </w:rPr>
+      </w:pPr>
+      <w:r>
+        <w:rPr>
+          <w:rFonts w:cstheme="minorHAnsi"/>
+        </w:rPr>
+        <w:t xml:space="preserve">From the beginning, planning played a crucial role in keeping the project structured and manageable. Using a Kanban board made it easier to organizes </w:t>
+      </w:r>
+      <w:r>
+        <w:rPr>
+          <w:rFonts w:cstheme="minorHAnsi"/>
+        </w:rPr>
+        <w:t>tasks and stay on track throughout each stage; from planning and design to cod</w:t>
+      </w:r>
+      <w:r>
+        <w:rPr>
+          <w:rFonts w:cstheme="minorHAnsi"/>
+        </w:rPr>
+        <w:t>ing and testing</w:t>
+      </w:r>
+      <w:r>
+        <w:rPr>
+          <w:rFonts w:cstheme="minorHAnsi"/>
+        </w:rPr>
+        <w:t xml:space="preserve">. </w:t>
+      </w:r>
+      <w:r>
+        <w:rPr>
+          <w:rFonts w:cstheme="minorHAnsi"/>
+        </w:rPr>
+        <w:t>Divided work into sections like Backlog, To Do, In Progress, and Don</w:t>
+      </w:r>
+      <w:r>
+        <w:rPr>
+          <w:rFonts w:cstheme="minorHAnsi"/>
+        </w:rPr>
+        <w:t>e gave a clear overview of progress and helped maintain consistency, much like a real-world development environment. Although</w:t>
+      </w:r>
+      <w:r>
+        <w:rPr>
+          <w:rFonts w:cstheme="minorHAnsi"/>
+        </w:rPr>
+        <w:t xml:space="preserve"> some of the tasks may have been finished before planned, the plan was successfully completed.</w:t>
+      </w:r>
+    </w:p>
+    <w:p>
+      <w:pPr>
+        <w:spacing w:line="360" w:lineRule="auto"/>
+        <w:rPr>
+          <w:rFonts w:cstheme="minorHAnsi"/>
+        </w:rPr>
+      </w:pPr>
+      <w:r>
+        <w:rPr>
+          <w:rFonts w:cstheme="minorHAnsi"/>
+        </w:rPr>
+        <w:tab/>
+        <w:t xml:space="preserve">The design phase focused strongly on user experience (UX) and visual design (UI). Researching other museum and educational websites helped design decisions </w:t>
+      </w:r>
+      <w:r>
+        <w:rPr>
+          <w:rFonts w:cstheme="minorHAnsi"/>
+        </w:rPr>
+        <w:t xml:space="preserve">around </w:t>
+      </w:r>
+      <w:r>
+        <w:rPr>
+          <w:rFonts w:cstheme="minorHAnsi"/>
+        </w:rPr>
+        <w:lastRenderedPageBreak/>
+        <w:t>layout, navigation, and content flow. Working in Figma mad it possible to experiment with different layouts before coding, which saved time and impro</w:t>
+      </w:r>
+      <w:r>
+        <w:rPr>
+          <w:rFonts w:cstheme="minorHAnsi"/>
+        </w:rPr>
+        <w:t xml:space="preserve">ved clarity. </w:t>
+      </w:r>
+    </w:p>
+    <w:p>
+      <w:pPr>
+        <w:spacing w:line="360" w:lineRule="auto"/>
+        <w:rPr>
+          <w:rFonts w:cstheme="minorHAnsi"/>
+        </w:rPr>
+      </w:pPr>
+      <w:r>
+        <w:rPr>
+          <w:rFonts w:cstheme="minorHAnsi"/>
+        </w:rPr>
+        <w:t xml:space="preserve">The development </w:t>
+      </w:r>
+      <w:r>
+        <w:rPr>
+          <w:rFonts w:cstheme="minorHAnsi"/>
+        </w:rPr>
+        <w:t>phase brought the design to life using HTML, CSS and JavaScript. Semanti</w:t>
+      </w:r>
+      <w:r>
+        <w:rPr>
+          <w:rFonts w:cstheme="minorHAnsi"/>
+        </w:rPr>
+        <w:t>c</w:t>
+      </w:r>
+      <w:r>
+        <w:rPr>
+          <w:rFonts w:cstheme="minorHAnsi"/>
+        </w:rPr>
+        <w:t xml:space="preserve"> HTML provided structure and accessibility</w:t>
+      </w:r>
+      <w:r>
+        <w:rPr>
+          <w:rFonts w:cstheme="minorHAnsi"/>
+        </w:rPr>
+        <w:t xml:space="preserve">, while Flexbox were used to create a responsive layout. </w:t>
+      </w:r>
+      <w:r>
+        <w:rPr>
+          <w:rFonts w:cstheme="minorHAnsi"/>
+        </w:rPr>
+        <w:t xml:space="preserve">CSS variables helped maintain consistent styling across pages, and JavaScript added interactivity </w:t>
+      </w:r>
+      <w:r>
+        <w:rPr>
+          <w:rFonts w:cstheme="minorHAnsi"/>
+        </w:rPr>
+        <w:t xml:space="preserve">to responsive navigation menu. </w:t>
+      </w:r>
+    </w:p>
+    <w:p>
+      <w:pPr>
+        <w:spacing w:line="360" w:lineRule="auto"/>
+        <w:rPr>
+          <w:rFonts w:cstheme="minorHAnsi"/>
+        </w:rPr>
+      </w:pPr>
+      <w:r>
+        <w:rPr>
+          <w:rFonts w:cstheme="minorHAnsi"/>
+        </w:rPr>
+        <w:tab/>
+        <w:t xml:space="preserve">Testing and evaluation confirmed that the website functioned as intended. </w:t>
+      </w:r>
+      <w:r>
+        <w:rPr>
+          <w:rFonts w:cstheme="minorHAnsi"/>
+        </w:rPr>
+        <w:t xml:space="preserve">Validation using the W3C Markup Validation Service showed that the code followed wen standards, with only minor adjustments needed for image file names that contained spaces. </w:t>
+      </w:r>
+      <w:r>
+        <w:rPr>
+          <w:rFonts w:cstheme="minorHAnsi"/>
+        </w:rPr>
+        <w:t>Lighthouse analysis provided further insight into technical quality with strong results: 100 for SEO, 96</w:t>
+      </w:r>
+      <w:r>
+        <w:rPr>
+          <w:rFonts w:cstheme="minorHAnsi"/>
+        </w:rPr>
+        <w:t xml:space="preserve"> for Bes Practices, 91 for Accessibility and 40-50 for Performance. </w:t>
+      </w:r>
+      <w:r>
+        <w:rPr>
+          <w:rFonts w:cstheme="minorHAnsi"/>
+        </w:rPr>
+        <w:t>These results show that the site is well-built and accessible, though there is room for improvement in performance</w:t>
+      </w:r>
+      <w:r>
+        <w:rPr>
+          <w:rFonts w:cstheme="minorHAnsi"/>
+        </w:rPr>
+        <w:t xml:space="preserve"> through further optimization. </w:t>
+      </w:r>
+    </w:p>
+    <w:p>
+      <w:pPr>
+        <w:spacing w:line="360" w:lineRule="auto"/>
+        <w:rPr>
+          <w:rFonts w:cstheme="minorHAnsi"/>
+        </w:rPr>
+      </w:pPr>
+      <w:r>
+        <w:rPr>
+          <w:rFonts w:cstheme="minorHAnsi"/>
+        </w:rPr>
+        <w:t>Overall</w:t>
+      </w:r>
+      <w:r>
+        <w:rPr>
+          <w:rFonts w:cstheme="minorHAnsi"/>
+        </w:rPr>
+        <w:t>,</w:t>
+      </w:r>
+      <w:r>
+        <w:rPr>
+          <w:rFonts w:cstheme="minorHAnsi"/>
+        </w:rPr>
+        <w:t xml:space="preserve"> this project</w:t>
+      </w:r>
+      <w:r>
+        <w:rPr>
+          <w:rFonts w:cstheme="minorHAnsi"/>
+        </w:rPr>
+        <w:t xml:space="preserve"> has been an excellent learning experience that connected design thinking with real-world frontend development. It </w:t>
+      </w:r>
+      <w:r>
+        <w:rPr>
+          <w:rFonts w:cstheme="minorHAnsi"/>
+        </w:rPr>
+        <w:t>strengthened skills in responsive design, accessibility, and project planning, and provi</w:t>
+      </w:r>
+      <w:r>
+        <w:rPr>
+          <w:rFonts w:cstheme="minorHAnsi"/>
+        </w:rPr>
+        <w:t xml:space="preserve">ded hands-on experience with tools commonly used in the industry. </w:t>
+      </w:r>
+    </w:p>
+    <w:p>
+      <w:pPr>
+        <w:spacing w:line="360" w:lineRule="auto"/>
+        <w:rPr>
+          <w:rFonts w:cstheme="minorHAnsi"/>
+        </w:rPr>
+      </w:pPr>
+      <w:r>
+        <w:rPr>
+          <w:rFonts w:cstheme="minorHAnsi"/>
+        </w:rPr>
+        <w:t xml:space="preserve"> </w:t>
+      </w:r>
+    </w:p>
+    <w:p>
+      <w:pPr>
+        <w:spacing w:line="360" w:lineRule="auto"/>
+        <w:rPr>
+          <w:rFonts w:cstheme="minorHAnsi"/>
+        </w:rPr>
+      </w:pPr>
+    </w:p>
+    <w:p>
+      <w:pPr>
+        <w:spacing w:line="360" w:lineRule="auto"/>
+        <w:rPr>
+          <w:rFonts w:ascii="Helvetica Neue Thin" w:hAnsi="Helvetica Neue Thin"/>
+          <w:sz w:val="36"/>
+          <w:szCs w:val="36"/>
+        </w:rPr>
+      </w:pPr>
+    </w:p>
+    <w:p>
+      <w:pPr>
+        <w:rPr>
+          <w:rFonts w:ascii="Helvetica Neue Thin" w:hAnsi="Helvetica Neue Thin"/>
+          <w:sz w:val="36"/>
+          <w:szCs w:val="36"/>
+        </w:rPr>
+      </w:pPr>
+    </w:p>
+    <w:p>
+      <w:pPr>
+        <w:rPr>
+          <w:rFonts w:ascii="Helvetica Neue Thin" w:hAnsi="Helvetica Neue Thin"/>
+          <w:sz w:val="36"/>
+          <w:szCs w:val="36"/>
+        </w:rPr>
+      </w:pPr>
+    </w:p>
+    <w:p>
+      <w:pPr>
+        <w:rPr>
+          <w:rFonts w:ascii="Helvetica Neue Thin" w:hAnsi="Helvetica Neue Thin"/>
+          <w:sz w:val="36"/>
+          <w:szCs w:val="36"/>
+        </w:rPr>
+      </w:pPr>
+    </w:p>
+    <w:p>
+      <w:pPr>
+        <w:rPr>
+          <w:rFonts w:ascii="Helvetica Neue Thin" w:hAnsi="Helvetica Neue Thin"/>
+          <w:sz w:val="36"/>
+          <w:szCs w:val="36"/>
+        </w:rPr>
+      </w:pPr>
+    </w:p>
+    <w:p>
+      <w:pPr>
+        <w:rPr>
+          <w:rFonts w:ascii="Helvetica Neue Thin" w:hAnsi="Helvetica Neue Thin"/>
+          <w:sz w:val="36"/>
+          <w:szCs w:val="36"/>
+        </w:rPr>
+      </w:pPr>
+    </w:p>
+    <w:p>
+      <w:pPr>
+        <w:rPr>
+          <w:rFonts w:ascii="Helvetica Neue Thin" w:hAnsi="Helvetica Neue Thin"/>
+          <w:sz w:val="36"/>
+          <w:szCs w:val="36"/>
+        </w:rPr>
+      </w:pPr>
+    </w:p>
+    <w:p>
+      <w:pPr>
+        <w:rPr>
+          <w:rFonts w:ascii="Helvetica Neue Thin" w:hAnsi="Helvetica Neue Thin"/>
+          <w:sz w:val="36"/>
+          <w:szCs w:val="36"/>
+        </w:rPr>
+      </w:pPr>
+    </w:p>
+    <w:p>
+      <w:pPr>
+        <w:rPr>
+          <w:rFonts w:ascii="Helvetica Neue Thin" w:hAnsi="Helvetica Neue Thin"/>
+          <w:sz w:val="36"/>
+          <w:szCs w:val="36"/>
+        </w:rPr>
+      </w:pPr>
+    </w:p>
+    <w:p>
+      <w:pPr>
+        <w:rPr>
+          <w:rFonts w:ascii="Helvetica Neue Thin" w:hAnsi="Helvetica Neue Thin"/>
+          <w:sz w:val="36"/>
+          <w:szCs w:val="36"/>
+        </w:rPr>
+      </w:pPr>
+    </w:p>
+    <w:p>
+      <w:pPr>
+        <w:rPr>
+          <w:rFonts w:ascii="Helvetica Neue Thin" w:hAnsi="Helvetica Neue Thin"/>
+          <w:sz w:val="36"/>
+          <w:szCs w:val="36"/>
+        </w:rPr>
+      </w:pPr>
+    </w:p>
+    <w:p>
+      <w:pPr>
+        <w:rPr>
+          <w:rFonts w:ascii="Helvetica Neue Thin" w:hAnsi="Helvetica Neue Thin"/>
+          <w:sz w:val="36"/>
+          <w:szCs w:val="36"/>
+        </w:rPr>
+      </w:pPr>
+    </w:p>
+    <w:p>
+      <w:pPr>
+        <w:pStyle w:val="Overskrift1"/>
+      </w:pPr>
+      <w:bookmarkStart w:id="9" w:name="_Toc215857712"/>
+      <w:r>
+        <w:lastRenderedPageBreak/>
+        <w:t>3. References</w:t>
+      </w:r>
+      <w:bookmarkEnd w:id="9"/>
+    </w:p>
+    <w:p>
+      <w:pPr>
+        <w:rPr>
+          <w:rFonts w:ascii="Helvetica Neue Thin" w:hAnsi="Helvetica Neue Thin"/>
+          <w:sz w:val="36"/>
+          <w:szCs w:val="36"/>
+        </w:rPr>
+      </w:pPr>
+    </w:p>
+    <w:p>
+      <w:pPr>
+        <w:rPr>
+          <w:rFonts w:ascii="Helvetica Neue Thin" w:hAnsi="Helvetica Neue Thin"/>
+          <w:sz w:val="36"/>
+          <w:szCs w:val="36"/>
+        </w:rPr>
+      </w:pPr>
+      <w:r>
+        <w:rPr>
+          <w:rFonts w:ascii="Helvetica Neue Thin" w:hAnsi="Helvetica Neue Thin"/>
+          <w:sz w:val="36"/>
+          <w:szCs w:val="36"/>
+        </w:rPr>
+        <w:t>Books and articles:</w:t>
+      </w:r>
+    </w:p>
+    <w:p>
+      <w:pPr>
+        <w:rPr>
+          <w:rFonts w:ascii="Helvetica Neue Thin" w:hAnsi="Helvetica Neue Thin"/>
+          <w:sz w:val="36"/>
+          <w:szCs w:val="36"/>
+        </w:rPr>
+      </w:pPr>
+      <w:r>
+        <w:rPr>
+          <w:rFonts w:ascii="Helvetica Neue Thin" w:hAnsi="Helvetica Neue Thin"/>
+          <w:sz w:val="36"/>
+          <w:szCs w:val="36"/>
+        </w:rPr>
+        <w:t>Robbins, J.N. (</w:t>
+      </w:r>
+      <w:r>
+        <w:rPr>
+          <w:rFonts w:ascii="Helvetica Neue Thin" w:hAnsi="Helvetica Neue Thin"/>
+          <w:sz w:val="36"/>
+          <w:szCs w:val="36"/>
+        </w:rPr>
+        <w:t xml:space="preserve">2018): </w:t>
       </w:r>
       <w:r>
         <w:rPr>
@@ -3083,76 +3593,7 @@
           <w:sz w:val="36"/>
           <w:szCs w:val="36"/>
         </w:rPr>
-        <w:t xml:space="preserve"> Edition</w:t>
-      </w:r>
-      <w:r>
-        <w:rPr>
-          <w:rFonts w:ascii="Helvetica Neue Thin" w:hAnsi="Helvetica Neue Thin"/>
-          <w:sz w:val="36"/>
-          <w:szCs w:val="36"/>
-        </w:rPr>
-        <w:t xml:space="preserve">. </w:t>
-      </w:r>
-      <w:r>
-        <w:rPr>
-          <w:rFonts w:ascii="Helvetica Neue Thin" w:hAnsi="Helvetica Neue Thin"/>
-          <w:sz w:val="36"/>
-          <w:szCs w:val="36"/>
-        </w:rPr>
-        <w:t>O’Reilly Media Incl.</w:t>
-      </w:r>
-    </w:p>
-    <w:p>
-      <w:pPr>
-        <w:rPr>
-          <w:rFonts w:ascii="Helvetica Neue Thin" w:hAnsi="Helvetica Neue Thin"/>
-          <w:sz w:val="36"/>
-          <w:szCs w:val="36"/>
-        </w:rPr>
-      </w:pPr>
-    </w:p>
-    <w:p>
-      <w:pPr>
-        <w:rPr>
-          <w:rFonts w:ascii="Helvetica Neue Thin" w:hAnsi="Helvetica Neue Thin"/>
-          <w:sz w:val="36"/>
-          <w:szCs w:val="36"/>
-        </w:rPr>
-      </w:pPr>
-      <w:proofErr w:type="spellStart"/>
-      <w:r>
-        <w:rPr>
-          <w:rFonts w:ascii="Helvetica Neue Thin" w:hAnsi="Helvetica Neue Thin"/>
-          <w:sz w:val="36"/>
-          <w:szCs w:val="36"/>
-        </w:rPr>
-        <w:t>Youtube</w:t>
-      </w:r>
-      <w:proofErr w:type="spellEnd"/>
-      <w:r>
-        <w:rPr>
-          <w:rFonts w:ascii="Helvetica Neue Thin" w:hAnsi="Helvetica Neue Thin"/>
-          <w:sz w:val="36"/>
-          <w:szCs w:val="36"/>
-        </w:rPr>
-        <w:t>:</w:t>
-      </w:r>
-    </w:p>
-    <w:p>
-      <w:pPr>
-        <w:rPr>
-          <w:rFonts w:ascii="Helvetica Neue Thin" w:hAnsi="Helvetica Neue Thin"/>
-          <w:sz w:val="36"/>
-          <w:szCs w:val="36"/>
-        </w:rPr>
-      </w:pPr>
-      <w:r>
-        <w:rPr>
-          <w:rFonts w:ascii="Helvetica Neue Thin" w:hAnsi="Helvetica Neue Thin"/>
-          <w:sz w:val="36"/>
-          <w:szCs w:val="36"/>
-        </w:rPr>
-        <w:t xml:space="preserve">Mavi Design (2022): </w:t>
+        <w:t>Learning Web Design: A Beginner’s Guide to HTML, CSS, JavaScript, and Web Graphics</w:t>
       </w:r>
       <w:r>
         <w:rPr>
@@ -3162,7 +3603,7 @@
           <w:sz w:val="36"/>
           <w:szCs w:val="36"/>
         </w:rPr>
-        <w:t>Create a Button a HOVER Functionally in 128 seconds (Figma Tu</w:t>
+        <w:t>, 5</w:t>
       </w:r>
       <w:r>
         <w:rPr>
@@ -3171,6 +3612,184 @@
           <w:iCs/>
           <w:sz w:val="36"/>
           <w:szCs w:val="36"/>
+          <w:vertAlign w:val="superscript"/>
+        </w:rPr>
+        <w:t>th</w:t>
+      </w:r>
+      <w:r>
+        <w:rPr>
+          <w:rFonts w:ascii="Helvetica Neue Thin" w:hAnsi="Helvetica Neue Thin"/>
+          <w:i/>
+          <w:iCs/>
+          <w:sz w:val="36"/>
+          <w:szCs w:val="36"/>
+        </w:rPr>
+        <w:t xml:space="preserve"> Edition</w:t>
+      </w:r>
+      <w:r>
+        <w:rPr>
+          <w:rFonts w:ascii="Helvetica Neue Thin" w:hAnsi="Helvetica Neue Thin"/>
+          <w:sz w:val="36"/>
+          <w:szCs w:val="36"/>
+        </w:rPr>
+        <w:t xml:space="preserve">. </w:t>
+      </w:r>
+      <w:r>
+        <w:rPr>
+          <w:rFonts w:ascii="Helvetica Neue Thin" w:hAnsi="Helvetica Neue Thin"/>
+          <w:sz w:val="36"/>
+          <w:szCs w:val="36"/>
+        </w:rPr>
+        <w:t>O’Reilly Media Incl.</w:t>
+      </w:r>
+    </w:p>
+    <w:p>
+      <w:pPr>
+        <w:rPr>
+          <w:rFonts w:ascii="Helvetica Neue Thin" w:hAnsi="Helvetica Neue Thin"/>
+          <w:sz w:val="36"/>
+          <w:szCs w:val="36"/>
+        </w:rPr>
+      </w:pPr>
+      <w:r>
+        <w:rPr>
+          <w:rFonts w:ascii="Helvetica Neue Thin" w:hAnsi="Helvetica Neue Thin"/>
+          <w:sz w:val="36"/>
+          <w:szCs w:val="36"/>
+        </w:rPr>
+        <w:t>Kirpatrick A</w:t>
+      </w:r>
+      <w:r>
+        <w:rPr>
+          <w:rFonts w:ascii="Helvetica Neue Thin" w:hAnsi="Helvetica Neue Thin"/>
+          <w:sz w:val="36"/>
+          <w:szCs w:val="36"/>
+        </w:rPr>
+        <w:t>.</w:t>
+      </w:r>
+      <w:r>
+        <w:rPr>
+          <w:rFonts w:ascii="Helvetica Neue Thin" w:hAnsi="Helvetica Neue Thin"/>
+          <w:sz w:val="36"/>
+          <w:szCs w:val="36"/>
+        </w:rPr>
+        <w:t xml:space="preserve">, </w:t>
+      </w:r>
+      <w:r>
+        <w:rPr>
+          <w:rFonts w:ascii="Helvetica Neue Thin" w:hAnsi="Helvetica Neue Thin"/>
+          <w:sz w:val="36"/>
+          <w:szCs w:val="36"/>
+        </w:rPr>
+        <w:t xml:space="preserve">O Connor J., Campbell A., Cooper M (2025). </w:t>
+      </w:r>
+      <w:r>
+        <w:rPr>
+          <w:rFonts w:ascii="Helvetica Neue Thin" w:hAnsi="Helvetica Neue Thin"/>
+          <w:i/>
+          <w:iCs/>
+          <w:sz w:val="36"/>
+          <w:szCs w:val="36"/>
+        </w:rPr>
+        <w:t>Web Content Accessibility Guidelines (WCAG) 2.1</w:t>
+      </w:r>
+      <w:r>
+        <w:rPr>
+          <w:rFonts w:ascii="Helvetica Neue Thin" w:hAnsi="Helvetica Neue Thin"/>
+          <w:sz w:val="36"/>
+          <w:szCs w:val="36"/>
+        </w:rPr>
+        <w:t xml:space="preserve">. </w:t>
+      </w:r>
+      <w:hyperlink r:id="rId13" w:history="1">
+        <w:r>
+          <w:rPr>
+            <w:rStyle w:val="Hyperkobling"/>
+            <w:rFonts w:ascii="Helvetica Neue Thin" w:hAnsi="Helvetica Neue Thin"/>
+            <w:sz w:val="36"/>
+            <w:szCs w:val="36"/>
+          </w:rPr>
+          <w:t>https://www.w3.org/TR/WCAG21/#non-text-content</w:t>
+        </w:r>
+      </w:hyperlink>
+      <w:r>
+        <w:rPr>
+          <w:rFonts w:ascii="Helvetica Neue Thin" w:hAnsi="Helvetica Neue Thin"/>
+          <w:sz w:val="36"/>
+          <w:szCs w:val="36"/>
+        </w:rPr>
+        <w:t xml:space="preserve"> </w:t>
+      </w:r>
+    </w:p>
+    <w:p>
+      <w:pPr>
+        <w:rPr>
+          <w:rFonts w:ascii="Helvetica Neue Thin" w:hAnsi="Helvetica Neue Thin"/>
+          <w:sz w:val="36"/>
+          <w:szCs w:val="36"/>
+        </w:rPr>
+      </w:pPr>
+    </w:p>
+    <w:p>
+      <w:pPr>
+        <w:rPr>
+          <w:rFonts w:ascii="Helvetica Neue Thin" w:hAnsi="Helvetica Neue Thin"/>
+          <w:sz w:val="36"/>
+          <w:szCs w:val="36"/>
+        </w:rPr>
+      </w:pPr>
+      <w:proofErr w:type="spellStart"/>
+      <w:r>
+        <w:rPr>
+          <w:rFonts w:ascii="Helvetica Neue Thin" w:hAnsi="Helvetica Neue Thin"/>
+          <w:sz w:val="36"/>
+          <w:szCs w:val="36"/>
+        </w:rPr>
+        <w:t>Youtube</w:t>
+      </w:r>
+      <w:proofErr w:type="spellEnd"/>
+      <w:r>
+        <w:rPr>
+          <w:rFonts w:ascii="Helvetica Neue Thin" w:hAnsi="Helvetica Neue Thin"/>
+          <w:sz w:val="36"/>
+          <w:szCs w:val="36"/>
+        </w:rPr>
+        <w:t>:</w:t>
+      </w:r>
+    </w:p>
+    <w:p>
+      <w:pPr>
+        <w:rPr>
+          <w:rFonts w:ascii="Helvetica Neue Thin" w:hAnsi="Helvetica Neue Thin"/>
+          <w:sz w:val="36"/>
+          <w:szCs w:val="36"/>
+        </w:rPr>
+      </w:pPr>
+      <w:r>
+        <w:rPr>
+          <w:rFonts w:ascii="Helvetica Neue Thin" w:hAnsi="Helvetica Neue Thin"/>
+          <w:sz w:val="36"/>
+          <w:szCs w:val="36"/>
+        </w:rPr>
+        <w:t xml:space="preserve">Mavi Design (2022): </w:t>
+      </w:r>
+      <w:r>
+        <w:rPr>
+          <w:rFonts w:ascii="Helvetica Neue Thin" w:hAnsi="Helvetica Neue Thin"/>
+          <w:i/>
+          <w:iCs/>
+          <w:sz w:val="36"/>
+          <w:szCs w:val="36"/>
+        </w:rPr>
+        <w:t>Create a Button a HOVER Functionally in 128 seconds (Figma Tu</w:t>
+      </w:r>
+      <w:r>
+        <w:rPr>
+          <w:rFonts w:ascii="Helvetica Neue Thin" w:hAnsi="Helvetica Neue Thin"/>
+          <w:i/>
+          <w:iCs/>
+          <w:sz w:val="36"/>
+          <w:szCs w:val="36"/>
         </w:rPr>
         <w:t>torial).</w:t>
       </w:r>
@@ -3182,7 +3801,7 @@
         </w:rPr>
         <w:t xml:space="preserve"> </w:t>
       </w:r>
-      <w:hyperlink r:id="rId12" w:history="1">
+      <w:hyperlink r:id="rId14" w:history="1">
         <w:r>
           <w:rPr>
             <w:rStyle w:val="Hyperkobling"/>
@@ -3246,7 +3865,7 @@
         </w:rPr>
         <w:t xml:space="preserve">. </w:t>
       </w:r>
-      <w:hyperlink r:id="rId13" w:history="1">
+      <w:hyperlink r:id="rId15" w:history="1">
         <w:r>
           <w:rPr>
             <w:rStyle w:val="Hyperkobling"/>
@@ -3274,6 +3893,56 @@
           <w:szCs w:val="36"/>
         </w:rPr>
       </w:pPr>
+    </w:p>
+    <w:p>
+      <w:pPr>
+        <w:rPr>
+          <w:rFonts w:ascii="Helvetica Neue Thin" w:hAnsi="Helvetica Neue Thin"/>
+          <w:sz w:val="36"/>
+          <w:szCs w:val="36"/>
+        </w:rPr>
+      </w:pPr>
+      <w:r>
+        <w:rPr>
+          <w:rFonts w:ascii="Helvetica Neue Thin" w:hAnsi="Helvetica Neue Thin"/>
+          <w:sz w:val="36"/>
+          <w:szCs w:val="36"/>
+        </w:rPr>
+        <w:t xml:space="preserve">Images </w:t>
+      </w:r>
+      <w:r>
+        <w:rPr>
+          <w:rFonts w:ascii="Helvetica Neue Thin" w:hAnsi="Helvetica Neue Thin"/>
+          <w:sz w:val="36"/>
+          <w:szCs w:val="36"/>
+        </w:rPr>
+        <w:t>(external used images</w:t>
+      </w:r>
+      <w:r>
+        <w:rPr>
+          <w:rFonts w:ascii="Helvetica Neue Thin" w:hAnsi="Helvetica Neue Thin"/>
+          <w:sz w:val="36"/>
+          <w:szCs w:val="36"/>
+        </w:rPr>
+        <w:t>, not included in provided folder</w:t>
+      </w:r>
+      <w:r>
+        <w:rPr>
+          <w:rFonts w:ascii="Helvetica Neue Thin" w:hAnsi="Helvetica Neue Thin"/>
+          <w:sz w:val="36"/>
+          <w:szCs w:val="36"/>
+        </w:rPr>
+        <w:t>):</w:t>
+      </w:r>
+    </w:p>
+    <w:p>
+      <w:pPr>
+        <w:rPr>
+          <w:rFonts w:ascii="Helvetica Neue Thin" w:hAnsi="Helvetica Neue Thin"/>
+          <w:sz w:val="36"/>
+          <w:szCs w:val="36"/>
+        </w:rPr>
+      </w:pPr>
       <w:r>
         <w:rPr>
           <w:rFonts w:ascii="Helvetica Neue Thin" w:hAnsi="Helvetica Neue Thin"/>
@@ -3838,6 +4507,33 @@
         </w:rPr>
         <w:t>:</w:t>
       </w:r>
+      <w:r>
+        <w:rPr>
+          <w:rFonts w:ascii="Helvetica Neue Thin" w:hAnsi="Helvetica Neue Thin"/>
+          <w:sz w:val="36"/>
+          <w:szCs w:val="36"/>
+        </w:rPr>
+        <w:t xml:space="preserve"> </w:t>
+      </w:r>
+      <w:hyperlink r:id="rId16" w:history="1">
+        <w:r>
+          <w:rPr>
+            <w:rStyle w:val="Hyperkobling"/>
+            <w:rFonts w:ascii="Helvetica Neue Thin" w:hAnsi="Helvetica Neue Thin"/>
+            <w:sz w:val="36"/>
+            <w:szCs w:val="36"/>
+          </w:rPr>
+          <w:t>https://www.canva.com/design/DAG5E9cTfvY/LbQVoQP4YJpN_itPeQKPJQ/edit?utm_content=DAG5E9cTfvY&amp;utm_campaign=designshare&amp;utm_medium=link2&amp;utm_source=sharebutton</w:t>
+        </w:r>
+      </w:hyperlink>
+      <w:r>
+        <w:rPr>
+          <w:rFonts w:ascii="Helvetica Neue Thin" w:hAnsi="Helvetica Neue Thin"/>
+          <w:sz w:val="36"/>
+          <w:szCs w:val="36"/>
+        </w:rPr>
+        <w:t xml:space="preserve"> </w:t>
+      </w:r>
     </w:p>
     <w:p>
       <w:pPr>
@@ -3896,7 +4592,7 @@
         </w:rPr>
         <w:t xml:space="preserve"> </w:t>
       </w:r>
-      <w:hyperlink r:id="rId14" w:history="1">
+      <w:hyperlink r:id="rId17" w:history="1">
         <w:r>
           <w:rPr>
             <w:rStyle w:val="Hyperkobling"/>
@@ -3924,6 +4620,42 @@
           <w:szCs w:val="36"/>
         </w:rPr>
       </w:pPr>
+      <w:r>
+        <w:rPr>
+          <w:rFonts w:ascii="Helvetica Neue Thin" w:hAnsi="Helvetica Neue Thin"/>
+          <w:sz w:val="36"/>
+          <w:szCs w:val="36"/>
+        </w:rPr>
+        <w:t xml:space="preserve">Live website: </w:t>
+      </w:r>
+      <w:hyperlink r:id="rId18" w:history="1">
+        <w:r>
+          <w:rPr>
+            <w:rStyle w:val="Hyperkobling"/>
+            <w:rFonts w:ascii="Helvetica Neue Thin" w:hAnsi="Helvetica Neue Thin"/>
+            <w:sz w:val="36"/>
+            <w:szCs w:val="36"/>
+          </w:rPr>
+          <w:t>https://lee-wong13.github.io/Semester-Project-Ada/index.html</w:t>
+        </w:r>
+      </w:hyperlink>
+      <w:r>
+        <w:rPr>
+          <w:rFonts w:ascii="Helvetica Neue Thin" w:hAnsi="Helvetica Neue Thin"/>
+          <w:sz w:val="36"/>
+          <w:szCs w:val="36"/>
+        </w:rPr>
+        <w:t xml:space="preserve"> </w:t>
+      </w:r>
+    </w:p>
+    <w:p>
+      <w:pPr>
+        <w:rPr>
+          <w:rFonts w:ascii="Helvetica Neue Thin" w:hAnsi="Helvetica Neue Thin"/>
+          <w:sz w:val="36"/>
+          <w:szCs w:val="36"/>
+        </w:rPr>
+      </w:pPr>
     </w:p>
     <w:p>
       <w:pPr>
@@ -3965,7 +4697,7 @@
       </w:pPr>
     </w:p>
     <w:sectPr>
-      <w:footerReference w:type="default" r:id="rId15"/>
+      <w:footerReference w:type="default" r:id="rId19"/>
       <w:pgSz w:w="11900" w:h="16840"/>
       <w:pgMar w:top="1160" w:right="1440" w:bottom="1440" w:left="1440" w:header="708" w:footer="708" w:gutter="0"/>
       <w:cols w:space="708"/>
@@ -4088,6 +4820,119 @@
 <file path=word/numbering.xml><?xml version="1.0" encoding="utf-8"?>
 <w:numbering xmlns:wpc="http://schemas.microsoft.com/office/word/2010/wordprocessingCanvas" xmlns:cx="http://schemas.microsoft.com/office/drawing/2014/chartex" xmlns:cx1="http://schemas.microsoft.com/office/drawing/2015/9/8/chartex" xmlns:cx2="http://schemas.microsoft.com/office/drawing/2015/10/21/chartex" xmlns:cx3="http://schemas.microsoft.com/office/drawing/2016/5/9/chartex" xmlns:cx4="http://schemas.microsoft.com/office/drawing/2016/5/10/chartex" xmlns:cx5="http://schemas.microsoft.com/office/drawing/2016/5/11/chartex" xmlns:cx6="http://schemas.microsoft.com/office/drawing/2016/5/12/chartex" xmlns:cx7="http://schemas.microsoft.com/office/drawing/2016/5/13/chartex" xmlns:cx8="http://schemas.microsoft.com/office/drawing/2016/5/14/chartex" xmlns:mc="http://schemas.openxmlformats.org/markup-compatibility/2006" xmlns:aink="http://schemas.microsoft.com/office/drawing/2016/ink" xmlns:am3d="http://schemas.microsoft.com/office/drawing/2017/model3d" xmlns:o="urn:schemas-microsoft-com:office:office" xmlns:oel="http://schemas.microsoft.com/office/2019/extlst" xmlns:r="http://schemas.openxmlformats.org/officeDocument/2006/relationships" xmlns:m="http://schemas.openxmlformats.org/officeDocument/2006/math" xmlns:v="urn:schemas-microsoft-com:vml" xmlns:wp14="http://schemas.microsoft.com/office/word/2010/wordprocessingDrawing" xmlns:wp="http://schemas.openxmlformats.org/drawingml/2006/wordprocessingDrawing" xmlns:w10="urn:schemas-microsoft-com:office:word" xmlns:w="http://schemas.openxmlformats.org/wordprocessingml/2006/main" xmlns:w14="http://schemas.microsoft.com/office/word/2010/wordml" xmlns:w15="http://schemas.microsoft.com/office/word/2012/wordml" xmlns:w16cex="http://schemas.microsoft.com/office/word/2018/wordml/cex" xmlns:w16cid="http://schemas.microsoft.com/office/word/2016/wordml/cid" xmlns:w16="http://schemas.microsoft.com/office/word/2018/wordml" xmlns:w16du="http://schemas.microsoft.com/office/word/2023/wordml/word16du" xmlns:w16sdtdh="http://schemas.microsoft.com/office/word/2020/wordml/sdtdatahash" xmlns:w16sdtfl="http://schemas.microsoft.com/office/word/2024/wordml/sdtformatlock" xmlns:w16se="http://schemas.microsoft.com/office/word/2015/wordml/symex" xmlns:wpg="http://schemas.microsoft.com/office/word/2010/wordprocessingGroup" xmlns:wpi="http://schemas.microsoft.com/office/word/2010/wordprocessingInk" xmlns:wne="http://schemas.microsoft.com/office/word/2006/wordml" xmlns:wps="http://schemas.microsoft.com/office/word/2010/wordprocessingShape" mc:Ignorable="w14 w15 w16se w16cid w16 w16cex w16sdtdh w16sdtfl w16du wp14">
   <w:abstractNum w:abstractNumId="0" w15:restartNumberingAfterBreak="0">
+    <w:nsid w:val="0EBA24E3"/>
+    <w:multiLevelType w:val="hybridMultilevel"/>
+    <w:tmpl w:val="2C3436A2"/>
+    <w:lvl w:ilvl="0" w:tplc="FA44BB54">
+      <w:start w:val="2"/>
+      <w:numFmt w:val="bullet"/>
+      <w:lvlText w:val="-"/>
+      <w:lvlJc w:val="left"/>
+      <w:pPr>
+        <w:ind w:left="720" w:hanging="360"/>
+      </w:pPr>
+      <w:rPr>
+        <w:rFonts w:ascii="Calibri" w:eastAsiaTheme="minorHAnsi" w:hAnsi="Calibri" w:cs="Calibri" w:hint="default"/>
+      </w:rPr>
+    </w:lvl>
+    <w:lvl w:ilvl="1" w:tplc="04140003" w:tentative="1">
+      <w:start w:val="1"/>
+      <w:numFmt w:val="bullet"/>
+      <w:lvlText w:val="o"/>
+      <w:lvlJc w:val="left"/>
+      <w:pPr>
+        <w:ind w:left="1440" w:hanging="360"/>
+      </w:pPr>
+      <w:rPr>
+        <w:rFonts w:ascii="Courier New" w:hAnsi="Courier New" w:cs="Courier New" w:hint="default"/>
+      </w:rPr>
+    </w:lvl>
+    <w:lvl w:ilvl="2" w:tplc="04140005" w:tentative="1">
+      <w:start w:val="1"/>
+      <w:numFmt w:val="bullet"/>
+      <w:lvlText w:val=""/>
+      <w:lvlJc w:val="left"/>
+      <w:pPr>
+        <w:ind w:left="2160" w:hanging="360"/>
+      </w:pPr>
+      <w:rPr>
+        <w:rFonts w:ascii="Wingdings" w:hAnsi="Wingdings" w:hint="default"/>
+      </w:rPr>
+    </w:lvl>
+    <w:lvl w:ilvl="3" w:tplc="04140001" w:tentative="1">
+      <w:start w:val="1"/>
+      <w:numFmt w:val="bullet"/>
+      <w:lvlText w:val=""/>
+      <w:lvlJc w:val="left"/>
+      <w:pPr>
+        <w:ind w:left="2880" w:hanging="360"/>
+      </w:pPr>
+      <w:rPr>
+        <w:rFonts w:ascii="Symbol" w:hAnsi="Symbol" w:hint="default"/>
+      </w:rPr>
+    </w:lvl>
+    <w:lvl w:ilvl="4" w:tplc="04140003" w:tentative="1">
+      <w:start w:val="1"/>
+      <w:numFmt w:val="bullet"/>
+      <w:lvlText w:val="o"/>
+      <w:lvlJc w:val="left"/>
+      <w:pPr>
+        <w:ind w:left="3600" w:hanging="360"/>
+      </w:pPr>
+      <w:rPr>
+        <w:rFonts w:ascii="Courier New" w:hAnsi="Courier New" w:cs="Courier New" w:hint="default"/>
+      </w:rPr>
+    </w:lvl>
+    <w:lvl w:ilvl="5" w:tplc="04140005" w:tentative="1">
+      <w:start w:val="1"/>
+      <w:numFmt w:val="bullet"/>
+      <w:lvlText w:val=""/>
+      <w:lvlJc w:val="left"/>
+      <w:pPr>
+        <w:ind w:left="4320" w:hanging="360"/>
+      </w:pPr>
+      <w:rPr>
+        <w:rFonts w:ascii="Wingdings" w:hAnsi="Wingdings" w:hint="default"/>
+      </w:rPr>
+    </w:lvl>
+    <w:lvl w:ilvl="6" w:tplc="04140001" w:tentative="1">
+      <w:start w:val="1"/>
+      <w:numFmt w:val="bullet"/>
+      <w:lvlText w:val=""/>
+      <w:lvlJc w:val="left"/>
+      <w:pPr>
+        <w:ind w:left="5040" w:hanging="360"/>
+      </w:pPr>
+      <w:rPr>
+        <w:rFonts w:ascii="Symbol" w:hAnsi="Symbol" w:hint="default"/>
+      </w:rPr>
+    </w:lvl>
+    <w:lvl w:ilvl="7" w:tplc="04140003" w:tentative="1">
+      <w:start w:val="1"/>
+      <w:numFmt w:val="bullet"/>
+      <w:lvlText w:val="o"/>
+      <w:lvlJc w:val="left"/>
+      <w:pPr>
+        <w:ind w:left="5760" w:hanging="360"/>
+      </w:pPr>
+      <w:rPr>
+        <w:rFonts w:ascii="Courier New" w:hAnsi="Courier New" w:cs="Courier New" w:hint="default"/>
+      </w:rPr>
+    </w:lvl>
+    <w:lvl w:ilvl="8" w:tplc="04140005" w:tentative="1">
+      <w:start w:val="1"/>
+      <w:numFmt w:val="bullet"/>
+      <w:lvlText w:val=""/>
+      <w:lvlJc w:val="left"/>
+      <w:pPr>
+        <w:ind w:left="6480" w:hanging="360"/>
+      </w:pPr>
+      <w:rPr>
+        <w:rFonts w:ascii="Wingdings" w:hAnsi="Wingdings" w:hint="default"/>
+      </w:rPr>
+    </w:lvl>
+  </w:abstractNum>
+  <w:abstractNum w:abstractNumId="1" w15:restartNumberingAfterBreak="0">
     <w:nsid w:val="7EE61D79"/>
     <w:multiLevelType w:val="hybridMultilevel"/>
     <w:tmpl w:val="4A1097E4"/>
@@ -4177,6 +5022,9 @@
     </w:lvl>
   </w:abstractNum>
   <w:num w:numId="1" w16cid:durableId="1339505661">
+    <w:abstractNumId w:val="1"/>
+  </w:num>
+  <w:num w:numId="2" w16cid:durableId="54857404">
     <w:abstractNumId w:val="0"/>
   </w:num>
 </w:numbering>

--- a/ReportTemplate-SP1.docx
+++ b/ReportTemplate-SP1.docx
@@ -2827,7 +2827,7 @@
           <w:noProof/>
         </w:rPr>
         <w:drawing>
-          <wp:inline distT="0" distB="0" distL="0" distR="0" wp14:anchorId="416B67F2" wp14:editId="07D93D3E">
+          <wp:inline distT="0" distB="0" distL="0" distR="0" wp14:anchorId="416B67F2" wp14:editId="2F742B15">
             <wp:extent cx="5727700" cy="2120900"/>
             <wp:effectExtent l="0" t="0" r="6350" b="0"/>
             <wp:docPr id="352711695" name="Bilde 1" descr="Et bilde som inneholder tekst, skjermbilde, Font, nummer&#10;&#10;KI-generert innhold kan være feil."/>
@@ -2896,32 +2896,10 @@
       </w:r>
       <w:r>
         <w:rPr>
-          <w:lang w:val="nb-NO"/>
-        </w:rPr>
-        <w:t xml:space="preserve">: Code </w:t>
-      </w:r>
-      <w:proofErr w:type="spellStart"/>
-      <w:r>
-        <w:rPr>
-          <w:lang w:val="nb-NO"/>
-        </w:rPr>
-        <w:t>validation</w:t>
-      </w:r>
-      <w:proofErr w:type="spellEnd"/>
-      <w:r>
-        <w:rPr>
-          <w:lang w:val="nb-NO"/>
-        </w:rPr>
-        <w:t xml:space="preserve"> </w:t>
-      </w:r>
-      <w:proofErr w:type="spellStart"/>
-      <w:r>
-        <w:rPr>
-          <w:lang w:val="nb-NO"/>
-        </w:rPr>
-        <w:t>errors</w:t>
-      </w:r>
-      <w:proofErr w:type="spellEnd"/>
+          <w:lang w:val="en-US"/>
+        </w:rPr>
+        <w:t>: Code validation errors</w:t>
+      </w:r>
     </w:p>
     <w:p>
       <w:pPr>
@@ -3565,23 +3543,17 @@
       <w:pPr>
         <w:rPr>
           <w:rFonts w:ascii="Helvetica Neue Thin" w:hAnsi="Helvetica Neue Thin"/>
-          <w:sz w:val="36"/>
-          <w:szCs w:val="36"/>
-        </w:rPr>
-      </w:pPr>
-      <w:r>
-        <w:rPr>
-          <w:rFonts w:ascii="Helvetica Neue Thin" w:hAnsi="Helvetica Neue Thin"/>
-          <w:sz w:val="36"/>
-          <w:szCs w:val="36"/>
+        </w:rPr>
+      </w:pPr>
+      <w:r>
+        <w:rPr>
+          <w:rFonts w:ascii="Helvetica Neue Thin" w:hAnsi="Helvetica Neue Thin"/>
         </w:rPr>
         <w:t>Robbins, J.N. (</w:t>
       </w:r>
       <w:r>
         <w:rPr>
           <w:rFonts w:ascii="Helvetica Neue Thin" w:hAnsi="Helvetica Neue Thin"/>
-          <w:sz w:val="36"/>
-          <w:szCs w:val="36"/>
         </w:rPr>
         <w:t xml:space="preserve">2018): </w:t>
       </w:r>
@@ -3590,8 +3562,6 @@
           <w:rFonts w:ascii="Helvetica Neue Thin" w:hAnsi="Helvetica Neue Thin"/>
           <w:i/>
           <w:iCs/>
-          <w:sz w:val="36"/>
-          <w:szCs w:val="36"/>
         </w:rPr>
         <w:t>Learning Web Design: A Beginner’s Guide to HTML, CSS, JavaScript, and Web Graphics</w:t>
       </w:r>
@@ -3600,8 +3570,6 @@
           <w:rFonts w:ascii="Helvetica Neue Thin" w:hAnsi="Helvetica Neue Thin"/>
           <w:i/>
           <w:iCs/>
-          <w:sz w:val="36"/>
-          <w:szCs w:val="36"/>
         </w:rPr>
         <w:t>, 5</w:t>
       </w:r>
@@ -3610,8 +3578,6 @@
           <w:rFonts w:ascii="Helvetica Neue Thin" w:hAnsi="Helvetica Neue Thin"/>
           <w:i/>
           <w:iCs/>
-          <w:sz w:val="36"/>
-          <w:szCs w:val="36"/>
           <w:vertAlign w:val="superscript"/>
         </w:rPr>
         <w:t>th</w:t>
@@ -3621,24 +3587,18 @@
           <w:rFonts w:ascii="Helvetica Neue Thin" w:hAnsi="Helvetica Neue Thin"/>
           <w:i/>
           <w:iCs/>
-          <w:sz w:val="36"/>
-          <w:szCs w:val="36"/>
         </w:rPr>
         <w:t xml:space="preserve"> Edition</w:t>
       </w:r>
       <w:r>
         <w:rPr>
           <w:rFonts w:ascii="Helvetica Neue Thin" w:hAnsi="Helvetica Neue Thin"/>
-          <w:sz w:val="36"/>
-          <w:szCs w:val="36"/>
         </w:rPr>
         <w:t xml:space="preserve">. </w:t>
       </w:r>
       <w:r>
         <w:rPr>
           <w:rFonts w:ascii="Helvetica Neue Thin" w:hAnsi="Helvetica Neue Thin"/>
-          <w:sz w:val="36"/>
-          <w:szCs w:val="36"/>
         </w:rPr>
         <w:t>O’Reilly Media Incl.</w:t>
       </w:r>
@@ -3647,39 +3607,29 @@
       <w:pPr>
         <w:rPr>
           <w:rFonts w:ascii="Helvetica Neue Thin" w:hAnsi="Helvetica Neue Thin"/>
-          <w:sz w:val="36"/>
-          <w:szCs w:val="36"/>
-        </w:rPr>
-      </w:pPr>
-      <w:r>
-        <w:rPr>
-          <w:rFonts w:ascii="Helvetica Neue Thin" w:hAnsi="Helvetica Neue Thin"/>
-          <w:sz w:val="36"/>
-          <w:szCs w:val="36"/>
+        </w:rPr>
+      </w:pPr>
+      <w:r>
+        <w:rPr>
+          <w:rFonts w:ascii="Helvetica Neue Thin" w:hAnsi="Helvetica Neue Thin"/>
         </w:rPr>
         <w:t>Kirpatrick A</w:t>
       </w:r>
       <w:r>
         <w:rPr>
           <w:rFonts w:ascii="Helvetica Neue Thin" w:hAnsi="Helvetica Neue Thin"/>
-          <w:sz w:val="36"/>
-          <w:szCs w:val="36"/>
         </w:rPr>
         <w:t>.</w:t>
       </w:r>
       <w:r>
         <w:rPr>
           <w:rFonts w:ascii="Helvetica Neue Thin" w:hAnsi="Helvetica Neue Thin"/>
-          <w:sz w:val="36"/>
-          <w:szCs w:val="36"/>
         </w:rPr>
         <w:t xml:space="preserve">, </w:t>
       </w:r>
       <w:r>
         <w:rPr>
           <w:rFonts w:ascii="Helvetica Neue Thin" w:hAnsi="Helvetica Neue Thin"/>
-          <w:sz w:val="36"/>
-          <w:szCs w:val="36"/>
         </w:rPr>
         <w:t xml:space="preserve">O Connor J., Campbell A., Cooper M (2025). </w:t>
       </w:r>
@@ -3688,26 +3638,20 @@
           <w:rFonts w:ascii="Helvetica Neue Thin" w:hAnsi="Helvetica Neue Thin"/>
           <w:i/>
           <w:iCs/>
-          <w:sz w:val="36"/>
-          <w:szCs w:val="36"/>
         </w:rPr>
         <w:t>Web Content Accessibility Guidelines (WCAG) 2.1</w:t>
       </w:r>
       <w:r>
         <w:rPr>
           <w:rFonts w:ascii="Helvetica Neue Thin" w:hAnsi="Helvetica Neue Thin"/>
-          <w:sz w:val="36"/>
-          <w:szCs w:val="36"/>
         </w:rPr>
         <w:t xml:space="preserve">. </w:t>
       </w:r>
-      <w:hyperlink r:id="rId13" w:history="1">
+      <w:hyperlink r:id="rId13" w:anchor="non-text-content" w:history="1">
         <w:r>
           <w:rPr>
             <w:rStyle w:val="Hyperkobling"/>
             <w:rFonts w:ascii="Helvetica Neue Thin" w:hAnsi="Helvetica Neue Thin"/>
-            <w:sz w:val="36"/>
-            <w:szCs w:val="36"/>
           </w:rPr>
           <w:t>https://www.w3.org/TR/WCAG21/#non-text-content</w:t>
         </w:r>
@@ -3715,8 +3659,6 @@
       <w:r>
         <w:rPr>
           <w:rFonts w:ascii="Helvetica Neue Thin" w:hAnsi="Helvetica Neue Thin"/>
-          <w:sz w:val="36"/>
-          <w:szCs w:val="36"/>
         </w:rPr>
         <w:t xml:space="preserve"> </w:t>
       </w:r>
@@ -3761,15 +3703,11 @@
       <w:pPr>
         <w:rPr>
           <w:rFonts w:ascii="Helvetica Neue Thin" w:hAnsi="Helvetica Neue Thin"/>
-          <w:sz w:val="36"/>
-          <w:szCs w:val="36"/>
-        </w:rPr>
-      </w:pPr>
-      <w:r>
-        <w:rPr>
-          <w:rFonts w:ascii="Helvetica Neue Thin" w:hAnsi="Helvetica Neue Thin"/>
-          <w:sz w:val="36"/>
-          <w:szCs w:val="36"/>
+        </w:rPr>
+      </w:pPr>
+      <w:r>
+        <w:rPr>
+          <w:rFonts w:ascii="Helvetica Neue Thin" w:hAnsi="Helvetica Neue Thin"/>
         </w:rPr>
         <w:t xml:space="preserve">Mavi Design (2022): </w:t>
       </w:r>
@@ -3778,8 +3716,6 @@
           <w:rFonts w:ascii="Helvetica Neue Thin" w:hAnsi="Helvetica Neue Thin"/>
           <w:i/>
           <w:iCs/>
-          <w:sz w:val="36"/>
-          <w:szCs w:val="36"/>
         </w:rPr>
         <w:t>Create a Button a HOVER Functionally in 128 seconds (Figma Tu</w:t>
       </w:r>
@@ -3788,16 +3724,12 @@
           <w:rFonts w:ascii="Helvetica Neue Thin" w:hAnsi="Helvetica Neue Thin"/>
           <w:i/>
           <w:iCs/>
-          <w:sz w:val="36"/>
-          <w:szCs w:val="36"/>
         </w:rPr>
         <w:t>torial).</w:t>
       </w:r>
       <w:r>
         <w:rPr>
           <w:rFonts w:ascii="Helvetica Neue Thin" w:hAnsi="Helvetica Neue Thin"/>
-          <w:sz w:val="36"/>
-          <w:szCs w:val="36"/>
         </w:rPr>
         <w:t xml:space="preserve"> </w:t>
       </w:r>
@@ -3806,8 +3738,6 @@
           <w:rPr>
             <w:rStyle w:val="Hyperkobling"/>
             <w:rFonts w:ascii="Helvetica Neue Thin" w:hAnsi="Helvetica Neue Thin"/>
-            <w:sz w:val="36"/>
-            <w:szCs w:val="36"/>
           </w:rPr>
           <w:t>https://www.youtube.com/watch?v=AHBEpMD2dZ0</w:t>
         </w:r>
@@ -3815,8 +3745,6 @@
       <w:r>
         <w:rPr>
           <w:rFonts w:ascii="Helvetica Neue Thin" w:hAnsi="Helvetica Neue Thin"/>
-          <w:sz w:val="36"/>
-          <w:szCs w:val="36"/>
         </w:rPr>
         <w:t xml:space="preserve"> </w:t>
       </w:r>
@@ -3825,16 +3753,12 @@
       <w:pPr>
         <w:rPr>
           <w:rFonts w:ascii="Helvetica Neue Thin" w:hAnsi="Helvetica Neue Thin"/>
-          <w:sz w:val="36"/>
-          <w:szCs w:val="36"/>
         </w:rPr>
       </w:pPr>
       <w:proofErr w:type="spellStart"/>
       <w:r>
         <w:rPr>
           <w:rFonts w:ascii="Helvetica Neue Thin" w:hAnsi="Helvetica Neue Thin"/>
-          <w:sz w:val="36"/>
-          <w:szCs w:val="36"/>
         </w:rPr>
         <w:t>LiveCode</w:t>
       </w:r>
@@ -3842,8 +3766,6 @@
       <w:r>
         <w:rPr>
           <w:rFonts w:ascii="Helvetica Neue Thin" w:hAnsi="Helvetica Neue Thin"/>
-          <w:sz w:val="36"/>
-          <w:szCs w:val="36"/>
         </w:rPr>
         <w:t xml:space="preserve"> (2022): </w:t>
       </w:r>
@@ -3852,16 +3774,12 @@
           <w:rFonts w:ascii="Helvetica Neue Thin" w:hAnsi="Helvetica Neue Thin"/>
           <w:i/>
           <w:iCs/>
-          <w:sz w:val="36"/>
-          <w:szCs w:val="36"/>
         </w:rPr>
         <w:t>Making a Responsive Navbar in HTML &amp; CSS – Explained from A to Z with Menu Hamburger</w:t>
       </w:r>
       <w:r>
         <w:rPr>
           <w:rFonts w:ascii="Helvetica Neue Thin" w:hAnsi="Helvetica Neue Thin"/>
-          <w:sz w:val="36"/>
-          <w:szCs w:val="36"/>
         </w:rPr>
         <w:t xml:space="preserve">. </w:t>
       </w:r>
@@ -3870,8 +3788,6 @@
           <w:rPr>
             <w:rStyle w:val="Hyperkobling"/>
             <w:rFonts w:ascii="Helvetica Neue Thin" w:hAnsi="Helvetica Neue Thin"/>
-            <w:sz w:val="36"/>
-            <w:szCs w:val="36"/>
           </w:rPr>
           <w:t>https://www.youtube.com/watch?v=HQopEEurQYE</w:t>
         </w:r>
@@ -3879,8 +3795,6 @@
       <w:r>
         <w:rPr>
           <w:rFonts w:ascii="Helvetica Neue Thin" w:hAnsi="Helvetica Neue Thin"/>
-          <w:sz w:val="36"/>
-          <w:szCs w:val="36"/>
         </w:rPr>
         <w:t xml:space="preserve"> </w:t>
       </w:r>
@@ -3949,6 +3863,80 @@
           <w:sz w:val="36"/>
           <w:szCs w:val="36"/>
         </w:rPr>
+        <w:t>Teacher:</w:t>
+      </w:r>
+    </w:p>
+    <w:p>
+      <w:pPr>
+        <w:pStyle w:val="Listeavsnitt"/>
+        <w:numPr>
+          <w:ilvl w:val="0"/>
+          <w:numId w:val="2"/>
+        </w:numPr>
+        <w:rPr>
+          <w:rFonts w:ascii="Helvetica Neue Thin" w:hAnsi="Helvetica Neue Thin"/>
+          <w:sz w:val="36"/>
+          <w:szCs w:val="36"/>
+          <w:lang w:val="en-US"/>
+        </w:rPr>
+      </w:pPr>
+      <w:proofErr w:type="spellStart"/>
+      <w:r>
+        <w:rPr>
+          <w:rFonts w:ascii="Helvetica Neue Thin" w:hAnsi="Helvetica Neue Thin"/>
+          <w:sz w:val="24"/>
+          <w:szCs w:val="24"/>
+          <w:lang w:val="en-US"/>
+        </w:rPr>
+        <w:t>Tbep</w:t>
+      </w:r>
+      <w:proofErr w:type="spellEnd"/>
+      <w:r>
+        <w:rPr>
+          <w:rFonts w:ascii="Helvetica Neue Thin" w:hAnsi="Helvetica Neue Thin"/>
+          <w:sz w:val="24"/>
+          <w:szCs w:val="24"/>
+          <w:lang w:val="en-US"/>
+        </w:rPr>
+        <w:t xml:space="preserve"> (2019)</w:t>
+      </w:r>
+      <w:r>
+        <w:rPr>
+          <w:rFonts w:ascii="Helvetica Neue Thin" w:hAnsi="Helvetica Neue Thin"/>
+          <w:sz w:val="24"/>
+          <w:szCs w:val="24"/>
+          <w:lang w:val="en-US"/>
+        </w:rPr>
+        <w:t>. The Tampa Bay E</w:t>
+      </w:r>
+      <w:r>
+        <w:rPr>
+          <w:rFonts w:ascii="Helvetica Neue Thin" w:hAnsi="Helvetica Neue Thin"/>
+          <w:sz w:val="24"/>
+          <w:szCs w:val="24"/>
+          <w:lang w:val="en-US"/>
+        </w:rPr>
+        <w:t xml:space="preserve">stuary Program. </w:t>
+      </w:r>
+      <w:hyperlink r:id="rId16" w:history="1">
+        <w:r>
+          <w:rPr>
+            <w:rStyle w:val="Hyperkobling"/>
+            <w:rFonts w:ascii="Helvetica Neue Thin" w:hAnsi="Helvetica Neue Thin"/>
+            <w:sz w:val="24"/>
+            <w:szCs w:val="24"/>
+            <w:lang w:val="en-US"/>
+          </w:rPr>
+          <w:t>https://unsplash.com/photos/man-standing-in-front-of-women-IcUQNzaHrvg</w:t>
+        </w:r>
+      </w:hyperlink>
+      <w:r>
+        <w:rPr>
+          <w:rFonts w:ascii="Helvetica Neue Thin" w:hAnsi="Helvetica Neue Thin"/>
+          <w:sz w:val="24"/>
+          <w:szCs w:val="24"/>
+          <w:lang w:val="en-US"/>
+        </w:rPr>
         <w:t xml:space="preserve"> </w:t>
       </w:r>
     </w:p>
@@ -3960,213 +3948,963 @@
           <w:szCs w:val="36"/>
         </w:rPr>
       </w:pPr>
-    </w:p>
-    <w:p>
-      <w:pPr>
-        <w:rPr>
-          <w:rFonts w:ascii="Helvetica Neue Thin" w:hAnsi="Helvetica Neue Thin"/>
-          <w:sz w:val="36"/>
-          <w:szCs w:val="36"/>
-        </w:rPr>
-      </w:pPr>
-    </w:p>
-    <w:p>
-      <w:pPr>
-        <w:rPr>
-          <w:rFonts w:ascii="Helvetica Neue Thin" w:hAnsi="Helvetica Neue Thin"/>
-          <w:sz w:val="36"/>
-          <w:szCs w:val="36"/>
-        </w:rPr>
-      </w:pPr>
-    </w:p>
-    <w:p>
-      <w:pPr>
-        <w:rPr>
-          <w:rFonts w:ascii="Helvetica Neue Thin" w:hAnsi="Helvetica Neue Thin"/>
-          <w:sz w:val="36"/>
-          <w:szCs w:val="36"/>
-        </w:rPr>
-      </w:pPr>
-    </w:p>
-    <w:p>
-      <w:pPr>
-        <w:rPr>
-          <w:rFonts w:ascii="Helvetica Neue Thin" w:hAnsi="Helvetica Neue Thin"/>
-          <w:sz w:val="36"/>
-          <w:szCs w:val="36"/>
-        </w:rPr>
-      </w:pPr>
-    </w:p>
-    <w:p>
-      <w:pPr>
-        <w:rPr>
-          <w:rFonts w:ascii="Helvetica Neue Thin" w:hAnsi="Helvetica Neue Thin"/>
-          <w:sz w:val="36"/>
-          <w:szCs w:val="36"/>
-        </w:rPr>
-      </w:pPr>
-    </w:p>
-    <w:p>
-      <w:pPr>
-        <w:rPr>
-          <w:rFonts w:ascii="Helvetica Neue" w:hAnsi="Helvetica Neue"/>
-          <w:sz w:val="44"/>
-          <w:szCs w:val="44"/>
-        </w:rPr>
-      </w:pPr>
-    </w:p>
-    <w:p>
-      <w:pPr>
-        <w:rPr>
-          <w:rFonts w:ascii="Helvetica Neue" w:hAnsi="Helvetica Neue"/>
-          <w:sz w:val="44"/>
-          <w:szCs w:val="44"/>
-        </w:rPr>
-      </w:pPr>
-    </w:p>
-    <w:p>
-      <w:pPr>
-        <w:rPr>
-          <w:rFonts w:ascii="Helvetica Neue" w:hAnsi="Helvetica Neue"/>
-          <w:sz w:val="44"/>
-          <w:szCs w:val="44"/>
-        </w:rPr>
-      </w:pPr>
-    </w:p>
-    <w:p>
-      <w:pPr>
-        <w:rPr>
-          <w:rFonts w:ascii="Helvetica Neue" w:hAnsi="Helvetica Neue"/>
-          <w:sz w:val="44"/>
-          <w:szCs w:val="44"/>
-        </w:rPr>
-      </w:pPr>
-    </w:p>
-    <w:p>
-      <w:pPr>
-        <w:rPr>
-          <w:rFonts w:ascii="Helvetica Neue" w:hAnsi="Helvetica Neue"/>
-          <w:sz w:val="44"/>
-          <w:szCs w:val="44"/>
-        </w:rPr>
-      </w:pPr>
-    </w:p>
-    <w:p>
-      <w:pPr>
-        <w:rPr>
-          <w:rFonts w:ascii="Helvetica Neue" w:hAnsi="Helvetica Neue"/>
-          <w:sz w:val="44"/>
-          <w:szCs w:val="44"/>
-        </w:rPr>
-      </w:pPr>
-    </w:p>
-    <w:p>
-      <w:pPr>
-        <w:rPr>
-          <w:rFonts w:ascii="Helvetica Neue" w:hAnsi="Helvetica Neue"/>
-          <w:sz w:val="44"/>
-          <w:szCs w:val="44"/>
-        </w:rPr>
-      </w:pPr>
-    </w:p>
-    <w:p>
-      <w:pPr>
-        <w:rPr>
-          <w:rFonts w:ascii="Helvetica Neue" w:hAnsi="Helvetica Neue"/>
-          <w:sz w:val="44"/>
-          <w:szCs w:val="44"/>
-        </w:rPr>
-      </w:pPr>
-    </w:p>
-    <w:p>
-      <w:pPr>
-        <w:rPr>
-          <w:rFonts w:ascii="Helvetica Neue" w:hAnsi="Helvetica Neue"/>
-          <w:sz w:val="44"/>
-          <w:szCs w:val="44"/>
-        </w:rPr>
-      </w:pPr>
-    </w:p>
-    <w:p>
-      <w:pPr>
-        <w:rPr>
-          <w:rFonts w:ascii="Helvetica Neue" w:hAnsi="Helvetica Neue"/>
-          <w:sz w:val="44"/>
-          <w:szCs w:val="44"/>
-        </w:rPr>
-      </w:pPr>
-    </w:p>
-    <w:p>
-      <w:pPr>
-        <w:rPr>
-          <w:rFonts w:ascii="Helvetica Neue" w:hAnsi="Helvetica Neue"/>
-          <w:sz w:val="44"/>
-          <w:szCs w:val="44"/>
-        </w:rPr>
-      </w:pPr>
-    </w:p>
-    <w:p>
-      <w:pPr>
-        <w:rPr>
-          <w:rFonts w:ascii="Helvetica Neue" w:hAnsi="Helvetica Neue"/>
-          <w:sz w:val="44"/>
-          <w:szCs w:val="44"/>
-        </w:rPr>
-      </w:pPr>
-    </w:p>
-    <w:p>
-      <w:pPr>
-        <w:rPr>
-          <w:rFonts w:ascii="Helvetica Neue" w:hAnsi="Helvetica Neue"/>
-          <w:sz w:val="44"/>
-          <w:szCs w:val="44"/>
-        </w:rPr>
-      </w:pPr>
-    </w:p>
-    <w:p>
-      <w:pPr>
-        <w:rPr>
-          <w:rFonts w:ascii="Helvetica Neue" w:hAnsi="Helvetica Neue"/>
-          <w:sz w:val="44"/>
-          <w:szCs w:val="44"/>
-        </w:rPr>
-      </w:pPr>
-    </w:p>
-    <w:p>
-      <w:pPr>
-        <w:rPr>
-          <w:rFonts w:ascii="Helvetica Neue" w:hAnsi="Helvetica Neue"/>
-          <w:sz w:val="44"/>
-          <w:szCs w:val="44"/>
-        </w:rPr>
-      </w:pPr>
-    </w:p>
-    <w:p>
-      <w:pPr>
-        <w:rPr>
-          <w:rFonts w:ascii="Helvetica Neue" w:hAnsi="Helvetica Neue"/>
-          <w:sz w:val="44"/>
-          <w:szCs w:val="44"/>
-        </w:rPr>
-      </w:pPr>
-    </w:p>
-    <w:p>
-      <w:pPr>
-        <w:rPr>
-          <w:rFonts w:ascii="Helvetica Neue" w:hAnsi="Helvetica Neue"/>
-          <w:sz w:val="44"/>
-          <w:szCs w:val="44"/>
-        </w:rPr>
-      </w:pPr>
-    </w:p>
-    <w:p>
-      <w:pPr>
-        <w:rPr>
-          <w:rFonts w:ascii="Helvetica Neue" w:hAnsi="Helvetica Neue"/>
-          <w:sz w:val="44"/>
-          <w:szCs w:val="44"/>
-        </w:rPr>
-      </w:pPr>
+      <w:r>
+        <w:rPr>
+          <w:rFonts w:ascii="Helvetica Neue Thin" w:hAnsi="Helvetica Neue Thin"/>
+          <w:sz w:val="36"/>
+          <w:szCs w:val="36"/>
+        </w:rPr>
+        <w:t>Cosmology:</w:t>
+      </w:r>
+    </w:p>
+    <w:p>
+      <w:pPr>
+        <w:pStyle w:val="Listeavsnitt"/>
+        <w:numPr>
+          <w:ilvl w:val="0"/>
+          <w:numId w:val="2"/>
+        </w:numPr>
+        <w:rPr>
+          <w:rFonts w:ascii="Helvetica Neue Thin" w:hAnsi="Helvetica Neue Thin"/>
+          <w:sz w:val="36"/>
+          <w:szCs w:val="36"/>
+          <w:lang w:val="en-US"/>
+        </w:rPr>
+      </w:pPr>
+      <w:r>
+        <w:rPr>
+          <w:rFonts w:ascii="Helvetica Neue Thin" w:hAnsi="Helvetica Neue Thin"/>
+          <w:sz w:val="24"/>
+          <w:szCs w:val="24"/>
+          <w:lang w:val="en-US"/>
+        </w:rPr>
+        <w:t xml:space="preserve">Andrew Dunn. </w:t>
+      </w:r>
+      <w:r>
+        <w:rPr>
+          <w:rFonts w:ascii="Helvetica Neue Thin" w:hAnsi="Helvetica Neue Thin"/>
+          <w:sz w:val="24"/>
+          <w:szCs w:val="24"/>
+          <w:lang w:val="en-US"/>
+        </w:rPr>
+        <w:t>Persian astrolabe f</w:t>
+      </w:r>
+      <w:r>
+        <w:rPr>
+          <w:rFonts w:ascii="Helvetica Neue Thin" w:hAnsi="Helvetica Neue Thin"/>
+          <w:sz w:val="24"/>
+          <w:szCs w:val="24"/>
+          <w:lang w:val="en-US"/>
+        </w:rPr>
+        <w:t>rom 18</w:t>
+      </w:r>
+      <w:r>
+        <w:rPr>
+          <w:rFonts w:ascii="Helvetica Neue Thin" w:hAnsi="Helvetica Neue Thin"/>
+          <w:sz w:val="24"/>
+          <w:szCs w:val="24"/>
+          <w:vertAlign w:val="superscript"/>
+          <w:lang w:val="en-US"/>
+        </w:rPr>
+        <w:t>th</w:t>
+      </w:r>
+      <w:r>
+        <w:rPr>
+          <w:rFonts w:ascii="Helvetica Neue Thin" w:hAnsi="Helvetica Neue Thin"/>
+          <w:sz w:val="24"/>
+          <w:szCs w:val="24"/>
+          <w:lang w:val="en-US"/>
+        </w:rPr>
+        <w:t xml:space="preserve">-century. </w:t>
+      </w:r>
+      <w:hyperlink r:id="rId17" w:history="1">
+        <w:r>
+          <w:rPr>
+            <w:rStyle w:val="Hyperkobling"/>
+            <w:rFonts w:ascii="Helvetica Neue Thin" w:hAnsi="Helvetica Neue Thin"/>
+            <w:sz w:val="24"/>
+            <w:szCs w:val="24"/>
+            <w:lang w:val="en-US"/>
+          </w:rPr>
+          <w:t>https://no.wikipedia.org/wiki/Astrolabium#/media/Fil:Astrolabe-Persian-18C.jpg</w:t>
+        </w:r>
+      </w:hyperlink>
+      <w:r>
+        <w:rPr>
+          <w:rFonts w:ascii="Helvetica Neue Thin" w:hAnsi="Helvetica Neue Thin"/>
+          <w:sz w:val="24"/>
+          <w:szCs w:val="24"/>
+          <w:lang w:val="en-US"/>
+        </w:rPr>
+        <w:t xml:space="preserve"> </w:t>
+      </w:r>
+    </w:p>
+    <w:p>
+      <w:pPr>
+        <w:pStyle w:val="Listeavsnitt"/>
+        <w:numPr>
+          <w:ilvl w:val="0"/>
+          <w:numId w:val="2"/>
+        </w:numPr>
+        <w:rPr>
+          <w:rFonts w:ascii="Helvetica Neue Thin" w:hAnsi="Helvetica Neue Thin"/>
+          <w:sz w:val="36"/>
+          <w:szCs w:val="36"/>
+          <w:lang w:val="en-US"/>
+        </w:rPr>
+      </w:pPr>
+      <w:proofErr w:type="spellStart"/>
+      <w:r>
+        <w:rPr>
+          <w:rFonts w:ascii="Helvetica Neue Thin" w:hAnsi="Helvetica Neue Thin"/>
+          <w:sz w:val="24"/>
+          <w:szCs w:val="24"/>
+          <w:lang w:val="en-US"/>
+        </w:rPr>
+        <w:t>Freepik</w:t>
+      </w:r>
+      <w:proofErr w:type="spellEnd"/>
+      <w:r>
+        <w:rPr>
+          <w:rFonts w:ascii="Helvetica Neue Thin" w:hAnsi="Helvetica Neue Thin"/>
+          <w:sz w:val="24"/>
+          <w:szCs w:val="24"/>
+          <w:lang w:val="en-US"/>
+        </w:rPr>
+        <w:t xml:space="preserve">. Digital art galaxy. </w:t>
+      </w:r>
+      <w:hyperlink r:id="rId18" w:history="1">
+        <w:r>
+          <w:rPr>
+            <w:rStyle w:val="Hyperkobling"/>
+            <w:rFonts w:ascii="Helvetica Neue Thin" w:hAnsi="Helvetica Neue Thin"/>
+            <w:sz w:val="24"/>
+            <w:szCs w:val="24"/>
+            <w:lang w:val="en-US"/>
+          </w:rPr>
+          <w:t>https://www.freepik.com/free-ai-image/digital-art-galaxy_93625853.htm</w:t>
+        </w:r>
+      </w:hyperlink>
+      <w:r>
+        <w:rPr>
+          <w:rFonts w:ascii="Helvetica Neue Thin" w:hAnsi="Helvetica Neue Thin"/>
+          <w:sz w:val="24"/>
+          <w:szCs w:val="24"/>
+          <w:lang w:val="en-US"/>
+        </w:rPr>
+        <w:t xml:space="preserve"> </w:t>
+      </w:r>
+    </w:p>
+    <w:p>
+      <w:pPr>
+        <w:pStyle w:val="Listeavsnitt"/>
+        <w:numPr>
+          <w:ilvl w:val="0"/>
+          <w:numId w:val="2"/>
+        </w:numPr>
+        <w:rPr>
+          <w:rFonts w:ascii="Helvetica Neue Thin" w:hAnsi="Helvetica Neue Thin"/>
+          <w:sz w:val="36"/>
+          <w:szCs w:val="36"/>
+          <w:lang w:val="en-US"/>
+        </w:rPr>
+      </w:pPr>
+      <w:r>
+        <w:rPr>
+          <w:rFonts w:ascii="Helvetica Neue Thin" w:hAnsi="Helvetica Neue Thin"/>
+          <w:sz w:val="24"/>
+          <w:szCs w:val="24"/>
+          <w:lang w:val="en-US"/>
+        </w:rPr>
+        <w:t>Gabriele</w:t>
+      </w:r>
+      <w:r>
+        <w:rPr>
+          <w:rFonts w:ascii="Helvetica Neue Thin" w:hAnsi="Helvetica Neue Thin"/>
+          <w:sz w:val="24"/>
+          <w:szCs w:val="24"/>
+          <w:lang w:val="en-US"/>
+        </w:rPr>
+        <w:t xml:space="preserve">vanin.it in What is Galileo’s Telescope? </w:t>
+      </w:r>
+      <w:hyperlink r:id="rId19" w:history="1">
+        <w:r>
+          <w:rPr>
+            <w:rStyle w:val="Hyperkobling"/>
+            <w:rFonts w:ascii="Helvetica Neue Thin" w:hAnsi="Helvetica Neue Thin"/>
+            <w:sz w:val="24"/>
+            <w:szCs w:val="24"/>
+            <w:lang w:val="en-US"/>
+          </w:rPr>
+          <w:t>https://www.universetoday.com/article_images/Galileo_Bertini_fresco_of_Galileo_Galilei_and_Doge_of_Venice-e1446672024312-580x516.jpg</w:t>
+        </w:r>
+      </w:hyperlink>
+      <w:r>
+        <w:rPr>
+          <w:rFonts w:ascii="Helvetica Neue Thin" w:hAnsi="Helvetica Neue Thin"/>
+          <w:sz w:val="24"/>
+          <w:szCs w:val="24"/>
+          <w:lang w:val="en-US"/>
+        </w:rPr>
+        <w:t xml:space="preserve"> </w:t>
+      </w:r>
+    </w:p>
+    <w:p>
+      <w:pPr>
+        <w:pStyle w:val="Listeavsnitt"/>
+        <w:numPr>
+          <w:ilvl w:val="0"/>
+          <w:numId w:val="2"/>
+        </w:numPr>
+        <w:rPr>
+          <w:rFonts w:ascii="Helvetica Neue Thin" w:hAnsi="Helvetica Neue Thin"/>
+          <w:sz w:val="36"/>
+          <w:szCs w:val="36"/>
+          <w:lang w:val="en-US"/>
+        </w:rPr>
+      </w:pPr>
+      <w:proofErr w:type="spellStart"/>
+      <w:r>
+        <w:rPr>
+          <w:rFonts w:ascii="Helvetica Neue Thin" w:hAnsi="Helvetica Neue Thin"/>
+          <w:sz w:val="24"/>
+          <w:szCs w:val="24"/>
+          <w:lang w:val="en-US"/>
+        </w:rPr>
+        <w:t>Freepik</w:t>
+      </w:r>
+      <w:proofErr w:type="spellEnd"/>
+      <w:r>
+        <w:rPr>
+          <w:rFonts w:ascii="Helvetica Neue Thin" w:hAnsi="Helvetica Neue Thin"/>
+          <w:sz w:val="24"/>
+          <w:szCs w:val="24"/>
+          <w:lang w:val="en-US"/>
+        </w:rPr>
+        <w:t xml:space="preserve">. Man experiencing the universe at a </w:t>
+      </w:r>
+      <w:r>
+        <w:rPr>
+          <w:rFonts w:ascii="Helvetica Neue Thin" w:hAnsi="Helvetica Neue Thin"/>
+          <w:sz w:val="24"/>
+          <w:szCs w:val="24"/>
+          <w:lang w:val="en-US"/>
+        </w:rPr>
+        <w:t xml:space="preserve">planetarium. </w:t>
+      </w:r>
+      <w:hyperlink r:id="rId20" w:history="1">
+        <w:r>
+          <w:rPr>
+            <w:rStyle w:val="Hyperkobling"/>
+            <w:rFonts w:ascii="Helvetica Neue Thin" w:hAnsi="Helvetica Neue Thin"/>
+            <w:sz w:val="24"/>
+            <w:szCs w:val="24"/>
+            <w:lang w:val="en-US"/>
+          </w:rPr>
+          <w:t>https://www.freepik.com/free-photo/man-experiencing-universe-planetarium_13461053.htm</w:t>
+        </w:r>
+      </w:hyperlink>
+      <w:r>
+        <w:rPr>
+          <w:rFonts w:ascii="Helvetica Neue Thin" w:hAnsi="Helvetica Neue Thin"/>
+          <w:sz w:val="24"/>
+          <w:szCs w:val="24"/>
+          <w:lang w:val="en-US"/>
+        </w:rPr>
+        <w:t xml:space="preserve"> </w:t>
+      </w:r>
+    </w:p>
+    <w:p>
+      <w:pPr>
+        <w:rPr>
+          <w:rFonts w:ascii="Helvetica Neue Thin" w:hAnsi="Helvetica Neue Thin"/>
+          <w:sz w:val="36"/>
+          <w:szCs w:val="36"/>
+        </w:rPr>
+      </w:pPr>
+      <w:r>
+        <w:rPr>
+          <w:rFonts w:ascii="Helvetica Neue Thin" w:hAnsi="Helvetica Neue Thin"/>
+          <w:sz w:val="36"/>
+          <w:szCs w:val="36"/>
+        </w:rPr>
+        <w:t>Evolution:</w:t>
+      </w:r>
+    </w:p>
+    <w:p>
+      <w:pPr>
+        <w:pStyle w:val="Listeavsnitt"/>
+        <w:numPr>
+          <w:ilvl w:val="0"/>
+          <w:numId w:val="2"/>
+        </w:numPr>
+        <w:rPr>
+          <w:rFonts w:ascii="Helvetica Neue Thin" w:hAnsi="Helvetica Neue Thin"/>
+          <w:sz w:val="36"/>
+          <w:szCs w:val="36"/>
+          <w:lang w:val="en-US"/>
+        </w:rPr>
+      </w:pPr>
+      <w:r>
+        <w:rPr>
+          <w:rFonts w:ascii="Helvetica Neue Thin" w:hAnsi="Helvetica Neue Thin"/>
+          <w:sz w:val="24"/>
+          <w:szCs w:val="24"/>
+          <w:lang w:val="en-US"/>
+        </w:rPr>
+        <w:t>Eugene Zhyvchik (2020). People walking o</w:t>
+      </w:r>
+      <w:r>
+        <w:rPr>
+          <w:rFonts w:ascii="Helvetica Neue Thin" w:hAnsi="Helvetica Neue Thin"/>
+          <w:sz w:val="24"/>
+          <w:szCs w:val="24"/>
+          <w:lang w:val="en-US"/>
+        </w:rPr>
+        <w:t xml:space="preserve">n sidewalk during daytime. </w:t>
+      </w:r>
+      <w:hyperlink r:id="rId21" w:history="1">
+        <w:r>
+          <w:rPr>
+            <w:rStyle w:val="Hyperkobling"/>
+            <w:rFonts w:ascii="Helvetica Neue Thin" w:hAnsi="Helvetica Neue Thin"/>
+            <w:sz w:val="24"/>
+            <w:szCs w:val="24"/>
+            <w:lang w:val="en-US"/>
+          </w:rPr>
+          <w:t>https://unsplash.com/photos/people-walking-on-sidewalk-during-daytime-xJY-7gtC38o</w:t>
+        </w:r>
+      </w:hyperlink>
+      <w:r>
+        <w:rPr>
+          <w:rFonts w:ascii="Helvetica Neue Thin" w:hAnsi="Helvetica Neue Thin"/>
+          <w:sz w:val="24"/>
+          <w:szCs w:val="24"/>
+          <w:lang w:val="en-US"/>
+        </w:rPr>
+        <w:t xml:space="preserve"> </w:t>
+      </w:r>
+    </w:p>
+    <w:p>
+      <w:pPr>
+        <w:rPr>
+          <w:rFonts w:ascii="Helvetica Neue Thin" w:hAnsi="Helvetica Neue Thin"/>
+          <w:sz w:val="36"/>
+          <w:szCs w:val="36"/>
+        </w:rPr>
+      </w:pPr>
+      <w:r>
+        <w:rPr>
+          <w:rFonts w:ascii="Helvetica Neue Thin" w:hAnsi="Helvetica Neue Thin"/>
+          <w:sz w:val="36"/>
+          <w:szCs w:val="36"/>
+        </w:rPr>
+        <w:t xml:space="preserve">Robotics and AI: </w:t>
+      </w:r>
+    </w:p>
+    <w:p>
+      <w:pPr>
+        <w:pStyle w:val="Listeavsnitt"/>
+        <w:numPr>
+          <w:ilvl w:val="0"/>
+          <w:numId w:val="2"/>
+        </w:numPr>
+        <w:rPr>
+          <w:rFonts w:ascii="Helvetica Neue Thin" w:hAnsi="Helvetica Neue Thin"/>
+          <w:sz w:val="36"/>
+          <w:szCs w:val="36"/>
+          <w:lang w:val="en-US"/>
+        </w:rPr>
+      </w:pPr>
+      <w:r>
+        <w:rPr>
+          <w:rFonts w:ascii="Helvetica Neue Thin" w:hAnsi="Helvetica Neue Thin"/>
+          <w:sz w:val="24"/>
+          <w:szCs w:val="24"/>
+          <w:lang w:val="en-US"/>
+        </w:rPr>
+        <w:lastRenderedPageBreak/>
+        <w:t>Rawpixel.com</w:t>
+      </w:r>
+      <w:r>
+        <w:rPr>
+          <w:rFonts w:ascii="Helvetica Neue Thin" w:hAnsi="Helvetica Neue Thin"/>
+          <w:sz w:val="24"/>
+          <w:szCs w:val="24"/>
+          <w:lang w:val="en-US"/>
+        </w:rPr>
+        <w:t>: AI chip a</w:t>
+      </w:r>
+      <w:r>
+        <w:rPr>
+          <w:rFonts w:ascii="Helvetica Neue Thin" w:hAnsi="Helvetica Neue Thin"/>
+          <w:sz w:val="24"/>
+          <w:szCs w:val="24"/>
+          <w:lang w:val="en-US"/>
+        </w:rPr>
+        <w:t xml:space="preserve">rtificial intelligence, future technology innovation. </w:t>
+      </w:r>
+      <w:hyperlink r:id="rId22" w:history="1">
+        <w:r>
+          <w:rPr>
+            <w:rStyle w:val="Hyperkobling"/>
+            <w:rFonts w:ascii="Helvetica Neue Thin" w:hAnsi="Helvetica Neue Thin"/>
+            <w:sz w:val="24"/>
+            <w:szCs w:val="24"/>
+            <w:lang w:val="en-US"/>
+          </w:rPr>
+          <w:t>https://www.freepik.com/free-photo/ai-chip-artificial-intelligence-future-technology-innovation_17850485.htm#fromView=search&amp;page=1&amp;position=0&amp;uuid=ab31c218-448e-44a5-9df9-6161ea1ca97f&amp;query=artificial+inteligence</w:t>
+        </w:r>
+      </w:hyperlink>
+      <w:r>
+        <w:rPr>
+          <w:rFonts w:ascii="Helvetica Neue Thin" w:hAnsi="Helvetica Neue Thin"/>
+          <w:sz w:val="24"/>
+          <w:szCs w:val="24"/>
+          <w:lang w:val="en-US"/>
+        </w:rPr>
+        <w:t xml:space="preserve"> </w:t>
+      </w:r>
+    </w:p>
+    <w:p>
+      <w:pPr>
+        <w:pStyle w:val="Listeavsnitt"/>
+        <w:numPr>
+          <w:ilvl w:val="0"/>
+          <w:numId w:val="2"/>
+        </w:numPr>
+        <w:rPr>
+          <w:rFonts w:ascii="Helvetica Neue Thin" w:hAnsi="Helvetica Neue Thin"/>
+          <w:sz w:val="36"/>
+          <w:szCs w:val="36"/>
+          <w:lang w:val="en-US"/>
+        </w:rPr>
+      </w:pPr>
+      <w:proofErr w:type="spellStart"/>
+      <w:r>
+        <w:rPr>
+          <w:rFonts w:ascii="Helvetica Neue Thin" w:hAnsi="Helvetica Neue Thin"/>
+          <w:sz w:val="24"/>
+          <w:szCs w:val="24"/>
+          <w:lang w:val="en-US"/>
+        </w:rPr>
+        <w:t>Freepik</w:t>
+      </w:r>
+      <w:proofErr w:type="spellEnd"/>
+      <w:r>
+        <w:rPr>
+          <w:rFonts w:ascii="Helvetica Neue Thin" w:hAnsi="Helvetica Neue Thin"/>
+          <w:sz w:val="24"/>
+          <w:szCs w:val="24"/>
+          <w:lang w:val="en-US"/>
+        </w:rPr>
+        <w:t xml:space="preserve">. </w:t>
+      </w:r>
+      <w:r>
+        <w:rPr>
+          <w:rFonts w:ascii="Helvetica Neue Thin" w:hAnsi="Helvetica Neue Thin"/>
+          <w:sz w:val="24"/>
+          <w:szCs w:val="24"/>
+          <w:lang w:val="en-US"/>
+        </w:rPr>
+        <w:t xml:space="preserve">Portrait of robot </w:t>
+      </w:r>
+      <w:proofErr w:type="spellStart"/>
+      <w:r>
+        <w:rPr>
+          <w:rFonts w:ascii="Helvetica Neue Thin" w:hAnsi="Helvetica Neue Thin"/>
+          <w:sz w:val="24"/>
+          <w:szCs w:val="24"/>
+          <w:lang w:val="en-US"/>
+        </w:rPr>
+        <w:t>scifi</w:t>
+      </w:r>
+      <w:proofErr w:type="spellEnd"/>
+      <w:r>
+        <w:rPr>
+          <w:rFonts w:ascii="Helvetica Neue Thin" w:hAnsi="Helvetica Neue Thin"/>
+          <w:sz w:val="24"/>
+          <w:szCs w:val="24"/>
+          <w:lang w:val="en-US"/>
+        </w:rPr>
+        <w:t xml:space="preserve"> (AI generate photo). </w:t>
+      </w:r>
+      <w:hyperlink r:id="rId23" w:history="1">
+        <w:r>
+          <w:rPr>
+            <w:rStyle w:val="Hyperkobling"/>
+            <w:rFonts w:ascii="Helvetica Neue Thin" w:hAnsi="Helvetica Neue Thin"/>
+            <w:sz w:val="24"/>
+            <w:szCs w:val="24"/>
+            <w:lang w:val="en-US"/>
+          </w:rPr>
+          <w:t>https://www.freepik.com/free-ai-image/portrait-robot-scifi_359212370.htm#fromView=search&amp;page=1&amp;position=46&amp;uuid=da763eec-c4a4-4052-bb98-ac71872e3e4f&amp;query=artificial+inteligence+robot</w:t>
+        </w:r>
+      </w:hyperlink>
+      <w:r>
+        <w:rPr>
+          <w:rFonts w:ascii="Helvetica Neue Thin" w:hAnsi="Helvetica Neue Thin"/>
+          <w:sz w:val="24"/>
+          <w:szCs w:val="24"/>
+          <w:lang w:val="en-US"/>
+        </w:rPr>
+        <w:t xml:space="preserve"> </w:t>
+      </w:r>
+    </w:p>
+    <w:p>
+      <w:pPr>
+        <w:pStyle w:val="Listeavsnitt"/>
+        <w:numPr>
+          <w:ilvl w:val="0"/>
+          <w:numId w:val="2"/>
+        </w:numPr>
+        <w:rPr>
+          <w:rFonts w:ascii="Helvetica Neue Thin" w:hAnsi="Helvetica Neue Thin"/>
+          <w:sz w:val="36"/>
+          <w:szCs w:val="36"/>
+          <w:lang w:val="en-US"/>
+        </w:rPr>
+      </w:pPr>
+      <w:proofErr w:type="spellStart"/>
+      <w:r>
+        <w:rPr>
+          <w:rFonts w:ascii="Helvetica Neue Thin" w:hAnsi="Helvetica Neue Thin"/>
+          <w:sz w:val="24"/>
+          <w:szCs w:val="24"/>
+          <w:lang w:val="en-US"/>
+        </w:rPr>
+        <w:t>Freepik</w:t>
+      </w:r>
+      <w:proofErr w:type="spellEnd"/>
+      <w:r>
+        <w:rPr>
+          <w:rFonts w:ascii="Helvetica Neue Thin" w:hAnsi="Helvetica Neue Thin"/>
+          <w:sz w:val="24"/>
+          <w:szCs w:val="24"/>
+          <w:lang w:val="en-US"/>
+        </w:rPr>
+        <w:t xml:space="preserve">. 3d rendering </w:t>
+      </w:r>
+      <w:r>
+        <w:rPr>
+          <w:rFonts w:ascii="Helvetica Neue Thin" w:hAnsi="Helvetica Neue Thin"/>
+          <w:sz w:val="24"/>
+          <w:szCs w:val="24"/>
+          <w:lang w:val="en-US"/>
+        </w:rPr>
+        <w:t xml:space="preserve">of biorobots concept. </w:t>
+      </w:r>
+      <w:hyperlink r:id="rId24" w:history="1">
+        <w:r>
+          <w:rPr>
+            <w:rStyle w:val="Hyperkobling"/>
+            <w:rFonts w:ascii="Helvetica Neue Thin" w:hAnsi="Helvetica Neue Thin"/>
+            <w:sz w:val="24"/>
+            <w:szCs w:val="24"/>
+            <w:lang w:val="en-US"/>
+          </w:rPr>
+          <w:t>https://www.freepik.com/free-photo/3d-rendering-biorobots-concept_29317036.htm#fromView=keyword&amp;page=1&amp;position=0&amp;uuid=f60d28eb-3a50-410a-b577-42734bf6ed8a&amp;query=Robotics+ai+synergy</w:t>
+        </w:r>
+      </w:hyperlink>
+      <w:r>
+        <w:rPr>
+          <w:rFonts w:ascii="Helvetica Neue Thin" w:hAnsi="Helvetica Neue Thin"/>
+          <w:sz w:val="24"/>
+          <w:szCs w:val="24"/>
+          <w:lang w:val="en-US"/>
+        </w:rPr>
+        <w:t xml:space="preserve"> </w:t>
+      </w:r>
+    </w:p>
+    <w:p>
+      <w:pPr>
+        <w:pStyle w:val="Listeavsnitt"/>
+        <w:numPr>
+          <w:ilvl w:val="0"/>
+          <w:numId w:val="2"/>
+        </w:numPr>
+        <w:rPr>
+          <w:rFonts w:ascii="Helvetica Neue Thin" w:hAnsi="Helvetica Neue Thin"/>
+          <w:sz w:val="36"/>
+          <w:szCs w:val="36"/>
+          <w:lang w:val="en-US"/>
+        </w:rPr>
+      </w:pPr>
+      <w:proofErr w:type="spellStart"/>
+      <w:r>
+        <w:rPr>
+          <w:rFonts w:ascii="Helvetica Neue Thin" w:hAnsi="Helvetica Neue Thin"/>
+          <w:sz w:val="24"/>
+          <w:szCs w:val="24"/>
+          <w:lang w:val="en-US"/>
+        </w:rPr>
+        <w:t>Rawpixel</w:t>
+      </w:r>
+      <w:proofErr w:type="spellEnd"/>
+      <w:r>
+        <w:rPr>
+          <w:rFonts w:ascii="Helvetica Neue Thin" w:hAnsi="Helvetica Neue Thin"/>
+          <w:sz w:val="24"/>
+          <w:szCs w:val="24"/>
+          <w:lang w:val="en-US"/>
+        </w:rPr>
+        <w:t xml:space="preserve">. Robot handshake human background, futuristic digital age. </w:t>
+      </w:r>
+      <w:hyperlink r:id="rId25" w:history="1">
+        <w:r>
+          <w:rPr>
+            <w:rStyle w:val="Hyperkobling"/>
+            <w:rFonts w:ascii="Helvetica Neue Thin" w:hAnsi="Helvetica Neue Thin"/>
+            <w:sz w:val="24"/>
+            <w:szCs w:val="24"/>
+            <w:lang w:val="en-US"/>
+          </w:rPr>
+          <w:t>https://www.freepik.com/free-photo/robot-handshake-human-background-futuristic-digital-age_17850426.htm#fromView=search&amp;page=1&amp;position=35&amp;uuid=357dae03-00ae-492f-baca-f85f60400de3&amp;query=robots+shake+hand</w:t>
+        </w:r>
+      </w:hyperlink>
+      <w:r>
+        <w:rPr>
+          <w:rFonts w:ascii="Helvetica Neue Thin" w:hAnsi="Helvetica Neue Thin"/>
+          <w:sz w:val="24"/>
+          <w:szCs w:val="24"/>
+          <w:lang w:val="en-US"/>
+        </w:rPr>
+        <w:t xml:space="preserve"> </w:t>
+      </w:r>
+    </w:p>
+    <w:p>
+      <w:pPr>
+        <w:rPr>
+          <w:rFonts w:ascii="Helvetica Neue Thin" w:hAnsi="Helvetica Neue Thin"/>
+          <w:sz w:val="36"/>
+          <w:szCs w:val="36"/>
+        </w:rPr>
+      </w:pPr>
+      <w:r>
+        <w:rPr>
+          <w:rFonts w:ascii="Helvetica Neue Thin" w:hAnsi="Helvetica Neue Thin"/>
+          <w:sz w:val="36"/>
+          <w:szCs w:val="36"/>
+        </w:rPr>
+        <w:t>Ecology page:</w:t>
+      </w:r>
+    </w:p>
+    <w:p>
+      <w:pPr>
+        <w:pStyle w:val="Listeavsnitt"/>
+        <w:numPr>
+          <w:ilvl w:val="0"/>
+          <w:numId w:val="2"/>
+        </w:numPr>
+        <w:rPr>
+          <w:rFonts w:ascii="Helvetica Neue Thin" w:hAnsi="Helvetica Neue Thin"/>
+          <w:sz w:val="24"/>
+          <w:szCs w:val="24"/>
+          <w:lang w:val="en-US" w:bidi="th-TH"/>
+        </w:rPr>
+      </w:pPr>
+      <w:r>
+        <w:rPr>
+          <w:rFonts w:ascii="Helvetica Neue Thin" w:hAnsi="Helvetica Neue Thin"/>
+          <w:sz w:val="24"/>
+          <w:szCs w:val="24"/>
+          <w:lang w:val="en-US" w:bidi="th-TH"/>
+        </w:rPr>
+        <w:t xml:space="preserve">Photorealistic earth planet, </w:t>
+      </w:r>
+      <w:r>
+        <w:rPr>
+          <w:rFonts w:ascii="Helvetica Neue Thin" w:hAnsi="Helvetica Neue Thin"/>
+          <w:sz w:val="24"/>
+          <w:szCs w:val="24"/>
+          <w:lang w:val="en-US" w:bidi="th-TH"/>
+        </w:rPr>
+        <w:t>AI Generated p</w:t>
+      </w:r>
+      <w:r>
+        <w:rPr>
+          <w:rFonts w:ascii="Helvetica Neue Thin" w:hAnsi="Helvetica Neue Thin"/>
+          <w:sz w:val="24"/>
+          <w:szCs w:val="24"/>
+          <w:lang w:val="en-US" w:bidi="th-TH"/>
+        </w:rPr>
+        <w:t xml:space="preserve">hoto: </w:t>
+      </w:r>
+      <w:hyperlink r:id="rId26" w:history="1">
+        <w:r>
+          <w:rPr>
+            <w:rStyle w:val="Hyperkobling"/>
+            <w:rFonts w:ascii="Helvetica Neue Thin" w:hAnsi="Helvetica Neue Thin"/>
+            <w:sz w:val="24"/>
+            <w:szCs w:val="24"/>
+            <w:lang w:val="en-US" w:bidi="th-TH"/>
+          </w:rPr>
+          <w:t>https://www.freepik.com/free-ai-image/photorealistic-earth-planet_94075659.htm#fromView=search&amp;page=1&amp;position=23&amp;uuid=a3396421-d086-420e-8ef2-dea4f1ac0c14&amp;query=global+warming</w:t>
+        </w:r>
+      </w:hyperlink>
+      <w:r>
+        <w:rPr>
+          <w:rFonts w:ascii="Helvetica Neue Thin" w:hAnsi="Helvetica Neue Thin"/>
+          <w:sz w:val="24"/>
+          <w:szCs w:val="24"/>
+          <w:lang w:val="en-US" w:bidi="th-TH"/>
+        </w:rPr>
+        <w:t xml:space="preserve"> </w:t>
+      </w:r>
+    </w:p>
+    <w:p>
+      <w:pPr>
+        <w:pStyle w:val="Listeavsnitt"/>
+        <w:numPr>
+          <w:ilvl w:val="0"/>
+          <w:numId w:val="2"/>
+        </w:numPr>
+        <w:rPr>
+          <w:rFonts w:ascii="Helvetica Neue Thin" w:hAnsi="Helvetica Neue Thin"/>
+          <w:sz w:val="24"/>
+          <w:szCs w:val="24"/>
+          <w:lang w:val="en-US" w:bidi="th-TH"/>
+        </w:rPr>
+      </w:pPr>
+      <w:proofErr w:type="spellStart"/>
+      <w:r>
+        <w:rPr>
+          <w:rFonts w:ascii="Helvetica Neue Thin" w:hAnsi="Helvetica Neue Thin"/>
+          <w:sz w:val="24"/>
+          <w:szCs w:val="24"/>
+          <w:lang w:val="en-US" w:bidi="th-TH"/>
+        </w:rPr>
+        <w:t>Freepik</w:t>
+      </w:r>
+      <w:proofErr w:type="spellEnd"/>
+      <w:r>
+        <w:rPr>
+          <w:rFonts w:ascii="Helvetica Neue Thin" w:hAnsi="Helvetica Neue Thin"/>
+          <w:sz w:val="24"/>
+          <w:szCs w:val="24"/>
+          <w:lang w:val="en-US" w:bidi="th-TH"/>
+        </w:rPr>
+        <w:t xml:space="preserve">: </w:t>
+      </w:r>
+      <w:r>
+        <w:rPr>
+          <w:rFonts w:ascii="Helvetica Neue Thin" w:hAnsi="Helvetica Neue Thin"/>
+          <w:sz w:val="24"/>
+          <w:szCs w:val="24"/>
+          <w:lang w:val="en-US" w:bidi="th-TH"/>
+        </w:rPr>
+        <w:t xml:space="preserve">Climate change with industrial pollution, </w:t>
+      </w:r>
+      <w:hyperlink r:id="rId27" w:history="1">
+        <w:r>
+          <w:rPr>
+            <w:rStyle w:val="Hyperkobling"/>
+            <w:rFonts w:ascii="Helvetica Neue Thin" w:hAnsi="Helvetica Neue Thin"/>
+            <w:sz w:val="24"/>
+            <w:szCs w:val="24"/>
+            <w:lang w:val="en-US" w:bidi="th-TH"/>
+          </w:rPr>
+          <w:t>https://www.freepik.com/free-photo/climate-change-with-industrial-pollution_21248835.htm#fromView=search&amp;page=1&amp;position=1&amp;uuid=b0c3c85f-c9cf-4d68-b49c-549c7ee4beeb&amp;query=pollution</w:t>
+        </w:r>
+      </w:hyperlink>
+      <w:r>
+        <w:rPr>
+          <w:rFonts w:ascii="Helvetica Neue Thin" w:hAnsi="Helvetica Neue Thin"/>
+          <w:sz w:val="24"/>
+          <w:szCs w:val="24"/>
+          <w:lang w:val="en-US" w:bidi="th-TH"/>
+        </w:rPr>
+        <w:t xml:space="preserve"> </w:t>
+      </w:r>
+    </w:p>
+    <w:p>
+      <w:pPr>
+        <w:pStyle w:val="Listeavsnitt"/>
+        <w:numPr>
+          <w:ilvl w:val="0"/>
+          <w:numId w:val="2"/>
+        </w:numPr>
+        <w:rPr>
+          <w:rFonts w:ascii="Helvetica Neue Thin" w:hAnsi="Helvetica Neue Thin"/>
+          <w:sz w:val="24"/>
+          <w:szCs w:val="24"/>
+          <w:lang w:val="en-US" w:bidi="th-TH"/>
+        </w:rPr>
+      </w:pPr>
+      <w:proofErr w:type="spellStart"/>
+      <w:r>
+        <w:rPr>
+          <w:rFonts w:ascii="Helvetica Neue Thin" w:hAnsi="Helvetica Neue Thin"/>
+          <w:sz w:val="24"/>
+          <w:szCs w:val="24"/>
+          <w:lang w:val="en-US" w:bidi="th-TH"/>
+        </w:rPr>
+        <w:t>Jcomp</w:t>
+      </w:r>
+      <w:proofErr w:type="spellEnd"/>
+      <w:r>
+        <w:rPr>
+          <w:rFonts w:ascii="Helvetica Neue Thin" w:hAnsi="Helvetica Neue Thin"/>
+          <w:sz w:val="24"/>
+          <w:szCs w:val="24"/>
+          <w:lang w:val="en-US" w:bidi="th-TH"/>
+        </w:rPr>
+        <w:t xml:space="preserve">: Environment conservation in the garden for children. </w:t>
+      </w:r>
+      <w:hyperlink r:id="rId28" w:history="1">
+        <w:r>
+          <w:rPr>
+            <w:rStyle w:val="Hyperkobling"/>
+            <w:rFonts w:ascii="Helvetica Neue Thin" w:hAnsi="Helvetica Neue Thin"/>
+            <w:sz w:val="24"/>
+            <w:szCs w:val="24"/>
+            <w:lang w:val="en-US" w:bidi="th-TH"/>
+          </w:rPr>
+          <w:t>https://www.freepik.com/free-photo/environmental-conservation-garden-children_5219379.htm#fromView=search&amp;page=1&amp;position=1&amp;uuid=020d9c98-5a7e-4c54-9445-b98a9ac314a9&amp;query=ecology</w:t>
+        </w:r>
+      </w:hyperlink>
+      <w:r>
+        <w:rPr>
+          <w:rFonts w:ascii="Helvetica Neue Thin" w:hAnsi="Helvetica Neue Thin"/>
+          <w:sz w:val="24"/>
+          <w:szCs w:val="24"/>
+          <w:lang w:val="en-US" w:bidi="th-TH"/>
+        </w:rPr>
+        <w:t xml:space="preserve"> </w:t>
+      </w:r>
+    </w:p>
+    <w:p>
+      <w:pPr>
+        <w:pStyle w:val="Listeavsnitt"/>
+        <w:numPr>
+          <w:ilvl w:val="0"/>
+          <w:numId w:val="2"/>
+        </w:numPr>
+        <w:rPr>
+          <w:rFonts w:ascii="Helvetica Neue Thin" w:hAnsi="Helvetica Neue Thin"/>
+          <w:sz w:val="24"/>
+          <w:szCs w:val="24"/>
+          <w:lang w:val="en-US" w:bidi="th-TH"/>
+        </w:rPr>
+      </w:pPr>
+      <w:r>
+        <w:rPr>
+          <w:rFonts w:ascii="Helvetica Neue Thin" w:hAnsi="Helvetica Neue Thin"/>
+          <w:sz w:val="24"/>
+          <w:szCs w:val="24"/>
+          <w:lang w:val="en-US" w:bidi="th-TH"/>
+        </w:rPr>
+        <w:t>Jason Mavrommatis</w:t>
+      </w:r>
+      <w:r>
+        <w:rPr>
+          <w:rFonts w:ascii="Helvetica Neue Thin" w:hAnsi="Helvetica Neue Thin"/>
+          <w:sz w:val="24"/>
+          <w:szCs w:val="24"/>
+          <w:lang w:val="en-US" w:bidi="th-TH"/>
+        </w:rPr>
+        <w:t xml:space="preserve"> (2017): Wind turbines on snowy mountain under clear blue sky during da</w:t>
+      </w:r>
+      <w:r>
+        <w:rPr>
+          <w:rFonts w:ascii="Helvetica Neue Thin" w:hAnsi="Helvetica Neue Thin"/>
+          <w:sz w:val="24"/>
+          <w:szCs w:val="24"/>
+          <w:lang w:val="en-US" w:bidi="th-TH"/>
+        </w:rPr>
+        <w:t xml:space="preserve">ytime. </w:t>
+      </w:r>
+      <w:hyperlink r:id="rId29" w:history="1">
+        <w:r>
+          <w:rPr>
+            <w:rStyle w:val="Hyperkobling"/>
+            <w:rFonts w:ascii="Helvetica Neue Thin" w:hAnsi="Helvetica Neue Thin"/>
+            <w:sz w:val="24"/>
+            <w:szCs w:val="24"/>
+            <w:lang w:val="en-US" w:bidi="th-TH"/>
+          </w:rPr>
+          <w:t>https://unsplash.com/photos/wind-turbines-on-snowy-mountain-under-clear-blue-sky-during-daytime-nyL-rzwP-Mk</w:t>
+        </w:r>
+      </w:hyperlink>
+      <w:r>
+        <w:rPr>
+          <w:rFonts w:ascii="Helvetica Neue Thin" w:hAnsi="Helvetica Neue Thin"/>
+          <w:sz w:val="24"/>
+          <w:szCs w:val="24"/>
+          <w:lang w:val="en-US" w:bidi="th-TH"/>
+        </w:rPr>
+        <w:t xml:space="preserve"> </w:t>
+      </w:r>
+    </w:p>
+    <w:p>
+      <w:pPr>
+        <w:pStyle w:val="Listeavsnitt"/>
+        <w:numPr>
+          <w:ilvl w:val="0"/>
+          <w:numId w:val="2"/>
+        </w:numPr>
+        <w:rPr>
+          <w:rFonts w:ascii="Helvetica Neue Thin" w:hAnsi="Helvetica Neue Thin"/>
+          <w:sz w:val="24"/>
+          <w:szCs w:val="24"/>
+          <w:lang w:val="en-US" w:bidi="th-TH"/>
+        </w:rPr>
+      </w:pPr>
+      <w:r>
+        <w:rPr>
+          <w:rFonts w:ascii="Helvetica Neue Thin" w:hAnsi="Helvetica Neue Thin"/>
+          <w:sz w:val="24"/>
+          <w:szCs w:val="24"/>
+          <w:lang w:val="en-US" w:bidi="th-TH"/>
+        </w:rPr>
+        <w:t xml:space="preserve">Girl with red hat (2020): Polar bear on white sand during daytime. </w:t>
+      </w:r>
+      <w:hyperlink r:id="rId30" w:history="1">
+        <w:r>
+          <w:rPr>
+            <w:rStyle w:val="Hyperkobling"/>
+            <w:rFonts w:ascii="Helvetica Neue Thin" w:hAnsi="Helvetica Neue Thin"/>
+            <w:sz w:val="24"/>
+            <w:szCs w:val="24"/>
+            <w:lang w:val="en-US" w:bidi="th-TH"/>
+          </w:rPr>
+          <w:t>https://unsplash.com/photos/polar-bear-on-white-sand-during-daytime-hdLjPfcyhyE</w:t>
+        </w:r>
+      </w:hyperlink>
+      <w:r>
+        <w:rPr>
+          <w:rFonts w:ascii="Helvetica Neue Thin" w:hAnsi="Helvetica Neue Thin"/>
+          <w:sz w:val="24"/>
+          <w:szCs w:val="24"/>
+          <w:lang w:val="en-US" w:bidi="th-TH"/>
+        </w:rPr>
+        <w:t xml:space="preserve"> </w:t>
+      </w:r>
+    </w:p>
+    <w:p>
+      <w:pPr>
+        <w:rPr>
+          <w:rFonts w:ascii="Helvetica Neue Thin" w:hAnsi="Helvetica Neue Thin"/>
+          <w:lang w:val="en-US" w:bidi="th-TH"/>
+        </w:rPr>
+      </w:pPr>
+    </w:p>
+    <w:p>
+      <w:pPr>
+        <w:rPr>
+          <w:rFonts w:ascii="Helvetica Neue Thin" w:hAnsi="Helvetica Neue Thin"/>
+          <w:sz w:val="36"/>
+          <w:szCs w:val="36"/>
+        </w:rPr>
+      </w:pPr>
+      <w:r>
+        <w:rPr>
+          <w:rFonts w:ascii="Helvetica Neue Thin" w:hAnsi="Helvetica Neue Thin"/>
+          <w:sz w:val="36"/>
+          <w:szCs w:val="36"/>
+        </w:rPr>
+        <w:t xml:space="preserve"> </w:t>
+      </w:r>
     </w:p>
     <w:p>
       <w:pPr>
@@ -4174,6 +4912,7 @@
       </w:pPr>
       <w:bookmarkStart w:id="10" w:name="_Toc215857713"/>
       <w:r>
+        <w:lastRenderedPageBreak/>
         <w:t>4. Acknowledgements</w:t>
       </w:r>
       <w:bookmarkEnd w:id="10"/>
@@ -4189,270 +4928,286 @@
     </w:p>
     <w:p>
       <w:pPr>
-        <w:rPr>
-          <w:rFonts w:ascii="Helvetica Neue Thin" w:hAnsi="Helvetica Neue Thin"/>
-          <w:sz w:val="36"/>
-          <w:szCs w:val="36"/>
-        </w:rPr>
-      </w:pPr>
-      <w:r>
-        <w:rPr>
-          <w:rFonts w:ascii="Helvetica Neue Thin" w:hAnsi="Helvetica Neue Thin"/>
-          <w:sz w:val="36"/>
-          <w:szCs w:val="36"/>
-        </w:rPr>
-        <w:t>Start writing here</w:t>
-      </w:r>
-    </w:p>
-    <w:p>
-      <w:pPr>
-        <w:rPr>
-          <w:rFonts w:ascii="Helvetica Neue Thin" w:hAnsi="Helvetica Neue Thin"/>
-          <w:sz w:val="36"/>
-          <w:szCs w:val="36"/>
-        </w:rPr>
-      </w:pPr>
-    </w:p>
-    <w:p>
-      <w:pPr>
-        <w:rPr>
-          <w:rFonts w:ascii="Helvetica Neue Thin" w:hAnsi="Helvetica Neue Thin"/>
-          <w:sz w:val="36"/>
-          <w:szCs w:val="36"/>
-        </w:rPr>
-      </w:pPr>
-    </w:p>
-    <w:p>
-      <w:pPr>
-        <w:rPr>
-          <w:rFonts w:ascii="Helvetica Neue Thin" w:hAnsi="Helvetica Neue Thin"/>
-          <w:sz w:val="36"/>
-          <w:szCs w:val="36"/>
-        </w:rPr>
-      </w:pPr>
-    </w:p>
-    <w:p>
-      <w:pPr>
-        <w:rPr>
-          <w:rFonts w:ascii="Helvetica Neue Thin" w:hAnsi="Helvetica Neue Thin"/>
-          <w:sz w:val="36"/>
-          <w:szCs w:val="36"/>
-        </w:rPr>
-      </w:pPr>
-    </w:p>
-    <w:p>
-      <w:pPr>
-        <w:rPr>
-          <w:rFonts w:ascii="Helvetica Neue Thin" w:hAnsi="Helvetica Neue Thin"/>
-          <w:sz w:val="36"/>
-          <w:szCs w:val="36"/>
-        </w:rPr>
-      </w:pPr>
-    </w:p>
-    <w:p>
-      <w:pPr>
-        <w:rPr>
-          <w:rFonts w:ascii="Helvetica Neue Thin" w:hAnsi="Helvetica Neue Thin"/>
-          <w:sz w:val="36"/>
-          <w:szCs w:val="36"/>
-        </w:rPr>
-      </w:pPr>
-    </w:p>
-    <w:p>
-      <w:pPr>
-        <w:rPr>
-          <w:rFonts w:ascii="Helvetica Neue Thin" w:hAnsi="Helvetica Neue Thin"/>
-          <w:sz w:val="36"/>
-          <w:szCs w:val="36"/>
-        </w:rPr>
-      </w:pPr>
-    </w:p>
-    <w:p>
-      <w:pPr>
-        <w:rPr>
-          <w:rFonts w:ascii="Helvetica Neue Thin" w:hAnsi="Helvetica Neue Thin"/>
-          <w:sz w:val="36"/>
-          <w:szCs w:val="36"/>
-        </w:rPr>
-      </w:pPr>
-    </w:p>
-    <w:p>
-      <w:pPr>
-        <w:rPr>
-          <w:rFonts w:ascii="Helvetica Neue Thin" w:hAnsi="Helvetica Neue Thin"/>
-          <w:sz w:val="36"/>
-          <w:szCs w:val="36"/>
-        </w:rPr>
-      </w:pPr>
-    </w:p>
-    <w:p>
-      <w:pPr>
-        <w:rPr>
-          <w:rFonts w:ascii="Helvetica Neue Thin" w:hAnsi="Helvetica Neue Thin"/>
-          <w:sz w:val="36"/>
-          <w:szCs w:val="36"/>
-        </w:rPr>
-      </w:pPr>
-    </w:p>
-    <w:p>
-      <w:pPr>
-        <w:rPr>
-          <w:rFonts w:ascii="Helvetica Neue Thin" w:hAnsi="Helvetica Neue Thin"/>
-          <w:sz w:val="36"/>
-          <w:szCs w:val="36"/>
-        </w:rPr>
-      </w:pPr>
-    </w:p>
-    <w:p>
-      <w:pPr>
-        <w:rPr>
-          <w:rFonts w:ascii="Helvetica Neue Thin" w:hAnsi="Helvetica Neue Thin"/>
-          <w:sz w:val="36"/>
-          <w:szCs w:val="36"/>
-        </w:rPr>
-      </w:pPr>
-    </w:p>
-    <w:p>
-      <w:pPr>
-        <w:rPr>
-          <w:rFonts w:ascii="Helvetica Neue Thin" w:hAnsi="Helvetica Neue Thin"/>
-          <w:sz w:val="36"/>
-          <w:szCs w:val="36"/>
-        </w:rPr>
-      </w:pPr>
-    </w:p>
-    <w:p>
-      <w:pPr>
-        <w:rPr>
-          <w:rFonts w:ascii="Helvetica Neue Thin" w:hAnsi="Helvetica Neue Thin"/>
-          <w:sz w:val="36"/>
-          <w:szCs w:val="36"/>
-        </w:rPr>
-      </w:pPr>
-    </w:p>
-    <w:p>
-      <w:pPr>
-        <w:rPr>
-          <w:rFonts w:ascii="Helvetica Neue Thin" w:hAnsi="Helvetica Neue Thin"/>
-          <w:sz w:val="36"/>
-          <w:szCs w:val="36"/>
-        </w:rPr>
-      </w:pPr>
-    </w:p>
-    <w:p>
-      <w:pPr>
-        <w:rPr>
-          <w:rFonts w:ascii="Helvetica Neue Thin" w:hAnsi="Helvetica Neue Thin"/>
-          <w:sz w:val="36"/>
-          <w:szCs w:val="36"/>
-        </w:rPr>
-      </w:pPr>
-    </w:p>
-    <w:p>
-      <w:pPr>
-        <w:rPr>
-          <w:rFonts w:ascii="Helvetica Neue Thin" w:hAnsi="Helvetica Neue Thin"/>
-          <w:sz w:val="36"/>
-          <w:szCs w:val="36"/>
-        </w:rPr>
-      </w:pPr>
-    </w:p>
-    <w:p>
-      <w:pPr>
-        <w:rPr>
-          <w:rFonts w:ascii="Helvetica Neue Thin" w:hAnsi="Helvetica Neue Thin"/>
-          <w:sz w:val="36"/>
-          <w:szCs w:val="36"/>
-        </w:rPr>
-      </w:pPr>
-    </w:p>
-    <w:p>
-      <w:pPr>
-        <w:rPr>
-          <w:rFonts w:ascii="Helvetica Neue Thin" w:hAnsi="Helvetica Neue Thin"/>
-          <w:sz w:val="36"/>
-          <w:szCs w:val="36"/>
-        </w:rPr>
-      </w:pPr>
-    </w:p>
-    <w:p>
-      <w:pPr>
-        <w:rPr>
-          <w:rFonts w:ascii="Helvetica Neue Thin" w:hAnsi="Helvetica Neue Thin"/>
-          <w:sz w:val="36"/>
-          <w:szCs w:val="36"/>
-        </w:rPr>
-      </w:pPr>
-    </w:p>
-    <w:p>
-      <w:pPr>
-        <w:rPr>
-          <w:rFonts w:ascii="Helvetica Neue Thin" w:hAnsi="Helvetica Neue Thin"/>
-          <w:sz w:val="36"/>
-          <w:szCs w:val="36"/>
-        </w:rPr>
-      </w:pPr>
-    </w:p>
-    <w:p>
-      <w:pPr>
-        <w:rPr>
-          <w:rFonts w:ascii="Helvetica Neue Thin" w:hAnsi="Helvetica Neue Thin"/>
-          <w:sz w:val="36"/>
-          <w:szCs w:val="36"/>
-        </w:rPr>
-      </w:pPr>
-    </w:p>
-    <w:p>
-      <w:pPr>
-        <w:rPr>
-          <w:rFonts w:ascii="Helvetica Neue Thin" w:hAnsi="Helvetica Neue Thin"/>
-          <w:sz w:val="36"/>
-          <w:szCs w:val="36"/>
-        </w:rPr>
-      </w:pPr>
-    </w:p>
-    <w:p>
-      <w:pPr>
-        <w:rPr>
-          <w:rFonts w:ascii="Helvetica Neue Thin" w:hAnsi="Helvetica Neue Thin"/>
-          <w:sz w:val="36"/>
-          <w:szCs w:val="36"/>
-        </w:rPr>
-      </w:pPr>
-    </w:p>
-    <w:p>
-      <w:pPr>
-        <w:rPr>
-          <w:rFonts w:ascii="Helvetica Neue Thin" w:hAnsi="Helvetica Neue Thin"/>
-          <w:sz w:val="36"/>
-          <w:szCs w:val="36"/>
-        </w:rPr>
-      </w:pPr>
-    </w:p>
-    <w:p>
-      <w:pPr>
-        <w:rPr>
-          <w:rFonts w:ascii="Helvetica Neue Thin" w:hAnsi="Helvetica Neue Thin"/>
-          <w:sz w:val="36"/>
-          <w:szCs w:val="36"/>
-        </w:rPr>
-      </w:pPr>
-    </w:p>
-    <w:p>
-      <w:pPr>
-        <w:rPr>
-          <w:rFonts w:ascii="Helvetica Neue" w:hAnsi="Helvetica Neue"/>
-          <w:sz w:val="44"/>
-          <w:szCs w:val="44"/>
-        </w:rPr>
-      </w:pPr>
-    </w:p>
-    <w:p>
-      <w:pPr>
-        <w:rPr>
-          <w:rFonts w:ascii="Helvetica Neue" w:hAnsi="Helvetica Neue"/>
-          <w:sz w:val="44"/>
-          <w:szCs w:val="44"/>
+        <w:spacing w:line="360" w:lineRule="auto"/>
+        <w:rPr>
+          <w:rFonts w:ascii="Helvetica Neue Thin" w:hAnsi="Helvetica Neue Thin"/>
+        </w:rPr>
+      </w:pPr>
+      <w:r>
+        <w:rPr>
+          <w:rFonts w:ascii="Helvetica Neue Thin" w:hAnsi="Helvetica Neue Thin"/>
+        </w:rPr>
+        <w:t xml:space="preserve">I would like to express sincere gratitude to my lecturer </w:t>
+      </w:r>
+      <w:r>
+        <w:rPr>
+          <w:rFonts w:ascii="Helvetica Neue Thin" w:hAnsi="Helvetica Neue Thin"/>
+        </w:rPr>
+        <w:t xml:space="preserve">and peers </w:t>
+      </w:r>
+      <w:r>
+        <w:rPr>
+          <w:rFonts w:ascii="Helvetica Neue Thin" w:hAnsi="Helvetica Neue Thin"/>
+        </w:rPr>
+        <w:t xml:space="preserve">for their guidance, feedback, and encouragement </w:t>
+      </w:r>
+      <w:r>
+        <w:rPr>
+          <w:rFonts w:ascii="Helvetica Neue Thin" w:hAnsi="Helvetica Neue Thin"/>
+        </w:rPr>
+        <w:t xml:space="preserve">throughout this semester. </w:t>
+      </w:r>
+      <w:r>
+        <w:rPr>
+          <w:rFonts w:ascii="Helvetica Neue Thin" w:hAnsi="Helvetica Neue Thin"/>
+        </w:rPr>
+        <w:t xml:space="preserve">Their </w:t>
+      </w:r>
+      <w:r>
+        <w:rPr>
+          <w:rFonts w:ascii="Helvetica Neue Thin" w:hAnsi="Helvetica Neue Thin"/>
+        </w:rPr>
+        <w:t>advice</w:t>
+      </w:r>
+      <w:r>
+        <w:rPr>
+          <w:rFonts w:ascii="Helvetica Neue Thin" w:hAnsi="Helvetica Neue Thin"/>
+        </w:rPr>
+        <w:t xml:space="preserve"> helped me understand the important of structure, accessibility</w:t>
+      </w:r>
+      <w:r>
+        <w:rPr>
+          <w:rFonts w:ascii="Helvetica Neue Thin" w:hAnsi="Helvetica Neue Thin"/>
+        </w:rPr>
+        <w:t xml:space="preserve">, and design consistency in web development. </w:t>
+      </w:r>
+      <w:r>
+        <w:rPr>
+          <w:rFonts w:ascii="Helvetica Neue Thin" w:hAnsi="Helvetica Neue Thin"/>
+        </w:rPr>
+        <w:t xml:space="preserve">I appreciate the support of the learning resources </w:t>
+      </w:r>
+      <w:r>
+        <w:rPr>
+          <w:rFonts w:ascii="Helvetica Neue Thin" w:hAnsi="Helvetica Neue Thin"/>
+        </w:rPr>
+        <w:t xml:space="preserve">and tools such as Figma, Canva, Visual Studio Code, and GitHub, which made this project possible. </w:t>
+      </w:r>
+    </w:p>
+    <w:p>
+      <w:pPr>
+        <w:spacing w:line="360" w:lineRule="auto"/>
+        <w:rPr>
+          <w:rFonts w:ascii="Helvetica Neue Thin" w:hAnsi="Helvetica Neue Thin"/>
+          <w:sz w:val="36"/>
+          <w:szCs w:val="36"/>
+        </w:rPr>
+      </w:pPr>
+    </w:p>
+    <w:p>
+      <w:pPr>
+        <w:rPr>
+          <w:rFonts w:ascii="Helvetica Neue Thin" w:hAnsi="Helvetica Neue Thin"/>
+          <w:sz w:val="36"/>
+          <w:szCs w:val="36"/>
+        </w:rPr>
+      </w:pPr>
+    </w:p>
+    <w:p>
+      <w:pPr>
+        <w:rPr>
+          <w:rFonts w:ascii="Helvetica Neue Thin" w:hAnsi="Helvetica Neue Thin"/>
+          <w:sz w:val="36"/>
+          <w:szCs w:val="36"/>
+        </w:rPr>
+      </w:pPr>
+    </w:p>
+    <w:p>
+      <w:pPr>
+        <w:rPr>
+          <w:rFonts w:ascii="Helvetica Neue Thin" w:hAnsi="Helvetica Neue Thin"/>
+          <w:sz w:val="36"/>
+          <w:szCs w:val="36"/>
+        </w:rPr>
+      </w:pPr>
+    </w:p>
+    <w:p>
+      <w:pPr>
+        <w:rPr>
+          <w:rFonts w:ascii="Helvetica Neue Thin" w:hAnsi="Helvetica Neue Thin"/>
+          <w:sz w:val="36"/>
+          <w:szCs w:val="36"/>
+        </w:rPr>
+      </w:pPr>
+    </w:p>
+    <w:p>
+      <w:pPr>
+        <w:rPr>
+          <w:rFonts w:ascii="Helvetica Neue Thin" w:hAnsi="Helvetica Neue Thin"/>
+          <w:sz w:val="36"/>
+          <w:szCs w:val="36"/>
+        </w:rPr>
+      </w:pPr>
+    </w:p>
+    <w:p>
+      <w:pPr>
+        <w:rPr>
+          <w:rFonts w:ascii="Helvetica Neue Thin" w:hAnsi="Helvetica Neue Thin"/>
+          <w:sz w:val="36"/>
+          <w:szCs w:val="36"/>
+        </w:rPr>
+      </w:pPr>
+    </w:p>
+    <w:p>
+      <w:pPr>
+        <w:rPr>
+          <w:rFonts w:ascii="Helvetica Neue Thin" w:hAnsi="Helvetica Neue Thin"/>
+          <w:sz w:val="36"/>
+          <w:szCs w:val="36"/>
+        </w:rPr>
+      </w:pPr>
+    </w:p>
+    <w:p>
+      <w:pPr>
+        <w:rPr>
+          <w:rFonts w:ascii="Helvetica Neue Thin" w:hAnsi="Helvetica Neue Thin"/>
+          <w:sz w:val="36"/>
+          <w:szCs w:val="36"/>
+        </w:rPr>
+      </w:pPr>
+    </w:p>
+    <w:p>
+      <w:pPr>
+        <w:rPr>
+          <w:rFonts w:ascii="Helvetica Neue Thin" w:hAnsi="Helvetica Neue Thin"/>
+          <w:sz w:val="36"/>
+          <w:szCs w:val="36"/>
+        </w:rPr>
+      </w:pPr>
+    </w:p>
+    <w:p>
+      <w:pPr>
+        <w:rPr>
+          <w:rFonts w:ascii="Helvetica Neue Thin" w:hAnsi="Helvetica Neue Thin"/>
+          <w:sz w:val="36"/>
+          <w:szCs w:val="36"/>
+        </w:rPr>
+      </w:pPr>
+    </w:p>
+    <w:p>
+      <w:pPr>
+        <w:rPr>
+          <w:rFonts w:ascii="Helvetica Neue Thin" w:hAnsi="Helvetica Neue Thin"/>
+          <w:sz w:val="36"/>
+          <w:szCs w:val="36"/>
+        </w:rPr>
+      </w:pPr>
+    </w:p>
+    <w:p>
+      <w:pPr>
+        <w:rPr>
+          <w:rFonts w:ascii="Helvetica Neue Thin" w:hAnsi="Helvetica Neue Thin"/>
+          <w:sz w:val="36"/>
+          <w:szCs w:val="36"/>
+        </w:rPr>
+      </w:pPr>
+    </w:p>
+    <w:p>
+      <w:pPr>
+        <w:rPr>
+          <w:rFonts w:ascii="Helvetica Neue Thin" w:hAnsi="Helvetica Neue Thin"/>
+          <w:sz w:val="36"/>
+          <w:szCs w:val="36"/>
+        </w:rPr>
+      </w:pPr>
+    </w:p>
+    <w:p>
+      <w:pPr>
+        <w:rPr>
+          <w:rFonts w:ascii="Helvetica Neue Thin" w:hAnsi="Helvetica Neue Thin"/>
+          <w:sz w:val="36"/>
+          <w:szCs w:val="36"/>
+        </w:rPr>
+      </w:pPr>
+    </w:p>
+    <w:p>
+      <w:pPr>
+        <w:rPr>
+          <w:rFonts w:ascii="Helvetica Neue Thin" w:hAnsi="Helvetica Neue Thin"/>
+          <w:sz w:val="36"/>
+          <w:szCs w:val="36"/>
+        </w:rPr>
+      </w:pPr>
+    </w:p>
+    <w:p>
+      <w:pPr>
+        <w:rPr>
+          <w:rFonts w:ascii="Helvetica Neue Thin" w:hAnsi="Helvetica Neue Thin"/>
+          <w:sz w:val="36"/>
+          <w:szCs w:val="36"/>
+        </w:rPr>
+      </w:pPr>
+    </w:p>
+    <w:p>
+      <w:pPr>
+        <w:rPr>
+          <w:rFonts w:ascii="Helvetica Neue Thin" w:hAnsi="Helvetica Neue Thin"/>
+          <w:sz w:val="36"/>
+          <w:szCs w:val="36"/>
+        </w:rPr>
+      </w:pPr>
+    </w:p>
+    <w:p>
+      <w:pPr>
+        <w:rPr>
+          <w:rFonts w:ascii="Helvetica Neue Thin" w:hAnsi="Helvetica Neue Thin"/>
+          <w:sz w:val="36"/>
+          <w:szCs w:val="36"/>
+        </w:rPr>
+      </w:pPr>
+    </w:p>
+    <w:p>
+      <w:pPr>
+        <w:rPr>
+          <w:rFonts w:ascii="Helvetica Neue Thin" w:hAnsi="Helvetica Neue Thin"/>
+          <w:sz w:val="36"/>
+          <w:szCs w:val="36"/>
+        </w:rPr>
+      </w:pPr>
+    </w:p>
+    <w:p>
+      <w:pPr>
+        <w:rPr>
+          <w:rFonts w:ascii="Helvetica Neue Thin" w:hAnsi="Helvetica Neue Thin"/>
+          <w:sz w:val="36"/>
+          <w:szCs w:val="36"/>
+        </w:rPr>
+      </w:pPr>
+    </w:p>
+    <w:p>
+      <w:pPr>
+        <w:rPr>
+          <w:rFonts w:ascii="Helvetica Neue Thin" w:hAnsi="Helvetica Neue Thin"/>
+          <w:sz w:val="36"/>
+          <w:szCs w:val="36"/>
+        </w:rPr>
+      </w:pPr>
+    </w:p>
+    <w:p>
+      <w:pPr>
+        <w:rPr>
+          <w:rFonts w:ascii="Helvetica Neue Thin" w:hAnsi="Helvetica Neue Thin"/>
+          <w:sz w:val="36"/>
+          <w:szCs w:val="36"/>
+        </w:rPr>
+      </w:pPr>
+    </w:p>
+    <w:p>
+      <w:pPr>
+        <w:rPr>
+          <w:rFonts w:ascii="Helvetica Neue Thin" w:hAnsi="Helvetica Neue Thin"/>
+          <w:sz w:val="36"/>
+          <w:szCs w:val="36"/>
         </w:rPr>
       </w:pPr>
     </w:p>
@@ -4462,6 +5217,7 @@
       </w:pPr>
       <w:bookmarkStart w:id="11" w:name="_Toc215857714"/>
       <w:r>
+        <w:lastRenderedPageBreak/>
         <w:t>5. Appendices</w:t>
       </w:r>
       <w:bookmarkEnd w:id="11"/>
@@ -4515,7 +5271,7 @@
         </w:rPr>
         <w:t xml:space="preserve"> </w:t>
       </w:r>
-      <w:hyperlink r:id="rId16" w:history="1">
+      <w:hyperlink r:id="rId31" w:history="1">
         <w:r>
           <w:rPr>
             <w:rStyle w:val="Hyperkobling"/>
@@ -4559,6 +5315,25 @@
         </w:rPr>
         <w:t xml:space="preserve"> </w:t>
       </w:r>
+      <w:hyperlink r:id="rId32" w:history="1">
+        <w:r>
+          <w:rPr>
+            <w:rStyle w:val="Hyperkobling"/>
+            <w:rFonts w:ascii="Helvetica Neue Thin" w:hAnsi="Helvetica Neue Thin"/>
+            <w:sz w:val="36"/>
+            <w:szCs w:val="36"/>
+          </w:rPr>
+          <w:t>https://www.figma.com/design/f9UvDh5YhKF0xgqlMeByrZ/SP1-ADA?node-id=12-188&amp;t=MOruxdDJmfCYIYPn-1</w:t>
+        </w:r>
+      </w:hyperlink>
+      <w:r>
+        <w:rPr>
+          <w:rFonts w:ascii="Helvetica Neue Thin" w:hAnsi="Helvetica Neue Thin"/>
+          <w:sz w:val="36"/>
+          <w:szCs w:val="36"/>
+        </w:rPr>
+        <w:t xml:space="preserve"> </w:t>
+      </w:r>
     </w:p>
     <w:p>
       <w:pPr>
@@ -4592,7 +5367,7 @@
         </w:rPr>
         <w:t xml:space="preserve"> </w:t>
       </w:r>
-      <w:hyperlink r:id="rId17" w:history="1">
+      <w:hyperlink r:id="rId33" w:history="1">
         <w:r>
           <w:rPr>
             <w:rStyle w:val="Hyperkobling"/>
@@ -4628,7 +5403,7 @@
         </w:rPr>
         <w:t xml:space="preserve">Live website: </w:t>
       </w:r>
-      <w:hyperlink r:id="rId18" w:history="1">
+      <w:hyperlink r:id="rId34" w:history="1">
         <w:r>
           <w:rPr>
             <w:rStyle w:val="Hyperkobling"/>
@@ -4697,7 +5472,7 @@
       </w:pPr>
     </w:p>
     <w:sectPr>
-      <w:footerReference w:type="default" r:id="rId19"/>
+      <w:footerReference w:type="default" r:id="rId35"/>
       <w:pgSz w:w="11900" w:h="16840"/>
       <w:pgMar w:top="1160" w:right="1440" w:bottom="1440" w:left="1440" w:header="708" w:footer="708" w:gutter="0"/>
       <w:cols w:space="708"/>

--- a/ReportTemplate-SP1.docx
+++ b/ReportTemplate-SP1.docx
@@ -1507,21 +1507,7 @@
         <w:rPr>
           <w:rFonts w:ascii="Helvetica Neue Thin" w:hAnsi="Helvetica Neue Thin"/>
         </w:rPr>
-        <w:t xml:space="preserve">A </w:t>
-      </w:r>
-      <w:proofErr w:type="spellStart"/>
-      <w:r>
-        <w:rPr>
-          <w:rFonts w:ascii="Helvetica Neue Thin" w:hAnsi="Helvetica Neue Thin"/>
-        </w:rPr>
-        <w:t>color</w:t>
-      </w:r>
-      <w:proofErr w:type="spellEnd"/>
-      <w:r>
-        <w:rPr>
-          <w:rFonts w:ascii="Helvetica Neue Thin" w:hAnsi="Helvetica Neue Thin"/>
-        </w:rPr>
-        <w:t xml:space="preserve"> palette</w:t>
+        <w:t>A color palette</w:t>
       </w:r>
       <w:r>
         <w:rPr>
@@ -1787,29 +1773,13 @@
         <w:t>The design phase involved creating wireframe</w:t>
       </w:r>
       <w:r>
-        <w:t xml:space="preserve"> and visual </w:t>
-      </w:r>
-      <w:proofErr w:type="spellStart"/>
-      <w:r>
-        <w:t>mockups</w:t>
-      </w:r>
-      <w:proofErr w:type="spellEnd"/>
-      <w:r>
-        <w:t xml:space="preserve">, </w:t>
+        <w:t xml:space="preserve"> and visual mockups, </w:t>
       </w:r>
       <w:r>
         <w:t>using Canva for low-fidelity and Figma for high-fidelity</w:t>
       </w:r>
       <w:r>
-        <w:t xml:space="preserve">, focusing on using a consistent </w:t>
-      </w:r>
-      <w:proofErr w:type="spellStart"/>
-      <w:r>
-        <w:t>color</w:t>
-      </w:r>
-      <w:proofErr w:type="spellEnd"/>
-      <w:r>
-        <w:t xml:space="preserve"> palette, clear typography and </w:t>
+        <w:t xml:space="preserve">, focusing on using a consistent color palette, clear typography and </w:t>
       </w:r>
       <w:r>
         <w:t>flexible layout for different screen dimensions.</w:t>
@@ -2107,31 +2077,7 @@
         <w:t xml:space="preserve"> to be informative and primarily aimed at children, careful consideration was given to how information would be presented in an engaging and accessible way. </w:t>
       </w:r>
       <w:r>
-        <w:t xml:space="preserve">Several existing science museum websites served as inspiration, including </w:t>
-      </w:r>
-      <w:proofErr w:type="spellStart"/>
-      <w:r>
-        <w:t>VilVite</w:t>
-      </w:r>
-      <w:proofErr w:type="spellEnd"/>
-      <w:r>
-        <w:t xml:space="preserve">, </w:t>
-      </w:r>
-      <w:proofErr w:type="spellStart"/>
-      <w:r>
-        <w:t>Teknisk</w:t>
-      </w:r>
-      <w:proofErr w:type="spellEnd"/>
-      <w:r>
-        <w:t xml:space="preserve"> Museum, and the Museum of Science in Norway. This research provided valuable insights into best practices for layout, </w:t>
-      </w:r>
-      <w:proofErr w:type="spellStart"/>
-      <w:r>
-        <w:t>color</w:t>
-      </w:r>
-      <w:proofErr w:type="spellEnd"/>
-      <w:r>
-        <w:t xml:space="preserve"> usage, and content structure, which guided the design decisions throughout the project. </w:t>
+        <w:t xml:space="preserve">Several existing science museum websites served as inspiration, including VilVite, Teknisk Museum, and the Museum of Science in Norway. This research provided valuable insights into best practices for layout, color usage, and content structure, which guided the design decisions throughout the project. </w:t>
       </w:r>
     </w:p>
     <w:p>
@@ -2146,40 +2092,16 @@
         <w:t>establish</w:t>
       </w:r>
       <w:r>
-        <w:t xml:space="preserve"> the visual identity, a </w:t>
-      </w:r>
-      <w:proofErr w:type="spellStart"/>
-      <w:r>
-        <w:t>moodboard</w:t>
-      </w:r>
-      <w:proofErr w:type="spellEnd"/>
-      <w:r>
-        <w:t xml:space="preserve"> </w:t>
-      </w:r>
-      <w:r>
-        <w:t xml:space="preserve">was developed, incorporating </w:t>
-      </w:r>
-      <w:proofErr w:type="spellStart"/>
-      <w:r>
-        <w:t>color</w:t>
-      </w:r>
-      <w:proofErr w:type="spellEnd"/>
-      <w:r>
-        <w:t xml:space="preserve"> inspirations, typography ideas, and imager</w:t>
+        <w:t xml:space="preserve"> the visual identity, a moodboard </w:t>
+      </w:r>
+      <w:r>
+        <w:t>was developed, incorporating color inspirations, typography ideas, and imager</w:t>
       </w:r>
       <w:r>
         <w:t xml:space="preserve">y that reflected the museum’s core value of curiosity, discovery, and learning. </w:t>
       </w:r>
       <w:r>
-        <w:t xml:space="preserve">The </w:t>
-      </w:r>
-      <w:proofErr w:type="spellStart"/>
-      <w:r>
-        <w:t>color</w:t>
-      </w:r>
-      <w:proofErr w:type="spellEnd"/>
-      <w:r>
-        <w:t xml:space="preserve"> palette</w:t>
+        <w:t>The color palette</w:t>
       </w:r>
       <w:r>
         <w:t xml:space="preserve"> was carefully selected to reflect the museum’s mission and create an engaging experience for visitors. </w:t>
@@ -2195,15 +2117,7 @@
         <w:t xml:space="preserve"> </w:t>
       </w:r>
       <w:r>
-        <w:t xml:space="preserve">was chosen as the primary </w:t>
-      </w:r>
-      <w:proofErr w:type="spellStart"/>
-      <w:r>
-        <w:t>color</w:t>
-      </w:r>
-      <w:proofErr w:type="spellEnd"/>
-      <w:r>
-        <w:t xml:space="preserve"> because </w:t>
+        <w:t xml:space="preserve">was chosen as the primary color because </w:t>
       </w:r>
       <w:r>
         <w:t xml:space="preserve">of its strong visual impact and association with energy, excitement and curiosity: qualities that align with scientific exploration. </w:t>
@@ -2290,16 +2204,8 @@
         <w:rPr>
           <w:lang w:val="en-US"/>
         </w:rPr>
-        <w:t xml:space="preserve">: Color </w:t>
-      </w:r>
-      <w:proofErr w:type="spellStart"/>
-      <w:r>
-        <w:rPr>
-          <w:lang w:val="en-US"/>
-        </w:rPr>
-        <w:t>palatte</w:t>
-      </w:r>
-      <w:proofErr w:type="spellEnd"/>
+        <w:t>: Color palatte</w:t>
+      </w:r>
     </w:p>
     <w:p>
       <w:pPr>
@@ -2309,15 +2215,7 @@
         <w:t xml:space="preserve">To ensure </w:t>
       </w:r>
       <w:r>
-        <w:t xml:space="preserve">readability and a clean aesthetic, white was used as the background </w:t>
-      </w:r>
-      <w:proofErr w:type="spellStart"/>
-      <w:r>
-        <w:t>color</w:t>
-      </w:r>
-      <w:proofErr w:type="spellEnd"/>
-      <w:r>
-        <w:t>, creating a sense of openness and simplicity. Black was selected for body text</w:t>
+        <w:t>readability and a clean aesthetic, white was used as the background color, creating a sense of openness and simplicity. Black was selected for body text</w:t>
       </w:r>
       <w:r>
         <w:t xml:space="preserve">, to provide a maximum contrast and legibility against the white background. </w:t>
@@ -2459,15 +2357,7 @@
         <w:t xml:space="preserve">The design process included two key prototyping stages </w:t>
       </w:r>
       <w:r>
-        <w:t xml:space="preserve">to transition from concept to a realistic representation of the final website. A low-fidelity prototype was first created in Canva, focusing on layout and structure without </w:t>
-      </w:r>
-      <w:proofErr w:type="spellStart"/>
-      <w:r>
-        <w:t>color</w:t>
-      </w:r>
-      <w:proofErr w:type="spellEnd"/>
-      <w:r>
-        <w:t xml:space="preserve"> or typography</w:t>
+        <w:t>to transition from concept to a realistic representation of the final website. A low-fidelity prototype was first created in Canva, focusing on layout and structure without color or typography</w:t>
       </w:r>
       <w:r>
         <w:t>. Using plain white and grey elements allowed to concentrate on content hierarchy and navigation flow without visual distractions.</w:t>
@@ -2478,15 +2368,7 @@
         <w:spacing w:line="360" w:lineRule="auto"/>
       </w:pPr>
       <w:r>
-        <w:t xml:space="preserve">Building on this foundation, a high-fidelity wireframe was developed in Figma. At this stage, the selected </w:t>
-      </w:r>
-      <w:proofErr w:type="spellStart"/>
-      <w:r>
-        <w:t>color</w:t>
-      </w:r>
-      <w:proofErr w:type="spellEnd"/>
-      <w:r>
-        <w:t xml:space="preserve"> palette, typography choices, and interactive elements were incorporated</w:t>
+        <w:t>Building on this foundation, a high-fidelity wireframe was developed in Figma. At this stage, the selected color palette, typography choices, and interactive elements were incorporated</w:t>
       </w:r>
       <w:r>
         <w:t xml:space="preserve">. The goal was to create a design that closely resembled the final website, as well as website’s navigation </w:t>
@@ -2682,23 +2564,7 @@
         <w:t xml:space="preserve">consistent across all devices. </w:t>
       </w:r>
       <w:r>
-        <w:t>CSS variables (--</w:t>
-      </w:r>
-      <w:proofErr w:type="spellStart"/>
-      <w:r>
-        <w:t>color</w:t>
-      </w:r>
-      <w:proofErr w:type="spellEnd"/>
-      <w:r>
-        <w:t>-primary, --</w:t>
-      </w:r>
-      <w:proofErr w:type="spellStart"/>
-      <w:r>
-        <w:t>color</w:t>
-      </w:r>
-      <w:proofErr w:type="spellEnd"/>
-      <w:r>
-        <w:t xml:space="preserve">-secondary, --h3-font-size, and more) </w:t>
+        <w:t xml:space="preserve">CSS variables (--color-primary, --color-secondary, --h3-font-size, and more) </w:t>
       </w:r>
       <w:r>
         <w:t xml:space="preserve">were used for easier theme management and to maintain consistency </w:t>
@@ -2827,7 +2693,7 @@
           <w:noProof/>
         </w:rPr>
         <w:drawing>
-          <wp:inline distT="0" distB="0" distL="0" distR="0" wp14:anchorId="416B67F2" wp14:editId="2F742B15">
+          <wp:inline distT="0" distB="0" distL="0" distR="0" wp14:anchorId="416B67F2" wp14:editId="432BD23C">
             <wp:extent cx="5727700" cy="2120900"/>
             <wp:effectExtent l="0" t="0" r="6350" b="0"/>
             <wp:docPr id="352711695" name="Bilde 1" descr="Et bilde som inneholder tekst, skjermbilde, Font, nummer&#10;&#10;KI-generert innhold kan være feil."/>
@@ -2937,13 +2803,8 @@
         </w:numPr>
         <w:spacing w:line="360" w:lineRule="auto"/>
       </w:pPr>
-      <w:proofErr w:type="spellStart"/>
-      <w:r>
-        <w:t>Performances</w:t>
-      </w:r>
-      <w:proofErr w:type="spellEnd"/>
-      <w:r>
-        <w:t xml:space="preserve">: </w:t>
+      <w:r>
+        <w:t xml:space="preserve">Performances: </w:t>
       </w:r>
       <w:r>
         <w:t>40</w:t>
@@ -2975,15 +2836,7 @@
         <w:spacing w:line="360" w:lineRule="auto"/>
       </w:pPr>
       <w:r>
-        <w:t xml:space="preserve">Best </w:t>
-      </w:r>
-      <w:proofErr w:type="spellStart"/>
-      <w:r>
-        <w:t>Practices</w:t>
-      </w:r>
-      <w:proofErr w:type="spellEnd"/>
-      <w:r>
-        <w:t>: 96</w:t>
+        <w:t>Best Practices: 96</w:t>
       </w:r>
     </w:p>
     <w:p>
@@ -3011,15 +2864,7 @@
         <w:t>The acce</w:t>
       </w:r>
       <w:r>
-        <w:t xml:space="preserve">ssibility scores of 91 shows that most accessibility principles were followed, including proper </w:t>
-      </w:r>
-      <w:proofErr w:type="spellStart"/>
-      <w:r>
-        <w:t>color</w:t>
-      </w:r>
-      <w:proofErr w:type="spellEnd"/>
-      <w:r>
-        <w:t xml:space="preserve"> contrast</w:t>
+        <w:t>ssibility scores of 91 shows that most accessibility principles were followed, including proper color contrast</w:t>
       </w:r>
       <w:r>
         <w:t xml:space="preserve">, clear heading hierarchy, and alternative test for images. </w:t>
@@ -3057,15 +2902,7 @@
         <w:t>.</w:t>
       </w:r>
       <w:r>
-        <w:t xml:space="preserve"> The site’s </w:t>
-      </w:r>
-      <w:proofErr w:type="spellStart"/>
-      <w:r>
-        <w:t>color</w:t>
-      </w:r>
-      <w:proofErr w:type="spellEnd"/>
-      <w:r>
-        <w:t xml:space="preserve"> palette and font size were reviewed to ensure readability. </w:t>
+        <w:t xml:space="preserve"> The site’s color palette and font size were reviewed to ensure readability. </w:t>
       </w:r>
       <w:r>
         <w:t xml:space="preserve">  </w:t>
@@ -3680,23 +3517,13 @@
           <w:szCs w:val="36"/>
         </w:rPr>
       </w:pPr>
-      <w:proofErr w:type="spellStart"/>
-      <w:r>
-        <w:rPr>
-          <w:rFonts w:ascii="Helvetica Neue Thin" w:hAnsi="Helvetica Neue Thin"/>
-          <w:sz w:val="36"/>
-          <w:szCs w:val="36"/>
-        </w:rPr>
-        <w:t>Youtube</w:t>
-      </w:r>
-      <w:proofErr w:type="spellEnd"/>
-      <w:r>
-        <w:rPr>
-          <w:rFonts w:ascii="Helvetica Neue Thin" w:hAnsi="Helvetica Neue Thin"/>
-          <w:sz w:val="36"/>
-          <w:szCs w:val="36"/>
-        </w:rPr>
-        <w:t>:</w:t>
+      <w:r>
+        <w:rPr>
+          <w:rFonts w:ascii="Helvetica Neue Thin" w:hAnsi="Helvetica Neue Thin"/>
+          <w:sz w:val="36"/>
+          <w:szCs w:val="36"/>
+        </w:rPr>
+        <w:t>Youtube:</w:t>
       </w:r>
     </w:p>
     <w:p>
@@ -3755,19 +3582,11 @@
           <w:rFonts w:ascii="Helvetica Neue Thin" w:hAnsi="Helvetica Neue Thin"/>
         </w:rPr>
       </w:pPr>
-      <w:proofErr w:type="spellStart"/>
-      <w:r>
-        <w:rPr>
-          <w:rFonts w:ascii="Helvetica Neue Thin" w:hAnsi="Helvetica Neue Thin"/>
-        </w:rPr>
-        <w:t>LiveCode</w:t>
-      </w:r>
-      <w:proofErr w:type="spellEnd"/>
-      <w:r>
-        <w:rPr>
-          <w:rFonts w:ascii="Helvetica Neue Thin" w:hAnsi="Helvetica Neue Thin"/>
-        </w:rPr>
-        <w:t xml:space="preserve"> (2022): </w:t>
+      <w:r>
+        <w:rPr>
+          <w:rFonts w:ascii="Helvetica Neue Thin" w:hAnsi="Helvetica Neue Thin"/>
+        </w:rPr>
+        <w:t xml:space="preserve">LiveCode (2022): </w:t>
       </w:r>
       <w:r>
         <w:rPr>
@@ -3877,10 +3696,8 @@
           <w:rFonts w:ascii="Helvetica Neue Thin" w:hAnsi="Helvetica Neue Thin"/>
           <w:sz w:val="36"/>
           <w:szCs w:val="36"/>
-          <w:lang w:val="en-US"/>
-        </w:rPr>
-      </w:pPr>
-      <w:proofErr w:type="spellStart"/>
+        </w:rPr>
+      </w:pPr>
       <w:r>
         <w:rPr>
           <w:rFonts w:ascii="Helvetica Neue Thin" w:hAnsi="Helvetica Neue Thin"/>
@@ -3890,7 +3707,6 @@
         </w:rPr>
         <w:t>Tbep</w:t>
       </w:r>
-      <w:proofErr w:type="spellEnd"/>
       <w:r>
         <w:rPr>
           <w:rFonts w:ascii="Helvetica Neue Thin" w:hAnsi="Helvetica Neue Thin"/>
@@ -3925,7 +3741,6 @@
             <w:rFonts w:ascii="Helvetica Neue Thin" w:hAnsi="Helvetica Neue Thin"/>
             <w:sz w:val="24"/>
             <w:szCs w:val="24"/>
-            <w:lang w:val="en-US"/>
           </w:rPr>
           <w:t>https://unsplash.com/photos/man-standing-in-front-of-women-IcUQNzaHrvg</w:t>
         </w:r>
@@ -3935,7 +3750,6 @@
           <w:rFonts w:ascii="Helvetica Neue Thin" w:hAnsi="Helvetica Neue Thin"/>
           <w:sz w:val="24"/>
           <w:szCs w:val="24"/>
-          <w:lang w:val="en-US"/>
         </w:rPr>
         <w:t xml:space="preserve"> </w:t>
       </w:r>
@@ -3968,7 +3782,6 @@
           <w:rFonts w:ascii="Helvetica Neue Thin" w:hAnsi="Helvetica Neue Thin"/>
           <w:sz w:val="36"/>
           <w:szCs w:val="36"/>
-          <w:lang w:val="en-US"/>
         </w:rPr>
       </w:pPr>
       <w:r>
@@ -4017,14 +3830,13 @@
         </w:rPr>
         <w:t xml:space="preserve">-century. </w:t>
       </w:r>
-      <w:hyperlink r:id="rId17" w:history="1">
+      <w:hyperlink r:id="rId17" w:anchor="/media/Fil:Astrolabe-Persian-18C.jpg" w:history="1">
         <w:r>
           <w:rPr>
             <w:rStyle w:val="Hyperkobling"/>
             <w:rFonts w:ascii="Helvetica Neue Thin" w:hAnsi="Helvetica Neue Thin"/>
             <w:sz w:val="24"/>
             <w:szCs w:val="24"/>
-            <w:lang w:val="en-US"/>
           </w:rPr>
           <w:t>https://no.wikipedia.org/wiki/Astrolabium#/media/Fil:Astrolabe-Persian-18C.jpg</w:t>
         </w:r>
@@ -4034,7 +3846,6 @@
           <w:rFonts w:ascii="Helvetica Neue Thin" w:hAnsi="Helvetica Neue Thin"/>
           <w:sz w:val="24"/>
           <w:szCs w:val="24"/>
-          <w:lang w:val="en-US"/>
         </w:rPr>
         <w:t xml:space="preserve"> </w:t>
       </w:r>
@@ -4053,7 +3864,6 @@
           <w:lang w:val="en-US"/>
         </w:rPr>
       </w:pPr>
-      <w:proofErr w:type="spellStart"/>
       <w:r>
         <w:rPr>
           <w:rFonts w:ascii="Helvetica Neue Thin" w:hAnsi="Helvetica Neue Thin"/>
@@ -4061,17 +3871,7 @@
           <w:szCs w:val="24"/>
           <w:lang w:val="en-US"/>
         </w:rPr>
-        <w:t>Freepik</w:t>
-      </w:r>
-      <w:proofErr w:type="spellEnd"/>
-      <w:r>
-        <w:rPr>
-          <w:rFonts w:ascii="Helvetica Neue Thin" w:hAnsi="Helvetica Neue Thin"/>
-          <w:sz w:val="24"/>
-          <w:szCs w:val="24"/>
-          <w:lang w:val="en-US"/>
-        </w:rPr>
-        <w:t xml:space="preserve">. Digital art galaxy. </w:t>
+        <w:t xml:space="preserve">Freepik. Digital art galaxy. </w:t>
       </w:r>
       <w:hyperlink r:id="rId18" w:history="1">
         <w:r>
@@ -4106,7 +3906,6 @@
           <w:rFonts w:ascii="Helvetica Neue Thin" w:hAnsi="Helvetica Neue Thin"/>
           <w:sz w:val="36"/>
           <w:szCs w:val="36"/>
-          <w:lang w:val="en-US"/>
         </w:rPr>
       </w:pPr>
       <w:r>
@@ -4134,7 +3933,6 @@
             <w:rFonts w:ascii="Helvetica Neue Thin" w:hAnsi="Helvetica Neue Thin"/>
             <w:sz w:val="24"/>
             <w:szCs w:val="24"/>
-            <w:lang w:val="en-US"/>
           </w:rPr>
           <w:t>https://www.universetoday.com/article_images/Galileo_Bertini_fresco_of_Galileo_Galilei_and_Doge_of_Venice-e1446672024312-580x516.jpg</w:t>
         </w:r>
@@ -4144,7 +3942,6 @@
           <w:rFonts w:ascii="Helvetica Neue Thin" w:hAnsi="Helvetica Neue Thin"/>
           <w:sz w:val="24"/>
           <w:szCs w:val="24"/>
-          <w:lang w:val="en-US"/>
         </w:rPr>
         <w:t xml:space="preserve"> </w:t>
       </w:r>
@@ -4160,10 +3957,8 @@
           <w:rFonts w:ascii="Helvetica Neue Thin" w:hAnsi="Helvetica Neue Thin"/>
           <w:sz w:val="36"/>
           <w:szCs w:val="36"/>
-          <w:lang w:val="en-US"/>
-        </w:rPr>
-      </w:pPr>
-      <w:proofErr w:type="spellStart"/>
+        </w:rPr>
+      </w:pPr>
       <w:r>
         <w:rPr>
           <w:rFonts w:ascii="Helvetica Neue Thin" w:hAnsi="Helvetica Neue Thin"/>
@@ -4171,17 +3966,7 @@
           <w:szCs w:val="24"/>
           <w:lang w:val="en-US"/>
         </w:rPr>
-        <w:t>Freepik</w:t>
-      </w:r>
-      <w:proofErr w:type="spellEnd"/>
-      <w:r>
-        <w:rPr>
-          <w:rFonts w:ascii="Helvetica Neue Thin" w:hAnsi="Helvetica Neue Thin"/>
-          <w:sz w:val="24"/>
-          <w:szCs w:val="24"/>
-          <w:lang w:val="en-US"/>
-        </w:rPr>
-        <w:t xml:space="preserve">. Man experiencing the universe at a </w:t>
+        <w:t xml:space="preserve">Freepik. Man experiencing the universe at a </w:t>
       </w:r>
       <w:r>
         <w:rPr>
@@ -4199,7 +3984,6 @@
             <w:rFonts w:ascii="Helvetica Neue Thin" w:hAnsi="Helvetica Neue Thin"/>
             <w:sz w:val="24"/>
             <w:szCs w:val="24"/>
-            <w:lang w:val="en-US"/>
           </w:rPr>
           <w:t>https://www.freepik.com/free-photo/man-experiencing-universe-planetarium_13461053.htm</w:t>
         </w:r>
@@ -4209,7 +3993,6 @@
           <w:rFonts w:ascii="Helvetica Neue Thin" w:hAnsi="Helvetica Neue Thin"/>
           <w:sz w:val="24"/>
           <w:szCs w:val="24"/>
-          <w:lang w:val="en-US"/>
         </w:rPr>
         <w:t xml:space="preserve"> </w:t>
       </w:r>
@@ -4242,7 +4025,6 @@
           <w:rFonts w:ascii="Helvetica Neue Thin" w:hAnsi="Helvetica Neue Thin"/>
           <w:sz w:val="36"/>
           <w:szCs w:val="36"/>
-          <w:lang w:val="en-US"/>
         </w:rPr>
       </w:pPr>
       <w:r>
@@ -4270,7 +4052,6 @@
             <w:rFonts w:ascii="Helvetica Neue Thin" w:hAnsi="Helvetica Neue Thin"/>
             <w:sz w:val="24"/>
             <w:szCs w:val="24"/>
-            <w:lang w:val="en-US"/>
           </w:rPr>
           <w:t>https://unsplash.com/photos/people-walking-on-sidewalk-during-daytime-xJY-7gtC38o</w:t>
         </w:r>
@@ -4280,7 +4061,6 @@
           <w:rFonts w:ascii="Helvetica Neue Thin" w:hAnsi="Helvetica Neue Thin"/>
           <w:sz w:val="24"/>
           <w:szCs w:val="24"/>
-          <w:lang w:val="en-US"/>
         </w:rPr>
         <w:t xml:space="preserve"> </w:t>
       </w:r>
@@ -4313,7 +4093,6 @@
           <w:rFonts w:ascii="Helvetica Neue Thin" w:hAnsi="Helvetica Neue Thin"/>
           <w:sz w:val="36"/>
           <w:szCs w:val="36"/>
-          <w:lang w:val="en-US"/>
         </w:rPr>
       </w:pPr>
       <w:r>
@@ -4344,14 +4123,13 @@
         </w:rPr>
         <w:t xml:space="preserve">rtificial intelligence, future technology innovation. </w:t>
       </w:r>
-      <w:hyperlink r:id="rId22" w:history="1">
+      <w:hyperlink r:id="rId22" w:anchor="fromView=search&amp;page=1&amp;position=0&amp;uuid=ab31c218-448e-44a5-9df9-6161ea1ca97f&amp;query=artificial+inteligence" w:history="1">
         <w:r>
           <w:rPr>
             <w:rStyle w:val="Hyperkobling"/>
             <w:rFonts w:ascii="Helvetica Neue Thin" w:hAnsi="Helvetica Neue Thin"/>
             <w:sz w:val="24"/>
             <w:szCs w:val="24"/>
-            <w:lang w:val="en-US"/>
           </w:rPr>
           <w:t>https://www.freepik.com/free-photo/ai-chip-artificial-intelligence-future-technology-innovation_17850485.htm#fromView=search&amp;page=1&amp;position=0&amp;uuid=ab31c218-448e-44a5-9df9-6161ea1ca97f&amp;query=artificial+inteligence</w:t>
         </w:r>
@@ -4361,7 +4139,6 @@
           <w:rFonts w:ascii="Helvetica Neue Thin" w:hAnsi="Helvetica Neue Thin"/>
           <w:sz w:val="24"/>
           <w:szCs w:val="24"/>
-          <w:lang w:val="en-US"/>
         </w:rPr>
         <w:t xml:space="preserve"> </w:t>
       </w:r>
@@ -4377,10 +4154,8 @@
           <w:rFonts w:ascii="Helvetica Neue Thin" w:hAnsi="Helvetica Neue Thin"/>
           <w:sz w:val="36"/>
           <w:szCs w:val="36"/>
-          <w:lang w:val="en-US"/>
-        </w:rPr>
-      </w:pPr>
-      <w:proofErr w:type="spellStart"/>
+        </w:rPr>
+      </w:pPr>
       <w:r>
         <w:rPr>
           <w:rFonts w:ascii="Helvetica Neue Thin" w:hAnsi="Helvetica Neue Thin"/>
@@ -4388,9 +4163,8 @@
           <w:szCs w:val="24"/>
           <w:lang w:val="en-US"/>
         </w:rPr>
-        <w:t>Freepik</w:t>
-      </w:r>
-      <w:proofErr w:type="spellEnd"/>
+        <w:t xml:space="preserve">Freepik. </w:t>
+      </w:r>
       <w:r>
         <w:rPr>
           <w:rFonts w:ascii="Helvetica Neue Thin" w:hAnsi="Helvetica Neue Thin"/>
@@ -4398,45 +4172,15 @@
           <w:szCs w:val="24"/>
           <w:lang w:val="en-US"/>
         </w:rPr>
-        <w:t xml:space="preserve">. </w:t>
-      </w:r>
-      <w:r>
-        <w:rPr>
-          <w:rFonts w:ascii="Helvetica Neue Thin" w:hAnsi="Helvetica Neue Thin"/>
-          <w:sz w:val="24"/>
-          <w:szCs w:val="24"/>
-          <w:lang w:val="en-US"/>
-        </w:rPr>
-        <w:t xml:space="preserve">Portrait of robot </w:t>
-      </w:r>
-      <w:proofErr w:type="spellStart"/>
-      <w:r>
-        <w:rPr>
-          <w:rFonts w:ascii="Helvetica Neue Thin" w:hAnsi="Helvetica Neue Thin"/>
-          <w:sz w:val="24"/>
-          <w:szCs w:val="24"/>
-          <w:lang w:val="en-US"/>
-        </w:rPr>
-        <w:t>scifi</w:t>
-      </w:r>
-      <w:proofErr w:type="spellEnd"/>
-      <w:r>
-        <w:rPr>
-          <w:rFonts w:ascii="Helvetica Neue Thin" w:hAnsi="Helvetica Neue Thin"/>
-          <w:sz w:val="24"/>
-          <w:szCs w:val="24"/>
-          <w:lang w:val="en-US"/>
-        </w:rPr>
-        <w:t xml:space="preserve"> (AI generate photo). </w:t>
-      </w:r>
-      <w:hyperlink r:id="rId23" w:history="1">
+        <w:t xml:space="preserve">Portrait of robot scifi (AI generate photo). </w:t>
+      </w:r>
+      <w:hyperlink r:id="rId23" w:anchor="fromView=search&amp;page=1&amp;position=46&amp;uuid=da763eec-c4a4-4052-bb98-ac71872e3e4f&amp;query=artificial+inteligence+robot" w:history="1">
         <w:r>
           <w:rPr>
             <w:rStyle w:val="Hyperkobling"/>
             <w:rFonts w:ascii="Helvetica Neue Thin" w:hAnsi="Helvetica Neue Thin"/>
             <w:sz w:val="24"/>
             <w:szCs w:val="24"/>
-            <w:lang w:val="en-US"/>
           </w:rPr>
           <w:t>https://www.freepik.com/free-ai-image/portrait-robot-scifi_359212370.htm#fromView=search&amp;page=1&amp;position=46&amp;uuid=da763eec-c4a4-4052-bb98-ac71872e3e4f&amp;query=artificial+inteligence+robot</w:t>
         </w:r>
@@ -4446,7 +4190,6 @@
           <w:rFonts w:ascii="Helvetica Neue Thin" w:hAnsi="Helvetica Neue Thin"/>
           <w:sz w:val="24"/>
           <w:szCs w:val="24"/>
-          <w:lang w:val="en-US"/>
         </w:rPr>
         <w:t xml:space="preserve"> </w:t>
       </w:r>
@@ -4462,10 +4205,8 @@
           <w:rFonts w:ascii="Helvetica Neue Thin" w:hAnsi="Helvetica Neue Thin"/>
           <w:sz w:val="36"/>
           <w:szCs w:val="36"/>
-          <w:lang w:val="en-US"/>
-        </w:rPr>
-      </w:pPr>
-      <w:proofErr w:type="spellStart"/>
+        </w:rPr>
+      </w:pPr>
       <w:r>
         <w:rPr>
           <w:rFonts w:ascii="Helvetica Neue Thin" w:hAnsi="Helvetica Neue Thin"/>
@@ -4473,9 +4214,8 @@
           <w:szCs w:val="24"/>
           <w:lang w:val="en-US"/>
         </w:rPr>
-        <w:t>Freepik</w:t>
-      </w:r>
-      <w:proofErr w:type="spellEnd"/>
+        <w:t xml:space="preserve">Freepik. 3d rendering </w:t>
+      </w:r>
       <w:r>
         <w:rPr>
           <w:rFonts w:ascii="Helvetica Neue Thin" w:hAnsi="Helvetica Neue Thin"/>
@@ -4483,25 +4223,15 @@
           <w:szCs w:val="24"/>
           <w:lang w:val="en-US"/>
         </w:rPr>
-        <w:t xml:space="preserve">. 3d rendering </w:t>
-      </w:r>
-      <w:r>
-        <w:rPr>
-          <w:rFonts w:ascii="Helvetica Neue Thin" w:hAnsi="Helvetica Neue Thin"/>
-          <w:sz w:val="24"/>
-          <w:szCs w:val="24"/>
-          <w:lang w:val="en-US"/>
-        </w:rPr>
         <w:t xml:space="preserve">of biorobots concept. </w:t>
       </w:r>
-      <w:hyperlink r:id="rId24" w:history="1">
+      <w:hyperlink r:id="rId24" w:anchor="fromView=keyword&amp;page=1&amp;position=0&amp;uuid=f60d28eb-3a50-410a-b577-42734bf6ed8a&amp;query=Robotics+ai+synergy" w:history="1">
         <w:r>
           <w:rPr>
             <w:rStyle w:val="Hyperkobling"/>
             <w:rFonts w:ascii="Helvetica Neue Thin" w:hAnsi="Helvetica Neue Thin"/>
             <w:sz w:val="24"/>
             <w:szCs w:val="24"/>
-            <w:lang w:val="en-US"/>
           </w:rPr>
           <w:t>https://www.freepik.com/free-photo/3d-rendering-biorobots-concept_29317036.htm#fromView=keyword&amp;page=1&amp;position=0&amp;uuid=f60d28eb-3a50-410a-b577-42734bf6ed8a&amp;query=Robotics+ai+synergy</w:t>
         </w:r>
@@ -4511,7 +4241,6 @@
           <w:rFonts w:ascii="Helvetica Neue Thin" w:hAnsi="Helvetica Neue Thin"/>
           <w:sz w:val="24"/>
           <w:szCs w:val="24"/>
-          <w:lang w:val="en-US"/>
         </w:rPr>
         <w:t xml:space="preserve"> </w:t>
       </w:r>
@@ -4527,10 +4256,8 @@
           <w:rFonts w:ascii="Helvetica Neue Thin" w:hAnsi="Helvetica Neue Thin"/>
           <w:sz w:val="36"/>
           <w:szCs w:val="36"/>
-          <w:lang w:val="en-US"/>
-        </w:rPr>
-      </w:pPr>
-      <w:proofErr w:type="spellStart"/>
+        </w:rPr>
+      </w:pPr>
       <w:r>
         <w:rPr>
           <w:rFonts w:ascii="Helvetica Neue Thin" w:hAnsi="Helvetica Neue Thin"/>
@@ -4538,26 +4265,15 @@
           <w:szCs w:val="24"/>
           <w:lang w:val="en-US"/>
         </w:rPr>
-        <w:t>Rawpixel</w:t>
-      </w:r>
-      <w:proofErr w:type="spellEnd"/>
-      <w:r>
-        <w:rPr>
-          <w:rFonts w:ascii="Helvetica Neue Thin" w:hAnsi="Helvetica Neue Thin"/>
-          <w:sz w:val="24"/>
-          <w:szCs w:val="24"/>
-          <w:lang w:val="en-US"/>
-        </w:rPr>
-        <w:t xml:space="preserve">. Robot handshake human background, futuristic digital age. </w:t>
-      </w:r>
-      <w:hyperlink r:id="rId25" w:history="1">
+        <w:t xml:space="preserve">Rawpixel. Robot handshake human background, futuristic digital age. </w:t>
+      </w:r>
+      <w:hyperlink r:id="rId25" w:anchor="fromView=search&amp;page=1&amp;position=35&amp;uuid=357dae03-00ae-492f-baca-f85f60400de3&amp;query=robots+shake+hand" w:history="1">
         <w:r>
           <w:rPr>
             <w:rStyle w:val="Hyperkobling"/>
             <w:rFonts w:ascii="Helvetica Neue Thin" w:hAnsi="Helvetica Neue Thin"/>
             <w:sz w:val="24"/>
             <w:szCs w:val="24"/>
-            <w:lang w:val="en-US"/>
           </w:rPr>
           <w:t>https://www.freepik.com/free-photo/robot-handshake-human-background-futuristic-digital-age_17850426.htm#fromView=search&amp;page=1&amp;position=35&amp;uuid=357dae03-00ae-492f-baca-f85f60400de3&amp;query=robots+shake+hand</w:t>
         </w:r>
@@ -4567,7 +4283,6 @@
           <w:rFonts w:ascii="Helvetica Neue Thin" w:hAnsi="Helvetica Neue Thin"/>
           <w:sz w:val="24"/>
           <w:szCs w:val="24"/>
-          <w:lang w:val="en-US"/>
         </w:rPr>
         <w:t xml:space="preserve"> </w:t>
       </w:r>
@@ -4630,7 +4345,7 @@
         </w:rPr>
         <w:t xml:space="preserve">hoto: </w:t>
       </w:r>
-      <w:hyperlink r:id="rId26" w:history="1">
+      <w:hyperlink r:id="rId26" w:anchor="fromView=search&amp;page=1&amp;position=23&amp;uuid=a3396421-d086-420e-8ef2-dea4f1ac0c14&amp;query=global+warming" w:history="1">
         <w:r>
           <w:rPr>
             <w:rStyle w:val="Hyperkobling"/>
@@ -4666,7 +4381,6 @@
           <w:lang w:val="en-US" w:bidi="th-TH"/>
         </w:rPr>
       </w:pPr>
-      <w:proofErr w:type="spellStart"/>
       <w:r>
         <w:rPr>
           <w:rFonts w:ascii="Helvetica Neue Thin" w:hAnsi="Helvetica Neue Thin"/>
@@ -4674,9 +4388,8 @@
           <w:szCs w:val="24"/>
           <w:lang w:val="en-US" w:bidi="th-TH"/>
         </w:rPr>
-        <w:t>Freepik</w:t>
-      </w:r>
-      <w:proofErr w:type="spellEnd"/>
+        <w:t xml:space="preserve">Freepik: </w:t>
+      </w:r>
       <w:r>
         <w:rPr>
           <w:rFonts w:ascii="Helvetica Neue Thin" w:hAnsi="Helvetica Neue Thin"/>
@@ -4684,18 +4397,9 @@
           <w:szCs w:val="24"/>
           <w:lang w:val="en-US" w:bidi="th-TH"/>
         </w:rPr>
-        <w:t xml:space="preserve">: </w:t>
-      </w:r>
-      <w:r>
-        <w:rPr>
-          <w:rFonts w:ascii="Helvetica Neue Thin" w:hAnsi="Helvetica Neue Thin"/>
-          <w:sz w:val="24"/>
-          <w:szCs w:val="24"/>
-          <w:lang w:val="en-US" w:bidi="th-TH"/>
-        </w:rPr>
         <w:t xml:space="preserve">Climate change with industrial pollution, </w:t>
       </w:r>
-      <w:hyperlink r:id="rId27" w:history="1">
+      <w:hyperlink r:id="rId27" w:anchor="fromView=search&amp;page=1&amp;position=1&amp;uuid=b0c3c85f-c9cf-4d68-b49c-549c7ee4beeb&amp;query=pollution" w:history="1">
         <w:r>
           <w:rPr>
             <w:rStyle w:val="Hyperkobling"/>
@@ -4728,10 +4432,9 @@
           <w:rFonts w:ascii="Helvetica Neue Thin" w:hAnsi="Helvetica Neue Thin"/>
           <w:sz w:val="24"/>
           <w:szCs w:val="24"/>
-          <w:lang w:val="en-US" w:bidi="th-TH"/>
-        </w:rPr>
-      </w:pPr>
-      <w:proofErr w:type="spellStart"/>
+          <w:lang w:bidi="th-TH"/>
+        </w:rPr>
+      </w:pPr>
       <w:r>
         <w:rPr>
           <w:rFonts w:ascii="Helvetica Neue Thin" w:hAnsi="Helvetica Neue Thin"/>
@@ -4739,26 +4442,16 @@
           <w:szCs w:val="24"/>
           <w:lang w:val="en-US" w:bidi="th-TH"/>
         </w:rPr>
-        <w:t>Jcomp</w:t>
-      </w:r>
-      <w:proofErr w:type="spellEnd"/>
-      <w:r>
-        <w:rPr>
-          <w:rFonts w:ascii="Helvetica Neue Thin" w:hAnsi="Helvetica Neue Thin"/>
-          <w:sz w:val="24"/>
-          <w:szCs w:val="24"/>
-          <w:lang w:val="en-US" w:bidi="th-TH"/>
-        </w:rPr>
-        <w:t xml:space="preserve">: Environment conservation in the garden for children. </w:t>
-      </w:r>
-      <w:hyperlink r:id="rId28" w:history="1">
+        <w:t xml:space="preserve">Jcomp: Environment conservation in the garden for children. </w:t>
+      </w:r>
+      <w:hyperlink r:id="rId28" w:anchor="fromView=search&amp;page=1&amp;position=1&amp;uuid=020d9c98-5a7e-4c54-9445-b98a9ac314a9&amp;query=ecology" w:history="1">
         <w:r>
           <w:rPr>
             <w:rStyle w:val="Hyperkobling"/>
             <w:rFonts w:ascii="Helvetica Neue Thin" w:hAnsi="Helvetica Neue Thin"/>
             <w:sz w:val="24"/>
             <w:szCs w:val="24"/>
-            <w:lang w:val="en-US" w:bidi="th-TH"/>
+            <w:lang w:bidi="th-TH"/>
           </w:rPr>
           <w:t>https://www.freepik.com/free-photo/environmental-conservation-garden-children_5219379.htm#fromView=search&amp;page=1&amp;position=1&amp;uuid=020d9c98-5a7e-4c54-9445-b98a9ac314a9&amp;query=ecology</w:t>
         </w:r>
@@ -4768,7 +4461,7 @@
           <w:rFonts w:ascii="Helvetica Neue Thin" w:hAnsi="Helvetica Neue Thin"/>
           <w:sz w:val="24"/>
           <w:szCs w:val="24"/>
-          <w:lang w:val="en-US" w:bidi="th-TH"/>
+          <w:lang w:bidi="th-TH"/>
         </w:rPr>
         <w:t xml:space="preserve"> </w:t>
       </w:r>
@@ -4784,7 +4477,7 @@
           <w:rFonts w:ascii="Helvetica Neue Thin" w:hAnsi="Helvetica Neue Thin"/>
           <w:sz w:val="24"/>
           <w:szCs w:val="24"/>
-          <w:lang w:val="en-US" w:bidi="th-TH"/>
+          <w:lang w:bidi="th-TH"/>
         </w:rPr>
       </w:pPr>
       <w:r>
@@ -4821,7 +4514,7 @@
             <w:rFonts w:ascii="Helvetica Neue Thin" w:hAnsi="Helvetica Neue Thin"/>
             <w:sz w:val="24"/>
             <w:szCs w:val="24"/>
-            <w:lang w:val="en-US" w:bidi="th-TH"/>
+            <w:lang w:bidi="th-TH"/>
           </w:rPr>
           <w:t>https://unsplash.com/photos/wind-turbines-on-snowy-mountain-under-clear-blue-sky-during-daytime-nyL-rzwP-Mk</w:t>
         </w:r>
@@ -4831,7 +4524,7 @@
           <w:rFonts w:ascii="Helvetica Neue Thin" w:hAnsi="Helvetica Neue Thin"/>
           <w:sz w:val="24"/>
           <w:szCs w:val="24"/>
-          <w:lang w:val="en-US" w:bidi="th-TH"/>
+          <w:lang w:bidi="th-TH"/>
         </w:rPr>
         <w:t xml:space="preserve"> </w:t>
       </w:r>
@@ -4847,7 +4540,7 @@
           <w:rFonts w:ascii="Helvetica Neue Thin" w:hAnsi="Helvetica Neue Thin"/>
           <w:sz w:val="24"/>
           <w:szCs w:val="24"/>
-          <w:lang w:val="en-US" w:bidi="th-TH"/>
+          <w:lang w:bidi="th-TH"/>
         </w:rPr>
       </w:pPr>
       <w:r>
@@ -4866,7 +4559,7 @@
             <w:rFonts w:ascii="Helvetica Neue Thin" w:hAnsi="Helvetica Neue Thin"/>
             <w:sz w:val="24"/>
             <w:szCs w:val="24"/>
-            <w:lang w:val="en-US" w:bidi="th-TH"/>
+            <w:lang w:bidi="th-TH"/>
           </w:rPr>
           <w:t>https://unsplash.com/photos/polar-bear-on-white-sand-during-daytime-hdLjPfcyhyE</w:t>
         </w:r>
@@ -4876,7 +4569,7 @@
           <w:rFonts w:ascii="Helvetica Neue Thin" w:hAnsi="Helvetica Neue Thin"/>
           <w:sz w:val="24"/>
           <w:szCs w:val="24"/>
-          <w:lang w:val="en-US" w:bidi="th-TH"/>
+          <w:lang w:bidi="th-TH"/>
         </w:rPr>
         <w:t xml:space="preserve"> </w:t>
       </w:r>
@@ -4885,23 +4578,25 @@
       <w:pPr>
         <w:rPr>
           <w:rFonts w:ascii="Helvetica Neue Thin" w:hAnsi="Helvetica Neue Thin"/>
-          <w:lang w:val="en-US" w:bidi="th-TH"/>
-        </w:rPr>
-      </w:pPr>
-    </w:p>
-    <w:p>
-      <w:pPr>
-        <w:rPr>
-          <w:rFonts w:ascii="Helvetica Neue Thin" w:hAnsi="Helvetica Neue Thin"/>
-          <w:sz w:val="36"/>
-          <w:szCs w:val="36"/>
-        </w:rPr>
-      </w:pPr>
-      <w:r>
-        <w:rPr>
-          <w:rFonts w:ascii="Helvetica Neue Thin" w:hAnsi="Helvetica Neue Thin"/>
-          <w:sz w:val="36"/>
-          <w:szCs w:val="36"/>
+          <w:lang w:val="nb-NO" w:bidi="th-TH"/>
+        </w:rPr>
+      </w:pPr>
+    </w:p>
+    <w:p>
+      <w:pPr>
+        <w:rPr>
+          <w:rFonts w:ascii="Helvetica Neue Thin" w:hAnsi="Helvetica Neue Thin"/>
+          <w:sz w:val="36"/>
+          <w:szCs w:val="36"/>
+          <w:lang w:val="nb-NO"/>
+        </w:rPr>
+      </w:pPr>
+      <w:r>
+        <w:rPr>
+          <w:rFonts w:ascii="Helvetica Neue Thin" w:hAnsi="Helvetica Neue Thin"/>
+          <w:sz w:val="36"/>
+          <w:szCs w:val="36"/>
+          <w:lang w:val="nb-NO"/>
         </w:rPr>
         <w:t xml:space="preserve"> </w:t>
       </w:r>
@@ -4937,7 +4632,7 @@
         <w:rPr>
           <w:rFonts w:ascii="Helvetica Neue Thin" w:hAnsi="Helvetica Neue Thin"/>
         </w:rPr>
-        <w:t xml:space="preserve">I would like to express sincere gratitude to my lecturer </w:t>
+        <w:t xml:space="preserve">I would like to express gratitude to my lecturer </w:t>
       </w:r>
       <w:r>
         <w:rPr>

--- a/ReportTemplate-SP1.docx
+++ b/ReportTemplate-SP1.docx
@@ -1067,7 +1067,7 @@
                 <w:noProof/>
                 <w:webHidden/>
               </w:rPr>
-              <w:t>8</w:t>
+              <w:t>9</w:t>
             </w:r>
             <w:r>
               <w:rPr>
@@ -1140,7 +1140,7 @@
                 <w:noProof/>
                 <w:webHidden/>
               </w:rPr>
-              <w:t>9</w:t>
+              <w:t>11</w:t>
             </w:r>
             <w:r>
               <w:rPr>
@@ -1213,7 +1213,7 @@
                 <w:noProof/>
                 <w:webHidden/>
               </w:rPr>
-              <w:t>10</w:t>
+              <w:t>13</w:t>
             </w:r>
             <w:r>
               <w:rPr>
@@ -1286,7 +1286,7 @@
                 <w:noProof/>
                 <w:webHidden/>
               </w:rPr>
-              <w:t>11</w:t>
+              <w:t>14</w:t>
             </w:r>
             <w:r>
               <w:rPr>
@@ -1507,7 +1507,21 @@
         <w:rPr>
           <w:rFonts w:ascii="Helvetica Neue Thin" w:hAnsi="Helvetica Neue Thin"/>
         </w:rPr>
-        <w:t>A color palette</w:t>
+        <w:t xml:space="preserve">A </w:t>
+      </w:r>
+      <w:proofErr w:type="spellStart"/>
+      <w:r>
+        <w:rPr>
+          <w:rFonts w:ascii="Helvetica Neue Thin" w:hAnsi="Helvetica Neue Thin"/>
+        </w:rPr>
+        <w:t>color</w:t>
+      </w:r>
+      <w:proofErr w:type="spellEnd"/>
+      <w:r>
+        <w:rPr>
+          <w:rFonts w:ascii="Helvetica Neue Thin" w:hAnsi="Helvetica Neue Thin"/>
+        </w:rPr>
+        <w:t xml:space="preserve"> palette</w:t>
       </w:r>
       <w:r>
         <w:rPr>
@@ -1773,13 +1787,29 @@
         <w:t>The design phase involved creating wireframe</w:t>
       </w:r>
       <w:r>
-        <w:t xml:space="preserve"> and visual mockups, </w:t>
+        <w:t xml:space="preserve"> and visual </w:t>
+      </w:r>
+      <w:proofErr w:type="spellStart"/>
+      <w:r>
+        <w:t>mockups</w:t>
+      </w:r>
+      <w:proofErr w:type="spellEnd"/>
+      <w:r>
+        <w:t xml:space="preserve">, </w:t>
       </w:r>
       <w:r>
         <w:t>using Canva for low-fidelity and Figma for high-fidelity</w:t>
       </w:r>
       <w:r>
-        <w:t xml:space="preserve">, focusing on using a consistent color palette, clear typography and </w:t>
+        <w:t xml:space="preserve">, focusing on using a consistent </w:t>
+      </w:r>
+      <w:proofErr w:type="spellStart"/>
+      <w:r>
+        <w:t>color</w:t>
+      </w:r>
+      <w:proofErr w:type="spellEnd"/>
+      <w:r>
+        <w:t xml:space="preserve"> palette, clear typography and </w:t>
       </w:r>
       <w:r>
         <w:t>flexible layout for different screen dimensions.</w:t>
@@ -2077,7 +2107,31 @@
         <w:t xml:space="preserve"> to be informative and primarily aimed at children, careful consideration was given to how information would be presented in an engaging and accessible way. </w:t>
       </w:r>
       <w:r>
-        <w:t xml:space="preserve">Several existing science museum websites served as inspiration, including VilVite, Teknisk Museum, and the Museum of Science in Norway. This research provided valuable insights into best practices for layout, color usage, and content structure, which guided the design decisions throughout the project. </w:t>
+        <w:t xml:space="preserve">Several existing science museum websites served as inspiration, including </w:t>
+      </w:r>
+      <w:proofErr w:type="spellStart"/>
+      <w:r>
+        <w:t>VilVite</w:t>
+      </w:r>
+      <w:proofErr w:type="spellEnd"/>
+      <w:r>
+        <w:t xml:space="preserve">, </w:t>
+      </w:r>
+      <w:proofErr w:type="spellStart"/>
+      <w:r>
+        <w:t>Teknisk</w:t>
+      </w:r>
+      <w:proofErr w:type="spellEnd"/>
+      <w:r>
+        <w:t xml:space="preserve"> Museum, and the Museum of Science in Norway. This research provided valuable insights into best practices for layout, </w:t>
+      </w:r>
+      <w:proofErr w:type="spellStart"/>
+      <w:r>
+        <w:t>color</w:t>
+      </w:r>
+      <w:proofErr w:type="spellEnd"/>
+      <w:r>
+        <w:t xml:space="preserve"> usage, and content structure, which guided the design decisions throughout the project. </w:t>
       </w:r>
     </w:p>
     <w:p>
@@ -2092,16 +2146,40 @@
         <w:t>establish</w:t>
       </w:r>
       <w:r>
-        <w:t xml:space="preserve"> the visual identity, a moodboard </w:t>
-      </w:r>
-      <w:r>
-        <w:t>was developed, incorporating color inspirations, typography ideas, and imager</w:t>
+        <w:t xml:space="preserve"> the visual identity, a </w:t>
+      </w:r>
+      <w:proofErr w:type="spellStart"/>
+      <w:r>
+        <w:t>moodboard</w:t>
+      </w:r>
+      <w:proofErr w:type="spellEnd"/>
+      <w:r>
+        <w:t xml:space="preserve"> </w:t>
+      </w:r>
+      <w:r>
+        <w:t xml:space="preserve">was developed, incorporating </w:t>
+      </w:r>
+      <w:proofErr w:type="spellStart"/>
+      <w:r>
+        <w:t>color</w:t>
+      </w:r>
+      <w:proofErr w:type="spellEnd"/>
+      <w:r>
+        <w:t xml:space="preserve"> inspirations, typography ideas, and imager</w:t>
       </w:r>
       <w:r>
         <w:t xml:space="preserve">y that reflected the museum’s core value of curiosity, discovery, and learning. </w:t>
       </w:r>
       <w:r>
-        <w:t>The color palette</w:t>
+        <w:t xml:space="preserve">The </w:t>
+      </w:r>
+      <w:proofErr w:type="spellStart"/>
+      <w:r>
+        <w:t>color</w:t>
+      </w:r>
+      <w:proofErr w:type="spellEnd"/>
+      <w:r>
+        <w:t xml:space="preserve"> palette</w:t>
       </w:r>
       <w:r>
         <w:t xml:space="preserve"> was carefully selected to reflect the museum’s mission and create an engaging experience for visitors. </w:t>
@@ -2117,7 +2195,15 @@
         <w:t xml:space="preserve"> </w:t>
       </w:r>
       <w:r>
-        <w:t xml:space="preserve">was chosen as the primary color because </w:t>
+        <w:t xml:space="preserve">was chosen as the primary </w:t>
+      </w:r>
+      <w:proofErr w:type="spellStart"/>
+      <w:r>
+        <w:t>color</w:t>
+      </w:r>
+      <w:proofErr w:type="spellEnd"/>
+      <w:r>
+        <w:t xml:space="preserve"> because </w:t>
       </w:r>
       <w:r>
         <w:t xml:space="preserve">of its strong visual impact and association with energy, excitement and curiosity: qualities that align with scientific exploration. </w:t>
@@ -2204,8 +2290,16 @@
         <w:rPr>
           <w:lang w:val="en-US"/>
         </w:rPr>
-        <w:t>: Color palatte</w:t>
-      </w:r>
+        <w:t xml:space="preserve">: Color </w:t>
+      </w:r>
+      <w:proofErr w:type="spellStart"/>
+      <w:r>
+        <w:rPr>
+          <w:lang w:val="en-US"/>
+        </w:rPr>
+        <w:t>palatte</w:t>
+      </w:r>
+      <w:proofErr w:type="spellEnd"/>
     </w:p>
     <w:p>
       <w:pPr>
@@ -2215,7 +2309,15 @@
         <w:t xml:space="preserve">To ensure </w:t>
       </w:r>
       <w:r>
-        <w:t>readability and a clean aesthetic, white was used as the background color, creating a sense of openness and simplicity. Black was selected for body text</w:t>
+        <w:t xml:space="preserve">readability and a clean aesthetic, white was used as the background </w:t>
+      </w:r>
+      <w:proofErr w:type="spellStart"/>
+      <w:r>
+        <w:t>color</w:t>
+      </w:r>
+      <w:proofErr w:type="spellEnd"/>
+      <w:r>
+        <w:t>, creating a sense of openness and simplicity. Black was selected for body text</w:t>
       </w:r>
       <w:r>
         <w:t xml:space="preserve">, to provide a maximum contrast and legibility against the white background. </w:t>
@@ -2357,7 +2459,15 @@
         <w:t xml:space="preserve">The design process included two key prototyping stages </w:t>
       </w:r>
       <w:r>
-        <w:t>to transition from concept to a realistic representation of the final website. A low-fidelity prototype was first created in Canva, focusing on layout and structure without color or typography</w:t>
+        <w:t xml:space="preserve">to transition from concept to a realistic representation of the final website. A low-fidelity prototype was first created in Canva, focusing on layout and structure without </w:t>
+      </w:r>
+      <w:proofErr w:type="spellStart"/>
+      <w:r>
+        <w:t>color</w:t>
+      </w:r>
+      <w:proofErr w:type="spellEnd"/>
+      <w:r>
+        <w:t xml:space="preserve"> or typography</w:t>
       </w:r>
       <w:r>
         <w:t>. Using plain white and grey elements allowed to concentrate on content hierarchy and navigation flow without visual distractions.</w:t>
@@ -2368,7 +2478,15 @@
         <w:spacing w:line="360" w:lineRule="auto"/>
       </w:pPr>
       <w:r>
-        <w:t>Building on this foundation, a high-fidelity wireframe was developed in Figma. At this stage, the selected color palette, typography choices, and interactive elements were incorporated</w:t>
+        <w:t xml:space="preserve">Building on this foundation, a high-fidelity wireframe was developed in Figma. At this stage, the selected </w:t>
+      </w:r>
+      <w:proofErr w:type="spellStart"/>
+      <w:r>
+        <w:t>color</w:t>
+      </w:r>
+      <w:proofErr w:type="spellEnd"/>
+      <w:r>
+        <w:t xml:space="preserve"> palette, typography choices, and interactive elements were incorporated</w:t>
       </w:r>
       <w:r>
         <w:t xml:space="preserve">. The goal was to create a design that closely resembled the final website, as well as website’s navigation </w:t>
@@ -2564,7 +2682,23 @@
         <w:t xml:space="preserve">consistent across all devices. </w:t>
       </w:r>
       <w:r>
-        <w:t xml:space="preserve">CSS variables (--color-primary, --color-secondary, --h3-font-size, and more) </w:t>
+        <w:t>CSS variables (--</w:t>
+      </w:r>
+      <w:proofErr w:type="spellStart"/>
+      <w:r>
+        <w:t>color</w:t>
+      </w:r>
+      <w:proofErr w:type="spellEnd"/>
+      <w:r>
+        <w:t>-primary, --</w:t>
+      </w:r>
+      <w:proofErr w:type="spellStart"/>
+      <w:r>
+        <w:t>color</w:t>
+      </w:r>
+      <w:proofErr w:type="spellEnd"/>
+      <w:r>
+        <w:t xml:space="preserve">-secondary, --h3-font-size, and more) </w:t>
       </w:r>
       <w:r>
         <w:t xml:space="preserve">were used for easier theme management and to maintain consistency </w:t>
@@ -2693,7 +2827,7 @@
           <w:noProof/>
         </w:rPr>
         <w:drawing>
-          <wp:inline distT="0" distB="0" distL="0" distR="0" wp14:anchorId="416B67F2" wp14:editId="432BD23C">
+          <wp:inline distT="0" distB="0" distL="0" distR="0" wp14:anchorId="416B67F2" wp14:editId="6584868D">
             <wp:extent cx="5727700" cy="2120900"/>
             <wp:effectExtent l="0" t="0" r="6350" b="0"/>
             <wp:docPr id="352711695" name="Bilde 1" descr="Et bilde som inneholder tekst, skjermbilde, Font, nummer&#10;&#10;KI-generert innhold kan være feil."/>
@@ -2803,8 +2937,13 @@
         </w:numPr>
         <w:spacing w:line="360" w:lineRule="auto"/>
       </w:pPr>
-      <w:r>
-        <w:t xml:space="preserve">Performances: </w:t>
+      <w:proofErr w:type="spellStart"/>
+      <w:r>
+        <w:t>Performances</w:t>
+      </w:r>
+      <w:proofErr w:type="spellEnd"/>
+      <w:r>
+        <w:t xml:space="preserve">: </w:t>
       </w:r>
       <w:r>
         <w:t>40</w:t>
@@ -2836,7 +2975,15 @@
         <w:spacing w:line="360" w:lineRule="auto"/>
       </w:pPr>
       <w:r>
-        <w:t>Best Practices: 96</w:t>
+        <w:t xml:space="preserve">Best </w:t>
+      </w:r>
+      <w:proofErr w:type="spellStart"/>
+      <w:r>
+        <w:t>Practices</w:t>
+      </w:r>
+      <w:proofErr w:type="spellEnd"/>
+      <w:r>
+        <w:t>: 96</w:t>
       </w:r>
     </w:p>
     <w:p>
@@ -2864,7 +3011,15 @@
         <w:t>The acce</w:t>
       </w:r>
       <w:r>
-        <w:t>ssibility scores of 91 shows that most accessibility principles were followed, including proper color contrast</w:t>
+        <w:t xml:space="preserve">ssibility scores of 91 shows that most accessibility principles were followed, including proper </w:t>
+      </w:r>
+      <w:proofErr w:type="spellStart"/>
+      <w:r>
+        <w:t>color</w:t>
+      </w:r>
+      <w:proofErr w:type="spellEnd"/>
+      <w:r>
+        <w:t xml:space="preserve"> contrast</w:t>
       </w:r>
       <w:r>
         <w:t xml:space="preserve">, clear heading hierarchy, and alternative test for images. </w:t>
@@ -2902,7 +3057,15 @@
         <w:t>.</w:t>
       </w:r>
       <w:r>
-        <w:t xml:space="preserve"> The site’s color palette and font size were reviewed to ensure readability. </w:t>
+        <w:t xml:space="preserve"> The site’s </w:t>
+      </w:r>
+      <w:proofErr w:type="spellStart"/>
+      <w:r>
+        <w:t>color</w:t>
+      </w:r>
+      <w:proofErr w:type="spellEnd"/>
+      <w:r>
+        <w:t xml:space="preserve"> palette and font size were reviewed to ensure readability. </w:t>
       </w:r>
       <w:r>
         <w:t xml:space="preserve">  </w:t>
@@ -3517,13 +3680,23 @@
           <w:szCs w:val="36"/>
         </w:rPr>
       </w:pPr>
-      <w:r>
-        <w:rPr>
-          <w:rFonts w:ascii="Helvetica Neue Thin" w:hAnsi="Helvetica Neue Thin"/>
-          <w:sz w:val="36"/>
-          <w:szCs w:val="36"/>
-        </w:rPr>
-        <w:t>Youtube:</w:t>
+      <w:proofErr w:type="spellStart"/>
+      <w:r>
+        <w:rPr>
+          <w:rFonts w:ascii="Helvetica Neue Thin" w:hAnsi="Helvetica Neue Thin"/>
+          <w:sz w:val="36"/>
+          <w:szCs w:val="36"/>
+        </w:rPr>
+        <w:t>Youtube</w:t>
+      </w:r>
+      <w:proofErr w:type="spellEnd"/>
+      <w:r>
+        <w:rPr>
+          <w:rFonts w:ascii="Helvetica Neue Thin" w:hAnsi="Helvetica Neue Thin"/>
+          <w:sz w:val="36"/>
+          <w:szCs w:val="36"/>
+        </w:rPr>
+        <w:t>:</w:t>
       </w:r>
     </w:p>
     <w:p>
@@ -3582,11 +3755,19 @@
           <w:rFonts w:ascii="Helvetica Neue Thin" w:hAnsi="Helvetica Neue Thin"/>
         </w:rPr>
       </w:pPr>
-      <w:r>
-        <w:rPr>
-          <w:rFonts w:ascii="Helvetica Neue Thin" w:hAnsi="Helvetica Neue Thin"/>
-        </w:rPr>
-        <w:t xml:space="preserve">LiveCode (2022): </w:t>
+      <w:proofErr w:type="spellStart"/>
+      <w:r>
+        <w:rPr>
+          <w:rFonts w:ascii="Helvetica Neue Thin" w:hAnsi="Helvetica Neue Thin"/>
+        </w:rPr>
+        <w:t>LiveCode</w:t>
+      </w:r>
+      <w:proofErr w:type="spellEnd"/>
+      <w:r>
+        <w:rPr>
+          <w:rFonts w:ascii="Helvetica Neue Thin" w:hAnsi="Helvetica Neue Thin"/>
+        </w:rPr>
+        <w:t xml:space="preserve"> (2022): </w:t>
       </w:r>
       <w:r>
         <w:rPr>
@@ -3698,6 +3879,7 @@
           <w:szCs w:val="36"/>
         </w:rPr>
       </w:pPr>
+      <w:proofErr w:type="spellStart"/>
       <w:r>
         <w:rPr>
           <w:rFonts w:ascii="Helvetica Neue Thin" w:hAnsi="Helvetica Neue Thin"/>
@@ -3707,6 +3889,7 @@
         </w:rPr>
         <w:t>Tbep</w:t>
       </w:r>
+      <w:proofErr w:type="spellEnd"/>
       <w:r>
         <w:rPr>
           <w:rFonts w:ascii="Helvetica Neue Thin" w:hAnsi="Helvetica Neue Thin"/>
@@ -3864,6 +4047,7 @@
           <w:lang w:val="en-US"/>
         </w:rPr>
       </w:pPr>
+      <w:proofErr w:type="spellStart"/>
       <w:r>
         <w:rPr>
           <w:rFonts w:ascii="Helvetica Neue Thin" w:hAnsi="Helvetica Neue Thin"/>
@@ -3871,7 +4055,17 @@
           <w:szCs w:val="24"/>
           <w:lang w:val="en-US"/>
         </w:rPr>
-        <w:t xml:space="preserve">Freepik. Digital art galaxy. </w:t>
+        <w:t>Freepik</w:t>
+      </w:r>
+      <w:proofErr w:type="spellEnd"/>
+      <w:r>
+        <w:rPr>
+          <w:rFonts w:ascii="Helvetica Neue Thin" w:hAnsi="Helvetica Neue Thin"/>
+          <w:sz w:val="24"/>
+          <w:szCs w:val="24"/>
+          <w:lang w:val="en-US"/>
+        </w:rPr>
+        <w:t xml:space="preserve">. Digital art galaxy. </w:t>
       </w:r>
       <w:hyperlink r:id="rId18" w:history="1">
         <w:r>
@@ -3908,6 +4102,7 @@
           <w:szCs w:val="36"/>
         </w:rPr>
       </w:pPr>
+      <w:proofErr w:type="gramStart"/>
       <w:r>
         <w:rPr>
           <w:rFonts w:ascii="Helvetica Neue Thin" w:hAnsi="Helvetica Neue Thin"/>
@@ -3924,7 +4119,17 @@
           <w:szCs w:val="24"/>
           <w:lang w:val="en-US"/>
         </w:rPr>
-        <w:t xml:space="preserve">vanin.it in What is Galileo’s Telescope? </w:t>
+        <w:t>vanin.it in</w:t>
+      </w:r>
+      <w:proofErr w:type="gramEnd"/>
+      <w:r>
+        <w:rPr>
+          <w:rFonts w:ascii="Helvetica Neue Thin" w:hAnsi="Helvetica Neue Thin"/>
+          <w:sz w:val="24"/>
+          <w:szCs w:val="24"/>
+          <w:lang w:val="en-US"/>
+        </w:rPr>
+        <w:t xml:space="preserve"> What is Galileo’s Telescope? </w:t>
       </w:r>
       <w:hyperlink r:id="rId19" w:history="1">
         <w:r>
@@ -3959,6 +4164,7 @@
           <w:szCs w:val="36"/>
         </w:rPr>
       </w:pPr>
+      <w:proofErr w:type="spellStart"/>
       <w:r>
         <w:rPr>
           <w:rFonts w:ascii="Helvetica Neue Thin" w:hAnsi="Helvetica Neue Thin"/>
@@ -3966,7 +4172,17 @@
           <w:szCs w:val="24"/>
           <w:lang w:val="en-US"/>
         </w:rPr>
-        <w:t xml:space="preserve">Freepik. Man experiencing the universe at a </w:t>
+        <w:t>Freepik</w:t>
+      </w:r>
+      <w:proofErr w:type="spellEnd"/>
+      <w:r>
+        <w:rPr>
+          <w:rFonts w:ascii="Helvetica Neue Thin" w:hAnsi="Helvetica Neue Thin"/>
+          <w:sz w:val="24"/>
+          <w:szCs w:val="24"/>
+          <w:lang w:val="en-US"/>
+        </w:rPr>
+        <w:t xml:space="preserve">. Man experiencing the universe at a </w:t>
       </w:r>
       <w:r>
         <w:rPr>
@@ -4156,6 +4372,7 @@
           <w:szCs w:val="36"/>
         </w:rPr>
       </w:pPr>
+      <w:proofErr w:type="spellStart"/>
       <w:r>
         <w:rPr>
           <w:rFonts w:ascii="Helvetica Neue Thin" w:hAnsi="Helvetica Neue Thin"/>
@@ -4163,8 +4380,9 @@
           <w:szCs w:val="24"/>
           <w:lang w:val="en-US"/>
         </w:rPr>
-        <w:t xml:space="preserve">Freepik. </w:t>
-      </w:r>
+        <w:t>Freepik</w:t>
+      </w:r>
+      <w:proofErr w:type="spellEnd"/>
       <w:r>
         <w:rPr>
           <w:rFonts w:ascii="Helvetica Neue Thin" w:hAnsi="Helvetica Neue Thin"/>
@@ -4172,7 +4390,36 @@
           <w:szCs w:val="24"/>
           <w:lang w:val="en-US"/>
         </w:rPr>
-        <w:t xml:space="preserve">Portrait of robot scifi (AI generate photo). </w:t>
+        <w:t xml:space="preserve">. </w:t>
+      </w:r>
+      <w:r>
+        <w:rPr>
+          <w:rFonts w:ascii="Helvetica Neue Thin" w:hAnsi="Helvetica Neue Thin"/>
+          <w:sz w:val="24"/>
+          <w:szCs w:val="24"/>
+          <w:lang w:val="en-US"/>
+        </w:rPr>
+        <w:t xml:space="preserve">Portrait of robot </w:t>
+      </w:r>
+      <w:proofErr w:type="spellStart"/>
+      <w:r>
+        <w:rPr>
+          <w:rFonts w:ascii="Helvetica Neue Thin" w:hAnsi="Helvetica Neue Thin"/>
+          <w:sz w:val="24"/>
+          <w:szCs w:val="24"/>
+          <w:lang w:val="en-US"/>
+        </w:rPr>
+        <w:t>scifi</w:t>
+      </w:r>
+      <w:proofErr w:type="spellEnd"/>
+      <w:r>
+        <w:rPr>
+          <w:rFonts w:ascii="Helvetica Neue Thin" w:hAnsi="Helvetica Neue Thin"/>
+          <w:sz w:val="24"/>
+          <w:szCs w:val="24"/>
+          <w:lang w:val="en-US"/>
+        </w:rPr>
+        <w:t xml:space="preserve"> (AI generate photo). </w:t>
       </w:r>
       <w:hyperlink r:id="rId23" w:anchor="fromView=search&amp;page=1&amp;position=46&amp;uuid=da763eec-c4a4-4052-bb98-ac71872e3e4f&amp;query=artificial+inteligence+robot" w:history="1">
         <w:r>
@@ -4207,6 +4454,7 @@
           <w:szCs w:val="36"/>
         </w:rPr>
       </w:pPr>
+      <w:proofErr w:type="spellStart"/>
       <w:r>
         <w:rPr>
           <w:rFonts w:ascii="Helvetica Neue Thin" w:hAnsi="Helvetica Neue Thin"/>
@@ -4214,7 +4462,17 @@
           <w:szCs w:val="24"/>
           <w:lang w:val="en-US"/>
         </w:rPr>
-        <w:t xml:space="preserve">Freepik. 3d rendering </w:t>
+        <w:t>Freepik</w:t>
+      </w:r>
+      <w:proofErr w:type="spellEnd"/>
+      <w:r>
+        <w:rPr>
+          <w:rFonts w:ascii="Helvetica Neue Thin" w:hAnsi="Helvetica Neue Thin"/>
+          <w:sz w:val="24"/>
+          <w:szCs w:val="24"/>
+          <w:lang w:val="en-US"/>
+        </w:rPr>
+        <w:t xml:space="preserve">. 3d rendering </w:t>
       </w:r>
       <w:r>
         <w:rPr>
@@ -4381,6 +4639,7 @@
           <w:lang w:val="en-US" w:bidi="th-TH"/>
         </w:rPr>
       </w:pPr>
+      <w:proofErr w:type="spellStart"/>
       <w:r>
         <w:rPr>
           <w:rFonts w:ascii="Helvetica Neue Thin" w:hAnsi="Helvetica Neue Thin"/>
@@ -4388,7 +4647,17 @@
           <w:szCs w:val="24"/>
           <w:lang w:val="en-US" w:bidi="th-TH"/>
         </w:rPr>
-        <w:t xml:space="preserve">Freepik: </w:t>
+        <w:t>Freepik</w:t>
+      </w:r>
+      <w:proofErr w:type="spellEnd"/>
+      <w:r>
+        <w:rPr>
+          <w:rFonts w:ascii="Helvetica Neue Thin" w:hAnsi="Helvetica Neue Thin"/>
+          <w:sz w:val="24"/>
+          <w:szCs w:val="24"/>
+          <w:lang w:val="en-US" w:bidi="th-TH"/>
+        </w:rPr>
+        <w:t xml:space="preserve">: </w:t>
       </w:r>
       <w:r>
         <w:rPr>
@@ -4435,6 +4704,7 @@
           <w:lang w:bidi="th-TH"/>
         </w:rPr>
       </w:pPr>
+      <w:proofErr w:type="spellStart"/>
       <w:r>
         <w:rPr>
           <w:rFonts w:ascii="Helvetica Neue Thin" w:hAnsi="Helvetica Neue Thin"/>
@@ -4442,7 +4712,17 @@
           <w:szCs w:val="24"/>
           <w:lang w:val="en-US" w:bidi="th-TH"/>
         </w:rPr>
-        <w:t xml:space="preserve">Jcomp: Environment conservation in the garden for children. </w:t>
+        <w:t>Jcomp</w:t>
+      </w:r>
+      <w:proofErr w:type="spellEnd"/>
+      <w:r>
+        <w:rPr>
+          <w:rFonts w:ascii="Helvetica Neue Thin" w:hAnsi="Helvetica Neue Thin"/>
+          <w:sz w:val="24"/>
+          <w:szCs w:val="24"/>
+          <w:lang w:val="en-US" w:bidi="th-TH"/>
+        </w:rPr>
+        <w:t xml:space="preserve">: Environment conservation in the garden for children. </w:t>
       </w:r>
       <w:hyperlink r:id="rId28" w:anchor="fromView=search&amp;page=1&amp;position=1&amp;uuid=020d9c98-5a7e-4c54-9445-b98a9ac314a9&amp;query=ecology" w:history="1">
         <w:r>

--- a/ReportTemplate-SP1.docx
+++ b/ReportTemplate-SP1.docx
@@ -2827,7 +2827,7 @@
           <w:noProof/>
         </w:rPr>
         <w:drawing>
-          <wp:inline distT="0" distB="0" distL="0" distR="0" wp14:anchorId="416B67F2" wp14:editId="6584868D">
+          <wp:inline distT="0" distB="0" distL="0" distR="0" wp14:anchorId="416B67F2" wp14:editId="2D3ED313">
             <wp:extent cx="5727700" cy="2120900"/>
             <wp:effectExtent l="0" t="0" r="6350" b="0"/>
             <wp:docPr id="352711695" name="Bilde 1" descr="Et bilde som inneholder tekst, skjermbilde, Font, nummer&#10;&#10;KI-generert innhold kan være feil."/>
@@ -5406,6 +5406,42 @@
           <w:szCs w:val="36"/>
         </w:rPr>
       </w:pPr>
+      <w:r>
+        <w:rPr>
+          <w:rFonts w:ascii="Helvetica Neue Thin" w:hAnsi="Helvetica Neue Thin"/>
+          <w:sz w:val="36"/>
+          <w:szCs w:val="36"/>
+        </w:rPr>
+        <w:t xml:space="preserve">GitHub Repository: </w:t>
+      </w:r>
+      <w:hyperlink r:id="rId35" w:history="1">
+        <w:r>
+          <w:rPr>
+            <w:rStyle w:val="Hyperkobling"/>
+            <w:rFonts w:ascii="Helvetica Neue Thin" w:hAnsi="Helvetica Neue Thin"/>
+            <w:sz w:val="36"/>
+            <w:szCs w:val="36"/>
+          </w:rPr>
+          <w:t>https://github.com/lee-wong13/Semester-Project-Ada</w:t>
+        </w:r>
+      </w:hyperlink>
+      <w:r>
+        <w:rPr>
+          <w:rFonts w:ascii="Helvetica Neue Thin" w:hAnsi="Helvetica Neue Thin"/>
+          <w:sz w:val="36"/>
+          <w:szCs w:val="36"/>
+        </w:rPr>
+        <w:t xml:space="preserve"> </w:t>
+      </w:r>
+    </w:p>
+    <w:p>
+      <w:pPr>
+        <w:rPr>
+          <w:rFonts w:ascii="Helvetica Neue Thin" w:hAnsi="Helvetica Neue Thin"/>
+          <w:sz w:val="36"/>
+          <w:szCs w:val="36"/>
+        </w:rPr>
+      </w:pPr>
     </w:p>
     <w:p>
       <w:pPr>
@@ -5447,7 +5483,7 @@
       </w:pPr>
     </w:p>
     <w:sectPr>
-      <w:footerReference w:type="default" r:id="rId35"/>
+      <w:footerReference w:type="default" r:id="rId36"/>
       <w:pgSz w:w="11900" w:h="16840"/>
       <w:pgMar w:top="1160" w:right="1440" w:bottom="1440" w:left="1440" w:header="708" w:footer="708" w:gutter="0"/>
       <w:cols w:space="708"/>

--- a/ReportTemplate-SP1.docx
+++ b/ReportTemplate-SP1.docx
@@ -2827,7 +2827,7 @@
           <w:noProof/>
         </w:rPr>
         <w:drawing>
-          <wp:inline distT="0" distB="0" distL="0" distR="0" wp14:anchorId="416B67F2" wp14:editId="2D3ED313">
+          <wp:inline distT="0" distB="0" distL="0" distR="0" wp14:anchorId="416B67F2" wp14:editId="6F6010BF">
             <wp:extent cx="5727700" cy="2120900"/>
             <wp:effectExtent l="0" t="0" r="6350" b="0"/>
             <wp:docPr id="352711695" name="Bilde 1" descr="Et bilde som inneholder tekst, skjermbilde, Font, nummer&#10;&#10;KI-generert innhold kan være feil."/>
@@ -4131,17 +4131,30 @@
         </w:rPr>
         <w:t xml:space="preserve"> What is Galileo’s Telescope? </w:t>
       </w:r>
-      <w:hyperlink r:id="rId19" w:history="1">
-        <w:r>
-          <w:rPr>
-            <w:rStyle w:val="Hyperkobling"/>
-            <w:rFonts w:ascii="Helvetica Neue Thin" w:hAnsi="Helvetica Neue Thin"/>
-            <w:sz w:val="24"/>
-            <w:szCs w:val="24"/>
-          </w:rPr>
-          <w:t>https://www.universetoday.com/article_images/Galileo_Bertini_fresco_of_Galileo_Galilei_and_Doge_of_Venice-e1446672024312-580x516.jpg</w:t>
-        </w:r>
-      </w:hyperlink>
+      <w:r>
+        <w:fldChar w:fldCharType="begin"/>
+      </w:r>
+      <w:r>
+        <w:rPr>
+          <w:lang w:val="en-US"/>
+        </w:rPr>
+        <w:instrText>HYPERLINK "https://www.universetoday.com/article_images/Galileo_Bertini_fresco_of_Galileo_Galilei_and_Doge_of_Venice-e1446672024312-580x516.jpg"</w:instrText>
+      </w:r>
+      <w:r>
+        <w:fldChar w:fldCharType="separate"/>
+      </w:r>
+      <w:r>
+        <w:rPr>
+          <w:rStyle w:val="Hyperkobling"/>
+          <w:rFonts w:ascii="Helvetica Neue Thin" w:hAnsi="Helvetica Neue Thin"/>
+          <w:sz w:val="24"/>
+          <w:szCs w:val="24"/>
+        </w:rPr>
+        <w:t>https://www.universetoday.com/article_images/Galileo_Bertini_fresco_of_Galileo_Galilei_and_Doge_of_Venice-e1446672024312-580x516.jpg</w:t>
+      </w:r>
+      <w:r>
+        <w:fldChar w:fldCharType="end"/>
+      </w:r>
       <w:r>
         <w:rPr>
           <w:rFonts w:ascii="Helvetica Neue Thin" w:hAnsi="Helvetica Neue Thin"/>
@@ -4193,7 +4206,7 @@
         </w:rPr>
         <w:t xml:space="preserve">planetarium. </w:t>
       </w:r>
-      <w:hyperlink r:id="rId20" w:history="1">
+      <w:hyperlink r:id="rId19" w:history="1">
         <w:r>
           <w:rPr>
             <w:rStyle w:val="Hyperkobling"/>
@@ -4261,7 +4274,7 @@
         </w:rPr>
         <w:t xml:space="preserve">n sidewalk during daytime. </w:t>
       </w:r>
-      <w:hyperlink r:id="rId21" w:history="1">
+      <w:hyperlink r:id="rId20" w:history="1">
         <w:r>
           <w:rPr>
             <w:rStyle w:val="Hyperkobling"/>
@@ -4339,7 +4352,7 @@
         </w:rPr>
         <w:t xml:space="preserve">rtificial intelligence, future technology innovation. </w:t>
       </w:r>
-      <w:hyperlink r:id="rId22" w:anchor="fromView=search&amp;page=1&amp;position=0&amp;uuid=ab31c218-448e-44a5-9df9-6161ea1ca97f&amp;query=artificial+inteligence" w:history="1">
+      <w:hyperlink r:id="rId21" w:anchor="fromView=search&amp;page=1&amp;position=0&amp;uuid=ab31c218-448e-44a5-9df9-6161ea1ca97f&amp;query=artificial+inteligence" w:history="1">
         <w:r>
           <w:rPr>
             <w:rStyle w:val="Hyperkobling"/>
@@ -4421,7 +4434,7 @@
         </w:rPr>
         <w:t xml:space="preserve"> (AI generate photo). </w:t>
       </w:r>
-      <w:hyperlink r:id="rId23" w:anchor="fromView=search&amp;page=1&amp;position=46&amp;uuid=da763eec-c4a4-4052-bb98-ac71872e3e4f&amp;query=artificial+inteligence+robot" w:history="1">
+      <w:hyperlink r:id="rId22" w:anchor="fromView=search&amp;page=1&amp;position=46&amp;uuid=da763eec-c4a4-4052-bb98-ac71872e3e4f&amp;query=artificial+inteligence+robot" w:history="1">
         <w:r>
           <w:rPr>
             <w:rStyle w:val="Hyperkobling"/>
@@ -4483,7 +4496,7 @@
         </w:rPr>
         <w:t xml:space="preserve">of biorobots concept. </w:t>
       </w:r>
-      <w:hyperlink r:id="rId24" w:anchor="fromView=keyword&amp;page=1&amp;position=0&amp;uuid=f60d28eb-3a50-410a-b577-42734bf6ed8a&amp;query=Robotics+ai+synergy" w:history="1">
+      <w:hyperlink r:id="rId23" w:anchor="fromView=keyword&amp;page=1&amp;position=0&amp;uuid=f60d28eb-3a50-410a-b577-42734bf6ed8a&amp;query=Robotics+ai+synergy" w:history="1">
         <w:r>
           <w:rPr>
             <w:rStyle w:val="Hyperkobling"/>
@@ -4525,7 +4538,7 @@
         </w:rPr>
         <w:t xml:space="preserve">Rawpixel. Robot handshake human background, futuristic digital age. </w:t>
       </w:r>
-      <w:hyperlink r:id="rId25" w:anchor="fromView=search&amp;page=1&amp;position=35&amp;uuid=357dae03-00ae-492f-baca-f85f60400de3&amp;query=robots+shake+hand" w:history="1">
+      <w:hyperlink r:id="rId24" w:anchor="fromView=search&amp;page=1&amp;position=35&amp;uuid=357dae03-00ae-492f-baca-f85f60400de3&amp;query=robots+shake+hand" w:history="1">
         <w:r>
           <w:rPr>
             <w:rStyle w:val="Hyperkobling"/>
@@ -4603,7 +4616,7 @@
         </w:rPr>
         <w:t xml:space="preserve">hoto: </w:t>
       </w:r>
-      <w:hyperlink r:id="rId26" w:anchor="fromView=search&amp;page=1&amp;position=23&amp;uuid=a3396421-d086-420e-8ef2-dea4f1ac0c14&amp;query=global+warming" w:history="1">
+      <w:hyperlink r:id="rId25" w:anchor="fromView=search&amp;page=1&amp;position=23&amp;uuid=a3396421-d086-420e-8ef2-dea4f1ac0c14&amp;query=global+warming" w:history="1">
         <w:r>
           <w:rPr>
             <w:rStyle w:val="Hyperkobling"/>
@@ -4668,7 +4681,7 @@
         </w:rPr>
         <w:t xml:space="preserve">Climate change with industrial pollution, </w:t>
       </w:r>
-      <w:hyperlink r:id="rId27" w:anchor="fromView=search&amp;page=1&amp;position=1&amp;uuid=b0c3c85f-c9cf-4d68-b49c-549c7ee4beeb&amp;query=pollution" w:history="1">
+      <w:hyperlink r:id="rId26" w:anchor="fromView=search&amp;page=1&amp;position=1&amp;uuid=b0c3c85f-c9cf-4d68-b49c-549c7ee4beeb&amp;query=pollution" w:history="1">
         <w:r>
           <w:rPr>
             <w:rStyle w:val="Hyperkobling"/>
@@ -4724,7 +4737,7 @@
         </w:rPr>
         <w:t xml:space="preserve">: Environment conservation in the garden for children. </w:t>
       </w:r>
-      <w:hyperlink r:id="rId28" w:anchor="fromView=search&amp;page=1&amp;position=1&amp;uuid=020d9c98-5a7e-4c54-9445-b98a9ac314a9&amp;query=ecology" w:history="1">
+      <w:hyperlink r:id="rId27" w:anchor="fromView=search&amp;page=1&amp;position=1&amp;uuid=020d9c98-5a7e-4c54-9445-b98a9ac314a9&amp;query=ecology" w:history="1">
         <w:r>
           <w:rPr>
             <w:rStyle w:val="Hyperkobling"/>
@@ -4787,7 +4800,7 @@
         </w:rPr>
         <w:t xml:space="preserve">ytime. </w:t>
       </w:r>
-      <w:hyperlink r:id="rId29" w:history="1">
+      <w:hyperlink r:id="rId28" w:history="1">
         <w:r>
           <w:rPr>
             <w:rStyle w:val="Hyperkobling"/>
@@ -4832,7 +4845,7 @@
         </w:rPr>
         <w:t xml:space="preserve">Girl with red hat (2020): Polar bear on white sand during daytime. </w:t>
       </w:r>
-      <w:hyperlink r:id="rId30" w:history="1">
+      <w:hyperlink r:id="rId29" w:history="1">
         <w:r>
           <w:rPr>
             <w:rStyle w:val="Hyperkobling"/>
@@ -5246,7 +5259,7 @@
         </w:rPr>
         <w:t xml:space="preserve"> </w:t>
       </w:r>
-      <w:hyperlink r:id="rId31" w:history="1">
+      <w:hyperlink r:id="rId30" w:history="1">
         <w:r>
           <w:rPr>
             <w:rStyle w:val="Hyperkobling"/>
@@ -5290,7 +5303,7 @@
         </w:rPr>
         <w:t xml:space="preserve"> </w:t>
       </w:r>
-      <w:hyperlink r:id="rId32" w:history="1">
+      <w:hyperlink r:id="rId31" w:history="1">
         <w:r>
           <w:rPr>
             <w:rStyle w:val="Hyperkobling"/>
@@ -5342,7 +5355,7 @@
         </w:rPr>
         <w:t xml:space="preserve"> </w:t>
       </w:r>
-      <w:hyperlink r:id="rId33" w:history="1">
+      <w:hyperlink r:id="rId32" w:history="1">
         <w:r>
           <w:rPr>
             <w:rStyle w:val="Hyperkobling"/>
@@ -5378,7 +5391,7 @@
         </w:rPr>
         <w:t xml:space="preserve">Live website: </w:t>
       </w:r>
-      <w:hyperlink r:id="rId34" w:history="1">
+      <w:hyperlink r:id="rId33" w:history="1">
         <w:r>
           <w:rPr>
             <w:rStyle w:val="Hyperkobling"/>
@@ -5414,7 +5427,7 @@
         </w:rPr>
         <w:t xml:space="preserve">GitHub Repository: </w:t>
       </w:r>
-      <w:hyperlink r:id="rId35" w:history="1">
+      <w:hyperlink r:id="rId34" w:history="1">
         <w:r>
           <w:rPr>
             <w:rStyle w:val="Hyperkobling"/>
@@ -5483,7 +5496,7 @@
       </w:pPr>
     </w:p>
     <w:sectPr>
-      <w:footerReference w:type="default" r:id="rId36"/>
+      <w:footerReference w:type="default" r:id="rId35"/>
       <w:pgSz w:w="11900" w:h="16840"/>
       <w:pgMar w:top="1160" w:right="1440" w:bottom="1440" w:left="1440" w:header="708" w:footer="708" w:gutter="0"/>
       <w:cols w:space="708"/>
